--- a/Doku/DOKU Teil 1 IHK.docx
+++ b/Doku/DOKU Teil 1 IHK.docx
@@ -39,28 +39,34 @@
     </w:p>
     <w:p>
       <w:r>
-        <w:t xml:space="preserve">Das Projekt zur Implementierung einer relationalen Datenbankstruktur zur Inventarisierung und Verwaltung von den physischen Geräten im Unternehmen, wird in der Firma RST-Veolia </w:t>
-      </w:r>
-      <w:proofErr w:type="spellStart"/>
-      <w:r>
-        <w:t>Co.Kg</w:t>
-      </w:r>
-      <w:proofErr w:type="spellEnd"/>
-      <w:r>
-        <w:t xml:space="preserve"> in Herrenberg durchgeführt. Die Firma ist ein Entsorgungsfachbetrieb für die anfallenden Abfälle die in einer Werkstatt anfallen.</w:t>
-      </w:r>
-    </w:p>
+        <w:t xml:space="preserve">Das Projekt </w:t>
+      </w:r>
+      <w:r>
+        <w:t>für die</w:t>
+      </w:r>
+      <w:r>
+        <w:t xml:space="preserve"> Implementierung einer relationalen Datenbankstruktur zur Inventarisierung und Verwaltung von den physischen Geräten im Unternehmen, wird in der Firma RST-Veolia Co.Kg in Herrenberg durchgeführt. </w:t>
+      </w:r>
+    </w:p>
+    <w:p/>
+    <w:p>
+      <w:r>
+        <w:t>RST-Veolia</w:t>
+      </w:r>
+      <w:r>
+        <w:t xml:space="preserve"> ist ein Entsorgungsfachbetrieb für die anfallenden Abfälle die in einer Werkstatt anfallen.</w:t>
+      </w:r>
+    </w:p>
+    <w:p/>
     <w:p>
       <w:r>
         <w:t xml:space="preserve">Die RST-Veolia GmbH &amp; Co.KG beschäftigt am Standort Herrenberg </w:t>
       </w:r>
-      <w:proofErr w:type="spellStart"/>
-      <w:r>
-        <w:t>c.a</w:t>
-      </w:r>
-      <w:proofErr w:type="spellEnd"/>
-      <w:r>
-        <w:t>. 30 Mitarbeiter. Die IT des Unternehmens besteht aus zwei Personen, weshalb man auf einen effizienten Arbeitsalltag angewiesen ist.</w:t>
+      <w:r>
+        <w:t>ungefähr</w:t>
+      </w:r>
+      <w:r>
+        <w:t xml:space="preserve"> 30 Mitarbeiter. Die IT des Unternehmens besteht aus zwei Personen, weshalb man auf einen effizienten Arbeitsalltag angewiesen ist.</w:t>
       </w:r>
     </w:p>
     <w:p/>
@@ -137,10 +143,7 @@
         <w:t>3</w:t>
       </w:r>
       <w:r>
-        <w:t xml:space="preserve">  Projekt</w:t>
-      </w:r>
-      <w:r>
-        <w:t>abgrenzung</w:t>
+        <w:t xml:space="preserve">  Projektabgrenzung</w:t>
       </w:r>
     </w:p>
     <w:p>
@@ -317,10 +320,16 @@
           <w:sz w:val="22"/>
           <w:szCs w:val="22"/>
         </w:rPr>
-        <w:t xml:space="preserve"> (</w:t>
-      </w:r>
-      <w:proofErr w:type="spellStart"/>
-      <w:r>
+        <w:t xml:space="preserve"> (RSTInventar)</w:t>
+      </w:r>
+    </w:p>
+    <w:p>
+      <w:pPr>
+        <w:pStyle w:val="berschrift2"/>
+        <w:numPr>
+          <w:ilvl w:val="0"/>
+          <w:numId w:val="23"/>
+        </w:numPr>
         <w:rPr>
           <w:rFonts w:asciiTheme="minorHAnsi" w:hAnsiTheme="minorHAnsi" w:cstheme="minorHAnsi"/>
           <w:b w:val="0"/>
@@ -329,9 +338,7 @@
           <w:sz w:val="22"/>
           <w:szCs w:val="22"/>
         </w:rPr>
-        <w:t>RSTInventar</w:t>
-      </w:r>
-      <w:proofErr w:type="spellEnd"/>
+      </w:pPr>
       <w:r>
         <w:rPr>
           <w:rFonts w:asciiTheme="minorHAnsi" w:hAnsiTheme="minorHAnsi" w:cstheme="minorHAnsi"/>
@@ -341,16 +348,9 @@
           <w:sz w:val="22"/>
           <w:szCs w:val="22"/>
         </w:rPr>
-        <w:t>)</w:t>
-      </w:r>
-    </w:p>
-    <w:p>
-      <w:pPr>
-        <w:pStyle w:val="berschrift2"/>
-        <w:numPr>
-          <w:ilvl w:val="0"/>
-          <w:numId w:val="23"/>
-        </w:numPr>
+        <w:t>Konfiguration aller Tabellen, FKs,</w:t>
+      </w:r>
+      <w:r>
         <w:rPr>
           <w:rFonts w:asciiTheme="minorHAnsi" w:hAnsiTheme="minorHAnsi" w:cstheme="minorHAnsi"/>
           <w:b w:val="0"/>
@@ -359,7 +359,8 @@
           <w:sz w:val="22"/>
           <w:szCs w:val="22"/>
         </w:rPr>
-      </w:pPr>
+        <w:t xml:space="preserve"> Indexe, Trigger und Stored Procedure</w:t>
+      </w:r>
       <w:r>
         <w:rPr>
           <w:rFonts w:asciiTheme="minorHAnsi" w:hAnsiTheme="minorHAnsi" w:cstheme="minorHAnsi"/>
@@ -369,9 +370,16 @@
           <w:sz w:val="22"/>
           <w:szCs w:val="22"/>
         </w:rPr>
-        <w:t>Konfiguration aller Tabellen, FKs,</w:t>
-      </w:r>
-      <w:r>
+        <w:tab/>
+      </w:r>
+    </w:p>
+    <w:p>
+      <w:pPr>
+        <w:pStyle w:val="berschrift2"/>
+        <w:numPr>
+          <w:ilvl w:val="0"/>
+          <w:numId w:val="23"/>
+        </w:numPr>
         <w:rPr>
           <w:rFonts w:asciiTheme="minorHAnsi" w:hAnsiTheme="minorHAnsi" w:cstheme="minorHAnsi"/>
           <w:b w:val="0"/>
@@ -380,9 +388,7 @@
           <w:sz w:val="22"/>
           <w:szCs w:val="22"/>
         </w:rPr>
-        <w:t xml:space="preserve"> Indexe, Trigger und </w:t>
-      </w:r>
-      <w:proofErr w:type="spellStart"/>
+      </w:pPr>
       <w:r>
         <w:rPr>
           <w:rFonts w:asciiTheme="minorHAnsi" w:hAnsiTheme="minorHAnsi" w:cstheme="minorHAnsi"/>
@@ -392,9 +398,8 @@
           <w:sz w:val="22"/>
           <w:szCs w:val="22"/>
         </w:rPr>
-        <w:t>Stored</w:t>
-      </w:r>
-      <w:proofErr w:type="spellEnd"/>
+        <w:t>Aufbau einer PHP-Webanwendung</w:t>
+      </w:r>
       <w:r>
         <w:rPr>
           <w:rFonts w:asciiTheme="minorHAnsi" w:hAnsiTheme="minorHAnsi" w:cstheme="minorHAnsi"/>
@@ -404,10 +409,16 @@
           <w:sz w:val="22"/>
           <w:szCs w:val="22"/>
         </w:rPr>
-        <w:t xml:space="preserve"> </w:t>
-      </w:r>
-      <w:proofErr w:type="spellStart"/>
-      <w:r>
+        <w:t xml:space="preserve"> zur Verwaltung des Inventars</w:t>
+      </w:r>
+    </w:p>
+    <w:p>
+      <w:pPr>
+        <w:pStyle w:val="berschrift2"/>
+        <w:numPr>
+          <w:ilvl w:val="0"/>
+          <w:numId w:val="23"/>
+        </w:numPr>
         <w:rPr>
           <w:rFonts w:asciiTheme="minorHAnsi" w:hAnsiTheme="minorHAnsi" w:cstheme="minorHAnsi"/>
           <w:b w:val="0"/>
@@ -416,9 +427,7 @@
           <w:sz w:val="22"/>
           <w:szCs w:val="22"/>
         </w:rPr>
-        <w:t>Procedure</w:t>
-      </w:r>
-      <w:proofErr w:type="spellEnd"/>
+      </w:pPr>
       <w:r>
         <w:rPr>
           <w:rFonts w:asciiTheme="minorHAnsi" w:hAnsiTheme="minorHAnsi" w:cstheme="minorHAnsi"/>
@@ -428,7 +437,8 @@
           <w:sz w:val="22"/>
           <w:szCs w:val="22"/>
         </w:rPr>
-        <w:tab/>
+        <w:lastRenderedPageBreak/>
+        <w:t>Generierung und Ausgabe von Barcodes mithilfe der Bibliothek Picqer</w:t>
       </w:r>
     </w:p>
     <w:p>
@@ -456,125 +466,8 @@
           <w:sz w:val="22"/>
           <w:szCs w:val="22"/>
         </w:rPr>
-        <w:t>Aufbau einer PHP-Webanwendung</w:t>
-      </w:r>
-      <w:r>
-        <w:rPr>
-          <w:rFonts w:asciiTheme="minorHAnsi" w:hAnsiTheme="minorHAnsi" w:cstheme="minorHAnsi"/>
-          <w:b w:val="0"/>
-          <w:bCs w:val="0"/>
-          <w:color w:val="auto"/>
-          <w:sz w:val="22"/>
-          <w:szCs w:val="22"/>
-        </w:rPr>
-        <w:t xml:space="preserve"> zur Verwaltung des Inventars</w:t>
-      </w:r>
-    </w:p>
-    <w:p>
-      <w:pPr>
-        <w:pStyle w:val="berschrift2"/>
-        <w:numPr>
-          <w:ilvl w:val="0"/>
-          <w:numId w:val="23"/>
-        </w:numPr>
-        <w:rPr>
-          <w:rFonts w:asciiTheme="minorHAnsi" w:hAnsiTheme="minorHAnsi" w:cstheme="minorHAnsi"/>
-          <w:b w:val="0"/>
-          <w:bCs w:val="0"/>
-          <w:color w:val="auto"/>
-          <w:sz w:val="22"/>
-          <w:szCs w:val="22"/>
-        </w:rPr>
-      </w:pPr>
-      <w:r>
-        <w:rPr>
-          <w:rFonts w:asciiTheme="minorHAnsi" w:hAnsiTheme="minorHAnsi" w:cstheme="minorHAnsi"/>
-          <w:b w:val="0"/>
-          <w:bCs w:val="0"/>
-          <w:color w:val="auto"/>
-          <w:sz w:val="22"/>
-          <w:szCs w:val="22"/>
-        </w:rPr>
-        <w:t xml:space="preserve">Generierung und Ausgabe von Barcodes mithilfe der Bibliothek </w:t>
-      </w:r>
-      <w:proofErr w:type="spellStart"/>
-      <w:r>
-        <w:rPr>
-          <w:rFonts w:asciiTheme="minorHAnsi" w:hAnsiTheme="minorHAnsi" w:cstheme="minorHAnsi"/>
-          <w:b w:val="0"/>
-          <w:bCs w:val="0"/>
-          <w:color w:val="auto"/>
-          <w:sz w:val="22"/>
-          <w:szCs w:val="22"/>
-        </w:rPr>
-        <w:t>Picqer</w:t>
-      </w:r>
-      <w:proofErr w:type="spellEnd"/>
-    </w:p>
-    <w:p>
-      <w:pPr>
-        <w:pStyle w:val="berschrift2"/>
-        <w:numPr>
-          <w:ilvl w:val="0"/>
-          <w:numId w:val="23"/>
-        </w:numPr>
-        <w:rPr>
-          <w:rFonts w:asciiTheme="minorHAnsi" w:hAnsiTheme="minorHAnsi" w:cstheme="minorHAnsi"/>
-          <w:b w:val="0"/>
-          <w:bCs w:val="0"/>
-          <w:color w:val="auto"/>
-          <w:sz w:val="22"/>
-          <w:szCs w:val="22"/>
-        </w:rPr>
-      </w:pPr>
-      <w:r>
-        <w:rPr>
-          <w:rFonts w:asciiTheme="minorHAnsi" w:hAnsiTheme="minorHAnsi" w:cstheme="minorHAnsi"/>
-          <w:b w:val="0"/>
-          <w:bCs w:val="0"/>
-          <w:color w:val="auto"/>
-          <w:sz w:val="22"/>
-          <w:szCs w:val="22"/>
-        </w:rPr>
-        <w:t xml:space="preserve">Erstellung des GitHub Repositorys für ein </w:t>
-      </w:r>
-      <w:proofErr w:type="spellStart"/>
-      <w:r>
-        <w:rPr>
-          <w:rFonts w:asciiTheme="minorHAnsi" w:hAnsiTheme="minorHAnsi" w:cstheme="minorHAnsi"/>
-          <w:b w:val="0"/>
-          <w:bCs w:val="0"/>
-          <w:color w:val="auto"/>
-          <w:sz w:val="22"/>
-          <w:szCs w:val="22"/>
-        </w:rPr>
-        <w:t>Fallback</w:t>
-      </w:r>
-      <w:proofErr w:type="spellEnd"/>
-      <w:r>
-        <w:rPr>
-          <w:rFonts w:asciiTheme="minorHAnsi" w:hAnsiTheme="minorHAnsi" w:cstheme="minorHAnsi"/>
-          <w:b w:val="0"/>
-          <w:bCs w:val="0"/>
-          <w:color w:val="auto"/>
-          <w:sz w:val="22"/>
-          <w:szCs w:val="22"/>
-        </w:rPr>
-        <w:t xml:space="preserve"> und zur Versionsverwaltung des </w:t>
-      </w:r>
-      <w:proofErr w:type="spellStart"/>
-      <w:r>
-        <w:rPr>
-          <w:rFonts w:asciiTheme="minorHAnsi" w:hAnsiTheme="minorHAnsi" w:cstheme="minorHAnsi"/>
-          <w:b w:val="0"/>
-          <w:bCs w:val="0"/>
-          <w:color w:val="auto"/>
-          <w:sz w:val="22"/>
-          <w:szCs w:val="22"/>
-        </w:rPr>
-        <w:t>Systemes</w:t>
-      </w:r>
-      <w:proofErr w:type="spellEnd"/>
+        <w:t>Erstellung des GitHub Repositorys für ein Fallback und zur Versionsverwaltung des Systemes</w:t>
+      </w:r>
     </w:p>
     <w:p>
       <w:pPr>
@@ -1204,6 +1097,7 @@
               <w:spacing w:before="60" w:after="60"/>
             </w:pPr>
             <w:r>
+              <w:lastRenderedPageBreak/>
               <w:t>XAMMP</w:t>
             </w:r>
           </w:p>
@@ -1218,15 +1112,7 @@
               <w:cnfStyle w:val="000000100000" w:firstRow="0" w:lastRow="0" w:firstColumn="0" w:lastColumn="0" w:oddVBand="0" w:evenVBand="0" w:oddHBand="1" w:evenHBand="0" w:firstRowFirstColumn="0" w:firstRowLastColumn="0" w:lastRowFirstColumn="0" w:lastRowLastColumn="0"/>
             </w:pPr>
             <w:r>
-              <w:t xml:space="preserve">Lokale Entwicklungsumgebung, diese stellt Apache, </w:t>
-            </w:r>
-            <w:proofErr w:type="spellStart"/>
-            <w:r>
-              <w:t>MariaDB</w:t>
-            </w:r>
-            <w:proofErr w:type="spellEnd"/>
-            <w:r>
-              <w:t xml:space="preserve"> und PHP sofort und gebündelt zur Verfügung.</w:t>
+              <w:t>Lokale Entwicklungsumgebung, diese stellt Apache, MariaDB und PHP sofort und gebündelt zur Verfügung.</w:t>
             </w:r>
           </w:p>
         </w:tc>
@@ -1278,11 +1164,9 @@
             <w:pPr>
               <w:spacing w:before="60" w:after="60"/>
             </w:pPr>
-            <w:proofErr w:type="spellStart"/>
             <w:r>
               <w:t>MariaDB</w:t>
             </w:r>
-            <w:proofErr w:type="spellEnd"/>
           </w:p>
         </w:tc>
         <w:tc>
@@ -1331,13 +1215,8 @@
               <w:cnfStyle w:val="000000000000" w:firstRow="0" w:lastRow="0" w:firstColumn="0" w:lastColumn="0" w:oddVBand="0" w:evenVBand="0" w:oddHBand="0" w:evenHBand="0" w:firstRowFirstColumn="0" w:firstRowLastColumn="0" w:lastRowFirstColumn="0" w:lastRowLastColumn="0"/>
             </w:pPr>
             <w:r>
-              <w:t xml:space="preserve">Administratoroberfläche für die </w:t>
-            </w:r>
-            <w:proofErr w:type="spellStart"/>
-            <w:r>
-              <w:t>MariaDB</w:t>
-            </w:r>
-            <w:proofErr w:type="spellEnd"/>
+              <w:t>Administratoroberfläche für die MariaDB</w:t>
+            </w:r>
           </w:p>
         </w:tc>
       </w:tr>
@@ -1533,15 +1412,7 @@
         </w:numPr>
       </w:pPr>
       <w:r>
-        <w:t>Eine eindeutige Inventarnummer (</w:t>
-      </w:r>
-      <w:proofErr w:type="spellStart"/>
-      <w:r>
-        <w:t>z.B</w:t>
-      </w:r>
-      <w:proofErr w:type="spellEnd"/>
-      <w:r>
-        <w:t xml:space="preserve"> INV001, ZU0120)</w:t>
+        <w:t>Eine eindeutige Inventarnummer (z.B INV001, ZU0120)</w:t>
       </w:r>
     </w:p>
     <w:p>
@@ -1622,15 +1493,7 @@
         </w:numPr>
       </w:pPr>
       <w:r>
-        <w:t xml:space="preserve">Insgesamt 30 Arbeitsplätze ( </w:t>
-      </w:r>
-      <w:proofErr w:type="spellStart"/>
-      <w:r>
-        <w:t>c.a</w:t>
-      </w:r>
-      <w:proofErr w:type="spellEnd"/>
-      <w:r>
-        <w:t xml:space="preserve"> 27 in DE und 3 in Spanien)</w:t>
+        <w:t>Insgesamt 30 Arbeitsplätze ( c.a 27 in DE und 3 in Spanien)</w:t>
       </w:r>
     </w:p>
     <w:p>
@@ -1666,6 +1529,7 @@
         </w:numPr>
       </w:pPr>
       <w:r>
+        <w:lastRenderedPageBreak/>
         <w:t>1 Archiv</w:t>
       </w:r>
     </w:p>
@@ -1817,18 +1681,10 @@
               <w:t>schnell</w:t>
             </w:r>
             <w:r>
-              <w:t xml:space="preserve"> eine Datenkorruption. Um diese </w:t>
-            </w:r>
-            <w:proofErr w:type="spellStart"/>
-            <w:r>
-              <w:t>zubehebe</w:t>
-            </w:r>
-            <w:r>
-              <w:t>n</w:t>
-            </w:r>
-            <w:proofErr w:type="spellEnd"/>
-            <w:r>
-              <w:t xml:space="preserve"> muss man mehrere Excel Tabellen miteinander abgleichen.</w:t>
+              <w:t xml:space="preserve"> eine Datenkorruption. Um diese zubehebe</w:t>
+            </w:r>
+            <w:r>
+              <w:t>n muss man mehrere Excel Tabellen miteinander abgleichen.</w:t>
             </w:r>
           </w:p>
         </w:tc>
@@ -2145,13 +2001,8 @@
         </w:numPr>
       </w:pPr>
       <w:r>
-        <w:t xml:space="preserve">Wenn der Artikel schon in Benutzung war und wieder ins Archiv geht, wird der aktuelle Zustand festgestellt und in das System </w:t>
-      </w:r>
-      <w:proofErr w:type="spellStart"/>
-      <w:r>
-        <w:t>eingetrage</w:t>
-      </w:r>
-      <w:proofErr w:type="spellEnd"/>
+        <w:t>Wenn der Artikel schon in Benutzung war und wieder ins Archiv geht, wird der aktuelle Zustand festgestellt und in das System eingetrage</w:t>
+      </w:r>
     </w:p>
     <w:p>
       <w:pPr>
@@ -2215,6 +2066,7 @@
         </w:numPr>
       </w:pPr>
       <w:r>
+        <w:lastRenderedPageBreak/>
         <w:t>PCs/Laptops</w:t>
       </w:r>
     </w:p>
@@ -2650,6 +2502,7 @@
         <w:rPr>
           <w:noProof/>
         </w:rPr>
+        <w:lastRenderedPageBreak/>
         <w:drawing>
           <wp:inline distT="0" distB="0" distL="0" distR="0" wp14:anchorId="6DAEA9FC" wp14:editId="414890EC">
             <wp:extent cx="5745480" cy="3567561"/>
@@ -2926,11 +2779,9 @@
                 <w:bCs w:val="0"/>
               </w:rPr>
             </w:pPr>
-            <w:proofErr w:type="spellStart"/>
             <w:r>
               <w:t>G_Name</w:t>
             </w:r>
-            <w:proofErr w:type="spellEnd"/>
           </w:p>
         </w:tc>
         <w:tc>
@@ -2941,13 +2792,8 @@
             <w:pPr>
               <w:cnfStyle w:val="000000000000" w:firstRow="0" w:lastRow="0" w:firstColumn="0" w:lastColumn="0" w:oddVBand="0" w:evenVBand="0" w:oddHBand="0" w:evenHBand="0" w:firstRowFirstColumn="0" w:firstRowLastColumn="0" w:lastRowFirstColumn="0" w:lastRowLastColumn="0"/>
             </w:pPr>
-            <w:proofErr w:type="spellStart"/>
-            <w:r>
-              <w:t>Varchar</w:t>
-            </w:r>
-            <w:proofErr w:type="spellEnd"/>
-            <w:r>
-              <w:t>(255)</w:t>
+            <w:r>
+              <w:t>Varchar(255)</w:t>
             </w:r>
           </w:p>
         </w:tc>
@@ -2991,11 +2837,9 @@
                 <w:bCs w:val="0"/>
               </w:rPr>
             </w:pPr>
-            <w:proofErr w:type="spellStart"/>
             <w:r>
               <w:t>G_Lieferant</w:t>
             </w:r>
-            <w:proofErr w:type="spellEnd"/>
           </w:p>
         </w:tc>
         <w:tc>
@@ -3006,13 +2850,8 @@
             <w:pPr>
               <w:cnfStyle w:val="000000100000" w:firstRow="0" w:lastRow="0" w:firstColumn="0" w:lastColumn="0" w:oddVBand="0" w:evenVBand="0" w:oddHBand="1" w:evenHBand="0" w:firstRowFirstColumn="0" w:firstRowLastColumn="0" w:lastRowFirstColumn="0" w:lastRowLastColumn="0"/>
             </w:pPr>
-            <w:proofErr w:type="spellStart"/>
-            <w:r>
-              <w:t>Varchar</w:t>
-            </w:r>
-            <w:proofErr w:type="spellEnd"/>
-            <w:r>
-              <w:t>(150)</w:t>
+            <w:r>
+              <w:t>Varchar(150)</w:t>
             </w:r>
           </w:p>
         </w:tc>
@@ -3053,11 +2892,9 @@
                 <w:bCs w:val="0"/>
               </w:rPr>
             </w:pPr>
-            <w:proofErr w:type="spellStart"/>
             <w:r>
               <w:t>G_Kaufdatum</w:t>
             </w:r>
-            <w:proofErr w:type="spellEnd"/>
           </w:p>
         </w:tc>
         <w:tc>
@@ -3113,11 +2950,9 @@
                 <w:bCs w:val="0"/>
               </w:rPr>
             </w:pPr>
-            <w:proofErr w:type="spellStart"/>
             <w:r>
               <w:t>G_Kosten</w:t>
             </w:r>
-            <w:proofErr w:type="spellEnd"/>
           </w:p>
         </w:tc>
         <w:tc>
@@ -3128,13 +2963,8 @@
             <w:pPr>
               <w:cnfStyle w:val="000000100000" w:firstRow="0" w:lastRow="0" w:firstColumn="0" w:lastColumn="0" w:oddVBand="0" w:evenVBand="0" w:oddHBand="1" w:evenHBand="0" w:firstRowFirstColumn="0" w:firstRowLastColumn="0" w:lastRowFirstColumn="0" w:lastRowLastColumn="0"/>
             </w:pPr>
-            <w:proofErr w:type="spellStart"/>
-            <w:r>
-              <w:t>Decimal</w:t>
-            </w:r>
-            <w:proofErr w:type="spellEnd"/>
-            <w:r>
-              <w:t>(10,2)</w:t>
+            <w:r>
+              <w:t>Decimal(10,2)</w:t>
             </w:r>
           </w:p>
         </w:tc>
@@ -3175,11 +3005,9 @@
                 <w:bCs w:val="0"/>
               </w:rPr>
             </w:pPr>
-            <w:proofErr w:type="spellStart"/>
             <w:r>
               <w:t>G_Garantieende</w:t>
             </w:r>
-            <w:proofErr w:type="spellEnd"/>
           </w:p>
         </w:tc>
         <w:tc>
@@ -3235,11 +3063,9 @@
                 <w:bCs w:val="0"/>
               </w:rPr>
             </w:pPr>
-            <w:proofErr w:type="spellStart"/>
             <w:r>
               <w:t>G_CreateDate</w:t>
             </w:r>
-            <w:proofErr w:type="spellEnd"/>
           </w:p>
         </w:tc>
         <w:tc>
@@ -3250,11 +3076,9 @@
             <w:pPr>
               <w:cnfStyle w:val="000000100000" w:firstRow="0" w:lastRow="0" w:firstColumn="0" w:lastColumn="0" w:oddVBand="0" w:evenVBand="0" w:oddHBand="1" w:evenHBand="0" w:firstRowFirstColumn="0" w:firstRowLastColumn="0" w:lastRowFirstColumn="0" w:lastRowLastColumn="0"/>
             </w:pPr>
-            <w:proofErr w:type="spellStart"/>
             <w:r>
               <w:t>Datetime</w:t>
             </w:r>
-            <w:proofErr w:type="spellEnd"/>
           </w:p>
         </w:tc>
         <w:tc>
@@ -3294,11 +3118,9 @@
                 <w:bCs w:val="0"/>
               </w:rPr>
             </w:pPr>
-            <w:proofErr w:type="spellStart"/>
             <w:r>
               <w:t>G_Creator</w:t>
             </w:r>
-            <w:proofErr w:type="spellEnd"/>
           </w:p>
         </w:tc>
         <w:tc>
@@ -3309,13 +3131,8 @@
             <w:pPr>
               <w:cnfStyle w:val="000000000000" w:firstRow="0" w:lastRow="0" w:firstColumn="0" w:lastColumn="0" w:oddVBand="0" w:evenVBand="0" w:oddHBand="0" w:evenHBand="0" w:firstRowFirstColumn="0" w:firstRowLastColumn="0" w:lastRowFirstColumn="0" w:lastRowLastColumn="0"/>
             </w:pPr>
-            <w:proofErr w:type="spellStart"/>
-            <w:r>
-              <w:t>Varchar</w:t>
-            </w:r>
-            <w:proofErr w:type="spellEnd"/>
-            <w:r>
-              <w:t>(100)</w:t>
+            <w:r>
+              <w:t>Varchar(100)</w:t>
             </w:r>
           </w:p>
         </w:tc>
@@ -3359,11 +3176,9 @@
                 <w:bCs w:val="0"/>
               </w:rPr>
             </w:pPr>
-            <w:proofErr w:type="spellStart"/>
             <w:r>
               <w:t>G_ChangeDate</w:t>
             </w:r>
-            <w:proofErr w:type="spellEnd"/>
           </w:p>
         </w:tc>
         <w:tc>
@@ -3374,11 +3189,9 @@
             <w:pPr>
               <w:cnfStyle w:val="000000100000" w:firstRow="0" w:lastRow="0" w:firstColumn="0" w:lastColumn="0" w:oddVBand="0" w:evenVBand="0" w:oddHBand="1" w:evenHBand="0" w:firstRowFirstColumn="0" w:firstRowLastColumn="0" w:lastRowFirstColumn="0" w:lastRowLastColumn="0"/>
             </w:pPr>
-            <w:proofErr w:type="spellStart"/>
             <w:r>
               <w:t>Datetime</w:t>
             </w:r>
-            <w:proofErr w:type="spellEnd"/>
           </w:p>
         </w:tc>
         <w:tc>
@@ -3418,11 +3231,9 @@
                 <w:bCs w:val="0"/>
               </w:rPr>
             </w:pPr>
-            <w:proofErr w:type="spellStart"/>
             <w:r>
               <w:t>G_changer</w:t>
             </w:r>
-            <w:proofErr w:type="spellEnd"/>
           </w:p>
         </w:tc>
         <w:tc>
@@ -3433,13 +3244,8 @@
             <w:pPr>
               <w:cnfStyle w:val="000000000000" w:firstRow="0" w:lastRow="0" w:firstColumn="0" w:lastColumn="0" w:oddVBand="0" w:evenVBand="0" w:oddHBand="0" w:evenHBand="0" w:firstRowFirstColumn="0" w:firstRowLastColumn="0" w:lastRowFirstColumn="0" w:lastRowLastColumn="0"/>
             </w:pPr>
-            <w:proofErr w:type="spellStart"/>
-            <w:r>
-              <w:t>Varchar</w:t>
-            </w:r>
-            <w:proofErr w:type="spellEnd"/>
-            <w:r>
-              <w:t>(100)</w:t>
+            <w:r>
+              <w:t>Varchar(100)</w:t>
             </w:r>
           </w:p>
         </w:tc>
@@ -3643,15 +3449,7 @@
         <w:t>In der Tabelle „Kategorie“ werden alle</w:t>
       </w:r>
       <w:r>
-        <w:t xml:space="preserve"> Gerätekategorien wie (z.B. </w:t>
-      </w:r>
-      <w:proofErr w:type="spellStart"/>
-      <w:r>
-        <w:t>Montitor</w:t>
-      </w:r>
-      <w:proofErr w:type="spellEnd"/>
-      <w:r>
-        <w:t>, Server, Netzwerkgeräte) definiert.</w:t>
+        <w:t xml:space="preserve"> Gerätekategorien wie (z.B. Montitor, Server, Netzwerkgeräte) definiert.</w:t>
       </w:r>
       <w:r>
         <w:t xml:space="preserve"> Jede Kategorie kann mithilfe des Fremdschlüssels „KID“ in der Gerätetabelle</w:t>
@@ -3701,6 +3499,7 @@
                 <w:sz w:val="22"/>
                 <w:szCs w:val="22"/>
               </w:rPr>
+              <w:lastRenderedPageBreak/>
               <w:t>Feldname</w:t>
             </w:r>
           </w:p>
@@ -3930,7 +3729,6 @@
                 <w:szCs w:val="22"/>
               </w:rPr>
             </w:pPr>
-            <w:proofErr w:type="spellStart"/>
             <w:r>
               <w:rPr>
                 <w:b/>
@@ -3941,7 +3739,6 @@
               </w:rPr>
               <w:t>K_Name</w:t>
             </w:r>
-            <w:proofErr w:type="spellEnd"/>
           </w:p>
         </w:tc>
         <w:tc>
@@ -3961,7 +3758,6 @@
                 <w:szCs w:val="22"/>
               </w:rPr>
             </w:pPr>
-            <w:proofErr w:type="spellStart"/>
             <w:r>
               <w:rPr>
                 <w:b w:val="0"/>
@@ -3970,18 +3766,7 @@
                 <w:sz w:val="22"/>
                 <w:szCs w:val="22"/>
               </w:rPr>
-              <w:t>Varchar</w:t>
-            </w:r>
-            <w:proofErr w:type="spellEnd"/>
-            <w:r>
-              <w:rPr>
-                <w:b w:val="0"/>
-                <w:bCs w:val="0"/>
-                <w:color w:val="auto"/>
-                <w:sz w:val="22"/>
-                <w:szCs w:val="22"/>
-              </w:rPr>
-              <w:t>(100)</w:t>
+              <w:t>Varchar(100)</w:t>
             </w:r>
           </w:p>
         </w:tc>
@@ -4055,7 +3840,6 @@
                 <w:szCs w:val="22"/>
               </w:rPr>
             </w:pPr>
-            <w:proofErr w:type="spellStart"/>
             <w:r>
               <w:rPr>
                 <w:b/>
@@ -4066,7 +3850,6 @@
               </w:rPr>
               <w:t>K_CreateDate</w:t>
             </w:r>
-            <w:proofErr w:type="spellEnd"/>
           </w:p>
         </w:tc>
         <w:tc>
@@ -4086,7 +3869,6 @@
                 <w:szCs w:val="22"/>
               </w:rPr>
             </w:pPr>
-            <w:proofErr w:type="spellStart"/>
             <w:r>
               <w:rPr>
                 <w:b w:val="0"/>
@@ -4097,7 +3879,6 @@
               </w:rPr>
               <w:t>Datetime</w:t>
             </w:r>
-            <w:proofErr w:type="spellEnd"/>
           </w:p>
         </w:tc>
         <w:tc>
@@ -4167,7 +3948,6 @@
                 <w:szCs w:val="22"/>
               </w:rPr>
             </w:pPr>
-            <w:proofErr w:type="spellStart"/>
             <w:r>
               <w:rPr>
                 <w:b/>
@@ -4178,7 +3958,6 @@
               </w:rPr>
               <w:t>K_Creator</w:t>
             </w:r>
-            <w:proofErr w:type="spellEnd"/>
           </w:p>
         </w:tc>
         <w:tc>
@@ -4198,7 +3977,6 @@
                 <w:szCs w:val="22"/>
               </w:rPr>
             </w:pPr>
-            <w:proofErr w:type="spellStart"/>
             <w:r>
               <w:rPr>
                 <w:b w:val="0"/>
@@ -4207,18 +3985,7 @@
                 <w:sz w:val="22"/>
                 <w:szCs w:val="22"/>
               </w:rPr>
-              <w:t>Varchar</w:t>
-            </w:r>
-            <w:proofErr w:type="spellEnd"/>
-            <w:r>
-              <w:rPr>
-                <w:b w:val="0"/>
-                <w:bCs w:val="0"/>
-                <w:color w:val="auto"/>
-                <w:sz w:val="22"/>
-                <w:szCs w:val="22"/>
-              </w:rPr>
-              <w:t>(100)</w:t>
+              <w:t>Varchar(100)</w:t>
             </w:r>
           </w:p>
         </w:tc>
@@ -4292,7 +4059,6 @@
                 <w:szCs w:val="22"/>
               </w:rPr>
             </w:pPr>
-            <w:proofErr w:type="spellStart"/>
             <w:r>
               <w:rPr>
                 <w:b/>
@@ -4313,7 +4079,6 @@
               </w:rPr>
               <w:t>ChangeDate</w:t>
             </w:r>
-            <w:proofErr w:type="spellEnd"/>
           </w:p>
         </w:tc>
         <w:tc>
@@ -4333,7 +4098,6 @@
                 <w:szCs w:val="22"/>
               </w:rPr>
             </w:pPr>
-            <w:proofErr w:type="spellStart"/>
             <w:r>
               <w:rPr>
                 <w:b w:val="0"/>
@@ -4344,7 +4108,6 @@
               </w:rPr>
               <w:t>Datetime</w:t>
             </w:r>
-            <w:proofErr w:type="spellEnd"/>
           </w:p>
         </w:tc>
         <w:tc>
@@ -4414,7 +4177,6 @@
                 <w:szCs w:val="22"/>
               </w:rPr>
             </w:pPr>
-            <w:proofErr w:type="spellStart"/>
             <w:r>
               <w:rPr>
                 <w:b/>
@@ -4425,7 +4187,6 @@
               </w:rPr>
               <w:t>K_Changer</w:t>
             </w:r>
-            <w:proofErr w:type="spellEnd"/>
           </w:p>
         </w:tc>
         <w:tc>
@@ -4445,7 +4206,6 @@
                 <w:szCs w:val="22"/>
               </w:rPr>
             </w:pPr>
-            <w:proofErr w:type="spellStart"/>
             <w:r>
               <w:rPr>
                 <w:b w:val="0"/>
@@ -4454,18 +4214,7 @@
                 <w:sz w:val="22"/>
                 <w:szCs w:val="22"/>
               </w:rPr>
-              <w:t>Varchar</w:t>
-            </w:r>
-            <w:proofErr w:type="spellEnd"/>
-            <w:r>
-              <w:rPr>
-                <w:b w:val="0"/>
-                <w:bCs w:val="0"/>
-                <w:color w:val="auto"/>
-                <w:sz w:val="22"/>
-                <w:szCs w:val="22"/>
-              </w:rPr>
-              <w:t>(100)</w:t>
+              <w:t>Varchar(100)</w:t>
             </w:r>
           </w:p>
         </w:tc>
@@ -4783,20 +4532,8 @@
                 <w:sz w:val="22"/>
                 <w:szCs w:val="22"/>
               </w:rPr>
-              <w:t>Beschreibung/</w:t>
-            </w:r>
-            <w:proofErr w:type="spellStart"/>
-            <w:r>
-              <w:rPr>
-                <w:b/>
-                <w:bCs/>
-                <w:color w:val="auto"/>
-                <w:sz w:val="22"/>
-                <w:szCs w:val="22"/>
-              </w:rPr>
-              <w:t>infos</w:t>
-            </w:r>
-            <w:proofErr w:type="spellEnd"/>
+              <w:t>Beschreibung/infos</w:t>
+            </w:r>
           </w:p>
         </w:tc>
       </w:tr>
@@ -4937,7 +4674,6 @@
                 <w:szCs w:val="22"/>
               </w:rPr>
             </w:pPr>
-            <w:proofErr w:type="spellStart"/>
             <w:r>
               <w:rPr>
                 <w:b/>
@@ -4948,7 +4684,6 @@
               </w:rPr>
               <w:t>S_Name</w:t>
             </w:r>
-            <w:proofErr w:type="spellEnd"/>
           </w:p>
         </w:tc>
         <w:tc>
@@ -4968,7 +4703,6 @@
                 <w:szCs w:val="22"/>
               </w:rPr>
             </w:pPr>
-            <w:proofErr w:type="spellStart"/>
             <w:r>
               <w:rPr>
                 <w:b w:val="0"/>
@@ -4977,18 +4711,7 @@
                 <w:sz w:val="22"/>
                 <w:szCs w:val="22"/>
               </w:rPr>
-              <w:t>Varchar</w:t>
-            </w:r>
-            <w:proofErr w:type="spellEnd"/>
-            <w:r>
-              <w:rPr>
-                <w:b w:val="0"/>
-                <w:bCs w:val="0"/>
-                <w:color w:val="auto"/>
-                <w:sz w:val="22"/>
-                <w:szCs w:val="22"/>
-              </w:rPr>
-              <w:t>(200)</w:t>
+              <w:t>Varchar(200)</w:t>
             </w:r>
           </w:p>
         </w:tc>
@@ -5062,7 +4785,6 @@
                 <w:szCs w:val="22"/>
               </w:rPr>
             </w:pPr>
-            <w:proofErr w:type="spellStart"/>
             <w:r>
               <w:rPr>
                 <w:b/>
@@ -5073,7 +4795,6 @@
               </w:rPr>
               <w:t>S_CreateDate</w:t>
             </w:r>
-            <w:proofErr w:type="spellEnd"/>
           </w:p>
         </w:tc>
         <w:tc>
@@ -5093,7 +4814,6 @@
                 <w:szCs w:val="22"/>
               </w:rPr>
             </w:pPr>
-            <w:proofErr w:type="spellStart"/>
             <w:r>
               <w:rPr>
                 <w:b w:val="0"/>
@@ -5104,7 +4824,6 @@
               </w:rPr>
               <w:t>Datetime</w:t>
             </w:r>
-            <w:proofErr w:type="spellEnd"/>
           </w:p>
         </w:tc>
         <w:tc>
@@ -5174,7 +4893,6 @@
                 <w:szCs w:val="22"/>
               </w:rPr>
             </w:pPr>
-            <w:proofErr w:type="spellStart"/>
             <w:r>
               <w:rPr>
                 <w:b/>
@@ -5185,7 +4903,6 @@
               </w:rPr>
               <w:t>S_Creator</w:t>
             </w:r>
-            <w:proofErr w:type="spellEnd"/>
           </w:p>
         </w:tc>
         <w:tc>
@@ -5205,7 +4922,6 @@
                 <w:szCs w:val="22"/>
               </w:rPr>
             </w:pPr>
-            <w:proofErr w:type="spellStart"/>
             <w:r>
               <w:rPr>
                 <w:b w:val="0"/>
@@ -5214,18 +4930,7 @@
                 <w:sz w:val="22"/>
                 <w:szCs w:val="22"/>
               </w:rPr>
-              <w:t>Varchar</w:t>
-            </w:r>
-            <w:proofErr w:type="spellEnd"/>
-            <w:r>
-              <w:rPr>
-                <w:b w:val="0"/>
-                <w:bCs w:val="0"/>
-                <w:color w:val="auto"/>
-                <w:sz w:val="22"/>
-                <w:szCs w:val="22"/>
-              </w:rPr>
-              <w:t>(100)</w:t>
+              <w:t>Varchar(100)</w:t>
             </w:r>
           </w:p>
         </w:tc>
@@ -5299,7 +5004,6 @@
                 <w:szCs w:val="22"/>
               </w:rPr>
             </w:pPr>
-            <w:proofErr w:type="spellStart"/>
             <w:r>
               <w:rPr>
                 <w:b/>
@@ -5310,7 +5014,6 @@
               </w:rPr>
               <w:t>S_ChangeDate</w:t>
             </w:r>
-            <w:proofErr w:type="spellEnd"/>
           </w:p>
         </w:tc>
         <w:tc>
@@ -5330,7 +5033,6 @@
                 <w:szCs w:val="22"/>
               </w:rPr>
             </w:pPr>
-            <w:proofErr w:type="spellStart"/>
             <w:r>
               <w:rPr>
                 <w:b w:val="0"/>
@@ -5341,7 +5043,6 @@
               </w:rPr>
               <w:t>Datetime</w:t>
             </w:r>
-            <w:proofErr w:type="spellEnd"/>
           </w:p>
         </w:tc>
         <w:tc>
@@ -5411,7 +5112,6 @@
                 <w:szCs w:val="22"/>
               </w:rPr>
             </w:pPr>
-            <w:proofErr w:type="spellStart"/>
             <w:r>
               <w:rPr>
                 <w:b/>
@@ -5422,7 +5122,6 @@
               </w:rPr>
               <w:t>S_Changer</w:t>
             </w:r>
-            <w:proofErr w:type="spellEnd"/>
           </w:p>
         </w:tc>
         <w:tc>
@@ -5442,7 +5141,6 @@
                 <w:szCs w:val="22"/>
               </w:rPr>
             </w:pPr>
-            <w:proofErr w:type="spellStart"/>
             <w:r>
               <w:rPr>
                 <w:b w:val="0"/>
@@ -5451,18 +5149,7 @@
                 <w:sz w:val="22"/>
                 <w:szCs w:val="22"/>
               </w:rPr>
-              <w:t>Varchar</w:t>
-            </w:r>
-            <w:proofErr w:type="spellEnd"/>
-            <w:r>
-              <w:rPr>
-                <w:b w:val="0"/>
-                <w:bCs w:val="0"/>
-                <w:color w:val="auto"/>
-                <w:sz w:val="22"/>
-                <w:szCs w:val="22"/>
-              </w:rPr>
-              <w:t>(100)</w:t>
+              <w:t>Varchar(100)</w:t>
             </w:r>
           </w:p>
         </w:tc>
@@ -5581,29 +5268,7 @@
           <w:sz w:val="22"/>
           <w:szCs w:val="22"/>
         </w:rPr>
-        <w:t xml:space="preserve">Das Passwort für den Benutzer wird </w:t>
-      </w:r>
-      <w:proofErr w:type="spellStart"/>
-      <w:r>
-        <w:rPr>
-          <w:b w:val="0"/>
-          <w:bCs w:val="0"/>
-          <w:color w:val="auto"/>
-          <w:sz w:val="22"/>
-          <w:szCs w:val="22"/>
-        </w:rPr>
-        <w:t>gehasht</w:t>
-      </w:r>
-      <w:proofErr w:type="spellEnd"/>
-      <w:r>
-        <w:rPr>
-          <w:b w:val="0"/>
-          <w:bCs w:val="0"/>
-          <w:color w:val="auto"/>
-          <w:sz w:val="22"/>
-          <w:szCs w:val="22"/>
-        </w:rPr>
-        <w:t xml:space="preserve"> in die Datenbank geschrieben</w:t>
+        <w:t>Das Passwort für den Benutzer wird gehasht in die Datenbank geschrieben</w:t>
       </w:r>
       <w:r>
         <w:rPr>
@@ -5886,7 +5551,6 @@
                 <w:szCs w:val="22"/>
               </w:rPr>
             </w:pPr>
-            <w:proofErr w:type="spellStart"/>
             <w:r>
               <w:rPr>
                 <w:b/>
@@ -5897,7 +5561,6 @@
               </w:rPr>
               <w:t>B_Name</w:t>
             </w:r>
-            <w:proofErr w:type="spellEnd"/>
           </w:p>
         </w:tc>
         <w:tc>
@@ -5917,7 +5580,6 @@
                 <w:szCs w:val="22"/>
               </w:rPr>
             </w:pPr>
-            <w:proofErr w:type="spellStart"/>
             <w:r>
               <w:rPr>
                 <w:b w:val="0"/>
@@ -5926,18 +5588,7 @@
                 <w:sz w:val="22"/>
                 <w:szCs w:val="22"/>
               </w:rPr>
-              <w:t>Varchar</w:t>
-            </w:r>
-            <w:proofErr w:type="spellEnd"/>
-            <w:r>
-              <w:rPr>
-                <w:b w:val="0"/>
-                <w:bCs w:val="0"/>
-                <w:color w:val="auto"/>
-                <w:sz w:val="22"/>
-                <w:szCs w:val="22"/>
-              </w:rPr>
-              <w:t>(100)</w:t>
+              <w:t>Varchar(100)</w:t>
             </w:r>
           </w:p>
         </w:tc>
@@ -6011,7 +5662,6 @@
                 <w:szCs w:val="22"/>
               </w:rPr>
             </w:pPr>
-            <w:proofErr w:type="spellStart"/>
             <w:r>
               <w:rPr>
                 <w:b/>
@@ -6022,7 +5672,6 @@
               </w:rPr>
               <w:t>B_Passwort</w:t>
             </w:r>
-            <w:proofErr w:type="spellEnd"/>
           </w:p>
         </w:tc>
         <w:tc>
@@ -6042,7 +5691,6 @@
                 <w:szCs w:val="22"/>
               </w:rPr>
             </w:pPr>
-            <w:proofErr w:type="spellStart"/>
             <w:r>
               <w:rPr>
                 <w:b w:val="0"/>
@@ -6051,18 +5699,7 @@
                 <w:sz w:val="22"/>
                 <w:szCs w:val="22"/>
               </w:rPr>
-              <w:t>Varchar</w:t>
-            </w:r>
-            <w:proofErr w:type="spellEnd"/>
-            <w:r>
-              <w:rPr>
-                <w:b w:val="0"/>
-                <w:bCs w:val="0"/>
-                <w:color w:val="auto"/>
-                <w:sz w:val="22"/>
-                <w:szCs w:val="22"/>
-              </w:rPr>
-              <w:t>(255)</w:t>
+              <w:t>Varchar(255)</w:t>
             </w:r>
           </w:p>
         </w:tc>
@@ -6102,7 +5739,6 @@
                 <w:szCs w:val="22"/>
               </w:rPr>
             </w:pPr>
-            <w:proofErr w:type="spellStart"/>
             <w:r>
               <w:rPr>
                 <w:b w:val="0"/>
@@ -6111,18 +5747,7 @@
                 <w:sz w:val="22"/>
                 <w:szCs w:val="22"/>
               </w:rPr>
-              <w:t>Gehashtes</w:t>
-            </w:r>
-            <w:proofErr w:type="spellEnd"/>
-            <w:r>
-              <w:rPr>
-                <w:b w:val="0"/>
-                <w:bCs w:val="0"/>
-                <w:color w:val="auto"/>
-                <w:sz w:val="22"/>
-                <w:szCs w:val="22"/>
-              </w:rPr>
-              <w:t xml:space="preserve"> Passwort</w:t>
+              <w:t>Gehashtes Passwort</w:t>
             </w:r>
           </w:p>
         </w:tc>
@@ -6400,7 +6025,6 @@
                 <w:szCs w:val="22"/>
               </w:rPr>
             </w:pPr>
-            <w:proofErr w:type="spellStart"/>
             <w:r>
               <w:rPr>
                 <w:b/>
@@ -6411,7 +6035,6 @@
               </w:rPr>
               <w:t>InvID</w:t>
             </w:r>
-            <w:proofErr w:type="spellEnd"/>
           </w:p>
         </w:tc>
         <w:tc>
@@ -6547,7 +6170,6 @@
                 <w:szCs w:val="22"/>
               </w:rPr>
             </w:pPr>
-            <w:proofErr w:type="spellStart"/>
             <w:r>
               <w:rPr>
                 <w:b w:val="0"/>
@@ -6556,18 +6178,7 @@
                 <w:sz w:val="22"/>
                 <w:szCs w:val="22"/>
               </w:rPr>
-              <w:t>Varchar</w:t>
-            </w:r>
-            <w:proofErr w:type="spellEnd"/>
-            <w:r>
-              <w:rPr>
-                <w:b w:val="0"/>
-                <w:bCs w:val="0"/>
-                <w:color w:val="auto"/>
-                <w:sz w:val="22"/>
-                <w:szCs w:val="22"/>
-              </w:rPr>
-              <w:t>(</w:t>
+              <w:t>Varchar(</w:t>
             </w:r>
             <w:r>
               <w:rPr>
@@ -7248,14 +6859,12 @@
                 <w:color w:val="auto"/>
               </w:rPr>
             </w:pPr>
-            <w:proofErr w:type="spellStart"/>
             <w:r>
               <w:rPr>
                 <w:color w:val="auto"/>
               </w:rPr>
               <w:t>H_Tabelle</w:t>
             </w:r>
-            <w:proofErr w:type="spellEnd"/>
           </w:p>
         </w:tc>
         <w:tc>
@@ -7273,23 +6882,13 @@
                 <w:color w:val="auto"/>
               </w:rPr>
             </w:pPr>
-            <w:proofErr w:type="spellStart"/>
-            <w:r>
-              <w:rPr>
-                <w:b w:val="0"/>
-                <w:bCs w:val="0"/>
-                <w:color w:val="auto"/>
-              </w:rPr>
-              <w:t>Varchar</w:t>
-            </w:r>
-            <w:proofErr w:type="spellEnd"/>
-            <w:r>
-              <w:rPr>
-                <w:b w:val="0"/>
-                <w:bCs w:val="0"/>
-                <w:color w:val="auto"/>
-              </w:rPr>
-              <w:t>(100)</w:t>
+            <w:r>
+              <w:rPr>
+                <w:b w:val="0"/>
+                <w:bCs w:val="0"/>
+                <w:color w:val="auto"/>
+              </w:rPr>
+              <w:t>Varchar(100)</w:t>
             </w:r>
           </w:p>
         </w:tc>
@@ -7355,14 +6954,12 @@
                 <w:color w:val="auto"/>
               </w:rPr>
             </w:pPr>
-            <w:proofErr w:type="spellStart"/>
             <w:r>
               <w:rPr>
                 <w:color w:val="auto"/>
               </w:rPr>
               <w:t>H_Aktion</w:t>
             </w:r>
-            <w:proofErr w:type="spellEnd"/>
           </w:p>
         </w:tc>
         <w:tc>
@@ -7380,23 +6977,13 @@
                 <w:color w:val="auto"/>
               </w:rPr>
             </w:pPr>
-            <w:proofErr w:type="spellStart"/>
-            <w:r>
-              <w:rPr>
-                <w:b w:val="0"/>
-                <w:bCs w:val="0"/>
-                <w:color w:val="auto"/>
-              </w:rPr>
-              <w:t>Varchar</w:t>
-            </w:r>
-            <w:proofErr w:type="spellEnd"/>
-            <w:r>
-              <w:rPr>
-                <w:b w:val="0"/>
-                <w:bCs w:val="0"/>
-                <w:color w:val="auto"/>
-              </w:rPr>
-              <w:t>(50)</w:t>
+            <w:r>
+              <w:rPr>
+                <w:b w:val="0"/>
+                <w:bCs w:val="0"/>
+                <w:color w:val="auto"/>
+              </w:rPr>
+              <w:t>Varchar(50)</w:t>
             </w:r>
           </w:p>
         </w:tc>
@@ -7467,14 +7054,12 @@
                 <w:color w:val="auto"/>
               </w:rPr>
             </w:pPr>
-            <w:proofErr w:type="spellStart"/>
             <w:r>
               <w:rPr>
                 <w:color w:val="auto"/>
               </w:rPr>
               <w:t>H_Feld</w:t>
             </w:r>
-            <w:proofErr w:type="spellEnd"/>
           </w:p>
         </w:tc>
         <w:tc>
@@ -7492,23 +7077,13 @@
                 <w:color w:val="auto"/>
               </w:rPr>
             </w:pPr>
-            <w:proofErr w:type="spellStart"/>
-            <w:r>
-              <w:rPr>
-                <w:b w:val="0"/>
-                <w:bCs w:val="0"/>
-                <w:color w:val="auto"/>
-              </w:rPr>
-              <w:t>Varchar</w:t>
-            </w:r>
-            <w:proofErr w:type="spellEnd"/>
-            <w:r>
-              <w:rPr>
-                <w:b w:val="0"/>
-                <w:bCs w:val="0"/>
-                <w:color w:val="auto"/>
-              </w:rPr>
-              <w:t>(100)</w:t>
+            <w:r>
+              <w:rPr>
+                <w:b w:val="0"/>
+                <w:bCs w:val="0"/>
+                <w:color w:val="auto"/>
+              </w:rPr>
+              <w:t>Varchar(100)</w:t>
             </w:r>
           </w:p>
         </w:tc>
@@ -7574,14 +7149,12 @@
                 <w:color w:val="auto"/>
               </w:rPr>
             </w:pPr>
-            <w:proofErr w:type="spellStart"/>
             <w:r>
               <w:rPr>
                 <w:color w:val="auto"/>
               </w:rPr>
               <w:t>H_AlterWert</w:t>
             </w:r>
-            <w:proofErr w:type="spellEnd"/>
           </w:p>
         </w:tc>
         <w:tc>
@@ -7668,14 +7241,12 @@
                 <w:color w:val="auto"/>
               </w:rPr>
             </w:pPr>
-            <w:proofErr w:type="spellStart"/>
             <w:r>
               <w:rPr>
                 <w:color w:val="auto"/>
               </w:rPr>
               <w:t>H_NeuerWert</w:t>
             </w:r>
-            <w:proofErr w:type="spellEnd"/>
           </w:p>
         </w:tc>
         <w:tc>
@@ -7765,14 +7336,12 @@
                 <w:color w:val="auto"/>
               </w:rPr>
             </w:pPr>
-            <w:proofErr w:type="spellStart"/>
             <w:r>
               <w:rPr>
                 <w:color w:val="auto"/>
               </w:rPr>
               <w:t>H_Datum</w:t>
             </w:r>
-            <w:proofErr w:type="spellEnd"/>
           </w:p>
         </w:tc>
         <w:tc>
@@ -7790,7 +7359,6 @@
                 <w:color w:val="auto"/>
               </w:rPr>
             </w:pPr>
-            <w:proofErr w:type="spellStart"/>
             <w:r>
               <w:rPr>
                 <w:b w:val="0"/>
@@ -7799,7 +7367,6 @@
               </w:rPr>
               <w:t>Datetime</w:t>
             </w:r>
-            <w:proofErr w:type="spellEnd"/>
           </w:p>
         </w:tc>
         <w:tc>
@@ -7865,6 +7432,7 @@
               <w:rPr>
                 <w:color w:val="auto"/>
               </w:rPr>
+              <w:lastRenderedPageBreak/>
               <w:t>BID</w:t>
             </w:r>
           </w:p>
@@ -8357,7 +7925,6 @@
                 <w:szCs w:val="22"/>
               </w:rPr>
             </w:pPr>
-            <w:proofErr w:type="spellStart"/>
             <w:r>
               <w:rPr>
                 <w:b/>
@@ -8366,18 +7933,7 @@
                 <w:sz w:val="22"/>
                 <w:szCs w:val="22"/>
               </w:rPr>
-              <w:t>Varchar</w:t>
-            </w:r>
-            <w:proofErr w:type="spellEnd"/>
-            <w:r>
-              <w:rPr>
-                <w:b/>
-                <w:bCs/>
-                <w:color w:val="auto"/>
-                <w:sz w:val="22"/>
-                <w:szCs w:val="22"/>
-              </w:rPr>
-              <w:t>(n)</w:t>
+              <w:t>Varchar(n)</w:t>
             </w:r>
           </w:p>
         </w:tc>
@@ -8398,7 +7954,6 @@
                 <w:szCs w:val="22"/>
               </w:rPr>
             </w:pPr>
-            <w:proofErr w:type="spellStart"/>
             <w:r>
               <w:rPr>
                 <w:b w:val="0"/>
@@ -8407,18 +7962,7 @@
                 <w:sz w:val="22"/>
                 <w:szCs w:val="22"/>
               </w:rPr>
-              <w:t>Varchar</w:t>
-            </w:r>
-            <w:proofErr w:type="spellEnd"/>
-            <w:r>
-              <w:rPr>
-                <w:b w:val="0"/>
-                <w:bCs w:val="0"/>
-                <w:color w:val="auto"/>
-                <w:sz w:val="22"/>
-                <w:szCs w:val="22"/>
-              </w:rPr>
-              <w:t xml:space="preserve"> ist eine Zeichenkette mit </w:t>
+              <w:t xml:space="preserve">Varchar ist eine Zeichenkette mit </w:t>
             </w:r>
             <w:r>
               <w:rPr>
@@ -8501,29 +8045,7 @@
                 <w:sz w:val="22"/>
                 <w:szCs w:val="22"/>
               </w:rPr>
-              <w:t xml:space="preserve">es </w:t>
-            </w:r>
-            <w:proofErr w:type="spellStart"/>
-            <w:r>
-              <w:rPr>
-                <w:b w:val="0"/>
-                <w:bCs w:val="0"/>
-                <w:color w:val="auto"/>
-                <w:sz w:val="22"/>
-                <w:szCs w:val="22"/>
-              </w:rPr>
-              <w:t>Datentypes</w:t>
-            </w:r>
-            <w:proofErr w:type="spellEnd"/>
-            <w:r>
-              <w:rPr>
-                <w:b w:val="0"/>
-                <w:bCs w:val="0"/>
-                <w:color w:val="auto"/>
-                <w:sz w:val="22"/>
-                <w:szCs w:val="22"/>
-              </w:rPr>
-              <w:t xml:space="preserve"> ist YYYY-MM-DD</w:t>
+              <w:t>es Datentypes ist YYYY-MM-DD</w:t>
             </w:r>
           </w:p>
         </w:tc>
@@ -8609,7 +8131,6 @@
                 <w:szCs w:val="22"/>
               </w:rPr>
             </w:pPr>
-            <w:proofErr w:type="spellStart"/>
             <w:r>
               <w:rPr>
                 <w:b/>
@@ -8618,18 +8139,7 @@
                 <w:sz w:val="22"/>
                 <w:szCs w:val="22"/>
               </w:rPr>
-              <w:t>Decimal</w:t>
-            </w:r>
-            <w:proofErr w:type="spellEnd"/>
-            <w:r>
-              <w:rPr>
-                <w:b/>
-                <w:bCs/>
-                <w:color w:val="auto"/>
-                <w:sz w:val="22"/>
-                <w:szCs w:val="22"/>
-              </w:rPr>
-              <w:t>(10,2)</w:t>
+              <w:t>Decimal(10,2)</w:t>
             </w:r>
           </w:p>
         </w:tc>
@@ -8875,6 +8385,7 @@
           <w:bCs w:val="0"/>
           <w:color w:val="auto"/>
         </w:rPr>
+        <w:lastRenderedPageBreak/>
         <w:t xml:space="preserve">benannt. Eine Kardinalität gibt an, wie viele Datensätze von einer Tabelle mit wie vielen Datensätzen einer anderen Tabelle </w:t>
       </w:r>
       <w:r>
@@ -10180,6 +9691,7 @@
               <w:rPr>
                 <w:color w:val="4472C4" w:themeColor="accent1"/>
               </w:rPr>
+              <w:lastRenderedPageBreak/>
               <w:t>1 : n</w:t>
             </w:r>
           </w:p>
@@ -10542,51 +10054,7 @@
           <w:sz w:val="20"/>
           <w:szCs w:val="20"/>
         </w:rPr>
-        <w:t xml:space="preserve">→ Siehe Anlage: A.2 – Vollständiges SQL-Script (Tabellen, Indizes, Trigger, </w:t>
-      </w:r>
-      <w:proofErr w:type="spellStart"/>
-      <w:r>
-        <w:rPr>
-          <w:i/>
-          <w:iCs/>
-          <w:color w:val="6B7280"/>
-          <w:sz w:val="20"/>
-          <w:szCs w:val="20"/>
-        </w:rPr>
-        <w:t>Stored</w:t>
-      </w:r>
-      <w:proofErr w:type="spellEnd"/>
-      <w:r>
-        <w:rPr>
-          <w:i/>
-          <w:iCs/>
-          <w:color w:val="6B7280"/>
-          <w:sz w:val="20"/>
-          <w:szCs w:val="20"/>
-        </w:rPr>
-        <w:t xml:space="preserve"> </w:t>
-      </w:r>
-      <w:proofErr w:type="spellStart"/>
-      <w:r>
-        <w:rPr>
-          <w:i/>
-          <w:iCs/>
-          <w:color w:val="6B7280"/>
-          <w:sz w:val="20"/>
-          <w:szCs w:val="20"/>
-        </w:rPr>
-        <w:t>Procedure</w:t>
-      </w:r>
-      <w:proofErr w:type="spellEnd"/>
-      <w:r>
-        <w:rPr>
-          <w:i/>
-          <w:iCs/>
-          <w:color w:val="6B7280"/>
-          <w:sz w:val="20"/>
-          <w:szCs w:val="20"/>
-        </w:rPr>
-        <w:t>, Testdaten)</w:t>
+        <w:t>→ Siehe Anlage: A.2 – Vollständiges SQL-Script (Tabellen, Indizes, Trigger, Stored Procedure, Testdaten)</w:t>
       </w:r>
     </w:p>
     <w:p/>
@@ -10644,15 +10112,7 @@
         <w:t xml:space="preserve"> Konsole, ist eine Webbasierte Adminoberfläche </w:t>
       </w:r>
       <w:r>
-        <w:t xml:space="preserve">für die </w:t>
-      </w:r>
-      <w:proofErr w:type="spellStart"/>
-      <w:r>
-        <w:t>MariaDB</w:t>
-      </w:r>
-      <w:proofErr w:type="spellEnd"/>
-      <w:r>
-        <w:t xml:space="preserve">. Diese Oberfläche ist </w:t>
+        <w:t xml:space="preserve">für die MariaDB. Diese Oberfläche ist </w:t>
       </w:r>
       <w:r>
         <w:t>direkt</w:t>
@@ -10712,23 +10172,7 @@
         <w:t>schlüssel,</w:t>
       </w:r>
       <w:r>
-        <w:t xml:space="preserve"> Indexe, Trigger und die </w:t>
-      </w:r>
-      <w:proofErr w:type="spellStart"/>
-      <w:r>
-        <w:t>Stored</w:t>
-      </w:r>
-      <w:proofErr w:type="spellEnd"/>
-      <w:r>
-        <w:t xml:space="preserve"> </w:t>
-      </w:r>
-      <w:proofErr w:type="spellStart"/>
-      <w:r>
-        <w:t>Procedure</w:t>
-      </w:r>
-      <w:proofErr w:type="spellEnd"/>
-      <w:r>
-        <w:t xml:space="preserve"> hochgeladen.</w:t>
+        <w:t xml:space="preserve"> Indexe, Trigger und die Stored Procedure hochgeladen.</w:t>
       </w:r>
       <w:r>
         <w:t xml:space="preserve"> In der </w:t>
@@ -11213,29 +10657,17 @@
               <w:t xml:space="preserve">Wenn ein Benutzer </w:t>
             </w:r>
             <w:r>
-              <w:t xml:space="preserve">gelöscht wird, setzt sich die </w:t>
-            </w:r>
-            <w:proofErr w:type="spellStart"/>
-            <w:r>
-              <w:t>CreatorID</w:t>
-            </w:r>
-            <w:proofErr w:type="spellEnd"/>
-            <w:r>
-              <w:t xml:space="preserve"> und die </w:t>
-            </w:r>
-            <w:proofErr w:type="spellStart"/>
-            <w:r>
-              <w:t>ChangerID</w:t>
-            </w:r>
-            <w:proofErr w:type="spellEnd"/>
-            <w:r>
-              <w:t xml:space="preserve"> auf NULL. </w:t>
+              <w:t xml:space="preserve">gelöscht wird, setzt sich die CreatorID und die ChangerID auf NULL. </w:t>
             </w:r>
             <w:r>
               <w:t>Dadurch</w:t>
             </w:r>
             <w:r>
-              <w:t xml:space="preserve"> kann man sicherstellen, das der Datensatz enthalten bleibt, auch wenn der Benutzer nicht exis</w:t>
+              <w:t xml:space="preserve"> kann man sicherstellen, das der </w:t>
+            </w:r>
+            <w:r>
+              <w:lastRenderedPageBreak/>
+              <w:t>Datensatz enthalten bleibt, auch wenn der Benutzer nicht exis</w:t>
             </w:r>
             <w:r>
               <w:t>tiert</w:t>
@@ -11251,6 +10683,7 @@
               <w:cnfStyle w:val="000000000000" w:firstRow="0" w:lastRow="0" w:firstColumn="0" w:lastColumn="0" w:oddVBand="0" w:evenVBand="0" w:oddHBand="0" w:evenHBand="0" w:firstRowFirstColumn="0" w:firstRowLastColumn="0" w:lastRowFirstColumn="0" w:lastRowLastColumn="0"/>
             </w:pPr>
             <w:r>
+              <w:lastRenderedPageBreak/>
               <w:t>Auf allen FKs bei den Benutzern</w:t>
             </w:r>
           </w:p>
@@ -11436,11 +10869,9 @@
             <w:tcW w:w="2547" w:type="dxa"/>
           </w:tcPr>
           <w:p>
-            <w:proofErr w:type="spellStart"/>
             <w:r>
               <w:t>Idx_inventar_barcode</w:t>
             </w:r>
-            <w:proofErr w:type="spellEnd"/>
           </w:p>
         </w:tc>
         <w:tc>
@@ -11490,11 +10921,9 @@
             <w:tcW w:w="2547" w:type="dxa"/>
           </w:tcPr>
           <w:p>
-            <w:proofErr w:type="spellStart"/>
             <w:r>
               <w:t>Idx_inventar_sid</w:t>
             </w:r>
-            <w:proofErr w:type="spellEnd"/>
           </w:p>
         </w:tc>
         <w:tc>
@@ -11547,14 +10976,12 @@
             <w:tcW w:w="2547" w:type="dxa"/>
           </w:tcPr>
           <w:p>
-            <w:proofErr w:type="spellStart"/>
             <w:r>
               <w:t>Idx_geraete_</w:t>
             </w:r>
             <w:r>
               <w:t>name</w:t>
             </w:r>
-            <w:proofErr w:type="spellEnd"/>
           </w:p>
         </w:tc>
         <w:tc>
@@ -11578,11 +11005,9 @@
             <w:pPr>
               <w:cnfStyle w:val="000000100000" w:firstRow="0" w:lastRow="0" w:firstColumn="0" w:lastColumn="0" w:oddVBand="0" w:evenVBand="0" w:oddHBand="1" w:evenHBand="0" w:firstRowFirstColumn="0" w:firstRowLastColumn="0" w:lastRowFirstColumn="0" w:lastRowLastColumn="0"/>
             </w:pPr>
-            <w:proofErr w:type="spellStart"/>
             <w:r>
               <w:t>G_Name</w:t>
             </w:r>
-            <w:proofErr w:type="spellEnd"/>
           </w:p>
         </w:tc>
         <w:tc>
@@ -11606,11 +11031,9 @@
             <w:tcW w:w="2547" w:type="dxa"/>
           </w:tcPr>
           <w:p>
-            <w:proofErr w:type="spellStart"/>
             <w:r>
               <w:t>Idx_geraete_kid</w:t>
             </w:r>
-            <w:proofErr w:type="spellEnd"/>
           </w:p>
         </w:tc>
         <w:tc>
@@ -11663,14 +11086,12 @@
             <w:tcW w:w="2547" w:type="dxa"/>
           </w:tcPr>
           <w:p>
-            <w:proofErr w:type="spellStart"/>
             <w:r>
               <w:t>Idx_</w:t>
             </w:r>
             <w:r>
               <w:t>geraete_garantie</w:t>
             </w:r>
-            <w:proofErr w:type="spellEnd"/>
           </w:p>
         </w:tc>
         <w:tc>
@@ -11694,11 +11115,9 @@
             <w:pPr>
               <w:cnfStyle w:val="000000100000" w:firstRow="0" w:lastRow="0" w:firstColumn="0" w:lastColumn="0" w:oddVBand="0" w:evenVBand="0" w:oddHBand="1" w:evenHBand="0" w:firstRowFirstColumn="0" w:firstRowLastColumn="0" w:lastRowFirstColumn="0" w:lastRowLastColumn="0"/>
             </w:pPr>
-            <w:proofErr w:type="spellStart"/>
             <w:r>
               <w:t>G_Garantieende</w:t>
             </w:r>
-            <w:proofErr w:type="spellEnd"/>
           </w:p>
         </w:tc>
         <w:tc>
@@ -11713,13 +11132,8 @@
               <w:t>Dieser Index ist um die abgelaufenen</w:t>
             </w:r>
             <w:r>
-              <w:t xml:space="preserve"> Garantien von Geräten </w:t>
-            </w:r>
-            <w:proofErr w:type="spellStart"/>
-            <w:r>
-              <w:t>heruaszufiltern</w:t>
-            </w:r>
-            <w:proofErr w:type="spellEnd"/>
+              <w:t xml:space="preserve"> Garantien von Geräten heruaszufiltern</w:t>
+            </w:r>
           </w:p>
         </w:tc>
       </w:tr>
@@ -11730,11 +11144,9 @@
             <w:tcW w:w="2547" w:type="dxa"/>
           </w:tcPr>
           <w:p>
-            <w:proofErr w:type="spellStart"/>
             <w:r>
               <w:t>Idx_historie_datum</w:t>
             </w:r>
-            <w:proofErr w:type="spellEnd"/>
           </w:p>
         </w:tc>
         <w:tc>
@@ -11758,11 +11170,9 @@
             <w:pPr>
               <w:cnfStyle w:val="000000000000" w:firstRow="0" w:lastRow="0" w:firstColumn="0" w:lastColumn="0" w:oddVBand="0" w:evenVBand="0" w:oddHBand="0" w:evenHBand="0" w:firstRowFirstColumn="0" w:firstRowLastColumn="0" w:lastRowFirstColumn="0" w:lastRowLastColumn="0"/>
             </w:pPr>
-            <w:proofErr w:type="spellStart"/>
             <w:r>
               <w:t>H_Datum</w:t>
             </w:r>
-            <w:proofErr w:type="spellEnd"/>
           </w:p>
         </w:tc>
         <w:tc>
@@ -11789,11 +11199,9 @@
             <w:tcW w:w="2547" w:type="dxa"/>
           </w:tcPr>
           <w:p>
-            <w:proofErr w:type="spellStart"/>
             <w:r>
               <w:t>Idx_historie_gid</w:t>
             </w:r>
-            <w:proofErr w:type="spellEnd"/>
           </w:p>
         </w:tc>
         <w:tc>
@@ -11867,15 +11275,7 @@
     </w:p>
     <w:p>
       <w:r>
-        <w:t xml:space="preserve">Die Trigger in der </w:t>
-      </w:r>
-      <w:proofErr w:type="spellStart"/>
-      <w:r>
-        <w:t>MariaDB</w:t>
-      </w:r>
-      <w:proofErr w:type="spellEnd"/>
-      <w:r>
-        <w:t xml:space="preserve"> sind automatisierte Routinen </w:t>
+        <w:t xml:space="preserve">Die Trigger in der MariaDB sind automatisierte Routinen </w:t>
       </w:r>
       <w:r>
         <w:t>Abläufe, die dafür zuständig sind um bei bestimmten Ereignissen in der Datenbank selbständig einen vordefinierten Prozess auszulösen.</w:t>
@@ -11985,11 +11385,9 @@
             <w:tcW w:w="2265" w:type="dxa"/>
           </w:tcPr>
           <w:p>
-            <w:proofErr w:type="spellStart"/>
             <w:r>
               <w:t>Trg_geraete_insert</w:t>
             </w:r>
-            <w:proofErr w:type="spellEnd"/>
           </w:p>
         </w:tc>
         <w:tc>
@@ -12013,11 +11411,9 @@
             <w:pPr>
               <w:cnfStyle w:val="000000100000" w:firstRow="0" w:lastRow="0" w:firstColumn="0" w:lastColumn="0" w:oddVBand="0" w:evenVBand="0" w:oddHBand="1" w:evenHBand="0" w:firstRowFirstColumn="0" w:firstRowLastColumn="0" w:lastRowFirstColumn="0" w:lastRowLastColumn="0"/>
             </w:pPr>
-            <w:proofErr w:type="spellStart"/>
             <w:r>
               <w:t>Geraete</w:t>
             </w:r>
-            <w:proofErr w:type="spellEnd"/>
           </w:p>
         </w:tc>
         <w:tc>
@@ -12029,7 +11425,11 @@
               <w:cnfStyle w:val="000000100000" w:firstRow="0" w:lastRow="0" w:firstColumn="0" w:lastColumn="0" w:oddVBand="0" w:evenVBand="0" w:oddHBand="1" w:evenHBand="0" w:firstRowFirstColumn="0" w:firstRowLastColumn="0" w:lastRowFirstColumn="0" w:lastRowLastColumn="0"/>
             </w:pPr>
             <w:r>
-              <w:t>Beim Anlegen eines neuen Eintrages in die Datenbank wird der INSERT Befehl in die Historie geschrieben</w:t>
+              <w:t xml:space="preserve">Beim Anlegen eines neuen Eintrages in die Datenbank wird </w:t>
+            </w:r>
+            <w:r>
+              <w:lastRenderedPageBreak/>
+              <w:t>der INSERT Befehl in die Historie geschrieben</w:t>
             </w:r>
           </w:p>
         </w:tc>
@@ -12041,11 +11441,10 @@
             <w:tcW w:w="2265" w:type="dxa"/>
           </w:tcPr>
           <w:p>
-            <w:proofErr w:type="spellStart"/>
-            <w:r>
+            <w:r>
+              <w:lastRenderedPageBreak/>
               <w:t>Trg_geraete_update</w:t>
             </w:r>
-            <w:proofErr w:type="spellEnd"/>
           </w:p>
         </w:tc>
         <w:tc>
@@ -12069,11 +11468,9 @@
             <w:pPr>
               <w:cnfStyle w:val="000000000000" w:firstRow="0" w:lastRow="0" w:firstColumn="0" w:lastColumn="0" w:oddVBand="0" w:evenVBand="0" w:oddHBand="0" w:evenHBand="0" w:firstRowFirstColumn="0" w:firstRowLastColumn="0" w:lastRowFirstColumn="0" w:lastRowLastColumn="0"/>
             </w:pPr>
-            <w:proofErr w:type="spellStart"/>
             <w:r>
               <w:t>Geraete</w:t>
             </w:r>
-            <w:proofErr w:type="spellEnd"/>
           </w:p>
         </w:tc>
         <w:tc>
@@ -12103,11 +11500,9 @@
             <w:tcW w:w="2265" w:type="dxa"/>
           </w:tcPr>
           <w:p>
-            <w:proofErr w:type="spellStart"/>
             <w:r>
               <w:t>Trg_geraete_delete</w:t>
             </w:r>
-            <w:proofErr w:type="spellEnd"/>
           </w:p>
         </w:tc>
         <w:tc>
@@ -12131,11 +11526,9 @@
             <w:pPr>
               <w:cnfStyle w:val="000000100000" w:firstRow="0" w:lastRow="0" w:firstColumn="0" w:lastColumn="0" w:oddVBand="0" w:evenVBand="0" w:oddHBand="1" w:evenHBand="0" w:firstRowFirstColumn="0" w:firstRowLastColumn="0" w:lastRowFirstColumn="0" w:lastRowLastColumn="0"/>
             </w:pPr>
-            <w:proofErr w:type="spellStart"/>
             <w:r>
               <w:t>Geraete</w:t>
             </w:r>
-            <w:proofErr w:type="spellEnd"/>
           </w:p>
         </w:tc>
         <w:tc>
@@ -12162,11 +11555,9 @@
             <w:tcW w:w="2265" w:type="dxa"/>
           </w:tcPr>
           <w:p>
-            <w:proofErr w:type="spellStart"/>
             <w:r>
               <w:t>Trg_inventar_update</w:t>
             </w:r>
-            <w:proofErr w:type="spellEnd"/>
           </w:p>
         </w:tc>
         <w:tc>
@@ -12279,114 +11670,21 @@
           <w:sz w:val="22"/>
           <w:szCs w:val="22"/>
         </w:rPr>
-        <w:t xml:space="preserve">des </w:t>
-      </w:r>
-      <w:proofErr w:type="spellStart"/>
-      <w:r>
-        <w:rPr>
-          <w:rFonts w:ascii="Arial" w:eastAsia="Arial" w:hAnsi="Arial" w:cs="Arial"/>
-          <w:b/>
-          <w:bCs/>
-          <w:color w:val="404040"/>
-          <w:sz w:val="22"/>
-          <w:szCs w:val="22"/>
-        </w:rPr>
-        <w:t>Stored</w:t>
-      </w:r>
-      <w:proofErr w:type="spellEnd"/>
-      <w:r>
-        <w:rPr>
-          <w:rFonts w:ascii="Arial" w:eastAsia="Arial" w:hAnsi="Arial" w:cs="Arial"/>
-          <w:b/>
-          <w:bCs/>
-          <w:color w:val="404040"/>
-          <w:sz w:val="22"/>
-          <w:szCs w:val="22"/>
-        </w:rPr>
-        <w:t xml:space="preserve"> </w:t>
-      </w:r>
-      <w:proofErr w:type="spellStart"/>
-      <w:r>
-        <w:rPr>
-          <w:rFonts w:ascii="Arial" w:eastAsia="Arial" w:hAnsi="Arial" w:cs="Arial"/>
-          <w:b/>
-          <w:bCs/>
-          <w:color w:val="404040"/>
-          <w:sz w:val="22"/>
-          <w:szCs w:val="22"/>
-        </w:rPr>
-        <w:t>Procedure</w:t>
-      </w:r>
-      <w:proofErr w:type="spellEnd"/>
-    </w:p>
-    <w:p>
-      <w:r>
-        <w:t xml:space="preserve">Die SQL Funktion </w:t>
-      </w:r>
-      <w:proofErr w:type="spellStart"/>
-      <w:r>
-        <w:t>Stored</w:t>
-      </w:r>
-      <w:proofErr w:type="spellEnd"/>
-      <w:r>
-        <w:t xml:space="preserve"> </w:t>
-      </w:r>
-      <w:proofErr w:type="spellStart"/>
-      <w:r>
-        <w:t>Procedure</w:t>
-      </w:r>
-      <w:proofErr w:type="spellEnd"/>
-      <w:r>
-        <w:t xml:space="preserve"> ist eine </w:t>
-      </w:r>
-      <w:r>
-        <w:t xml:space="preserve">gespeicherte Routine die auf der </w:t>
-      </w:r>
-      <w:proofErr w:type="spellStart"/>
-      <w:r>
-        <w:t>MariaDB</w:t>
-      </w:r>
-      <w:proofErr w:type="spellEnd"/>
-      <w:r>
-        <w:t xml:space="preserve"> mehrere SQL-Operationen in einen </w:t>
-      </w:r>
-      <w:proofErr w:type="spellStart"/>
-      <w:r>
-        <w:t>Schritt</w:t>
-      </w:r>
-      <w:r>
-        <w:t>t</w:t>
-      </w:r>
-      <w:proofErr w:type="spellEnd"/>
-      <w:r>
-        <w:t xml:space="preserve"> </w:t>
-      </w:r>
-      <w:proofErr w:type="spellStart"/>
-      <w:r>
-        <w:t>aufkapselt</w:t>
-      </w:r>
-      <w:proofErr w:type="spellEnd"/>
-      <w:r>
-        <w:t xml:space="preserve">. Um diese Operation zu erreichen wurde </w:t>
-      </w:r>
-      <w:r>
-        <w:t xml:space="preserve">die </w:t>
-      </w:r>
-      <w:proofErr w:type="spellStart"/>
-      <w:r>
-        <w:t>sp_GeraetAnlegen</w:t>
-      </w:r>
-      <w:proofErr w:type="spellEnd"/>
-      <w:r>
-        <w:t xml:space="preserve"> </w:t>
-      </w:r>
-      <w:proofErr w:type="spellStart"/>
-      <w:r>
-        <w:t>Procedure</w:t>
-      </w:r>
-      <w:proofErr w:type="spellEnd"/>
-      <w:r>
-        <w:t xml:space="preserve"> eingerichtet.</w:t>
+        <w:t>des Stored Procedure</w:t>
+      </w:r>
+    </w:p>
+    <w:p>
+      <w:r>
+        <w:t xml:space="preserve">Die SQL Funktion Stored Procedure ist eine </w:t>
+      </w:r>
+      <w:r>
+        <w:t>gespeicherte Routine die auf der MariaDB mehrere SQL-Operationen in einen Schritt</w:t>
+      </w:r>
+      <w:r>
+        <w:t xml:space="preserve">t aufkapselt. Um diese Operation zu erreichen wurde </w:t>
+      </w:r>
+      <w:r>
+        <w:t>die sp_GeraetAnlegen Procedure eingerichtet.</w:t>
       </w:r>
       <w:r>
         <w:t xml:space="preserve"> Das Ziel dieser Operation ist das beim Anlegen alle benötigten Inventar</w:t>
@@ -12406,36 +11704,12 @@
         <w:t>Entweder laufen beide SQL-Operationen erfolgreich durch oder – Im Fehlerfall – läuft keine der beiden Operationen los</w:t>
       </w:r>
       <w:r>
-        <w:t xml:space="preserve">. </w:t>
-      </w:r>
-      <w:proofErr w:type="spellStart"/>
-      <w:r>
-        <w:t>Dardurch</w:t>
-      </w:r>
-      <w:proofErr w:type="spellEnd"/>
-      <w:r>
-        <w:t xml:space="preserve"> kann man sicherstellen, das kein halbfertiger Eintrag in der Datenbank vorliegt.</w:t>
-      </w:r>
-    </w:p>
-    <w:p>
-      <w:r>
-        <w:t xml:space="preserve">Im untenstehenden wird die Logik des </w:t>
-      </w:r>
-      <w:proofErr w:type="spellStart"/>
-      <w:r>
-        <w:t>Stored</w:t>
-      </w:r>
-      <w:proofErr w:type="spellEnd"/>
-      <w:r>
-        <w:t xml:space="preserve"> </w:t>
-      </w:r>
-      <w:proofErr w:type="spellStart"/>
-      <w:r>
-        <w:t>Procedure</w:t>
-      </w:r>
-      <w:proofErr w:type="spellEnd"/>
-      <w:r>
-        <w:t xml:space="preserve"> in 5 Schritten erklärt.</w:t>
+        <w:t>. Dardurch kann man sicherstellen, das kein halbfertiger Eintrag in der Datenbank vorliegt.</w:t>
+      </w:r>
+    </w:p>
+    <w:p>
+      <w:r>
+        <w:t>Im untenstehenden wird die Logik des Stored Procedure in 5 Schritten erklärt.</w:t>
       </w:r>
     </w:p>
     <w:tbl>
@@ -12569,11 +11843,9 @@
             <w:pPr>
               <w:cnfStyle w:val="000000000000" w:firstRow="0" w:lastRow="0" w:firstColumn="0" w:lastColumn="0" w:oddVBand="0" w:evenVBand="0" w:oddHBand="0" w:evenHBand="0" w:firstRowFirstColumn="0" w:firstRowLastColumn="0" w:lastRowFirstColumn="0" w:lastRowLastColumn="0"/>
             </w:pPr>
-            <w:proofErr w:type="spellStart"/>
             <w:r>
               <w:t>Geraete</w:t>
             </w:r>
-            <w:proofErr w:type="spellEnd"/>
           </w:p>
         </w:tc>
       </w:tr>
@@ -12719,9 +11991,67 @@
           <w:sz w:val="20"/>
           <w:szCs w:val="20"/>
         </w:rPr>
-        <w:t xml:space="preserve">→ Siehe Anlage: A.2 – Vollständiger SQL-Code der </w:t>
-      </w:r>
-      <w:proofErr w:type="spellStart"/>
+        <w:t>→ Siehe Anlage: A.2 – Vollständiger SQL-Code der Stored Procedure sp_GeraetAnlegen</w:t>
+      </w:r>
+    </w:p>
+    <w:p/>
+    <w:p>
+      <w:pPr>
+        <w:pStyle w:val="berschrift3"/>
+        <w:rPr>
+          <w:rFonts w:ascii="Arial" w:eastAsia="Arial" w:hAnsi="Arial" w:cs="Arial"/>
+          <w:b/>
+          <w:bCs/>
+          <w:color w:val="404040"/>
+          <w:sz w:val="22"/>
+          <w:szCs w:val="22"/>
+        </w:rPr>
+      </w:pPr>
+      <w:r>
+        <w:rPr>
+          <w:rFonts w:ascii="Arial" w:eastAsia="Arial" w:hAnsi="Arial" w:cs="Arial"/>
+          <w:b/>
+          <w:bCs/>
+          <w:color w:val="404040"/>
+          <w:sz w:val="22"/>
+          <w:szCs w:val="22"/>
+        </w:rPr>
+        <w:t>5.6 Einspielen der Testdaten in die Datenbank</w:t>
+      </w:r>
+    </w:p>
+    <w:p>
+      <w:r>
+        <w:t>Nachdem man erfolgreich die Datenbank „RSTInventar“ angelegt hat und auf vollständigkeit geprüft hat</w:t>
+      </w:r>
+      <w:r>
+        <w:t xml:space="preserve">, werden die Testdaten über die soeben erstellte Funktion „sp_GeraetAnlegen“ </w:t>
+      </w:r>
+      <w:r>
+        <w:t>eingespielt. Bei dem Einspielen der Testdaten wurde darauf geachtet, dass alle Benutzer, Kategorien, Standorte und Geräte</w:t>
+      </w:r>
+      <w:r>
+        <w:t xml:space="preserve"> mit einen zugehörigen Inventareintrag angelegt wurden. Damit konnte man </w:t>
+      </w:r>
+      <w:r>
+        <w:t>prüfen</w:t>
+      </w:r>
+      <w:r>
+        <w:t xml:space="preserve">, ob </w:t>
+      </w:r>
+      <w:r>
+        <w:t>die ganzen Funktionen aller bestehenden Tabellen</w:t>
+      </w:r>
+      <w:r>
+        <w:t>, Fremdschlüssel und die Trigger in der Datenbank alle Korrekt laufen.</w:t>
+      </w:r>
+      <w:r>
+        <w:t xml:space="preserve"> </w:t>
+      </w:r>
+    </w:p>
+    <w:p>
+      <w:pPr>
+        <w:spacing w:before="60" w:after="80"/>
+      </w:pPr>
       <w:r>
         <w:rPr>
           <w:i/>
@@ -12730,9 +12060,8 @@
           <w:sz w:val="20"/>
           <w:szCs w:val="20"/>
         </w:rPr>
-        <w:t>Stored</w:t>
-      </w:r>
-      <w:proofErr w:type="spellEnd"/>
+        <w:t>→ Siehe Anlage: A.</w:t>
+      </w:r>
       <w:r>
         <w:rPr>
           <w:i/>
@@ -12741,9 +12070,8 @@
           <w:sz w:val="20"/>
           <w:szCs w:val="20"/>
         </w:rPr>
-        <w:t xml:space="preserve"> </w:t>
-      </w:r>
-      <w:proofErr w:type="spellStart"/>
+        <w:t>2</w:t>
+      </w:r>
       <w:r>
         <w:rPr>
           <w:i/>
@@ -12752,9 +12080,8 @@
           <w:sz w:val="20"/>
           <w:szCs w:val="20"/>
         </w:rPr>
-        <w:t>Procedure</w:t>
-      </w:r>
-      <w:proofErr w:type="spellEnd"/>
+        <w:t>– Übersicht alle</w:t>
+      </w:r>
       <w:r>
         <w:rPr>
           <w:i/>
@@ -12763,9 +12090,8 @@
           <w:sz w:val="20"/>
           <w:szCs w:val="20"/>
         </w:rPr>
-        <w:t xml:space="preserve"> </w:t>
-      </w:r>
-      <w:proofErr w:type="spellStart"/>
+        <w:t>r Testda</w:t>
+      </w:r>
       <w:r>
         <w:rPr>
           <w:i/>
@@ -12774,140 +12100,6 @@
           <w:sz w:val="20"/>
           <w:szCs w:val="20"/>
         </w:rPr>
-        <w:t>sp_GeraetAnlegen</w:t>
-      </w:r>
-      <w:proofErr w:type="spellEnd"/>
-    </w:p>
-    <w:p/>
-    <w:p>
-      <w:pPr>
-        <w:pStyle w:val="berschrift3"/>
-        <w:rPr>
-          <w:rFonts w:ascii="Arial" w:eastAsia="Arial" w:hAnsi="Arial" w:cs="Arial"/>
-          <w:b/>
-          <w:bCs/>
-          <w:color w:val="404040"/>
-          <w:sz w:val="22"/>
-          <w:szCs w:val="22"/>
-        </w:rPr>
-      </w:pPr>
-      <w:r>
-        <w:rPr>
-          <w:rFonts w:ascii="Arial" w:eastAsia="Arial" w:hAnsi="Arial" w:cs="Arial"/>
-          <w:b/>
-          <w:bCs/>
-          <w:color w:val="404040"/>
-          <w:sz w:val="22"/>
-          <w:szCs w:val="22"/>
-        </w:rPr>
-        <w:t>5.6 Einspielen der Testdaten in die Datenbank</w:t>
-      </w:r>
-    </w:p>
-    <w:p>
-      <w:r>
-        <w:t>Nachdem man erfolgreich die Datenbank „</w:t>
-      </w:r>
-      <w:proofErr w:type="spellStart"/>
-      <w:r>
-        <w:t>RSTInventar</w:t>
-      </w:r>
-      <w:proofErr w:type="spellEnd"/>
-      <w:r>
-        <w:t xml:space="preserve">“ angelegt hat und auf </w:t>
-      </w:r>
-      <w:proofErr w:type="spellStart"/>
-      <w:r>
-        <w:t>vollständigkeit</w:t>
-      </w:r>
-      <w:proofErr w:type="spellEnd"/>
-      <w:r>
-        <w:t xml:space="preserve"> geprüft hat</w:t>
-      </w:r>
-      <w:r>
-        <w:t>, werden die Testdaten über die soeben erstellte Funktion „</w:t>
-      </w:r>
-      <w:proofErr w:type="spellStart"/>
-      <w:r>
-        <w:t>sp_GeraetAnlegen</w:t>
-      </w:r>
-      <w:proofErr w:type="spellEnd"/>
-      <w:r>
-        <w:t xml:space="preserve">“ </w:t>
-      </w:r>
-      <w:r>
-        <w:t>eingespielt. Bei dem Einspielen der Testdaten wurde darauf geachtet, dass alle Benutzer, Kategorien, Standorte und Geräte</w:t>
-      </w:r>
-      <w:r>
-        <w:t xml:space="preserve"> mit einen zugehörigen Inventareintrag angelegt wurden. Damit konnte man </w:t>
-      </w:r>
-      <w:r>
-        <w:t>prüfen</w:t>
-      </w:r>
-      <w:r>
-        <w:t xml:space="preserve">, ob </w:t>
-      </w:r>
-      <w:r>
-        <w:t>die ganzen Funktionen aller bestehenden Tabellen</w:t>
-      </w:r>
-      <w:r>
-        <w:t>, Fremdschlüssel und die Trigger in der Datenbank alle Korrekt laufen.</w:t>
-      </w:r>
-      <w:r>
-        <w:t xml:space="preserve"> </w:t>
-      </w:r>
-    </w:p>
-    <w:p>
-      <w:pPr>
-        <w:spacing w:before="60" w:after="80"/>
-      </w:pPr>
-      <w:r>
-        <w:rPr>
-          <w:i/>
-          <w:iCs/>
-          <w:color w:val="6B7280"/>
-          <w:sz w:val="20"/>
-          <w:szCs w:val="20"/>
-        </w:rPr>
-        <w:t>→ Siehe Anlage: A.</w:t>
-      </w:r>
-      <w:r>
-        <w:rPr>
-          <w:i/>
-          <w:iCs/>
-          <w:color w:val="6B7280"/>
-          <w:sz w:val="20"/>
-          <w:szCs w:val="20"/>
-        </w:rPr>
-        <w:t>2</w:t>
-      </w:r>
-      <w:r>
-        <w:rPr>
-          <w:i/>
-          <w:iCs/>
-          <w:color w:val="6B7280"/>
-          <w:sz w:val="20"/>
-          <w:szCs w:val="20"/>
-        </w:rPr>
-        <w:t>– Übersicht alle</w:t>
-      </w:r>
-      <w:r>
-        <w:rPr>
-          <w:i/>
-          <w:iCs/>
-          <w:color w:val="6B7280"/>
-          <w:sz w:val="20"/>
-          <w:szCs w:val="20"/>
-        </w:rPr>
-        <w:t>r Testda</w:t>
-      </w:r>
-      <w:r>
-        <w:rPr>
-          <w:i/>
-          <w:iCs/>
-          <w:color w:val="6B7280"/>
-          <w:sz w:val="20"/>
-          <w:szCs w:val="20"/>
-        </w:rPr>
         <w:t>ten (Testdaten einpflegen)</w:t>
       </w:r>
     </w:p>
@@ -12947,6 +12139,7 @@
           <w:szCs w:val="28"/>
           <w:lang w:eastAsia="en-US"/>
         </w:rPr>
+        <w:lastRenderedPageBreak/>
         <w:t>6. Versionsverwaltung mit GitHub</w:t>
       </w:r>
     </w:p>
@@ -12965,25 +12158,23 @@
           <w:color w:val="auto"/>
           <w:lang w:eastAsia="en-US"/>
         </w:rPr>
-        <w:t xml:space="preserve">Für die Versionsverwaltung für das </w:t>
-      </w:r>
-      <w:proofErr w:type="spellStart"/>
+        <w:t>Für die Versionsverwaltung für das Inventarverwalungssystem Projekt wurde im Laufe des Projektes ein Repository (</w:t>
+      </w:r>
       <w:r>
         <w:rPr>
           <w:rFonts w:asciiTheme="minorHAnsi" w:eastAsia="Arial" w:hAnsiTheme="minorHAnsi" w:cstheme="minorHAnsi"/>
           <w:color w:val="auto"/>
           <w:lang w:eastAsia="en-US"/>
         </w:rPr>
-        <w:t>Inventarverwalungssystem</w:t>
-      </w:r>
-      <w:proofErr w:type="spellEnd"/>
+        <w:t>Repository = ein Ordner der von Git beobachtet wird</w:t>
+      </w:r>
       <w:r>
         <w:rPr>
           <w:rFonts w:asciiTheme="minorHAnsi" w:eastAsia="Arial" w:hAnsiTheme="minorHAnsi" w:cstheme="minorHAnsi"/>
           <w:color w:val="auto"/>
           <w:lang w:eastAsia="en-US"/>
         </w:rPr>
-        <w:t xml:space="preserve"> Projekt wurde im Laufe des Projektes ein Repository (</w:t>
+        <w:t xml:space="preserve"> und in dem alle Änderungen an den enthaltenen Dateien lückenlos gespeichert und nachvo</w:t>
       </w:r>
       <w:r>
         <w:rPr>
@@ -12991,67 +12182,15 @@
           <w:color w:val="auto"/>
           <w:lang w:eastAsia="en-US"/>
         </w:rPr>
-        <w:t xml:space="preserve">Repository = ein Ordner der von </w:t>
-      </w:r>
-      <w:proofErr w:type="spellStart"/>
+        <w:t>llzogen werden können*)</w:t>
+      </w:r>
       <w:r>
         <w:rPr>
           <w:rFonts w:asciiTheme="minorHAnsi" w:eastAsia="Arial" w:hAnsiTheme="minorHAnsi" w:cstheme="minorHAnsi"/>
           <w:color w:val="auto"/>
           <w:lang w:eastAsia="en-US"/>
         </w:rPr>
-        <w:t>Git</w:t>
-      </w:r>
-      <w:proofErr w:type="spellEnd"/>
-      <w:r>
-        <w:rPr>
-          <w:rFonts w:asciiTheme="minorHAnsi" w:eastAsia="Arial" w:hAnsiTheme="minorHAnsi" w:cstheme="minorHAnsi"/>
-          <w:color w:val="auto"/>
-          <w:lang w:eastAsia="en-US"/>
-        </w:rPr>
-        <w:t xml:space="preserve"> beobachtet wird</w:t>
-      </w:r>
-      <w:r>
-        <w:rPr>
-          <w:rFonts w:asciiTheme="minorHAnsi" w:eastAsia="Arial" w:hAnsiTheme="minorHAnsi" w:cstheme="minorHAnsi"/>
-          <w:color w:val="auto"/>
-          <w:lang w:eastAsia="en-US"/>
-        </w:rPr>
-        <w:t xml:space="preserve"> und in dem alle Änderungen an den enthaltenen Dateien lückenlos gespeichert und nachvo</w:t>
-      </w:r>
-      <w:r>
-        <w:rPr>
-          <w:rFonts w:asciiTheme="minorHAnsi" w:eastAsia="Arial" w:hAnsiTheme="minorHAnsi" w:cstheme="minorHAnsi"/>
-          <w:color w:val="auto"/>
-          <w:lang w:eastAsia="en-US"/>
-        </w:rPr>
-        <w:t>llzogen werden können*)</w:t>
-      </w:r>
-      <w:r>
-        <w:rPr>
-          <w:rFonts w:asciiTheme="minorHAnsi" w:eastAsia="Arial" w:hAnsiTheme="minorHAnsi" w:cstheme="minorHAnsi"/>
-          <w:color w:val="auto"/>
-          <w:lang w:eastAsia="en-US"/>
-        </w:rPr>
-        <w:t xml:space="preserve"> auf </w:t>
-      </w:r>
-      <w:proofErr w:type="spellStart"/>
-      <w:r>
-        <w:rPr>
-          <w:rFonts w:asciiTheme="minorHAnsi" w:eastAsia="Arial" w:hAnsiTheme="minorHAnsi" w:cstheme="minorHAnsi"/>
-          <w:color w:val="auto"/>
-          <w:lang w:eastAsia="en-US"/>
-        </w:rPr>
-        <w:t>Github</w:t>
-      </w:r>
-      <w:proofErr w:type="spellEnd"/>
-      <w:r>
-        <w:rPr>
-          <w:rFonts w:asciiTheme="minorHAnsi" w:eastAsia="Arial" w:hAnsiTheme="minorHAnsi" w:cstheme="minorHAnsi"/>
-          <w:color w:val="auto"/>
-          <w:lang w:eastAsia="en-US"/>
-        </w:rPr>
-        <w:t xml:space="preserve"> erstellt. </w:t>
+        <w:t xml:space="preserve"> auf Github erstellt. </w:t>
       </w:r>
     </w:p>
     <w:p>
@@ -13147,25 +12286,7 @@
           <w:color w:val="404040"/>
           <w:lang w:eastAsia="en-US"/>
         </w:rPr>
-        <w:t xml:space="preserve">. Außerdem bietet </w:t>
-      </w:r>
-      <w:proofErr w:type="spellStart"/>
-      <w:r>
-        <w:rPr>
-          <w:rFonts w:asciiTheme="minorHAnsi" w:eastAsia="Arial" w:hAnsiTheme="minorHAnsi" w:cstheme="minorHAnsi"/>
-          <w:color w:val="404040"/>
-          <w:lang w:eastAsia="en-US"/>
-        </w:rPr>
-        <w:t>Github</w:t>
-      </w:r>
-      <w:proofErr w:type="spellEnd"/>
-      <w:r>
-        <w:rPr>
-          <w:rFonts w:asciiTheme="minorHAnsi" w:eastAsia="Arial" w:hAnsiTheme="minorHAnsi" w:cstheme="minorHAnsi"/>
-          <w:color w:val="404040"/>
-          <w:lang w:eastAsia="en-US"/>
-        </w:rPr>
-        <w:t xml:space="preserve"> sehr viele </w:t>
+        <w:t xml:space="preserve">. Außerdem bietet Github sehr viele </w:t>
       </w:r>
       <w:r>
         <w:rPr>
@@ -13292,37 +12413,42 @@
                 <w:color w:val="404040"/>
                 <w:lang w:eastAsia="en-US"/>
               </w:rPr>
-              <w:t xml:space="preserve">Durch die Versionisierung bei </w:t>
-            </w:r>
-            <w:proofErr w:type="spellStart"/>
-            <w:r>
+              <w:t>Durch die Versionisierung bei Github kann man jede Änderung an dem Projekt verfolgen. Außerdem hat man die Möglichkeit eine Ältere Version jederzeit griffbereit zuhaben.</w:t>
+            </w:r>
+          </w:p>
+        </w:tc>
+      </w:tr>
+      <w:tr>
+        <w:tc>
+          <w:tcPr>
+            <w:cnfStyle w:val="001000000000" w:firstRow="0" w:lastRow="0" w:firstColumn="1" w:lastColumn="0" w:oddVBand="0" w:evenVBand="0" w:oddHBand="0" w:evenHBand="0" w:firstRowFirstColumn="0" w:firstRowLastColumn="0" w:lastRowFirstColumn="0" w:lastRowLastColumn="0"/>
+            <w:tcW w:w="1980" w:type="dxa"/>
+          </w:tcPr>
+          <w:p>
+            <w:pPr>
               <w:rPr>
                 <w:rFonts w:ascii="Arial" w:eastAsia="Arial" w:hAnsi="Arial" w:cs="Arial"/>
                 <w:color w:val="404040"/>
                 <w:lang w:eastAsia="en-US"/>
               </w:rPr>
-              <w:t>Github</w:t>
-            </w:r>
-            <w:proofErr w:type="spellEnd"/>
+            </w:pPr>
             <w:r>
               <w:rPr>
                 <w:rFonts w:ascii="Arial" w:eastAsia="Arial" w:hAnsi="Arial" w:cs="Arial"/>
                 <w:color w:val="404040"/>
                 <w:lang w:eastAsia="en-US"/>
               </w:rPr>
-              <w:t xml:space="preserve"> kann man jede Änderung an dem Projekt verfolgen. Außerdem hat man die Möglichkeit eine Ältere Version jederzeit griffbereit zuhaben.</w:t>
-            </w:r>
-          </w:p>
-        </w:tc>
-      </w:tr>
-      <w:tr>
-        <w:tc>
-          <w:tcPr>
-            <w:cnfStyle w:val="001000000000" w:firstRow="0" w:lastRow="0" w:firstColumn="1" w:lastColumn="0" w:oddVBand="0" w:evenVBand="0" w:oddHBand="0" w:evenHBand="0" w:firstRowFirstColumn="0" w:firstRowLastColumn="0" w:lastRowFirstColumn="0" w:lastRowLastColumn="0"/>
-            <w:tcW w:w="1980" w:type="dxa"/>
-          </w:tcPr>
-          <w:p>
-            <w:pPr>
+              <w:t>Sicherung</w:t>
+            </w:r>
+          </w:p>
+        </w:tc>
+        <w:tc>
+          <w:tcPr>
+            <w:tcW w:w="7082" w:type="dxa"/>
+          </w:tcPr>
+          <w:p>
+            <w:pPr>
+              <w:cnfStyle w:val="000000000000" w:firstRow="0" w:lastRow="0" w:firstColumn="0" w:lastColumn="0" w:oddVBand="0" w:evenVBand="0" w:oddHBand="0" w:evenHBand="0" w:firstRowFirstColumn="0" w:firstRowLastColumn="0" w:lastRowFirstColumn="0" w:lastRowLastColumn="0"/>
               <w:rPr>
                 <w:rFonts w:ascii="Arial" w:eastAsia="Arial" w:hAnsi="Arial" w:cs="Arial"/>
                 <w:color w:val="404040"/>
@@ -13335,56 +12461,15 @@
                 <w:color w:val="404040"/>
                 <w:lang w:eastAsia="en-US"/>
               </w:rPr>
-              <w:t>Sicherung</w:t>
-            </w:r>
-          </w:p>
-        </w:tc>
-        <w:tc>
-          <w:tcPr>
-            <w:tcW w:w="7082" w:type="dxa"/>
-          </w:tcPr>
-          <w:p>
-            <w:pPr>
-              <w:cnfStyle w:val="000000000000" w:firstRow="0" w:lastRow="0" w:firstColumn="0" w:lastColumn="0" w:oddVBand="0" w:evenVBand="0" w:oddHBand="0" w:evenHBand="0" w:firstRowFirstColumn="0" w:firstRowLastColumn="0" w:lastRowFirstColumn="0" w:lastRowLastColumn="0"/>
+              <w:t xml:space="preserve">Falls während des Projektes ein PC kaputt </w:t>
+            </w:r>
+            <w:r>
               <w:rPr>
                 <w:rFonts w:ascii="Arial" w:eastAsia="Arial" w:hAnsi="Arial" w:cs="Arial"/>
                 <w:color w:val="404040"/>
                 <w:lang w:eastAsia="en-US"/>
               </w:rPr>
-            </w:pPr>
-            <w:r>
-              <w:rPr>
-                <w:rFonts w:ascii="Arial" w:eastAsia="Arial" w:hAnsi="Arial" w:cs="Arial"/>
-                <w:color w:val="404040"/>
-                <w:lang w:eastAsia="en-US"/>
-              </w:rPr>
-              <w:t xml:space="preserve">Falls während des Projektes ein PC kaputt </w:t>
-            </w:r>
-            <w:r>
-              <w:rPr>
-                <w:rFonts w:ascii="Arial" w:eastAsia="Arial" w:hAnsi="Arial" w:cs="Arial"/>
-                <w:color w:val="404040"/>
-                <w:lang w:eastAsia="en-US"/>
-              </w:rPr>
-              <w:t xml:space="preserve">gehen sollte hat man die Informationen sofort griffbereit, da die Daten nicht nur Lokal sondern zusätzlich auf </w:t>
-            </w:r>
-            <w:proofErr w:type="spellStart"/>
-            <w:r>
-              <w:rPr>
-                <w:rFonts w:ascii="Arial" w:eastAsia="Arial" w:hAnsi="Arial" w:cs="Arial"/>
-                <w:color w:val="404040"/>
-                <w:lang w:eastAsia="en-US"/>
-              </w:rPr>
-              <w:t>Github</w:t>
-            </w:r>
-            <w:proofErr w:type="spellEnd"/>
-            <w:r>
-              <w:rPr>
-                <w:rFonts w:ascii="Arial" w:eastAsia="Arial" w:hAnsi="Arial" w:cs="Arial"/>
-                <w:color w:val="404040"/>
-                <w:lang w:eastAsia="en-US"/>
-              </w:rPr>
-              <w:t xml:space="preserve"> gespeichert werden.</w:t>
+              <w:t>gehen sollte hat man die Informationen sofort griffbereit, da die Daten nicht nur Lokal sondern zusätzlich auf Github gespeichert werden.</w:t>
             </w:r>
           </w:p>
         </w:tc>
@@ -13508,20 +12593,8 @@
           <w:color w:val="404040"/>
           <w:lang w:eastAsia="en-US"/>
         </w:rPr>
-        <w:t xml:space="preserve">Repositorys auf </w:t>
-      </w:r>
-      <w:proofErr w:type="spellStart"/>
-      <w:r>
-        <w:rPr>
-          <w:rFonts w:ascii="Arial" w:eastAsia="Arial" w:hAnsi="Arial" w:cs="Arial"/>
-          <w:b/>
-          <w:bCs/>
-          <w:color w:val="404040"/>
-          <w:lang w:eastAsia="en-US"/>
-        </w:rPr>
-        <w:t>Github</w:t>
-      </w:r>
-      <w:proofErr w:type="spellEnd"/>
+        <w:t>Repositorys auf Github</w:t>
+      </w:r>
     </w:p>
     <w:p>
       <w:pPr>
@@ -13535,25 +12608,7 @@
           <w:color w:val="404040"/>
           <w:lang w:eastAsia="en-US"/>
         </w:rPr>
-        <w:t xml:space="preserve">Ein Repository wird bei </w:t>
-      </w:r>
-      <w:proofErr w:type="spellStart"/>
-      <w:r>
-        <w:rPr>
-          <w:rFonts w:asciiTheme="minorHAnsi" w:eastAsia="Arial" w:hAnsiTheme="minorHAnsi" w:cstheme="minorHAnsi"/>
-          <w:color w:val="404040"/>
-          <w:lang w:eastAsia="en-US"/>
-        </w:rPr>
-        <w:t>Github</w:t>
-      </w:r>
-      <w:proofErr w:type="spellEnd"/>
-      <w:r>
-        <w:rPr>
-          <w:rFonts w:asciiTheme="minorHAnsi" w:eastAsia="Arial" w:hAnsiTheme="minorHAnsi" w:cstheme="minorHAnsi"/>
-          <w:color w:val="404040"/>
-          <w:lang w:eastAsia="en-US"/>
-        </w:rPr>
-        <w:t xml:space="preserve"> über die Weboberfläche </w:t>
+        <w:t xml:space="preserve">Ein Repository wird bei Github über die Weboberfläche </w:t>
       </w:r>
       <w:r>
         <w:rPr>
@@ -13807,18 +12862,8 @@
                 <w:color w:val="404040"/>
                 <w:lang w:eastAsia="en-US"/>
               </w:rPr>
-              <w:t xml:space="preserve">Dann denn Namen für das Repository vergeben: </w:t>
-            </w:r>
-            <w:proofErr w:type="spellStart"/>
-            <w:r>
-              <w:rPr>
-                <w:rFonts w:asciiTheme="minorHAnsi" w:eastAsia="Arial" w:hAnsiTheme="minorHAnsi" w:cstheme="minorHAnsi"/>
-                <w:color w:val="404040"/>
-                <w:lang w:eastAsia="en-US"/>
-              </w:rPr>
-              <w:t>RST_Inventar</w:t>
-            </w:r>
-            <w:proofErr w:type="spellEnd"/>
+              <w:t>Dann denn Namen für das Repository vergeben: RST_Inventar</w:t>
+            </w:r>
           </w:p>
         </w:tc>
       </w:tr>
@@ -13916,37 +12961,42 @@
                 <w:color w:val="404040"/>
                 <w:lang w:eastAsia="en-US"/>
               </w:rPr>
-              <w:t xml:space="preserve">Die Readme Datei automatisch von </w:t>
-            </w:r>
-            <w:proofErr w:type="spellStart"/>
-            <w:r>
+              <w:t>Die Readme Datei automatisch von Github selber erstellen lassen</w:t>
+            </w:r>
+          </w:p>
+        </w:tc>
+      </w:tr>
+      <w:tr>
+        <w:tc>
+          <w:tcPr>
+            <w:cnfStyle w:val="001000000000" w:firstRow="0" w:lastRow="0" w:firstColumn="1" w:lastColumn="0" w:oddVBand="0" w:evenVBand="0" w:oddHBand="0" w:evenHBand="0" w:firstRowFirstColumn="0" w:firstRowLastColumn="0" w:lastRowFirstColumn="0" w:lastRowLastColumn="0"/>
+            <w:tcW w:w="1413" w:type="dxa"/>
+          </w:tcPr>
+          <w:p>
+            <w:pPr>
               <w:rPr>
                 <w:rFonts w:asciiTheme="minorHAnsi" w:eastAsia="Arial" w:hAnsiTheme="minorHAnsi" w:cstheme="minorHAnsi"/>
                 <w:color w:val="404040"/>
                 <w:lang w:eastAsia="en-US"/>
               </w:rPr>
-              <w:t>Github</w:t>
-            </w:r>
-            <w:proofErr w:type="spellEnd"/>
+            </w:pPr>
             <w:r>
               <w:rPr>
                 <w:rFonts w:asciiTheme="minorHAnsi" w:eastAsia="Arial" w:hAnsiTheme="minorHAnsi" w:cstheme="minorHAnsi"/>
                 <w:color w:val="404040"/>
                 <w:lang w:eastAsia="en-US"/>
               </w:rPr>
-              <w:t xml:space="preserve"> selber erstellen lassen</w:t>
-            </w:r>
-          </w:p>
-        </w:tc>
-      </w:tr>
-      <w:tr>
-        <w:tc>
-          <w:tcPr>
-            <w:cnfStyle w:val="001000000000" w:firstRow="0" w:lastRow="0" w:firstColumn="1" w:lastColumn="0" w:oddVBand="0" w:evenVBand="0" w:oddHBand="0" w:evenHBand="0" w:firstRowFirstColumn="0" w:firstRowLastColumn="0" w:lastRowFirstColumn="0" w:lastRowLastColumn="0"/>
-            <w:tcW w:w="1413" w:type="dxa"/>
-          </w:tcPr>
-          <w:p>
-            <w:pPr>
+              <w:t>6</w:t>
+            </w:r>
+          </w:p>
+        </w:tc>
+        <w:tc>
+          <w:tcPr>
+            <w:tcW w:w="7649" w:type="dxa"/>
+          </w:tcPr>
+          <w:p>
+            <w:pPr>
+              <w:cnfStyle w:val="000000000000" w:firstRow="0" w:lastRow="0" w:firstColumn="0" w:lastColumn="0" w:oddVBand="0" w:evenVBand="0" w:oddHBand="0" w:evenHBand="0" w:firstRowFirstColumn="0" w:firstRowLastColumn="0" w:lastRowFirstColumn="0" w:lastRowLastColumn="0"/>
               <w:rPr>
                 <w:rFonts w:asciiTheme="minorHAnsi" w:eastAsia="Arial" w:hAnsiTheme="minorHAnsi" w:cstheme="minorHAnsi"/>
                 <w:color w:val="404040"/>
@@ -13959,29 +13009,6 @@
                 <w:color w:val="404040"/>
                 <w:lang w:eastAsia="en-US"/>
               </w:rPr>
-              <w:t>6</w:t>
-            </w:r>
-          </w:p>
-        </w:tc>
-        <w:tc>
-          <w:tcPr>
-            <w:tcW w:w="7649" w:type="dxa"/>
-          </w:tcPr>
-          <w:p>
-            <w:pPr>
-              <w:cnfStyle w:val="000000000000" w:firstRow="0" w:lastRow="0" w:firstColumn="0" w:lastColumn="0" w:oddVBand="0" w:evenVBand="0" w:oddHBand="0" w:evenHBand="0" w:firstRowFirstColumn="0" w:firstRowLastColumn="0" w:lastRowFirstColumn="0" w:lastRowLastColumn="0"/>
-              <w:rPr>
-                <w:rFonts w:asciiTheme="minorHAnsi" w:eastAsia="Arial" w:hAnsiTheme="minorHAnsi" w:cstheme="minorHAnsi"/>
-                <w:color w:val="404040"/>
-                <w:lang w:eastAsia="en-US"/>
-              </w:rPr>
-            </w:pPr>
-            <w:r>
-              <w:rPr>
-                <w:rFonts w:asciiTheme="minorHAnsi" w:eastAsia="Arial" w:hAnsiTheme="minorHAnsi" w:cstheme="minorHAnsi"/>
-                <w:color w:val="404040"/>
-                <w:lang w:eastAsia="en-US"/>
-              </w:rPr>
               <w:t>Wenn alle Einstellungen vorgenommen wurden auf „Create Repository“ klicken</w:t>
             </w:r>
           </w:p>
@@ -14079,25 +13106,7 @@
           <w:color w:val="404040"/>
           <w:lang w:eastAsia="en-US"/>
         </w:rPr>
-        <w:t xml:space="preserve">Die Struktur im </w:t>
-      </w:r>
-      <w:proofErr w:type="spellStart"/>
-      <w:r>
-        <w:rPr>
-          <w:rFonts w:asciiTheme="minorHAnsi" w:eastAsia="Arial" w:hAnsiTheme="minorHAnsi" w:cstheme="minorHAnsi"/>
-          <w:color w:val="404040"/>
-          <w:lang w:eastAsia="en-US"/>
-        </w:rPr>
-        <w:t>Git</w:t>
-      </w:r>
-      <w:proofErr w:type="spellEnd"/>
-      <w:r>
-        <w:rPr>
-          <w:rFonts w:asciiTheme="minorHAnsi" w:eastAsia="Arial" w:hAnsiTheme="minorHAnsi" w:cstheme="minorHAnsi"/>
-          <w:color w:val="404040"/>
-          <w:lang w:eastAsia="en-US"/>
-        </w:rPr>
-        <w:t>-Repository</w:t>
+        <w:t>Die Struktur im Git-Repository</w:t>
       </w:r>
       <w:r>
         <w:rPr>
@@ -14215,43 +13224,15 @@
                 <w:color w:val="404040"/>
                 <w:lang w:eastAsia="en-US"/>
               </w:rPr>
-              <w:t>Dort liegt die PHP-Webanwendung am Ende drinnen (</w:t>
-            </w:r>
-            <w:proofErr w:type="spellStart"/>
+              <w:t xml:space="preserve">Dort liegt die PHP-Webanwendung am Ende drinnen (index.php, </w:t>
+            </w:r>
             <w:r>
               <w:rPr>
                 <w:rFonts w:asciiTheme="minorHAnsi" w:eastAsia="Arial" w:hAnsiTheme="minorHAnsi" w:cstheme="minorHAnsi"/>
                 <w:color w:val="404040"/>
                 <w:lang w:eastAsia="en-US"/>
               </w:rPr>
-              <w:t>index.php</w:t>
-            </w:r>
-            <w:proofErr w:type="spellEnd"/>
-            <w:r>
-              <w:rPr>
-                <w:rFonts w:asciiTheme="minorHAnsi" w:eastAsia="Arial" w:hAnsiTheme="minorHAnsi" w:cstheme="minorHAnsi"/>
-                <w:color w:val="404040"/>
-                <w:lang w:eastAsia="en-US"/>
-              </w:rPr>
-              <w:t xml:space="preserve">, </w:t>
-            </w:r>
-            <w:proofErr w:type="spellStart"/>
-            <w:r>
-              <w:rPr>
-                <w:rFonts w:asciiTheme="minorHAnsi" w:eastAsia="Arial" w:hAnsiTheme="minorHAnsi" w:cstheme="minorHAnsi"/>
-                <w:color w:val="404040"/>
-                <w:lang w:eastAsia="en-US"/>
-              </w:rPr>
-              <w:t>config</w:t>
-            </w:r>
-            <w:proofErr w:type="spellEnd"/>
-            <w:r>
-              <w:rPr>
-                <w:rFonts w:asciiTheme="minorHAnsi" w:eastAsia="Arial" w:hAnsiTheme="minorHAnsi" w:cstheme="minorHAnsi"/>
-                <w:color w:val="404040"/>
-                <w:lang w:eastAsia="en-US"/>
-              </w:rPr>
-              <w:t>/, ……)</w:t>
+              <w:t>config/, ……)</w:t>
             </w:r>
           </w:p>
         </w:tc>
@@ -14327,123 +13308,77 @@
                 <w:color w:val="404040"/>
                 <w:lang w:eastAsia="en-US"/>
               </w:rPr>
-              <w:t>App/</w:t>
-            </w:r>
-            <w:proofErr w:type="spellStart"/>
-            <w:r>
+              <w:t>App/vendor/picqer</w:t>
+            </w:r>
+          </w:p>
+        </w:tc>
+        <w:tc>
+          <w:tcPr>
+            <w:tcW w:w="4531" w:type="dxa"/>
+          </w:tcPr>
+          <w:p>
+            <w:pPr>
+              <w:cnfStyle w:val="000000100000" w:firstRow="0" w:lastRow="0" w:firstColumn="0" w:lastColumn="0" w:oddVBand="0" w:evenVBand="0" w:oddHBand="1" w:evenHBand="0" w:firstRowFirstColumn="0" w:firstRowLastColumn="0" w:lastRowFirstColumn="0" w:lastRowLastColumn="0"/>
               <w:rPr>
                 <w:rFonts w:asciiTheme="minorHAnsi" w:eastAsia="Arial" w:hAnsiTheme="minorHAnsi" w:cstheme="minorHAnsi"/>
                 <w:color w:val="404040"/>
                 <w:lang w:eastAsia="en-US"/>
               </w:rPr>
-              <w:t>vendor</w:t>
-            </w:r>
-            <w:proofErr w:type="spellEnd"/>
+            </w:pPr>
             <w:r>
               <w:rPr>
                 <w:rFonts w:asciiTheme="minorHAnsi" w:eastAsia="Arial" w:hAnsiTheme="minorHAnsi" w:cstheme="minorHAnsi"/>
                 <w:color w:val="404040"/>
                 <w:lang w:eastAsia="en-US"/>
               </w:rPr>
-              <w:t>/</w:t>
-            </w:r>
-            <w:proofErr w:type="spellStart"/>
-            <w:r>
+              <w:t>In dem Pfad liegt die Biliothek für den Barcode-generator ab</w:t>
+            </w:r>
+          </w:p>
+        </w:tc>
+      </w:tr>
+      <w:tr>
+        <w:tc>
+          <w:tcPr>
+            <w:cnfStyle w:val="001000000000" w:firstRow="0" w:lastRow="0" w:firstColumn="1" w:lastColumn="0" w:oddVBand="0" w:evenVBand="0" w:oddHBand="0" w:evenHBand="0" w:firstRowFirstColumn="0" w:firstRowLastColumn="0" w:lastRowFirstColumn="0" w:lastRowLastColumn="0"/>
+            <w:tcW w:w="4531" w:type="dxa"/>
+          </w:tcPr>
+          <w:p>
+            <w:pPr>
               <w:rPr>
                 <w:rFonts w:asciiTheme="minorHAnsi" w:eastAsia="Arial" w:hAnsiTheme="minorHAnsi" w:cstheme="minorHAnsi"/>
                 <w:color w:val="404040"/>
                 <w:lang w:eastAsia="en-US"/>
               </w:rPr>
-              <w:t>picqer</w:t>
-            </w:r>
-            <w:proofErr w:type="spellEnd"/>
-          </w:p>
-        </w:tc>
-        <w:tc>
-          <w:tcPr>
-            <w:tcW w:w="4531" w:type="dxa"/>
-          </w:tcPr>
-          <w:p>
-            <w:pPr>
-              <w:cnfStyle w:val="000000100000" w:firstRow="0" w:lastRow="0" w:firstColumn="0" w:lastColumn="0" w:oddVBand="0" w:evenVBand="0" w:oddHBand="1" w:evenHBand="0" w:firstRowFirstColumn="0" w:firstRowLastColumn="0" w:lastRowFirstColumn="0" w:lastRowLastColumn="0"/>
+            </w:pPr>
+            <w:r>
               <w:rPr>
                 <w:rFonts w:asciiTheme="minorHAnsi" w:eastAsia="Arial" w:hAnsiTheme="minorHAnsi" w:cstheme="minorHAnsi"/>
                 <w:color w:val="404040"/>
                 <w:lang w:eastAsia="en-US"/>
               </w:rPr>
-            </w:pPr>
-            <w:r>
+              <w:t>Readme.md</w:t>
+            </w:r>
+          </w:p>
+        </w:tc>
+        <w:tc>
+          <w:tcPr>
+            <w:tcW w:w="4531" w:type="dxa"/>
+          </w:tcPr>
+          <w:p>
+            <w:pPr>
+              <w:cnfStyle w:val="000000000000" w:firstRow="0" w:lastRow="0" w:firstColumn="0" w:lastColumn="0" w:oddVBand="0" w:evenVBand="0" w:oddHBand="0" w:evenHBand="0" w:firstRowFirstColumn="0" w:firstRowLastColumn="0" w:lastRowFirstColumn="0" w:lastRowLastColumn="0"/>
               <w:rPr>
                 <w:rFonts w:asciiTheme="minorHAnsi" w:eastAsia="Arial" w:hAnsiTheme="minorHAnsi" w:cstheme="minorHAnsi"/>
                 <w:color w:val="404040"/>
                 <w:lang w:eastAsia="en-US"/>
               </w:rPr>
-              <w:t xml:space="preserve">In dem Pfad liegt die </w:t>
-            </w:r>
-            <w:proofErr w:type="spellStart"/>
+            </w:pPr>
             <w:r>
               <w:rPr>
                 <w:rFonts w:asciiTheme="minorHAnsi" w:eastAsia="Arial" w:hAnsiTheme="minorHAnsi" w:cstheme="minorHAnsi"/>
                 <w:color w:val="404040"/>
                 <w:lang w:eastAsia="en-US"/>
               </w:rPr>
-              <w:t>Biliothek</w:t>
-            </w:r>
-            <w:proofErr w:type="spellEnd"/>
-            <w:r>
-              <w:rPr>
-                <w:rFonts w:asciiTheme="minorHAnsi" w:eastAsia="Arial" w:hAnsiTheme="minorHAnsi" w:cstheme="minorHAnsi"/>
-                <w:color w:val="404040"/>
-                <w:lang w:eastAsia="en-US"/>
-              </w:rPr>
-              <w:t xml:space="preserve"> für den Barcode-generator ab</w:t>
-            </w:r>
-          </w:p>
-        </w:tc>
-      </w:tr>
-      <w:tr>
-        <w:tc>
-          <w:tcPr>
-            <w:cnfStyle w:val="001000000000" w:firstRow="0" w:lastRow="0" w:firstColumn="1" w:lastColumn="0" w:oddVBand="0" w:evenVBand="0" w:oddHBand="0" w:evenHBand="0" w:firstRowFirstColumn="0" w:firstRowLastColumn="0" w:lastRowFirstColumn="0" w:lastRowLastColumn="0"/>
-            <w:tcW w:w="4531" w:type="dxa"/>
-          </w:tcPr>
-          <w:p>
-            <w:pPr>
-              <w:rPr>
-                <w:rFonts w:asciiTheme="minorHAnsi" w:eastAsia="Arial" w:hAnsiTheme="minorHAnsi" w:cstheme="minorHAnsi"/>
-                <w:color w:val="404040"/>
-                <w:lang w:eastAsia="en-US"/>
-              </w:rPr>
-            </w:pPr>
-            <w:r>
-              <w:rPr>
-                <w:rFonts w:asciiTheme="minorHAnsi" w:eastAsia="Arial" w:hAnsiTheme="minorHAnsi" w:cstheme="minorHAnsi"/>
-                <w:color w:val="404040"/>
-                <w:lang w:eastAsia="en-US"/>
-              </w:rPr>
-              <w:t>Readme.md</w:t>
-            </w:r>
-          </w:p>
-        </w:tc>
-        <w:tc>
-          <w:tcPr>
-            <w:tcW w:w="4531" w:type="dxa"/>
-          </w:tcPr>
-          <w:p>
-            <w:pPr>
-              <w:cnfStyle w:val="000000000000" w:firstRow="0" w:lastRow="0" w:firstColumn="0" w:lastColumn="0" w:oddVBand="0" w:evenVBand="0" w:oddHBand="0" w:evenHBand="0" w:firstRowFirstColumn="0" w:firstRowLastColumn="0" w:lastRowFirstColumn="0" w:lastRowLastColumn="0"/>
-              <w:rPr>
-                <w:rFonts w:asciiTheme="minorHAnsi" w:eastAsia="Arial" w:hAnsiTheme="minorHAnsi" w:cstheme="minorHAnsi"/>
-                <w:color w:val="404040"/>
-                <w:lang w:eastAsia="en-US"/>
-              </w:rPr>
-            </w:pPr>
-            <w:r>
-              <w:rPr>
-                <w:rFonts w:asciiTheme="minorHAnsi" w:eastAsia="Arial" w:hAnsiTheme="minorHAnsi" w:cstheme="minorHAnsi"/>
-                <w:color w:val="404040"/>
-                <w:lang w:eastAsia="en-US"/>
-              </w:rPr>
               <w:t>Das ist die Projektbeschreibung</w:t>
             </w:r>
           </w:p>
@@ -14507,29 +13442,7 @@
           <w:color w:val="404040"/>
           <w:lang w:eastAsia="en-US"/>
         </w:rPr>
-        <w:t xml:space="preserve">Arbeiten mit </w:t>
-      </w:r>
-      <w:proofErr w:type="spellStart"/>
-      <w:r>
-        <w:rPr>
-          <w:rFonts w:ascii="Arial" w:eastAsia="Arial" w:hAnsi="Arial" w:cs="Arial"/>
-          <w:b/>
-          <w:bCs/>
-          <w:color w:val="404040"/>
-          <w:lang w:eastAsia="en-US"/>
-        </w:rPr>
-        <w:t>Github</w:t>
-      </w:r>
-      <w:proofErr w:type="spellEnd"/>
-      <w:r>
-        <w:rPr>
-          <w:rFonts w:ascii="Arial" w:eastAsia="Arial" w:hAnsi="Arial" w:cs="Arial"/>
-          <w:b/>
-          <w:bCs/>
-          <w:color w:val="404040"/>
-          <w:lang w:eastAsia="en-US"/>
-        </w:rPr>
-        <w:t xml:space="preserve"> im Projektverlauf</w:t>
+        <w:t>Arbeiten mit Github im Projektverlauf</w:t>
       </w:r>
     </w:p>
     <w:p>
@@ -14623,6 +13536,7 @@
                 <w:color w:val="404040"/>
                 <w:lang w:eastAsia="en-US"/>
               </w:rPr>
+              <w:lastRenderedPageBreak/>
               <w:t>Befehl</w:t>
             </w:r>
           </w:p>
@@ -14668,43 +13582,48 @@
                 <w:lang w:eastAsia="en-US"/>
               </w:rPr>
             </w:pPr>
-            <w:proofErr w:type="spellStart"/>
             <w:r>
               <w:rPr>
                 <w:rFonts w:asciiTheme="minorHAnsi" w:eastAsia="Arial" w:hAnsiTheme="minorHAnsi" w:cstheme="minorHAnsi"/>
                 <w:color w:val="404040"/>
                 <w:lang w:eastAsia="en-US"/>
               </w:rPr>
-              <w:t>Git</w:t>
-            </w:r>
-            <w:proofErr w:type="spellEnd"/>
-            <w:r>
+              <w:t>Git status</w:t>
+            </w:r>
+          </w:p>
+        </w:tc>
+        <w:tc>
+          <w:tcPr>
+            <w:tcW w:w="4531" w:type="dxa"/>
+          </w:tcPr>
+          <w:p>
+            <w:pPr>
+              <w:cnfStyle w:val="000000100000" w:firstRow="0" w:lastRow="0" w:firstColumn="0" w:lastColumn="0" w:oddVBand="0" w:evenVBand="0" w:oddHBand="1" w:evenHBand="0" w:firstRowFirstColumn="0" w:firstRowLastColumn="0" w:lastRowFirstColumn="0" w:lastRowLastColumn="0"/>
               <w:rPr>
                 <w:rFonts w:asciiTheme="minorHAnsi" w:eastAsia="Arial" w:hAnsiTheme="minorHAnsi" w:cstheme="minorHAnsi"/>
                 <w:color w:val="404040"/>
                 <w:lang w:eastAsia="en-US"/>
               </w:rPr>
-              <w:t xml:space="preserve"> </w:t>
-            </w:r>
-            <w:proofErr w:type="spellStart"/>
+            </w:pPr>
             <w:r>
               <w:rPr>
                 <w:rFonts w:asciiTheme="minorHAnsi" w:eastAsia="Arial" w:hAnsiTheme="minorHAnsi" w:cstheme="minorHAnsi"/>
                 <w:color w:val="404040"/>
                 <w:lang w:eastAsia="en-US"/>
               </w:rPr>
-              <w:t>status</w:t>
-            </w:r>
-            <w:proofErr w:type="spellEnd"/>
-          </w:p>
-        </w:tc>
-        <w:tc>
-          <w:tcPr>
+              <w:t>Der Befehl zeigt an, welche Dateien zuletzt geändert wurden</w:t>
+            </w:r>
+          </w:p>
+        </w:tc>
+      </w:tr>
+      <w:tr>
+        <w:tc>
+          <w:tcPr>
+            <w:cnfStyle w:val="001000000000" w:firstRow="0" w:lastRow="0" w:firstColumn="1" w:lastColumn="0" w:oddVBand="0" w:evenVBand="0" w:oddHBand="0" w:evenHBand="0" w:firstRowFirstColumn="0" w:firstRowLastColumn="0" w:lastRowFirstColumn="0" w:lastRowLastColumn="0"/>
             <w:tcW w:w="4531" w:type="dxa"/>
           </w:tcPr>
           <w:p>
             <w:pPr>
-              <w:cnfStyle w:val="000000100000" w:firstRow="0" w:lastRow="0" w:firstColumn="0" w:lastColumn="0" w:oddVBand="0" w:evenVBand="0" w:oddHBand="1" w:evenHBand="0" w:firstRowFirstColumn="0" w:firstRowLastColumn="0" w:lastRowFirstColumn="0" w:lastRowLastColumn="0"/>
               <w:rPr>
                 <w:rFonts w:asciiTheme="minorHAnsi" w:eastAsia="Arial" w:hAnsiTheme="minorHAnsi" w:cstheme="minorHAnsi"/>
                 <w:color w:val="404040"/>
@@ -14717,127 +13636,38 @@
                 <w:color w:val="404040"/>
                 <w:lang w:eastAsia="en-US"/>
               </w:rPr>
-              <w:t>Der Befehl zeigt an, welche Dateien zuletzt geändert wurden</w:t>
-            </w:r>
-          </w:p>
-        </w:tc>
-      </w:tr>
-      <w:tr>
-        <w:tc>
-          <w:tcPr>
-            <w:cnfStyle w:val="001000000000" w:firstRow="0" w:lastRow="0" w:firstColumn="1" w:lastColumn="0" w:oddVBand="0" w:evenVBand="0" w:oddHBand="0" w:evenHBand="0" w:firstRowFirstColumn="0" w:firstRowLastColumn="0" w:lastRowFirstColumn="0" w:lastRowLastColumn="0"/>
+              <w:t>Git add &lt;dateiname&gt;</w:t>
+            </w:r>
+          </w:p>
+        </w:tc>
+        <w:tc>
+          <w:tcPr>
             <w:tcW w:w="4531" w:type="dxa"/>
           </w:tcPr>
           <w:p>
             <w:pPr>
+              <w:cnfStyle w:val="000000000000" w:firstRow="0" w:lastRow="0" w:firstColumn="0" w:lastColumn="0" w:oddVBand="0" w:evenVBand="0" w:oddHBand="0" w:evenHBand="0" w:firstRowFirstColumn="0" w:firstRowLastColumn="0" w:lastRowFirstColumn="0" w:lastRowLastColumn="0"/>
               <w:rPr>
                 <w:rFonts w:asciiTheme="minorHAnsi" w:eastAsia="Arial" w:hAnsiTheme="minorHAnsi" w:cstheme="minorHAnsi"/>
                 <w:color w:val="404040"/>
                 <w:lang w:eastAsia="en-US"/>
               </w:rPr>
             </w:pPr>
-            <w:proofErr w:type="spellStart"/>
             <w:r>
               <w:rPr>
                 <w:rFonts w:asciiTheme="minorHAnsi" w:eastAsia="Arial" w:hAnsiTheme="minorHAnsi" w:cstheme="minorHAnsi"/>
                 <w:color w:val="404040"/>
                 <w:lang w:eastAsia="en-US"/>
               </w:rPr>
-              <w:t>Git</w:t>
-            </w:r>
-            <w:proofErr w:type="spellEnd"/>
+              <w:t xml:space="preserve">Fügt eine neue </w:t>
+            </w:r>
             <w:r>
               <w:rPr>
                 <w:rFonts w:asciiTheme="minorHAnsi" w:eastAsia="Arial" w:hAnsiTheme="minorHAnsi" w:cstheme="minorHAnsi"/>
                 <w:color w:val="404040"/>
                 <w:lang w:eastAsia="en-US"/>
               </w:rPr>
-              <w:t xml:space="preserve"> </w:t>
-            </w:r>
-            <w:proofErr w:type="spellStart"/>
-            <w:r>
-              <w:rPr>
-                <w:rFonts w:asciiTheme="minorHAnsi" w:eastAsia="Arial" w:hAnsiTheme="minorHAnsi" w:cstheme="minorHAnsi"/>
-                <w:color w:val="404040"/>
-                <w:lang w:eastAsia="en-US"/>
-              </w:rPr>
-              <w:t>add</w:t>
-            </w:r>
-            <w:proofErr w:type="spellEnd"/>
-            <w:r>
-              <w:rPr>
-                <w:rFonts w:asciiTheme="minorHAnsi" w:eastAsia="Arial" w:hAnsiTheme="minorHAnsi" w:cstheme="minorHAnsi"/>
-                <w:color w:val="404040"/>
-                <w:lang w:eastAsia="en-US"/>
-              </w:rPr>
-              <w:t xml:space="preserve"> &lt;</w:t>
-            </w:r>
-            <w:proofErr w:type="spellStart"/>
-            <w:r>
-              <w:rPr>
-                <w:rFonts w:asciiTheme="minorHAnsi" w:eastAsia="Arial" w:hAnsiTheme="minorHAnsi" w:cstheme="minorHAnsi"/>
-                <w:color w:val="404040"/>
-                <w:lang w:eastAsia="en-US"/>
-              </w:rPr>
-              <w:t>dateiname</w:t>
-            </w:r>
-            <w:proofErr w:type="spellEnd"/>
-            <w:r>
-              <w:rPr>
-                <w:rFonts w:asciiTheme="minorHAnsi" w:eastAsia="Arial" w:hAnsiTheme="minorHAnsi" w:cstheme="minorHAnsi"/>
-                <w:color w:val="404040"/>
-                <w:lang w:eastAsia="en-US"/>
-              </w:rPr>
-              <w:t>&gt;</w:t>
-            </w:r>
-          </w:p>
-        </w:tc>
-        <w:tc>
-          <w:tcPr>
-            <w:tcW w:w="4531" w:type="dxa"/>
-          </w:tcPr>
-          <w:p>
-            <w:pPr>
-              <w:cnfStyle w:val="000000000000" w:firstRow="0" w:lastRow="0" w:firstColumn="0" w:lastColumn="0" w:oddVBand="0" w:evenVBand="0" w:oddHBand="0" w:evenHBand="0" w:firstRowFirstColumn="0" w:firstRowLastColumn="0" w:lastRowFirstColumn="0" w:lastRowLastColumn="0"/>
-              <w:rPr>
-                <w:rFonts w:asciiTheme="minorHAnsi" w:eastAsia="Arial" w:hAnsiTheme="minorHAnsi" w:cstheme="minorHAnsi"/>
-                <w:color w:val="404040"/>
-                <w:lang w:eastAsia="en-US"/>
-              </w:rPr>
-            </w:pPr>
-            <w:r>
-              <w:rPr>
-                <w:rFonts w:asciiTheme="minorHAnsi" w:eastAsia="Arial" w:hAnsiTheme="minorHAnsi" w:cstheme="minorHAnsi"/>
-                <w:color w:val="404040"/>
-                <w:lang w:eastAsia="en-US"/>
-              </w:rPr>
-              <w:t xml:space="preserve">Fügt eine neue </w:t>
-            </w:r>
-            <w:r>
-              <w:rPr>
-                <w:rFonts w:asciiTheme="minorHAnsi" w:eastAsia="Arial" w:hAnsiTheme="minorHAnsi" w:cstheme="minorHAnsi"/>
-                <w:color w:val="404040"/>
-                <w:lang w:eastAsia="en-US"/>
-              </w:rPr>
-              <w:t xml:space="preserve">oder geänderte Datei in die </w:t>
-            </w:r>
-            <w:proofErr w:type="spellStart"/>
-            <w:r>
-              <w:rPr>
-                <w:rFonts w:asciiTheme="minorHAnsi" w:eastAsia="Arial" w:hAnsiTheme="minorHAnsi" w:cstheme="minorHAnsi"/>
-                <w:color w:val="404040"/>
-                <w:lang w:eastAsia="en-US"/>
-              </w:rPr>
-              <w:t>Staging</w:t>
-            </w:r>
-            <w:proofErr w:type="spellEnd"/>
-            <w:r>
-              <w:rPr>
-                <w:rFonts w:asciiTheme="minorHAnsi" w:eastAsia="Arial" w:hAnsiTheme="minorHAnsi" w:cstheme="minorHAnsi"/>
-                <w:color w:val="404040"/>
-                <w:lang w:eastAsia="en-US"/>
-              </w:rPr>
-              <w:t>-Area hinzu</w:t>
+              <w:t>oder geänderte Datei in die Staging-Area hinzu</w:t>
             </w:r>
           </w:p>
         </w:tc>
@@ -14859,176 +13689,84 @@
                 <w:lang w:eastAsia="en-US"/>
               </w:rPr>
             </w:pPr>
-            <w:proofErr w:type="spellStart"/>
             <w:r>
               <w:rPr>
                 <w:rFonts w:asciiTheme="minorHAnsi" w:eastAsia="Arial" w:hAnsiTheme="minorHAnsi" w:cstheme="minorHAnsi"/>
                 <w:color w:val="404040"/>
                 <w:lang w:eastAsia="en-US"/>
               </w:rPr>
-              <w:t>Git</w:t>
-            </w:r>
-            <w:proofErr w:type="spellEnd"/>
-            <w:r>
+              <w:t>Git commit -m „Kommentar zu der Änderung“</w:t>
+            </w:r>
+          </w:p>
+        </w:tc>
+        <w:tc>
+          <w:tcPr>
+            <w:tcW w:w="4531" w:type="dxa"/>
+          </w:tcPr>
+          <w:p>
+            <w:pPr>
+              <w:cnfStyle w:val="000000100000" w:firstRow="0" w:lastRow="0" w:firstColumn="0" w:lastColumn="0" w:oddVBand="0" w:evenVBand="0" w:oddHBand="1" w:evenHBand="0" w:firstRowFirstColumn="0" w:firstRowLastColumn="0" w:lastRowFirstColumn="0" w:lastRowLastColumn="0"/>
               <w:rPr>
                 <w:rFonts w:asciiTheme="minorHAnsi" w:eastAsia="Arial" w:hAnsiTheme="minorHAnsi" w:cstheme="minorHAnsi"/>
                 <w:color w:val="404040"/>
                 <w:lang w:eastAsia="en-US"/>
               </w:rPr>
-              <w:t xml:space="preserve"> </w:t>
-            </w:r>
-            <w:proofErr w:type="spellStart"/>
+            </w:pPr>
             <w:r>
               <w:rPr>
                 <w:rFonts w:asciiTheme="minorHAnsi" w:eastAsia="Arial" w:hAnsiTheme="minorHAnsi" w:cstheme="minorHAnsi"/>
                 <w:color w:val="404040"/>
                 <w:lang w:eastAsia="en-US"/>
               </w:rPr>
-              <w:t>commit</w:t>
-            </w:r>
-            <w:proofErr w:type="spellEnd"/>
-            <w:r>
+              <w:t>Speichert die soeben gestagte Datei mit einer Beschreibung ab</w:t>
+            </w:r>
+          </w:p>
+        </w:tc>
+      </w:tr>
+      <w:tr>
+        <w:tc>
+          <w:tcPr>
+            <w:cnfStyle w:val="001000000000" w:firstRow="0" w:lastRow="0" w:firstColumn="1" w:lastColumn="0" w:oddVBand="0" w:evenVBand="0" w:oddHBand="0" w:evenHBand="0" w:firstRowFirstColumn="0" w:firstRowLastColumn="0" w:lastRowFirstColumn="0" w:lastRowLastColumn="0"/>
+            <w:tcW w:w="4531" w:type="dxa"/>
+          </w:tcPr>
+          <w:p>
+            <w:pPr>
               <w:rPr>
                 <w:rFonts w:asciiTheme="minorHAnsi" w:eastAsia="Arial" w:hAnsiTheme="minorHAnsi" w:cstheme="minorHAnsi"/>
                 <w:color w:val="404040"/>
                 <w:lang w:eastAsia="en-US"/>
               </w:rPr>
-              <w:t xml:space="preserve"> -m „Kommentar zu der Änderung“</w:t>
-            </w:r>
-          </w:p>
-        </w:tc>
-        <w:tc>
-          <w:tcPr>
-            <w:tcW w:w="4531" w:type="dxa"/>
-          </w:tcPr>
-          <w:p>
-            <w:pPr>
-              <w:cnfStyle w:val="000000100000" w:firstRow="0" w:lastRow="0" w:firstColumn="0" w:lastColumn="0" w:oddVBand="0" w:evenVBand="0" w:oddHBand="1" w:evenHBand="0" w:firstRowFirstColumn="0" w:firstRowLastColumn="0" w:lastRowFirstColumn="0" w:lastRowLastColumn="0"/>
+            </w:pPr>
+            <w:r>
               <w:rPr>
                 <w:rFonts w:asciiTheme="minorHAnsi" w:eastAsia="Arial" w:hAnsiTheme="minorHAnsi" w:cstheme="minorHAnsi"/>
                 <w:color w:val="404040"/>
                 <w:lang w:eastAsia="en-US"/>
               </w:rPr>
-            </w:pPr>
-            <w:r>
+              <w:t>Git push</w:t>
+            </w:r>
+          </w:p>
+        </w:tc>
+        <w:tc>
+          <w:tcPr>
+            <w:tcW w:w="4531" w:type="dxa"/>
+          </w:tcPr>
+          <w:p>
+            <w:pPr>
+              <w:cnfStyle w:val="000000000000" w:firstRow="0" w:lastRow="0" w:firstColumn="0" w:lastColumn="0" w:oddVBand="0" w:evenVBand="0" w:oddHBand="0" w:evenHBand="0" w:firstRowFirstColumn="0" w:firstRowLastColumn="0" w:lastRowFirstColumn="0" w:lastRowLastColumn="0"/>
               <w:rPr>
                 <w:rFonts w:asciiTheme="minorHAnsi" w:eastAsia="Arial" w:hAnsiTheme="minorHAnsi" w:cstheme="minorHAnsi"/>
                 <w:color w:val="404040"/>
                 <w:lang w:eastAsia="en-US"/>
               </w:rPr>
-              <w:t xml:space="preserve">Speichert die soeben </w:t>
-            </w:r>
-            <w:proofErr w:type="spellStart"/>
+            </w:pPr>
             <w:r>
               <w:rPr>
                 <w:rFonts w:asciiTheme="minorHAnsi" w:eastAsia="Arial" w:hAnsiTheme="minorHAnsi" w:cstheme="minorHAnsi"/>
                 <w:color w:val="404040"/>
                 <w:lang w:eastAsia="en-US"/>
               </w:rPr>
-              <w:t>gestagte</w:t>
-            </w:r>
-            <w:proofErr w:type="spellEnd"/>
-            <w:r>
-              <w:rPr>
-                <w:rFonts w:asciiTheme="minorHAnsi" w:eastAsia="Arial" w:hAnsiTheme="minorHAnsi" w:cstheme="minorHAnsi"/>
-                <w:color w:val="404040"/>
-                <w:lang w:eastAsia="en-US"/>
-              </w:rPr>
-              <w:t xml:space="preserve"> Datei mit einer Beschreibung ab</w:t>
-            </w:r>
-          </w:p>
-        </w:tc>
-      </w:tr>
-      <w:tr>
-        <w:tc>
-          <w:tcPr>
-            <w:cnfStyle w:val="001000000000" w:firstRow="0" w:lastRow="0" w:firstColumn="1" w:lastColumn="0" w:oddVBand="0" w:evenVBand="0" w:oddHBand="0" w:evenHBand="0" w:firstRowFirstColumn="0" w:firstRowLastColumn="0" w:lastRowFirstColumn="0" w:lastRowLastColumn="0"/>
-            <w:tcW w:w="4531" w:type="dxa"/>
-          </w:tcPr>
-          <w:p>
-            <w:pPr>
-              <w:rPr>
-                <w:rFonts w:asciiTheme="minorHAnsi" w:eastAsia="Arial" w:hAnsiTheme="minorHAnsi" w:cstheme="minorHAnsi"/>
-                <w:color w:val="404040"/>
-                <w:lang w:eastAsia="en-US"/>
-              </w:rPr>
-            </w:pPr>
-            <w:proofErr w:type="spellStart"/>
-            <w:r>
-              <w:rPr>
-                <w:rFonts w:asciiTheme="minorHAnsi" w:eastAsia="Arial" w:hAnsiTheme="minorHAnsi" w:cstheme="minorHAnsi"/>
-                <w:color w:val="404040"/>
-                <w:lang w:eastAsia="en-US"/>
-              </w:rPr>
-              <w:t>Git</w:t>
-            </w:r>
-            <w:proofErr w:type="spellEnd"/>
-            <w:r>
-              <w:rPr>
-                <w:rFonts w:asciiTheme="minorHAnsi" w:eastAsia="Arial" w:hAnsiTheme="minorHAnsi" w:cstheme="minorHAnsi"/>
-                <w:color w:val="404040"/>
-                <w:lang w:eastAsia="en-US"/>
-              </w:rPr>
-              <w:t xml:space="preserve"> push</w:t>
-            </w:r>
-          </w:p>
-        </w:tc>
-        <w:tc>
-          <w:tcPr>
-            <w:tcW w:w="4531" w:type="dxa"/>
-          </w:tcPr>
-          <w:p>
-            <w:pPr>
-              <w:cnfStyle w:val="000000000000" w:firstRow="0" w:lastRow="0" w:firstColumn="0" w:lastColumn="0" w:oddVBand="0" w:evenVBand="0" w:oddHBand="0" w:evenHBand="0" w:firstRowFirstColumn="0" w:firstRowLastColumn="0" w:lastRowFirstColumn="0" w:lastRowLastColumn="0"/>
-              <w:rPr>
-                <w:rFonts w:asciiTheme="minorHAnsi" w:eastAsia="Arial" w:hAnsiTheme="minorHAnsi" w:cstheme="minorHAnsi"/>
-                <w:color w:val="404040"/>
-                <w:lang w:eastAsia="en-US"/>
-              </w:rPr>
-            </w:pPr>
-            <w:r>
-              <w:rPr>
-                <w:rFonts w:asciiTheme="minorHAnsi" w:eastAsia="Arial" w:hAnsiTheme="minorHAnsi" w:cstheme="minorHAnsi"/>
-                <w:color w:val="404040"/>
-                <w:lang w:eastAsia="en-US"/>
-              </w:rPr>
-              <w:t xml:space="preserve">Lädt die Dateien und Kommentare die in der </w:t>
-            </w:r>
-            <w:proofErr w:type="spellStart"/>
-            <w:r>
-              <w:rPr>
-                <w:rFonts w:asciiTheme="minorHAnsi" w:eastAsia="Arial" w:hAnsiTheme="minorHAnsi" w:cstheme="minorHAnsi"/>
-                <w:color w:val="404040"/>
-                <w:lang w:eastAsia="en-US"/>
-              </w:rPr>
-              <w:t>Stagging</w:t>
-            </w:r>
-            <w:proofErr w:type="spellEnd"/>
-            <w:r>
-              <w:rPr>
-                <w:rFonts w:asciiTheme="minorHAnsi" w:eastAsia="Arial" w:hAnsiTheme="minorHAnsi" w:cstheme="minorHAnsi"/>
-                <w:color w:val="404040"/>
-                <w:lang w:eastAsia="en-US"/>
-              </w:rPr>
-              <w:t xml:space="preserve"> Area liegen auf </w:t>
-            </w:r>
-            <w:proofErr w:type="spellStart"/>
-            <w:r>
-              <w:rPr>
-                <w:rFonts w:asciiTheme="minorHAnsi" w:eastAsia="Arial" w:hAnsiTheme="minorHAnsi" w:cstheme="minorHAnsi"/>
-                <w:color w:val="404040"/>
-                <w:lang w:eastAsia="en-US"/>
-              </w:rPr>
-              <w:t>Github</w:t>
-            </w:r>
-            <w:proofErr w:type="spellEnd"/>
-            <w:r>
-              <w:rPr>
-                <w:rFonts w:asciiTheme="minorHAnsi" w:eastAsia="Arial" w:hAnsiTheme="minorHAnsi" w:cstheme="minorHAnsi"/>
-                <w:color w:val="404040"/>
-                <w:lang w:eastAsia="en-US"/>
-              </w:rPr>
-              <w:t xml:space="preserve"> hoch</w:t>
+              <w:t>Lädt die Dateien und Kommentare die in der Stagging Area liegen auf Github hoch</w:t>
             </w:r>
           </w:p>
         </w:tc>
@@ -15050,45 +13788,35 @@
                 <w:lang w:eastAsia="en-US"/>
               </w:rPr>
             </w:pPr>
-            <w:proofErr w:type="spellStart"/>
             <w:r>
               <w:rPr>
                 <w:rFonts w:asciiTheme="minorHAnsi" w:eastAsia="Arial" w:hAnsiTheme="minorHAnsi" w:cstheme="minorHAnsi"/>
                 <w:color w:val="404040"/>
                 <w:lang w:eastAsia="en-US"/>
               </w:rPr>
-              <w:t>Git</w:t>
-            </w:r>
-            <w:proofErr w:type="spellEnd"/>
-            <w:r>
+              <w:t>Git log</w:t>
+            </w:r>
+          </w:p>
+        </w:tc>
+        <w:tc>
+          <w:tcPr>
+            <w:tcW w:w="4531" w:type="dxa"/>
+          </w:tcPr>
+          <w:p>
+            <w:pPr>
+              <w:cnfStyle w:val="000000100000" w:firstRow="0" w:lastRow="0" w:firstColumn="0" w:lastColumn="0" w:oddVBand="0" w:evenVBand="0" w:oddHBand="1" w:evenHBand="0" w:firstRowFirstColumn="0" w:firstRowLastColumn="0" w:lastRowFirstColumn="0" w:lastRowLastColumn="0"/>
               <w:rPr>
                 <w:rFonts w:asciiTheme="minorHAnsi" w:eastAsia="Arial" w:hAnsiTheme="minorHAnsi" w:cstheme="minorHAnsi"/>
                 <w:color w:val="404040"/>
                 <w:lang w:eastAsia="en-US"/>
               </w:rPr>
-              <w:t xml:space="preserve"> log</w:t>
-            </w:r>
-          </w:p>
-        </w:tc>
-        <w:tc>
-          <w:tcPr>
-            <w:tcW w:w="4531" w:type="dxa"/>
-          </w:tcPr>
-          <w:p>
-            <w:pPr>
-              <w:cnfStyle w:val="000000100000" w:firstRow="0" w:lastRow="0" w:firstColumn="0" w:lastColumn="0" w:oddVBand="0" w:evenVBand="0" w:oddHBand="1" w:evenHBand="0" w:firstRowFirstColumn="0" w:firstRowLastColumn="0" w:lastRowFirstColumn="0" w:lastRowLastColumn="0"/>
+            </w:pPr>
+            <w:r>
               <w:rPr>
                 <w:rFonts w:asciiTheme="minorHAnsi" w:eastAsia="Arial" w:hAnsiTheme="minorHAnsi" w:cstheme="minorHAnsi"/>
                 <w:color w:val="404040"/>
                 <w:lang w:eastAsia="en-US"/>
               </w:rPr>
-            </w:pPr>
-            <w:r>
-              <w:rPr>
-                <w:rFonts w:asciiTheme="minorHAnsi" w:eastAsia="Arial" w:hAnsiTheme="minorHAnsi" w:cstheme="minorHAnsi"/>
-                <w:color w:val="404040"/>
-                <w:lang w:eastAsia="en-US"/>
-              </w:rPr>
               <w:t>Zeigt die komplette Historie des Repositorys</w:t>
             </w:r>
           </w:p>
@@ -15110,6 +13838,2746 @@
           <w:rFonts w:ascii="Arial" w:eastAsia="Arial" w:hAnsi="Arial" w:cs="Arial"/>
         </w:rPr>
       </w:pPr>
+    </w:p>
+    <w:p>
+      <w:pPr>
+        <w:spacing w:after="160" w:line="259" w:lineRule="auto"/>
+        <w:rPr>
+          <w:rFonts w:ascii="Arial" w:eastAsia="Arial" w:hAnsi="Arial" w:cs="Arial"/>
+          <w:b/>
+          <w:bCs/>
+          <w:color w:val="1F3864"/>
+          <w:sz w:val="28"/>
+          <w:szCs w:val="28"/>
+          <w:lang w:eastAsia="en-US"/>
+        </w:rPr>
+      </w:pPr>
+      <w:r>
+        <w:rPr>
+          <w:rFonts w:ascii="Arial" w:eastAsia="Arial" w:hAnsi="Arial" w:cs="Arial"/>
+          <w:b/>
+          <w:bCs/>
+          <w:color w:val="1F3864"/>
+          <w:sz w:val="28"/>
+          <w:szCs w:val="28"/>
+          <w:lang w:eastAsia="en-US"/>
+        </w:rPr>
+        <w:br w:type="page"/>
+      </w:r>
+    </w:p>
+    <w:p>
+      <w:pPr>
+        <w:rPr>
+          <w:rFonts w:ascii="Arial" w:eastAsia="Arial" w:hAnsi="Arial" w:cs="Arial"/>
+          <w:b/>
+          <w:bCs/>
+          <w:color w:val="1F3864"/>
+          <w:sz w:val="28"/>
+          <w:szCs w:val="28"/>
+          <w:lang w:eastAsia="en-US"/>
+        </w:rPr>
+      </w:pPr>
+      <w:r>
+        <w:rPr>
+          <w:rFonts w:ascii="Arial" w:eastAsia="Arial" w:hAnsi="Arial" w:cs="Arial"/>
+          <w:b/>
+          <w:bCs/>
+          <w:color w:val="1F3864"/>
+          <w:sz w:val="28"/>
+          <w:szCs w:val="28"/>
+          <w:lang w:eastAsia="en-US"/>
+        </w:rPr>
+        <w:lastRenderedPageBreak/>
+        <w:t>7</w:t>
+      </w:r>
+      <w:r>
+        <w:rPr>
+          <w:rFonts w:ascii="Arial" w:eastAsia="Arial" w:hAnsi="Arial" w:cs="Arial"/>
+          <w:b/>
+          <w:bCs/>
+          <w:color w:val="1F3864"/>
+          <w:sz w:val="28"/>
+          <w:szCs w:val="28"/>
+          <w:lang w:eastAsia="en-US"/>
+        </w:rPr>
+        <w:t xml:space="preserve">. </w:t>
+      </w:r>
+      <w:r>
+        <w:rPr>
+          <w:rFonts w:ascii="Arial" w:eastAsia="Arial" w:hAnsi="Arial" w:cs="Arial"/>
+          <w:b/>
+          <w:bCs/>
+          <w:color w:val="1F3864"/>
+          <w:sz w:val="28"/>
+          <w:szCs w:val="28"/>
+          <w:lang w:eastAsia="en-US"/>
+        </w:rPr>
+        <w:t xml:space="preserve">Erstellen der PHP-Webanwendung </w:t>
+      </w:r>
+    </w:p>
+    <w:p>
+      <w:pPr>
+        <w:spacing w:after="60"/>
+        <w:rPr>
+          <w:rFonts w:asciiTheme="minorHAnsi" w:hAnsiTheme="minorHAnsi" w:cstheme="minorHAnsi"/>
+          <w:color w:val="auto"/>
+        </w:rPr>
+      </w:pPr>
+      <w:r>
+        <w:rPr>
+          <w:rFonts w:asciiTheme="minorHAnsi" w:eastAsia="Arial" w:hAnsiTheme="minorHAnsi" w:cstheme="minorHAnsi"/>
+          <w:color w:val="auto"/>
+          <w:lang w:eastAsia="en-US"/>
+        </w:rPr>
+        <w:t>In</w:t>
+      </w:r>
+      <w:r>
+        <w:rPr>
+          <w:rFonts w:asciiTheme="minorHAnsi" w:eastAsia="Arial" w:hAnsiTheme="minorHAnsi" w:cstheme="minorHAnsi"/>
+          <w:color w:val="auto"/>
+          <w:lang w:eastAsia="en-US"/>
+        </w:rPr>
+        <w:t xml:space="preserve"> diesem Kapitel </w:t>
+      </w:r>
+      <w:r>
+        <w:rPr>
+          <w:rFonts w:asciiTheme="minorHAnsi" w:eastAsia="Arial" w:hAnsiTheme="minorHAnsi" w:cstheme="minorHAnsi"/>
+          <w:color w:val="auto"/>
+          <w:lang w:eastAsia="en-US"/>
+        </w:rPr>
+        <w:t xml:space="preserve">des Projektes für die </w:t>
+      </w:r>
+      <w:r>
+        <w:rPr>
+          <w:rFonts w:asciiTheme="minorHAnsi" w:hAnsiTheme="minorHAnsi" w:cstheme="minorHAnsi"/>
+          <w:color w:val="auto"/>
+        </w:rPr>
+        <w:t>Einrichtung und Integration eines</w:t>
+      </w:r>
+    </w:p>
+    <w:p>
+      <w:pPr>
+        <w:spacing w:after="60"/>
+        <w:rPr>
+          <w:rFonts w:asciiTheme="minorHAnsi" w:hAnsiTheme="minorHAnsi" w:cstheme="minorHAnsi"/>
+          <w:color w:val="auto"/>
+        </w:rPr>
+      </w:pPr>
+      <w:r>
+        <w:rPr>
+          <w:rFonts w:asciiTheme="minorHAnsi" w:hAnsiTheme="minorHAnsi" w:cstheme="minorHAnsi"/>
+          <w:color w:val="auto"/>
+        </w:rPr>
+        <w:t>webbasierten Inventarverwaltungssystems</w:t>
+      </w:r>
+      <w:r>
+        <w:rPr>
+          <w:rFonts w:asciiTheme="minorHAnsi" w:hAnsiTheme="minorHAnsi" w:cstheme="minorHAnsi"/>
+          <w:color w:val="auto"/>
+        </w:rPr>
+        <w:t xml:space="preserve">. Wird die Erstellung der PHP-Webanwendung </w:t>
+      </w:r>
+      <w:r>
+        <w:rPr>
+          <w:rFonts w:asciiTheme="minorHAnsi" w:hAnsiTheme="minorHAnsi" w:cstheme="minorHAnsi"/>
+          <w:color w:val="auto"/>
+        </w:rPr>
+        <w:t>beschrieben. Der Schwerpunkt für</w:t>
+      </w:r>
+      <w:r>
+        <w:rPr>
+          <w:rFonts w:asciiTheme="minorHAnsi" w:hAnsiTheme="minorHAnsi" w:cstheme="minorHAnsi"/>
+          <w:color w:val="auto"/>
+        </w:rPr>
+        <w:t xml:space="preserve"> dieses kapit</w:t>
+      </w:r>
+      <w:r>
+        <w:rPr>
+          <w:rFonts w:asciiTheme="minorHAnsi" w:hAnsiTheme="minorHAnsi" w:cstheme="minorHAnsi"/>
+          <w:color w:val="auto"/>
+        </w:rPr>
+        <w:t>el</w:t>
+      </w:r>
+      <w:r>
+        <w:rPr>
+          <w:rFonts w:asciiTheme="minorHAnsi" w:hAnsiTheme="minorHAnsi" w:cstheme="minorHAnsi"/>
+          <w:color w:val="auto"/>
+        </w:rPr>
+        <w:t xml:space="preserve"> liegt auf der Logik </w:t>
+      </w:r>
+      <w:r>
+        <w:rPr>
+          <w:rFonts w:asciiTheme="minorHAnsi" w:hAnsiTheme="minorHAnsi" w:cstheme="minorHAnsi"/>
+          <w:color w:val="auto"/>
+        </w:rPr>
+        <w:t>des Codes, der für die Anwendung geschrieben wurde. Außerdem befinden sich im Anhang Screenshots der</w:t>
+      </w:r>
+      <w:r>
+        <w:rPr>
+          <w:rFonts w:asciiTheme="minorHAnsi" w:hAnsiTheme="minorHAnsi" w:cstheme="minorHAnsi"/>
+          <w:color w:val="auto"/>
+        </w:rPr>
+        <w:t xml:space="preserve"> erstellten Weboberfläche. </w:t>
+      </w:r>
+    </w:p>
+    <w:p>
+      <w:pPr>
+        <w:spacing w:before="60" w:after="80"/>
+      </w:pPr>
+      <w:r>
+        <w:rPr>
+          <w:i/>
+          <w:iCs/>
+          <w:color w:val="6B7280"/>
+          <w:sz w:val="20"/>
+          <w:szCs w:val="20"/>
+        </w:rPr>
+        <w:t>→ Siehe Anlage: A.</w:t>
+      </w:r>
+      <w:r>
+        <w:rPr>
+          <w:i/>
+          <w:iCs/>
+          <w:color w:val="6B7280"/>
+          <w:sz w:val="20"/>
+          <w:szCs w:val="20"/>
+        </w:rPr>
+        <w:t>4</w:t>
+      </w:r>
+      <w:r>
+        <w:rPr>
+          <w:i/>
+          <w:iCs/>
+          <w:color w:val="6B7280"/>
+          <w:sz w:val="20"/>
+          <w:szCs w:val="20"/>
+        </w:rPr>
+        <w:t xml:space="preserve"> - Screenshots der PHP-Webanwendung</w:t>
+      </w:r>
+    </w:p>
+    <w:p>
+      <w:pPr>
+        <w:spacing w:after="60"/>
+        <w:rPr>
+          <w:rFonts w:asciiTheme="minorHAnsi" w:hAnsiTheme="minorHAnsi" w:cstheme="minorHAnsi"/>
+          <w:color w:val="auto"/>
+        </w:rPr>
+      </w:pPr>
+    </w:p>
+    <w:p>
+      <w:pPr>
+        <w:rPr>
+          <w:rFonts w:ascii="Arial" w:eastAsia="Arial" w:hAnsi="Arial" w:cs="Arial"/>
+          <w:b/>
+          <w:bCs/>
+          <w:color w:val="404040"/>
+          <w:lang w:eastAsia="en-US"/>
+        </w:rPr>
+      </w:pPr>
+      <w:r>
+        <w:rPr>
+          <w:rFonts w:ascii="Arial" w:eastAsia="Arial" w:hAnsi="Arial" w:cs="Arial"/>
+          <w:b/>
+          <w:bCs/>
+          <w:color w:val="404040"/>
+          <w:lang w:eastAsia="en-US"/>
+        </w:rPr>
+        <w:t>7.1 Die Ordnerstruktur der Webanwendung</w:t>
+      </w:r>
+    </w:p>
+    <w:p>
+      <w:pPr>
+        <w:rPr>
+          <w:rFonts w:ascii="Arial" w:eastAsia="Arial" w:hAnsi="Arial" w:cs="Arial"/>
+          <w:color w:val="404040"/>
+          <w:lang w:eastAsia="en-US"/>
+        </w:rPr>
+      </w:pPr>
+      <w:r>
+        <w:rPr>
+          <w:rFonts w:ascii="Arial" w:eastAsia="Arial" w:hAnsi="Arial" w:cs="Arial"/>
+          <w:color w:val="404040"/>
+          <w:lang w:eastAsia="en-US"/>
+        </w:rPr>
+        <w:t xml:space="preserve">Die </w:t>
+      </w:r>
+      <w:r>
+        <w:rPr>
+          <w:rFonts w:ascii="Arial" w:eastAsia="Arial" w:hAnsi="Arial" w:cs="Arial"/>
+          <w:color w:val="404040"/>
+          <w:lang w:eastAsia="en-US"/>
+        </w:rPr>
+        <w:t xml:space="preserve">Ordnerstruktur für die PHP-Webanwendung wurde bewusst so </w:t>
+      </w:r>
+      <w:r>
+        <w:rPr>
+          <w:rFonts w:ascii="Arial" w:eastAsia="Arial" w:hAnsi="Arial" w:cs="Arial"/>
+          <w:color w:val="404040"/>
+          <w:lang w:eastAsia="en-US"/>
+        </w:rPr>
+        <w:t>erstellt, um eine klare und saubere Trennung zwischen den Confi</w:t>
+      </w:r>
+      <w:r>
+        <w:rPr>
+          <w:rFonts w:ascii="Arial" w:eastAsia="Arial" w:hAnsi="Arial" w:cs="Arial"/>
+          <w:color w:val="404040"/>
+          <w:lang w:eastAsia="en-US"/>
+        </w:rPr>
+        <w:t xml:space="preserve">g und den Logik Dateien zu bieten. In der </w:t>
+      </w:r>
+      <w:r>
+        <w:rPr>
+          <w:rFonts w:ascii="Arial" w:eastAsia="Arial" w:hAnsi="Arial" w:cs="Arial"/>
+          <w:color w:val="404040"/>
+          <w:lang w:eastAsia="en-US"/>
+        </w:rPr>
+        <w:t>i</w:t>
+      </w:r>
+      <w:r>
+        <w:rPr>
+          <w:rFonts w:ascii="Arial" w:eastAsia="Arial" w:hAnsi="Arial" w:cs="Arial"/>
+          <w:color w:val="404040"/>
+          <w:lang w:eastAsia="en-US"/>
+        </w:rPr>
+        <w:t xml:space="preserve">m </w:t>
+      </w:r>
+      <w:r>
+        <w:rPr>
+          <w:rFonts w:ascii="Arial" w:eastAsia="Arial" w:hAnsi="Arial" w:cs="Arial"/>
+          <w:color w:val="404040"/>
+          <w:lang w:eastAsia="en-US"/>
+        </w:rPr>
+        <w:t>Anhang liegenden</w:t>
+      </w:r>
+      <w:r>
+        <w:rPr>
+          <w:rFonts w:ascii="Arial" w:eastAsia="Arial" w:hAnsi="Arial" w:cs="Arial"/>
+          <w:color w:val="404040"/>
+          <w:lang w:eastAsia="en-US"/>
+        </w:rPr>
+        <w:t xml:space="preserve"> Tabelle wird die Struktur der Webanwendung sauber </w:t>
+      </w:r>
+      <w:r>
+        <w:rPr>
+          <w:rFonts w:ascii="Arial" w:eastAsia="Arial" w:hAnsi="Arial" w:cs="Arial"/>
+          <w:color w:val="404040"/>
+          <w:lang w:eastAsia="en-US"/>
+        </w:rPr>
+        <w:t>dargestellt</w:t>
+      </w:r>
+      <w:r>
+        <w:rPr>
+          <w:rFonts w:ascii="Arial" w:eastAsia="Arial" w:hAnsi="Arial" w:cs="Arial"/>
+          <w:color w:val="404040"/>
+          <w:lang w:eastAsia="en-US"/>
+        </w:rPr>
+        <w:t>.</w:t>
+      </w:r>
+    </w:p>
+    <w:p>
+      <w:pPr>
+        <w:spacing w:before="60" w:after="80"/>
+        <w:rPr>
+          <w:i/>
+          <w:iCs/>
+          <w:color w:val="6B7280"/>
+          <w:sz w:val="20"/>
+          <w:szCs w:val="20"/>
+        </w:rPr>
+      </w:pPr>
+      <w:r>
+        <w:rPr>
+          <w:i/>
+          <w:iCs/>
+          <w:color w:val="6B7280"/>
+          <w:sz w:val="20"/>
+          <w:szCs w:val="20"/>
+        </w:rPr>
+        <w:t>→ Siehe Anlage: A.</w:t>
+      </w:r>
+      <w:r>
+        <w:rPr>
+          <w:i/>
+          <w:iCs/>
+          <w:color w:val="6B7280"/>
+          <w:sz w:val="20"/>
+          <w:szCs w:val="20"/>
+        </w:rPr>
+        <w:t>3</w:t>
+      </w:r>
+      <w:r>
+        <w:rPr>
+          <w:i/>
+          <w:iCs/>
+          <w:color w:val="6B7280"/>
+          <w:sz w:val="20"/>
+          <w:szCs w:val="20"/>
+        </w:rPr>
+        <w:t xml:space="preserve"> </w:t>
+      </w:r>
+      <w:r>
+        <w:rPr>
+          <w:i/>
+          <w:iCs/>
+          <w:color w:val="6B7280"/>
+          <w:sz w:val="20"/>
+          <w:szCs w:val="20"/>
+        </w:rPr>
+        <w:t>–</w:t>
+      </w:r>
+      <w:r>
+        <w:rPr>
+          <w:i/>
+          <w:iCs/>
+          <w:color w:val="6B7280"/>
+          <w:sz w:val="20"/>
+          <w:szCs w:val="20"/>
+        </w:rPr>
+        <w:t xml:space="preserve"> </w:t>
+      </w:r>
+      <w:r>
+        <w:rPr>
+          <w:i/>
+          <w:iCs/>
+          <w:color w:val="6B7280"/>
+          <w:sz w:val="20"/>
+          <w:szCs w:val="20"/>
+        </w:rPr>
+        <w:t>Tabelle zur Übersicht der Ordnerstruktur und der Inhalt der Dateien</w:t>
+      </w:r>
+    </w:p>
+    <w:p>
+      <w:pPr>
+        <w:spacing w:before="60" w:after="80"/>
+        <w:rPr>
+          <w:i/>
+          <w:iCs/>
+          <w:color w:val="6B7280"/>
+          <w:sz w:val="20"/>
+          <w:szCs w:val="20"/>
+        </w:rPr>
+      </w:pPr>
+    </w:p>
+    <w:p>
+      <w:pPr>
+        <w:rPr>
+          <w:rFonts w:ascii="Arial" w:eastAsia="Arial" w:hAnsi="Arial" w:cs="Arial"/>
+          <w:b/>
+          <w:bCs/>
+          <w:color w:val="404040"/>
+          <w:lang w:eastAsia="en-US"/>
+        </w:rPr>
+      </w:pPr>
+      <w:r>
+        <w:rPr>
+          <w:rFonts w:ascii="Arial" w:eastAsia="Arial" w:hAnsi="Arial" w:cs="Arial"/>
+          <w:b/>
+          <w:bCs/>
+          <w:color w:val="404040"/>
+          <w:lang w:eastAsia="en-US"/>
+        </w:rPr>
+        <w:t>7.</w:t>
+      </w:r>
+      <w:r>
+        <w:rPr>
+          <w:rFonts w:ascii="Arial" w:eastAsia="Arial" w:hAnsi="Arial" w:cs="Arial"/>
+          <w:b/>
+          <w:bCs/>
+          <w:color w:val="404040"/>
+          <w:lang w:eastAsia="en-US"/>
+        </w:rPr>
+        <w:t>2</w:t>
+      </w:r>
+      <w:r>
+        <w:rPr>
+          <w:rFonts w:ascii="Arial" w:eastAsia="Arial" w:hAnsi="Arial" w:cs="Arial"/>
+          <w:b/>
+          <w:bCs/>
+          <w:color w:val="404040"/>
+          <w:lang w:eastAsia="en-US"/>
+        </w:rPr>
+        <w:t xml:space="preserve"> Die </w:t>
+      </w:r>
+      <w:r>
+        <w:rPr>
+          <w:rFonts w:ascii="Arial" w:eastAsia="Arial" w:hAnsi="Arial" w:cs="Arial"/>
+          <w:b/>
+          <w:bCs/>
+          <w:color w:val="404040"/>
+          <w:lang w:eastAsia="en-US"/>
+        </w:rPr>
+        <w:t>Login und Session-Verwaltung des Systems</w:t>
+      </w:r>
+    </w:p>
+    <w:p>
+      <w:pPr>
+        <w:rPr>
+          <w:rFonts w:ascii="Arial" w:eastAsia="Arial" w:hAnsi="Arial" w:cs="Arial"/>
+          <w:color w:val="auto"/>
+          <w:lang w:eastAsia="en-US"/>
+        </w:rPr>
+      </w:pPr>
+      <w:r>
+        <w:rPr>
+          <w:rFonts w:ascii="Arial" w:eastAsia="Arial" w:hAnsi="Arial" w:cs="Arial"/>
+          <w:color w:val="auto"/>
+          <w:lang w:eastAsia="en-US"/>
+        </w:rPr>
+        <w:t xml:space="preserve">Die Logik für den Login in das System wurde in zwei Logik-Bereiche unterteilt. Der erste Bereich ist die Index.php Seite und der zweite Bereich ist die aut.php Datei. </w:t>
+      </w:r>
+    </w:p>
+    <w:p>
+      <w:pPr>
+        <w:rPr>
+          <w:rFonts w:ascii="Arial" w:eastAsia="Arial" w:hAnsi="Arial" w:cs="Arial"/>
+          <w:color w:val="auto"/>
+          <w:lang w:eastAsia="en-US"/>
+        </w:rPr>
+      </w:pPr>
+      <w:r>
+        <w:rPr>
+          <w:rFonts w:ascii="Arial" w:eastAsia="Arial" w:hAnsi="Arial" w:cs="Arial"/>
+          <w:color w:val="auto"/>
+          <w:lang w:eastAsia="en-US"/>
+        </w:rPr>
+        <w:t xml:space="preserve">Die Index </w:t>
+      </w:r>
+      <w:r>
+        <w:rPr>
+          <w:rFonts w:ascii="Arial" w:eastAsia="Arial" w:hAnsi="Arial" w:cs="Arial"/>
+          <w:color w:val="auto"/>
+          <w:lang w:eastAsia="en-US"/>
+        </w:rPr>
+        <w:t>Seite stellt das Formular bereit und prüft die eingegeben Zugangsdaten vom Benutzer.</w:t>
+      </w:r>
+      <w:r>
+        <w:rPr>
+          <w:rFonts w:ascii="Arial" w:eastAsia="Arial" w:hAnsi="Arial" w:cs="Arial"/>
+          <w:color w:val="auto"/>
+          <w:lang w:eastAsia="en-US"/>
+        </w:rPr>
+        <w:t xml:space="preserve"> </w:t>
+      </w:r>
+    </w:p>
+    <w:p>
+      <w:pPr>
+        <w:rPr>
+          <w:rFonts w:ascii="Arial" w:eastAsia="Arial" w:hAnsi="Arial" w:cs="Arial"/>
+          <w:color w:val="auto"/>
+          <w:lang w:eastAsia="en-US"/>
+        </w:rPr>
+      </w:pPr>
+      <w:r>
+        <w:rPr>
+          <w:rFonts w:ascii="Arial" w:eastAsia="Arial" w:hAnsi="Arial" w:cs="Arial"/>
+          <w:color w:val="auto"/>
+          <w:lang w:eastAsia="en-US"/>
+        </w:rPr>
+        <w:t>Im Gegensatz dazu stellt dann aut.php bei Richtigkeit der eingegebenen Daten die Session zur Verfügung, womit der Benutzer ins System gelangt.</w:t>
+      </w:r>
+    </w:p>
+    <w:p>
+      <w:pPr>
+        <w:rPr>
+          <w:rFonts w:ascii="Arial" w:eastAsia="Arial" w:hAnsi="Arial" w:cs="Arial"/>
+          <w:color w:val="auto"/>
+          <w:lang w:eastAsia="en-US"/>
+        </w:rPr>
+      </w:pPr>
+    </w:p>
+    <w:p>
+      <w:pPr>
+        <w:rPr>
+          <w:rFonts w:ascii="Arial" w:eastAsia="Arial" w:hAnsi="Arial" w:cs="Arial"/>
+          <w:color w:val="auto"/>
+          <w:lang w:eastAsia="en-US"/>
+        </w:rPr>
+      </w:pPr>
+    </w:p>
+    <w:p>
+      <w:pPr>
+        <w:rPr>
+          <w:rFonts w:ascii="Arial" w:eastAsia="Arial" w:hAnsi="Arial" w:cs="Arial"/>
+          <w:b/>
+          <w:bCs/>
+          <w:color w:val="404040"/>
+          <w:lang w:eastAsia="en-US"/>
+        </w:rPr>
+      </w:pPr>
+      <w:r>
+        <w:rPr>
+          <w:rFonts w:ascii="Arial" w:eastAsia="Arial" w:hAnsi="Arial" w:cs="Arial"/>
+          <w:b/>
+          <w:bCs/>
+          <w:color w:val="404040"/>
+          <w:lang w:eastAsia="en-US"/>
+        </w:rPr>
+        <w:t>7.</w:t>
+      </w:r>
+      <w:r>
+        <w:rPr>
+          <w:rFonts w:ascii="Arial" w:eastAsia="Arial" w:hAnsi="Arial" w:cs="Arial"/>
+          <w:b/>
+          <w:bCs/>
+          <w:color w:val="404040"/>
+          <w:lang w:eastAsia="en-US"/>
+        </w:rPr>
+        <w:t>2.1</w:t>
+      </w:r>
+      <w:r>
+        <w:rPr>
+          <w:rFonts w:ascii="Arial" w:eastAsia="Arial" w:hAnsi="Arial" w:cs="Arial"/>
+          <w:b/>
+          <w:bCs/>
+          <w:color w:val="404040"/>
+          <w:lang w:eastAsia="en-US"/>
+        </w:rPr>
+        <w:t xml:space="preserve"> Die </w:t>
+      </w:r>
+      <w:r>
+        <w:rPr>
+          <w:rFonts w:ascii="Arial" w:eastAsia="Arial" w:hAnsi="Arial" w:cs="Arial"/>
+          <w:b/>
+          <w:bCs/>
+          <w:color w:val="404040"/>
+          <w:lang w:eastAsia="en-US"/>
+        </w:rPr>
+        <w:t>Logik vom Ablauf des Logins</w:t>
+      </w:r>
+    </w:p>
+    <w:p>
+      <w:pPr>
+        <w:rPr>
+          <w:rFonts w:ascii="Arial" w:eastAsia="Arial" w:hAnsi="Arial" w:cs="Arial"/>
+          <w:color w:val="auto"/>
+          <w:lang w:eastAsia="en-US"/>
+        </w:rPr>
+      </w:pPr>
+      <w:r>
+        <w:rPr>
+          <w:rFonts w:ascii="Arial" w:eastAsia="Arial" w:hAnsi="Arial" w:cs="Arial"/>
+          <w:color w:val="auto"/>
+          <w:lang w:eastAsia="en-US"/>
+        </w:rPr>
+        <w:t xml:space="preserve">Wenn der Benutzer die Zugangsdaten in das von der Index Seite bereitgestellte Formular eingegeben hat, wird </w:t>
+      </w:r>
+      <w:r>
+        <w:rPr>
+          <w:rFonts w:ascii="Arial" w:eastAsia="Arial" w:hAnsi="Arial" w:cs="Arial"/>
+          <w:color w:val="auto"/>
+          <w:lang w:eastAsia="en-US"/>
+        </w:rPr>
+        <w:t>der eingegebene Benutzername mit der DB abgeglichen. Wenn d</w:t>
+      </w:r>
+      <w:r>
+        <w:rPr>
+          <w:rFonts w:ascii="Arial" w:eastAsia="Arial" w:hAnsi="Arial" w:cs="Arial"/>
+          <w:color w:val="auto"/>
+          <w:lang w:eastAsia="en-US"/>
+        </w:rPr>
+        <w:t>er Benutzername in der Datenbank gefunden wird, wird als nächstes das eingegebene Passwort</w:t>
+      </w:r>
+      <w:r>
+        <w:rPr>
+          <w:rFonts w:ascii="Arial" w:eastAsia="Arial" w:hAnsi="Arial" w:cs="Arial"/>
+          <w:color w:val="auto"/>
+          <w:lang w:eastAsia="en-US"/>
+        </w:rPr>
+        <w:t xml:space="preserve"> mit </w:t>
+      </w:r>
+      <w:r>
+        <w:rPr>
+          <w:rFonts w:ascii="Arial" w:eastAsia="Arial" w:hAnsi="Arial" w:cs="Arial"/>
+          <w:color w:val="auto"/>
+          <w:lang w:eastAsia="en-US"/>
+        </w:rPr>
+        <w:t>dem gespeicherten Hash-Wert in der DB geprüft. Dafür wird der Index Seite die Funktion password_verfify() bereitgestellt.</w:t>
+      </w:r>
+      <w:r>
+        <w:rPr>
+          <w:rFonts w:ascii="Arial" w:eastAsia="Arial" w:hAnsi="Arial" w:cs="Arial"/>
+          <w:color w:val="auto"/>
+          <w:lang w:eastAsia="en-US"/>
+        </w:rPr>
+        <w:t xml:space="preserve"> Wenn auch das Passwort richtig eingegeben wurde wird für den Benutzer eine Session erstellt, mit dieser Session wird er automatisiert auf das Dashboard weitergeleitet.</w:t>
+      </w:r>
+    </w:p>
+    <w:p>
+      <w:pPr>
+        <w:rPr>
+          <w:rFonts w:ascii="Arial" w:eastAsia="Arial" w:hAnsi="Arial" w:cs="Arial"/>
+          <w:color w:val="auto"/>
+          <w:lang w:eastAsia="en-US"/>
+        </w:rPr>
+      </w:pPr>
+    </w:p>
+    <w:p>
+      <w:pPr>
+        <w:rPr>
+          <w:rFonts w:ascii="Arial" w:eastAsia="Arial" w:hAnsi="Arial" w:cs="Arial"/>
+          <w:b/>
+          <w:bCs/>
+          <w:color w:val="404040"/>
+          <w:lang w:eastAsia="en-US"/>
+        </w:rPr>
+      </w:pPr>
+    </w:p>
+    <w:p>
+      <w:pPr>
+        <w:rPr>
+          <w:rFonts w:ascii="Arial" w:eastAsia="Arial" w:hAnsi="Arial" w:cs="Arial"/>
+          <w:b/>
+          <w:bCs/>
+          <w:color w:val="404040"/>
+          <w:lang w:eastAsia="en-US"/>
+        </w:rPr>
+      </w:pPr>
+      <w:r>
+        <w:rPr>
+          <w:rFonts w:ascii="Arial" w:eastAsia="Arial" w:hAnsi="Arial" w:cs="Arial"/>
+          <w:b/>
+          <w:bCs/>
+          <w:color w:val="404040"/>
+          <w:lang w:eastAsia="en-US"/>
+        </w:rPr>
+        <w:t>7.2.</w:t>
+      </w:r>
+      <w:r>
+        <w:rPr>
+          <w:rFonts w:ascii="Arial" w:eastAsia="Arial" w:hAnsi="Arial" w:cs="Arial"/>
+          <w:b/>
+          <w:bCs/>
+          <w:color w:val="404040"/>
+          <w:lang w:eastAsia="en-US"/>
+        </w:rPr>
+        <w:t>2</w:t>
+      </w:r>
+      <w:r>
+        <w:rPr>
+          <w:rFonts w:ascii="Arial" w:eastAsia="Arial" w:hAnsi="Arial" w:cs="Arial"/>
+          <w:b/>
+          <w:bCs/>
+          <w:color w:val="404040"/>
+          <w:lang w:eastAsia="en-US"/>
+        </w:rPr>
+        <w:t xml:space="preserve"> </w:t>
+      </w:r>
+      <w:r>
+        <w:rPr>
+          <w:rFonts w:ascii="Arial" w:eastAsia="Arial" w:hAnsi="Arial" w:cs="Arial"/>
+          <w:b/>
+          <w:bCs/>
+          <w:color w:val="404040"/>
+          <w:lang w:eastAsia="en-US"/>
+        </w:rPr>
+        <w:t>Der Session Schutz für alle im System vorhandenen Seiten.</w:t>
+      </w:r>
+    </w:p>
+    <w:p>
+      <w:pPr>
+        <w:rPr>
+          <w:rFonts w:ascii="Arial" w:eastAsia="Arial" w:hAnsi="Arial" w:cs="Arial"/>
+          <w:color w:val="404040"/>
+          <w:lang w:eastAsia="en-US"/>
+        </w:rPr>
+      </w:pPr>
+      <w:r>
+        <w:rPr>
+          <w:rFonts w:ascii="Arial" w:eastAsia="Arial" w:hAnsi="Arial" w:cs="Arial"/>
+          <w:color w:val="404040"/>
+          <w:lang w:eastAsia="en-US"/>
+        </w:rPr>
+        <w:t>Jede im System vorhandene</w:t>
+      </w:r>
+      <w:r>
+        <w:rPr>
+          <w:rFonts w:ascii="Arial" w:eastAsia="Arial" w:hAnsi="Arial" w:cs="Arial"/>
+          <w:color w:val="404040"/>
+          <w:lang w:eastAsia="en-US"/>
+        </w:rPr>
+        <w:t xml:space="preserve"> Seite ruft beim Aufruf der Seite die fest definierte Funktion requireLogin() auf.</w:t>
+      </w:r>
+      <w:r>
+        <w:rPr>
+          <w:rFonts w:ascii="Arial" w:eastAsia="Arial" w:hAnsi="Arial" w:cs="Arial"/>
+          <w:color w:val="404040"/>
+          <w:lang w:eastAsia="en-US"/>
+        </w:rPr>
+        <w:t xml:space="preserve"> Diese Funktion prüft dann beim Aufruf, ob eine aktuell gültige Session für den jeweiligen Benutzer vorliegt</w:t>
+      </w:r>
+      <w:r>
+        <w:rPr>
+          <w:rFonts w:ascii="Arial" w:eastAsia="Arial" w:hAnsi="Arial" w:cs="Arial"/>
+          <w:color w:val="404040"/>
+          <w:lang w:eastAsia="en-US"/>
+        </w:rPr>
+        <w:t xml:space="preserve">. Wenn der Benutzer keine aktive Session hat, wird dieser sofort aus dem System geworfen und </w:t>
+      </w:r>
+      <w:r>
+        <w:rPr>
+          <w:rFonts w:ascii="Arial" w:eastAsia="Arial" w:hAnsi="Arial" w:cs="Arial"/>
+          <w:color w:val="404040"/>
+          <w:lang w:eastAsia="en-US"/>
+        </w:rPr>
+        <w:t xml:space="preserve">landet somit dann auf der Login Seite. Mit dieser Funktion kann man nun sicherstellen, </w:t>
+      </w:r>
+      <w:r>
+        <w:rPr>
+          <w:rFonts w:ascii="Arial" w:eastAsia="Arial" w:hAnsi="Arial" w:cs="Arial"/>
+          <w:color w:val="404040"/>
+          <w:lang w:eastAsia="en-US"/>
+        </w:rPr>
+        <w:t>dass</w:t>
+      </w:r>
+      <w:r>
+        <w:rPr>
+          <w:rFonts w:ascii="Arial" w:eastAsia="Arial" w:hAnsi="Arial" w:cs="Arial"/>
+          <w:color w:val="404040"/>
+          <w:lang w:eastAsia="en-US"/>
+        </w:rPr>
+        <w:t xml:space="preserve"> keine der </w:t>
+      </w:r>
+      <w:r>
+        <w:rPr>
+          <w:rFonts w:ascii="Arial" w:eastAsia="Arial" w:hAnsi="Arial" w:cs="Arial"/>
+          <w:color w:val="404040"/>
+          <w:lang w:eastAsia="en-US"/>
+        </w:rPr>
+        <w:t>vorhandenen Seiten ohne einen Login aufgerufen werden kann.</w:t>
+      </w:r>
+    </w:p>
+    <w:p>
+      <w:pPr>
+        <w:rPr>
+          <w:rFonts w:ascii="Arial" w:eastAsia="Arial" w:hAnsi="Arial" w:cs="Arial"/>
+          <w:color w:val="404040"/>
+          <w:lang w:eastAsia="en-US"/>
+        </w:rPr>
+      </w:pPr>
+    </w:p>
+    <w:p>
+      <w:pPr>
+        <w:rPr>
+          <w:rFonts w:ascii="Arial" w:eastAsia="Arial" w:hAnsi="Arial" w:cs="Arial"/>
+          <w:b/>
+          <w:bCs/>
+          <w:color w:val="404040"/>
+          <w:lang w:eastAsia="en-US"/>
+        </w:rPr>
+      </w:pPr>
+      <w:r>
+        <w:rPr>
+          <w:rFonts w:ascii="Arial" w:eastAsia="Arial" w:hAnsi="Arial" w:cs="Arial"/>
+          <w:b/>
+          <w:bCs/>
+          <w:color w:val="404040"/>
+          <w:lang w:eastAsia="en-US"/>
+        </w:rPr>
+        <w:t>7.</w:t>
+      </w:r>
+      <w:r>
+        <w:rPr>
+          <w:rFonts w:ascii="Arial" w:eastAsia="Arial" w:hAnsi="Arial" w:cs="Arial"/>
+          <w:b/>
+          <w:bCs/>
+          <w:color w:val="404040"/>
+          <w:lang w:eastAsia="en-US"/>
+        </w:rPr>
+        <w:t>3</w:t>
+      </w:r>
+      <w:r>
+        <w:rPr>
+          <w:rFonts w:ascii="Arial" w:eastAsia="Arial" w:hAnsi="Arial" w:cs="Arial"/>
+          <w:b/>
+          <w:bCs/>
+          <w:color w:val="404040"/>
+          <w:lang w:eastAsia="en-US"/>
+        </w:rPr>
+        <w:t xml:space="preserve"> D</w:t>
+      </w:r>
+      <w:r>
+        <w:rPr>
+          <w:rFonts w:ascii="Arial" w:eastAsia="Arial" w:hAnsi="Arial" w:cs="Arial"/>
+          <w:b/>
+          <w:bCs/>
+          <w:color w:val="404040"/>
+          <w:lang w:eastAsia="en-US"/>
+        </w:rPr>
+        <w:t>as Dashboard des Inventarverwaltungssystem</w:t>
+      </w:r>
+    </w:p>
+    <w:p>
+      <w:pPr>
+        <w:rPr>
+          <w:rFonts w:ascii="Arial" w:eastAsia="Arial" w:hAnsi="Arial" w:cs="Arial"/>
+          <w:color w:val="404040"/>
+          <w:lang w:eastAsia="en-US"/>
+        </w:rPr>
+      </w:pPr>
+      <w:r>
+        <w:rPr>
+          <w:rFonts w:ascii="Arial" w:eastAsia="Arial" w:hAnsi="Arial" w:cs="Arial"/>
+          <w:color w:val="404040"/>
+          <w:lang w:eastAsia="en-US"/>
+        </w:rPr>
+        <w:t xml:space="preserve">Das Dashboard des </w:t>
+      </w:r>
+      <w:r>
+        <w:rPr>
+          <w:rFonts w:ascii="Arial" w:eastAsia="Arial" w:hAnsi="Arial" w:cs="Arial"/>
+          <w:color w:val="404040"/>
+          <w:lang w:eastAsia="en-US"/>
+        </w:rPr>
+        <w:t>Systems ist die Seite die der Benutzer nach dem erfo</w:t>
+      </w:r>
+      <w:r>
+        <w:rPr>
+          <w:rFonts w:ascii="Arial" w:eastAsia="Arial" w:hAnsi="Arial" w:cs="Arial"/>
+          <w:color w:val="404040"/>
+          <w:lang w:eastAsia="en-US"/>
+        </w:rPr>
+        <w:t xml:space="preserve">lgreichen Login in das System sieht. Auf der Seite </w:t>
+      </w:r>
+      <w:r>
+        <w:rPr>
+          <w:rFonts w:ascii="Arial" w:eastAsia="Arial" w:hAnsi="Arial" w:cs="Arial"/>
+          <w:color w:val="404040"/>
+          <w:lang w:eastAsia="en-US"/>
+        </w:rPr>
+        <w:t xml:space="preserve">bekommt der Benutzer einen schnellen und Übersichtlichen Überblick </w:t>
+      </w:r>
+      <w:r>
+        <w:rPr>
+          <w:rFonts w:ascii="Arial" w:eastAsia="Arial" w:hAnsi="Arial" w:cs="Arial"/>
+          <w:color w:val="404040"/>
+          <w:lang w:eastAsia="en-US"/>
+        </w:rPr>
+        <w:t>über den aktuellen Stand des gesamten Inventarsystems. Außerdem bietet das Dashboard einen unkomplizierten Einstieg in die wichtigsten Funktionen des Systems.</w:t>
+      </w:r>
+    </w:p>
+    <w:p>
+      <w:pPr>
+        <w:rPr>
+          <w:rFonts w:ascii="Arial" w:eastAsia="Arial" w:hAnsi="Arial" w:cs="Arial"/>
+          <w:color w:val="404040"/>
+          <w:lang w:eastAsia="en-US"/>
+        </w:rPr>
+      </w:pPr>
+    </w:p>
+    <w:p>
+      <w:pPr>
+        <w:rPr>
+          <w:rFonts w:ascii="Arial" w:eastAsia="Arial" w:hAnsi="Arial" w:cs="Arial"/>
+          <w:color w:val="404040"/>
+          <w:lang w:eastAsia="en-US"/>
+        </w:rPr>
+      </w:pPr>
+      <w:r>
+        <w:rPr>
+          <w:rFonts w:ascii="Arial" w:eastAsia="Arial" w:hAnsi="Arial" w:cs="Arial"/>
+          <w:color w:val="404040"/>
+          <w:lang w:eastAsia="en-US"/>
+        </w:rPr>
+        <w:t xml:space="preserve">Beim Aufruf der Seite passiert jedoch noch etwas im Hintergrund. Während des Aufrufes, werden nämlich </w:t>
+      </w:r>
+      <w:r>
+        <w:rPr>
+          <w:rFonts w:ascii="Arial" w:eastAsia="Arial" w:hAnsi="Arial" w:cs="Arial"/>
+          <w:color w:val="404040"/>
+          <w:lang w:eastAsia="en-US"/>
+        </w:rPr>
+        <w:t>noch vier SQL-Abfragen an die Datenbank</w:t>
+      </w:r>
+      <w:r>
+        <w:rPr>
+          <w:rFonts w:ascii="Arial" w:eastAsia="Arial" w:hAnsi="Arial" w:cs="Arial"/>
+          <w:color w:val="404040"/>
+          <w:lang w:eastAsia="en-US"/>
+        </w:rPr>
+        <w:t xml:space="preserve"> geschickt</w:t>
+      </w:r>
+      <w:r>
+        <w:rPr>
+          <w:rFonts w:ascii="Arial" w:eastAsia="Arial" w:hAnsi="Arial" w:cs="Arial"/>
+          <w:color w:val="404040"/>
+          <w:lang w:eastAsia="en-US"/>
+        </w:rPr>
+        <w:t xml:space="preserve">. </w:t>
+      </w:r>
+      <w:r>
+        <w:rPr>
+          <w:rFonts w:ascii="Arial" w:eastAsia="Arial" w:hAnsi="Arial" w:cs="Arial"/>
+          <w:color w:val="404040"/>
+          <w:lang w:eastAsia="en-US"/>
+        </w:rPr>
+        <w:t>Diese Anfragen holen dann die Anzahl der Inventareinträge, Sta</w:t>
+      </w:r>
+      <w:r>
+        <w:rPr>
+          <w:rFonts w:ascii="Arial" w:eastAsia="Arial" w:hAnsi="Arial" w:cs="Arial"/>
+          <w:color w:val="404040"/>
+          <w:lang w:eastAsia="en-US"/>
+        </w:rPr>
+        <w:t xml:space="preserve">ndorte und Kategorien aus der Datenbank. </w:t>
+      </w:r>
+      <w:r>
+        <w:rPr>
+          <w:rFonts w:ascii="Arial" w:eastAsia="Arial" w:hAnsi="Arial" w:cs="Arial"/>
+          <w:color w:val="404040"/>
+          <w:lang w:eastAsia="en-US"/>
+        </w:rPr>
+        <w:t>Nebenbei wird außerdem noch geprüft, ob es in der DB Geräte gibt, bei denenen die Garantie in den nächsten 90 Tagen ausläuft.</w:t>
+      </w:r>
+      <w:r>
+        <w:rPr>
+          <w:rFonts w:ascii="Arial" w:eastAsia="Arial" w:hAnsi="Arial" w:cs="Arial"/>
+          <w:color w:val="404040"/>
+          <w:lang w:eastAsia="en-US"/>
+        </w:rPr>
+        <w:t xml:space="preserve"> Wenn bei der Abfr</w:t>
+      </w:r>
+      <w:r>
+        <w:rPr>
+          <w:rFonts w:ascii="Arial" w:eastAsia="Arial" w:hAnsi="Arial" w:cs="Arial"/>
+          <w:color w:val="404040"/>
+          <w:lang w:eastAsia="en-US"/>
+        </w:rPr>
+        <w:t xml:space="preserve">age heruasgefunden wird, das Artikel existieren, die weniger als 90 Tage Laufzeit haben, wird von dem System </w:t>
+      </w:r>
+      <w:r>
+        <w:rPr>
+          <w:rFonts w:ascii="Arial" w:eastAsia="Arial" w:hAnsi="Arial" w:cs="Arial"/>
+          <w:color w:val="404040"/>
+          <w:lang w:eastAsia="en-US"/>
+        </w:rPr>
+        <w:lastRenderedPageBreak/>
+        <w:t xml:space="preserve">automatisch eine kleine Warnmeldung </w:t>
+      </w:r>
+      <w:r>
+        <w:rPr>
+          <w:rFonts w:ascii="Arial" w:eastAsia="Arial" w:hAnsi="Arial" w:cs="Arial"/>
+          <w:color w:val="404040"/>
+          <w:lang w:eastAsia="en-US"/>
+        </w:rPr>
+        <w:t xml:space="preserve">eingeblendet um den </w:t>
+      </w:r>
+      <w:r>
+        <w:rPr>
+          <w:rFonts w:ascii="Arial" w:eastAsia="Arial" w:hAnsi="Arial" w:cs="Arial"/>
+          <w:color w:val="404040"/>
+          <w:lang w:eastAsia="en-US"/>
+        </w:rPr>
+        <w:t xml:space="preserve"> </w:t>
+      </w:r>
+      <w:r>
+        <w:rPr>
+          <w:rFonts w:ascii="Arial" w:eastAsia="Arial" w:hAnsi="Arial" w:cs="Arial"/>
+          <w:color w:val="404040"/>
+          <w:lang w:eastAsia="en-US"/>
+        </w:rPr>
+        <w:t>Benutzer darüber zu informieren.</w:t>
+      </w:r>
+    </w:p>
+    <w:p>
+      <w:pPr>
+        <w:rPr>
+          <w:rFonts w:ascii="Arial" w:eastAsia="Arial" w:hAnsi="Arial" w:cs="Arial"/>
+          <w:color w:val="404040"/>
+          <w:lang w:eastAsia="en-US"/>
+        </w:rPr>
+      </w:pPr>
+    </w:p>
+    <w:p>
+      <w:pPr>
+        <w:rPr>
+          <w:rFonts w:ascii="Arial" w:eastAsia="Arial" w:hAnsi="Arial" w:cs="Arial"/>
+          <w:b/>
+          <w:bCs/>
+          <w:color w:val="404040"/>
+          <w:lang w:eastAsia="en-US"/>
+        </w:rPr>
+      </w:pPr>
+      <w:r>
+        <w:rPr>
+          <w:rFonts w:ascii="Arial" w:eastAsia="Arial" w:hAnsi="Arial" w:cs="Arial"/>
+          <w:b/>
+          <w:bCs/>
+          <w:color w:val="404040"/>
+          <w:lang w:eastAsia="en-US"/>
+        </w:rPr>
+        <w:t>7.</w:t>
+      </w:r>
+      <w:r>
+        <w:rPr>
+          <w:rFonts w:ascii="Arial" w:eastAsia="Arial" w:hAnsi="Arial" w:cs="Arial"/>
+          <w:b/>
+          <w:bCs/>
+          <w:color w:val="404040"/>
+          <w:lang w:eastAsia="en-US"/>
+        </w:rPr>
+        <w:t>4</w:t>
+      </w:r>
+      <w:r>
+        <w:rPr>
+          <w:rFonts w:ascii="Arial" w:eastAsia="Arial" w:hAnsi="Arial" w:cs="Arial"/>
+          <w:b/>
+          <w:bCs/>
+          <w:color w:val="404040"/>
+          <w:lang w:eastAsia="en-US"/>
+        </w:rPr>
+        <w:t xml:space="preserve"> </w:t>
+      </w:r>
+      <w:r>
+        <w:rPr>
+          <w:rFonts w:ascii="Arial" w:eastAsia="Arial" w:hAnsi="Arial" w:cs="Arial"/>
+          <w:b/>
+          <w:bCs/>
+          <w:color w:val="404040"/>
+          <w:lang w:eastAsia="en-US"/>
+        </w:rPr>
+        <w:t xml:space="preserve">Anlegen von </w:t>
+      </w:r>
+      <w:r>
+        <w:rPr>
+          <w:rFonts w:ascii="Arial" w:eastAsia="Arial" w:hAnsi="Arial" w:cs="Arial"/>
+          <w:b/>
+          <w:bCs/>
+          <w:color w:val="404040"/>
+          <w:lang w:eastAsia="en-US"/>
+        </w:rPr>
+        <w:t>Inventarartikeln in das System</w:t>
+      </w:r>
+    </w:p>
+    <w:p>
+      <w:pPr>
+        <w:rPr>
+          <w:rFonts w:ascii="Arial" w:eastAsia="Arial" w:hAnsi="Arial" w:cs="Arial"/>
+          <w:color w:val="404040"/>
+          <w:lang w:eastAsia="en-US"/>
+        </w:rPr>
+      </w:pPr>
+      <w:r>
+        <w:rPr>
+          <w:rFonts w:ascii="Arial" w:eastAsia="Arial" w:hAnsi="Arial" w:cs="Arial"/>
+          <w:color w:val="404040"/>
+          <w:lang w:eastAsia="en-US"/>
+        </w:rPr>
+        <w:t xml:space="preserve">Wenn der Benutzer die Seite „Inventar_erstellen.php“ aufruft, wird von der Seite </w:t>
+      </w:r>
+      <w:r>
+        <w:rPr>
+          <w:rFonts w:ascii="Arial" w:eastAsia="Arial" w:hAnsi="Arial" w:cs="Arial"/>
+          <w:color w:val="404040"/>
+          <w:lang w:eastAsia="en-US"/>
+        </w:rPr>
+        <w:t>ein Formular bereitgestellt, worüber der Benutzer dann neue Inventarartikel erfassen und Anlegen kann.</w:t>
+      </w:r>
+      <w:r>
+        <w:rPr>
+          <w:rFonts w:ascii="Arial" w:eastAsia="Arial" w:hAnsi="Arial" w:cs="Arial"/>
+          <w:color w:val="404040"/>
+          <w:lang w:eastAsia="en-US"/>
+        </w:rPr>
+        <w:t xml:space="preserve"> Außerdem wird beim Aufruf der Seite die in der DB vorhandenen Kategorien und Standorte </w:t>
+      </w:r>
+      <w:r>
+        <w:rPr>
+          <w:rFonts w:ascii="Arial" w:eastAsia="Arial" w:hAnsi="Arial" w:cs="Arial"/>
+          <w:color w:val="404040"/>
+          <w:lang w:eastAsia="en-US"/>
+        </w:rPr>
+        <w:t>geholt und dann in die Dropdownliste geschrieben.</w:t>
+      </w:r>
+    </w:p>
+    <w:p>
+      <w:pPr>
+        <w:rPr>
+          <w:rFonts w:ascii="Arial" w:eastAsia="Arial" w:hAnsi="Arial" w:cs="Arial"/>
+          <w:color w:val="404040"/>
+          <w:lang w:eastAsia="en-US"/>
+        </w:rPr>
+      </w:pPr>
+    </w:p>
+    <w:p>
+      <w:pPr>
+        <w:rPr>
+          <w:rFonts w:ascii="Arial" w:eastAsia="Arial" w:hAnsi="Arial" w:cs="Arial"/>
+          <w:b/>
+          <w:bCs/>
+          <w:color w:val="404040"/>
+          <w:lang w:eastAsia="en-US"/>
+        </w:rPr>
+      </w:pPr>
+      <w:r>
+        <w:rPr>
+          <w:rFonts w:ascii="Arial" w:eastAsia="Arial" w:hAnsi="Arial" w:cs="Arial"/>
+          <w:b/>
+          <w:bCs/>
+          <w:color w:val="404040"/>
+          <w:lang w:eastAsia="en-US"/>
+        </w:rPr>
+        <w:t>7.4.</w:t>
+      </w:r>
+      <w:r>
+        <w:rPr>
+          <w:rFonts w:ascii="Arial" w:eastAsia="Arial" w:hAnsi="Arial" w:cs="Arial"/>
+          <w:b/>
+          <w:bCs/>
+          <w:color w:val="404040"/>
+          <w:lang w:eastAsia="en-US"/>
+        </w:rPr>
+        <w:t>1</w:t>
+      </w:r>
+      <w:r>
+        <w:rPr>
+          <w:rFonts w:ascii="Arial" w:eastAsia="Arial" w:hAnsi="Arial" w:cs="Arial"/>
+          <w:b/>
+          <w:bCs/>
+          <w:color w:val="404040"/>
+          <w:lang w:eastAsia="en-US"/>
+        </w:rPr>
+        <w:t xml:space="preserve"> Die Validierung des Formulars</w:t>
+      </w:r>
+    </w:p>
+    <w:p>
+      <w:pPr>
+        <w:rPr>
+          <w:rFonts w:ascii="Arial" w:eastAsia="Arial" w:hAnsi="Arial" w:cs="Arial"/>
+          <w:color w:val="404040"/>
+          <w:lang w:eastAsia="en-US"/>
+        </w:rPr>
+      </w:pPr>
+      <w:r>
+        <w:rPr>
+          <w:rFonts w:ascii="Arial" w:eastAsia="Arial" w:hAnsi="Arial" w:cs="Arial"/>
+          <w:color w:val="404040"/>
+          <w:lang w:eastAsia="en-US"/>
+        </w:rPr>
+        <w:t xml:space="preserve">Bevor das System die Verbindung zur Datenbank herstellt, um </w:t>
+      </w:r>
+      <w:r>
+        <w:rPr>
+          <w:rFonts w:ascii="Arial" w:eastAsia="Arial" w:hAnsi="Arial" w:cs="Arial"/>
+          <w:color w:val="404040"/>
+          <w:lang w:eastAsia="en-US"/>
+        </w:rPr>
+        <w:t>die eingegebenen Daten in die richtigen Tabellen zuschreiben</w:t>
+      </w:r>
+      <w:r>
+        <w:rPr>
+          <w:rFonts w:ascii="Arial" w:eastAsia="Arial" w:hAnsi="Arial" w:cs="Arial"/>
+          <w:color w:val="404040"/>
+          <w:lang w:eastAsia="en-US"/>
+        </w:rPr>
+        <w:t xml:space="preserve">, wird davor vom </w:t>
+      </w:r>
+      <w:r>
+        <w:rPr>
+          <w:rFonts w:ascii="Arial" w:eastAsia="Arial" w:hAnsi="Arial" w:cs="Arial"/>
+          <w:color w:val="404040"/>
+          <w:lang w:eastAsia="en-US"/>
+        </w:rPr>
+        <w:t>Server geprüft, ob die Pflichtfelder Gerätename,</w:t>
+      </w:r>
+      <w:r>
+        <w:rPr>
+          <w:rFonts w:ascii="Arial" w:eastAsia="Arial" w:hAnsi="Arial" w:cs="Arial"/>
+          <w:color w:val="404040"/>
+          <w:lang w:eastAsia="en-US"/>
+        </w:rPr>
+        <w:t xml:space="preserve"> </w:t>
+      </w:r>
+      <w:r>
+        <w:rPr>
+          <w:rFonts w:ascii="Arial" w:eastAsia="Arial" w:hAnsi="Arial" w:cs="Arial"/>
+          <w:color w:val="404040"/>
+          <w:lang w:eastAsia="en-US"/>
+        </w:rPr>
+        <w:t>Kategorie,</w:t>
+      </w:r>
+      <w:r>
+        <w:rPr>
+          <w:rFonts w:ascii="Arial" w:eastAsia="Arial" w:hAnsi="Arial" w:cs="Arial"/>
+          <w:color w:val="404040"/>
+          <w:lang w:eastAsia="en-US"/>
+        </w:rPr>
+        <w:t xml:space="preserve"> </w:t>
+      </w:r>
+      <w:r>
+        <w:rPr>
+          <w:rFonts w:ascii="Arial" w:eastAsia="Arial" w:hAnsi="Arial" w:cs="Arial"/>
+          <w:color w:val="404040"/>
+          <w:lang w:eastAsia="en-US"/>
+        </w:rPr>
+        <w:t>Standort</w:t>
+      </w:r>
+      <w:r>
+        <w:rPr>
+          <w:rFonts w:ascii="Arial" w:eastAsia="Arial" w:hAnsi="Arial" w:cs="Arial"/>
+          <w:color w:val="404040"/>
+          <w:lang w:eastAsia="en-US"/>
+        </w:rPr>
+        <w:t xml:space="preserve"> ausgefüllt sind.</w:t>
+      </w:r>
+      <w:r>
+        <w:rPr>
+          <w:rFonts w:ascii="Arial" w:eastAsia="Arial" w:hAnsi="Arial" w:cs="Arial"/>
+          <w:color w:val="404040"/>
+          <w:lang w:eastAsia="en-US"/>
+        </w:rPr>
+        <w:t xml:space="preserve"> Falls der Server bemerkt das eines der Pflichtfelder nicht ausgefüllt ist, wird eine Fehlermeldung angezeigt und </w:t>
+      </w:r>
+      <w:r>
+        <w:rPr>
+          <w:rFonts w:ascii="Arial" w:eastAsia="Arial" w:hAnsi="Arial" w:cs="Arial"/>
+          <w:color w:val="404040"/>
+          <w:lang w:eastAsia="en-US"/>
+        </w:rPr>
+        <w:t>die Funktion Stored Procedure wird nicht aufgerufen. Diese Validierung verhindert das keine NULL Werte in die DB geschrieben werden.</w:t>
+      </w:r>
+    </w:p>
+    <w:p>
+      <w:pPr>
+        <w:rPr>
+          <w:rFonts w:ascii="Arial" w:eastAsia="Arial" w:hAnsi="Arial" w:cs="Arial"/>
+          <w:color w:val="404040"/>
+          <w:lang w:eastAsia="en-US"/>
+        </w:rPr>
+      </w:pPr>
+    </w:p>
+    <w:p>
+      <w:pPr>
+        <w:rPr>
+          <w:rFonts w:ascii="Arial" w:eastAsia="Arial" w:hAnsi="Arial" w:cs="Arial"/>
+          <w:b/>
+          <w:bCs/>
+          <w:color w:val="404040"/>
+          <w:lang w:eastAsia="en-US"/>
+        </w:rPr>
+      </w:pPr>
+      <w:r>
+        <w:rPr>
+          <w:rFonts w:ascii="Arial" w:eastAsia="Arial" w:hAnsi="Arial" w:cs="Arial"/>
+          <w:b/>
+          <w:bCs/>
+          <w:color w:val="404040"/>
+          <w:lang w:eastAsia="en-US"/>
+        </w:rPr>
+        <w:t>7.4.</w:t>
+      </w:r>
+      <w:r>
+        <w:rPr>
+          <w:rFonts w:ascii="Arial" w:eastAsia="Arial" w:hAnsi="Arial" w:cs="Arial"/>
+          <w:b/>
+          <w:bCs/>
+          <w:color w:val="404040"/>
+          <w:lang w:eastAsia="en-US"/>
+        </w:rPr>
+        <w:t>2 Die Funktion St</w:t>
+      </w:r>
+      <w:r>
+        <w:rPr>
+          <w:rFonts w:ascii="Arial" w:eastAsia="Arial" w:hAnsi="Arial" w:cs="Arial"/>
+          <w:b/>
+          <w:bCs/>
+          <w:color w:val="404040"/>
+          <w:lang w:eastAsia="en-US"/>
+        </w:rPr>
+        <w:t>ored Procedure beim Speichern eines Eintrages</w:t>
+      </w:r>
+    </w:p>
+    <w:p>
+      <w:pPr>
+        <w:rPr>
+          <w:rFonts w:ascii="Arial" w:eastAsia="Arial" w:hAnsi="Arial" w:cs="Arial"/>
+          <w:color w:val="404040"/>
+          <w:lang w:eastAsia="en-US"/>
+        </w:rPr>
+      </w:pPr>
+      <w:r>
+        <w:rPr>
+          <w:rFonts w:ascii="Arial" w:eastAsia="Arial" w:hAnsi="Arial" w:cs="Arial"/>
+          <w:color w:val="404040"/>
+          <w:lang w:eastAsia="en-US"/>
+        </w:rPr>
+        <w:t>Das Speichern, des Inventareintrages in die Datenbank erfolgt über die erstellte Stored-Procedure Funktion</w:t>
+      </w:r>
+      <w:r>
+        <w:rPr>
+          <w:rFonts w:ascii="Arial" w:eastAsia="Arial" w:hAnsi="Arial" w:cs="Arial"/>
+          <w:color w:val="404040"/>
+          <w:lang w:eastAsia="en-US"/>
+        </w:rPr>
+        <w:t xml:space="preserve">. Diese Funktion legt in einer Operation als aller erstes das Gerät in die </w:t>
+      </w:r>
+      <w:r>
+        <w:rPr>
+          <w:rFonts w:ascii="Arial" w:eastAsia="Arial" w:hAnsi="Arial" w:cs="Arial"/>
+          <w:color w:val="404040"/>
+          <w:lang w:eastAsia="en-US"/>
+        </w:rPr>
+        <w:t>Tabelle Geraete, sobald das Gerät in der Tabelle gespeichert wurde wird der dazugehörige Inventareintrag in die Tabelle Inventar geschrieben</w:t>
+      </w:r>
+      <w:r>
+        <w:rPr>
+          <w:rFonts w:ascii="Arial" w:eastAsia="Arial" w:hAnsi="Arial" w:cs="Arial"/>
+          <w:color w:val="404040"/>
+          <w:lang w:eastAsia="en-US"/>
+        </w:rPr>
+        <w:t>. Das gut an dieser Funktion ist nun, falls eines der beiden Schritte einen Fehler</w:t>
+      </w:r>
+      <w:r>
+        <w:rPr>
+          <w:rFonts w:ascii="Arial" w:eastAsia="Arial" w:hAnsi="Arial" w:cs="Arial"/>
+          <w:color w:val="404040"/>
+          <w:lang w:eastAsia="en-US"/>
+        </w:rPr>
+        <w:t xml:space="preserve"> auswirft, wird die gesamte Operation rückgängig gemacht, dies bedeutet dann steht nichts in der DB drin.</w:t>
+      </w:r>
+    </w:p>
+    <w:p>
+      <w:pPr>
+        <w:rPr>
+          <w:rFonts w:ascii="Arial" w:eastAsia="Arial" w:hAnsi="Arial" w:cs="Arial"/>
+          <w:color w:val="404040"/>
+          <w:lang w:eastAsia="en-US"/>
+        </w:rPr>
+      </w:pPr>
+    </w:p>
+    <w:p>
+      <w:pPr>
+        <w:rPr>
+          <w:rFonts w:ascii="Arial" w:eastAsia="Arial" w:hAnsi="Arial" w:cs="Arial"/>
+          <w:color w:val="404040"/>
+          <w:lang w:eastAsia="en-US"/>
+        </w:rPr>
+      </w:pPr>
+    </w:p>
+    <w:p>
+      <w:pPr>
+        <w:rPr>
+          <w:rFonts w:ascii="Arial" w:eastAsia="Arial" w:hAnsi="Arial" w:cs="Arial"/>
+          <w:b/>
+          <w:bCs/>
+          <w:color w:val="404040"/>
+          <w:lang w:eastAsia="en-US"/>
+        </w:rPr>
+      </w:pPr>
+      <w:r>
+        <w:rPr>
+          <w:rFonts w:ascii="Arial" w:eastAsia="Arial" w:hAnsi="Arial" w:cs="Arial"/>
+          <w:b/>
+          <w:bCs/>
+          <w:color w:val="404040"/>
+          <w:lang w:eastAsia="en-US"/>
+        </w:rPr>
+        <w:t>7.4.</w:t>
+      </w:r>
+      <w:r>
+        <w:rPr>
+          <w:rFonts w:ascii="Arial" w:eastAsia="Arial" w:hAnsi="Arial" w:cs="Arial"/>
+          <w:b/>
+          <w:bCs/>
+          <w:color w:val="404040"/>
+          <w:lang w:eastAsia="en-US"/>
+        </w:rPr>
+        <w:t>3</w:t>
+      </w:r>
+      <w:r>
+        <w:rPr>
+          <w:rFonts w:ascii="Arial" w:eastAsia="Arial" w:hAnsi="Arial" w:cs="Arial"/>
+          <w:b/>
+          <w:bCs/>
+          <w:color w:val="404040"/>
+          <w:lang w:eastAsia="en-US"/>
+        </w:rPr>
+        <w:t xml:space="preserve"> Die Barcode Generierung beim Anlegen eines Artikels</w:t>
+      </w:r>
+    </w:p>
+    <w:p>
+      <w:pPr>
+        <w:rPr>
+          <w:rFonts w:ascii="Arial" w:eastAsia="Arial" w:hAnsi="Arial" w:cs="Arial"/>
+          <w:color w:val="404040"/>
+          <w:lang w:eastAsia="en-US"/>
+        </w:rPr>
+      </w:pPr>
+      <w:r>
+        <w:rPr>
+          <w:rFonts w:ascii="Arial" w:eastAsia="Arial" w:hAnsi="Arial" w:cs="Arial"/>
+          <w:color w:val="404040"/>
+          <w:lang w:eastAsia="en-US"/>
+        </w:rPr>
+        <w:t>Sobald der Benutzer, alle benötigten Felder ausgefüllt hat und dann das Formular abgesendet hat, wird beim Absenden des Formulars zeitgleich ein Barcode erzeugt. Dieser Barcode setzt sich aus dem im System vordefinierten und festen Präfix zusammen. Dieser Präfix lautet RST- das aktuelle Jahr und dazu mit einer 5 stelligen zufällig generierten Zeichenfolge zusammen (Bsp: RST-2026-A7B8J). Mit den 5 zufällig erstellten Zeichen, kann man sicherstellen, das jeder Barcode der von dem System erzeugt wird einmalig ist.</w:t>
+      </w:r>
+    </w:p>
+    <w:p>
+      <w:pPr>
+        <w:rPr>
+          <w:rFonts w:ascii="Arial" w:eastAsia="Arial" w:hAnsi="Arial" w:cs="Arial"/>
+          <w:color w:val="404040"/>
+          <w:lang w:eastAsia="en-US"/>
+        </w:rPr>
+      </w:pPr>
+    </w:p>
+    <w:p>
+      <w:pPr>
+        <w:rPr>
+          <w:rFonts w:ascii="Arial" w:eastAsia="Arial" w:hAnsi="Arial" w:cs="Arial"/>
+          <w:b/>
+          <w:bCs/>
+          <w:color w:val="404040"/>
+          <w:lang w:eastAsia="en-US"/>
+        </w:rPr>
+      </w:pPr>
+      <w:r>
+        <w:rPr>
+          <w:rFonts w:ascii="Arial" w:eastAsia="Arial" w:hAnsi="Arial" w:cs="Arial"/>
+          <w:b/>
+          <w:bCs/>
+          <w:color w:val="404040"/>
+          <w:lang w:eastAsia="en-US"/>
+        </w:rPr>
+        <w:t>7.</w:t>
+      </w:r>
+      <w:r>
+        <w:rPr>
+          <w:rFonts w:ascii="Arial" w:eastAsia="Arial" w:hAnsi="Arial" w:cs="Arial"/>
+          <w:b/>
+          <w:bCs/>
+          <w:color w:val="404040"/>
+          <w:lang w:eastAsia="en-US"/>
+        </w:rPr>
+        <w:t>5</w:t>
+      </w:r>
+      <w:r>
+        <w:rPr>
+          <w:rFonts w:ascii="Arial" w:eastAsia="Arial" w:hAnsi="Arial" w:cs="Arial"/>
+          <w:b/>
+          <w:bCs/>
+          <w:color w:val="404040"/>
+          <w:lang w:eastAsia="en-US"/>
+        </w:rPr>
+        <w:t xml:space="preserve"> </w:t>
+      </w:r>
+      <w:r>
+        <w:rPr>
+          <w:rFonts w:ascii="Arial" w:eastAsia="Arial" w:hAnsi="Arial" w:cs="Arial"/>
+          <w:b/>
+          <w:bCs/>
+          <w:color w:val="404040"/>
+          <w:lang w:eastAsia="en-US"/>
+        </w:rPr>
+        <w:t>Die Inventars Liste vom System</w:t>
+      </w:r>
+    </w:p>
+    <w:p>
+      <w:pPr>
+        <w:rPr>
+          <w:rFonts w:ascii="Arial" w:eastAsia="Arial" w:hAnsi="Arial" w:cs="Arial"/>
+          <w:color w:val="404040"/>
+          <w:lang w:eastAsia="en-US"/>
+        </w:rPr>
+      </w:pPr>
+      <w:r>
+        <w:rPr>
+          <w:rFonts w:ascii="Arial" w:eastAsia="Arial" w:hAnsi="Arial" w:cs="Arial"/>
+          <w:color w:val="404040"/>
+          <w:lang w:eastAsia="en-US"/>
+        </w:rPr>
+        <w:t>Die Seite Inventars_liste.php zeigt alle in der Datenbank angelegten Artikel in einer geordneten Tabelle an.</w:t>
+      </w:r>
+      <w:r>
+        <w:rPr>
+          <w:rFonts w:ascii="Arial" w:eastAsia="Arial" w:hAnsi="Arial" w:cs="Arial"/>
+          <w:color w:val="404040"/>
+          <w:lang w:eastAsia="en-US"/>
+        </w:rPr>
+        <w:t xml:space="preserve"> Die Abfrage für diese Darstellung erfolgt über einen in der Abfrage </w:t>
+      </w:r>
+      <w:r>
+        <w:rPr>
+          <w:rFonts w:ascii="Arial" w:eastAsia="Arial" w:hAnsi="Arial" w:cs="Arial"/>
+          <w:color w:val="404040"/>
+          <w:lang w:eastAsia="en-US"/>
+        </w:rPr>
+        <w:t>eingebauten JOIN</w:t>
+      </w:r>
+      <w:r>
+        <w:rPr>
+          <w:rFonts w:ascii="Arial" w:eastAsia="Arial" w:hAnsi="Arial" w:cs="Arial"/>
+          <w:color w:val="404040"/>
+          <w:sz w:val="14"/>
+          <w:szCs w:val="14"/>
+          <w:lang w:eastAsia="en-US"/>
+        </w:rPr>
+        <w:t>*A5</w:t>
+      </w:r>
+      <w:r>
+        <w:rPr>
+          <w:rFonts w:ascii="Arial" w:eastAsia="Arial" w:hAnsi="Arial" w:cs="Arial"/>
+          <w:color w:val="404040"/>
+          <w:lang w:eastAsia="en-US"/>
+        </w:rPr>
+        <w:t xml:space="preserve">.Dieser JOIN </w:t>
+      </w:r>
+      <w:r>
+        <w:rPr>
+          <w:rFonts w:ascii="Arial" w:eastAsia="Arial" w:hAnsi="Arial" w:cs="Arial"/>
+          <w:color w:val="404040"/>
+          <w:lang w:eastAsia="en-US"/>
+        </w:rPr>
+        <w:t>greift in der Abfrage auf die Tabellen Inventar, Geraete, Kategorien und Standorte zu.</w:t>
+      </w:r>
+      <w:r>
+        <w:rPr>
+          <w:rFonts w:ascii="Arial" w:eastAsia="Arial" w:hAnsi="Arial" w:cs="Arial"/>
+          <w:color w:val="404040"/>
+          <w:lang w:eastAsia="en-US"/>
+        </w:rPr>
+        <w:t xml:space="preserve"> Falls bei der Abfrage keine Werte in den Datenbank Tabellen vorhanden sind, wird </w:t>
+      </w:r>
+      <w:r>
+        <w:rPr>
+          <w:rFonts w:ascii="Arial" w:eastAsia="Arial" w:hAnsi="Arial" w:cs="Arial"/>
+          <w:color w:val="404040"/>
+          <w:lang w:eastAsia="en-US"/>
+        </w:rPr>
+        <w:t>auf der Seite ein Link angezeigt der zu der Seite Inventar_erstellen.php verweist.</w:t>
+      </w:r>
+    </w:p>
+    <w:p>
+      <w:pPr>
+        <w:rPr>
+          <w:rFonts w:ascii="Arial" w:eastAsia="Arial" w:hAnsi="Arial" w:cs="Arial"/>
+          <w:color w:val="404040"/>
+          <w:lang w:eastAsia="en-US"/>
+        </w:rPr>
+      </w:pPr>
+    </w:p>
+    <w:p>
+      <w:pPr>
+        <w:rPr>
+          <w:rFonts w:ascii="Arial" w:eastAsia="Arial" w:hAnsi="Arial" w:cs="Arial"/>
+          <w:b/>
+          <w:bCs/>
+          <w:color w:val="404040"/>
+          <w:lang w:eastAsia="en-US"/>
+        </w:rPr>
+      </w:pPr>
+      <w:r>
+        <w:rPr>
+          <w:rFonts w:ascii="Arial" w:eastAsia="Arial" w:hAnsi="Arial" w:cs="Arial"/>
+          <w:b/>
+          <w:bCs/>
+          <w:color w:val="404040"/>
+          <w:lang w:eastAsia="en-US"/>
+        </w:rPr>
+        <w:t>7.</w:t>
+      </w:r>
+      <w:r>
+        <w:rPr>
+          <w:rFonts w:ascii="Arial" w:eastAsia="Arial" w:hAnsi="Arial" w:cs="Arial"/>
+          <w:b/>
+          <w:bCs/>
+          <w:color w:val="404040"/>
+          <w:lang w:eastAsia="en-US"/>
+        </w:rPr>
+        <w:t>6</w:t>
+      </w:r>
+      <w:r>
+        <w:rPr>
+          <w:rFonts w:ascii="Arial" w:eastAsia="Arial" w:hAnsi="Arial" w:cs="Arial"/>
+          <w:b/>
+          <w:bCs/>
+          <w:color w:val="404040"/>
+          <w:lang w:eastAsia="en-US"/>
+        </w:rPr>
+        <w:t xml:space="preserve"> Die </w:t>
+      </w:r>
+      <w:r>
+        <w:rPr>
+          <w:rFonts w:ascii="Arial" w:eastAsia="Arial" w:hAnsi="Arial" w:cs="Arial"/>
+          <w:b/>
+          <w:bCs/>
+          <w:color w:val="404040"/>
+          <w:lang w:eastAsia="en-US"/>
+        </w:rPr>
+        <w:t>Barcode Ausgabe Seite</w:t>
+      </w:r>
+    </w:p>
+    <w:p>
+      <w:pPr>
+        <w:rPr>
+          <w:rFonts w:ascii="Arial" w:eastAsia="Arial" w:hAnsi="Arial" w:cs="Arial"/>
+          <w:color w:val="404040"/>
+          <w:lang w:eastAsia="en-US"/>
+        </w:rPr>
+      </w:pPr>
+      <w:r>
+        <w:rPr>
+          <w:rFonts w:ascii="Arial" w:eastAsia="Arial" w:hAnsi="Arial" w:cs="Arial"/>
+          <w:color w:val="404040"/>
+          <w:lang w:eastAsia="en-US"/>
+        </w:rPr>
+        <w:t xml:space="preserve">Bei der Seite Barcodes.php, werden alle in der Datenbank vorhandenen </w:t>
+      </w:r>
+      <w:r>
+        <w:rPr>
+          <w:rFonts w:ascii="Arial" w:eastAsia="Arial" w:hAnsi="Arial" w:cs="Arial"/>
+          <w:color w:val="404040"/>
+          <w:lang w:eastAsia="en-US"/>
+        </w:rPr>
+        <w:t xml:space="preserve">Inventareinträge geladen, dabei wird automatisiert für jeden Inventareintarg ein </w:t>
+      </w:r>
+      <w:r>
+        <w:rPr>
+          <w:rFonts w:ascii="Arial" w:eastAsia="Arial" w:hAnsi="Arial" w:cs="Arial"/>
+          <w:color w:val="404040"/>
+          <w:lang w:eastAsia="en-US"/>
+        </w:rPr>
+        <w:t>Barcode im SVG-Format</w:t>
+      </w:r>
+      <w:r>
+        <w:rPr>
+          <w:rFonts w:ascii="Arial" w:eastAsia="Arial" w:hAnsi="Arial" w:cs="Arial"/>
+          <w:color w:val="404040"/>
+          <w:sz w:val="14"/>
+          <w:szCs w:val="14"/>
+          <w:lang w:eastAsia="en-US"/>
+        </w:rPr>
+        <w:t>*A5</w:t>
+      </w:r>
+      <w:r>
+        <w:rPr>
+          <w:rFonts w:ascii="Arial" w:eastAsia="Arial" w:hAnsi="Arial" w:cs="Arial"/>
+          <w:color w:val="404040"/>
+          <w:sz w:val="14"/>
+          <w:szCs w:val="14"/>
+          <w:lang w:eastAsia="en-US"/>
+        </w:rPr>
+        <w:t xml:space="preserve"> </w:t>
+      </w:r>
+      <w:r>
+        <w:rPr>
+          <w:rFonts w:ascii="Arial" w:eastAsia="Arial" w:hAnsi="Arial" w:cs="Arial"/>
+          <w:color w:val="404040"/>
+          <w:lang w:eastAsia="en-US"/>
+        </w:rPr>
+        <w:t xml:space="preserve">erzeugt. Die Erstellung des Barcodes erfolgt über die </w:t>
+      </w:r>
+      <w:r>
+        <w:rPr>
+          <w:rFonts w:ascii="Arial" w:eastAsia="Arial" w:hAnsi="Arial" w:cs="Arial"/>
+          <w:color w:val="404040"/>
+          <w:lang w:eastAsia="en-US"/>
+        </w:rPr>
+        <w:t>„Picqer PHP-Barcode Generator</w:t>
+      </w:r>
+      <w:r>
+        <w:rPr>
+          <w:rFonts w:ascii="Arial" w:eastAsia="Arial" w:hAnsi="Arial" w:cs="Arial"/>
+          <w:color w:val="404040"/>
+          <w:sz w:val="14"/>
+          <w:szCs w:val="14"/>
+          <w:lang w:eastAsia="en-US"/>
+        </w:rPr>
+        <w:t>*A</w:t>
+      </w:r>
+      <w:r>
+        <w:rPr>
+          <w:rFonts w:ascii="Arial" w:eastAsia="Arial" w:hAnsi="Arial" w:cs="Arial"/>
+          <w:color w:val="404040"/>
+          <w:sz w:val="14"/>
+          <w:szCs w:val="14"/>
+          <w:lang w:eastAsia="en-US"/>
+        </w:rPr>
+        <w:t>5</w:t>
+      </w:r>
+      <w:r>
+        <w:rPr>
+          <w:rFonts w:ascii="Arial" w:eastAsia="Arial" w:hAnsi="Arial" w:cs="Arial"/>
+          <w:color w:val="404040"/>
+          <w:lang w:eastAsia="en-US"/>
+        </w:rPr>
+        <w:t>“</w:t>
+      </w:r>
+      <w:r>
+        <w:rPr>
+          <w:rFonts w:ascii="Arial" w:eastAsia="Arial" w:hAnsi="Arial" w:cs="Arial"/>
+          <w:color w:val="404040"/>
+          <w:lang w:eastAsia="en-US"/>
+        </w:rPr>
+        <w:t>Bibliothek. Diese wurde über die Funktion git clone</w:t>
+      </w:r>
+      <w:r>
+        <w:rPr>
+          <w:rFonts w:ascii="Arial" w:eastAsia="Arial" w:hAnsi="Arial" w:cs="Arial"/>
+          <w:color w:val="404040"/>
+          <w:sz w:val="14"/>
+          <w:szCs w:val="14"/>
+          <w:lang w:eastAsia="en-US"/>
+        </w:rPr>
+        <w:t>*A5</w:t>
+      </w:r>
+      <w:r>
+        <w:rPr>
+          <w:rFonts w:ascii="Arial" w:eastAsia="Arial" w:hAnsi="Arial" w:cs="Arial"/>
+          <w:color w:val="404040"/>
+          <w:lang w:eastAsia="en-US"/>
+        </w:rPr>
+        <w:t xml:space="preserve"> in d</w:t>
+      </w:r>
+      <w:r>
+        <w:rPr>
+          <w:rFonts w:ascii="Arial" w:eastAsia="Arial" w:hAnsi="Arial" w:cs="Arial"/>
+          <w:color w:val="404040"/>
+          <w:lang w:eastAsia="en-US"/>
+        </w:rPr>
+        <w:t>as System eingebunden.</w:t>
+      </w:r>
+    </w:p>
+    <w:p>
+      <w:pPr>
+        <w:rPr>
+          <w:rFonts w:ascii="Arial" w:eastAsia="Arial" w:hAnsi="Arial" w:cs="Arial"/>
+          <w:color w:val="404040"/>
+          <w:lang w:eastAsia="en-US"/>
+        </w:rPr>
+      </w:pPr>
+    </w:p>
+    <w:p>
+      <w:pPr>
+        <w:rPr>
+          <w:rFonts w:ascii="Arial" w:eastAsia="Arial" w:hAnsi="Arial" w:cs="Arial"/>
+          <w:b/>
+          <w:bCs/>
+          <w:color w:val="404040"/>
+          <w:lang w:eastAsia="en-US"/>
+        </w:rPr>
+      </w:pPr>
+      <w:r>
+        <w:rPr>
+          <w:rFonts w:ascii="Arial" w:eastAsia="Arial" w:hAnsi="Arial" w:cs="Arial"/>
+          <w:b/>
+          <w:bCs/>
+          <w:color w:val="404040"/>
+          <w:lang w:eastAsia="en-US"/>
+        </w:rPr>
+        <w:t>7.6</w:t>
+      </w:r>
+      <w:r>
+        <w:rPr>
+          <w:rFonts w:ascii="Arial" w:eastAsia="Arial" w:hAnsi="Arial" w:cs="Arial"/>
+          <w:b/>
+          <w:bCs/>
+          <w:color w:val="404040"/>
+          <w:lang w:eastAsia="en-US"/>
+        </w:rPr>
+        <w:t>.1</w:t>
+      </w:r>
+      <w:r>
+        <w:rPr>
+          <w:rFonts w:ascii="Arial" w:eastAsia="Arial" w:hAnsi="Arial" w:cs="Arial"/>
+          <w:b/>
+          <w:bCs/>
+          <w:color w:val="404040"/>
+          <w:lang w:eastAsia="en-US"/>
+        </w:rPr>
+        <w:t xml:space="preserve"> Die </w:t>
+      </w:r>
+      <w:r>
+        <w:rPr>
+          <w:rFonts w:ascii="Arial" w:eastAsia="Arial" w:hAnsi="Arial" w:cs="Arial"/>
+          <w:b/>
+          <w:bCs/>
+          <w:color w:val="404040"/>
+          <w:lang w:eastAsia="en-US"/>
+        </w:rPr>
+        <w:t>Picqer Barcode-Bibliothek</w:t>
+      </w:r>
+    </w:p>
+    <w:p>
+      <w:pPr>
+        <w:rPr>
+          <w:rFonts w:ascii="Arial" w:eastAsia="Arial" w:hAnsi="Arial" w:cs="Arial"/>
+          <w:color w:val="404040"/>
+          <w:lang w:eastAsia="en-US"/>
+        </w:rPr>
+      </w:pPr>
+      <w:r>
+        <w:rPr>
+          <w:rFonts w:ascii="Arial" w:eastAsia="Arial" w:hAnsi="Arial" w:cs="Arial"/>
+          <w:color w:val="404040"/>
+          <w:lang w:eastAsia="en-US"/>
+        </w:rPr>
+        <w:t xml:space="preserve">Die ins System eingebundene </w:t>
+      </w:r>
+      <w:r>
+        <w:rPr>
+          <w:rFonts w:ascii="Arial" w:eastAsia="Arial" w:hAnsi="Arial" w:cs="Arial"/>
+          <w:color w:val="404040"/>
+          <w:lang w:eastAsia="en-US"/>
+        </w:rPr>
+        <w:t>Bibliothek</w:t>
+      </w:r>
+      <w:r>
+        <w:rPr>
+          <w:rFonts w:ascii="Arial" w:eastAsia="Arial" w:hAnsi="Arial" w:cs="Arial"/>
+          <w:color w:val="404040"/>
+          <w:lang w:eastAsia="en-US"/>
+        </w:rPr>
+        <w:t xml:space="preserve"> wird über den </w:t>
+      </w:r>
+      <w:r>
+        <w:rPr>
+          <w:rFonts w:ascii="Arial" w:eastAsia="Arial" w:hAnsi="Arial" w:cs="Arial"/>
+          <w:color w:val="404040"/>
+          <w:lang w:eastAsia="en-US"/>
+        </w:rPr>
+        <w:t>von Composer bereitgestellten Autoloader(</w:t>
+      </w:r>
+      <w:r>
+        <w:rPr>
+          <w:rFonts w:ascii="Arial" w:eastAsia="Arial" w:hAnsi="Arial" w:cs="Arial"/>
+          <w:color w:val="404040"/>
+          <w:lang w:eastAsia="en-US"/>
+        </w:rPr>
+        <w:t xml:space="preserve">Diese Datei lädt automatisch PHP-Klassen </w:t>
+      </w:r>
+      <w:r>
+        <w:rPr>
+          <w:rFonts w:ascii="Arial" w:eastAsia="Arial" w:hAnsi="Arial" w:cs="Arial"/>
+          <w:color w:val="404040"/>
+          <w:lang w:eastAsia="en-US"/>
+        </w:rPr>
+        <w:t xml:space="preserve">wenn sie gebraucht werden)geladen. </w:t>
+      </w:r>
+      <w:r>
+        <w:rPr>
+          <w:rFonts w:ascii="Arial" w:eastAsia="Arial" w:hAnsi="Arial" w:cs="Arial"/>
+          <w:color w:val="404040"/>
+          <w:lang w:eastAsia="en-US"/>
+        </w:rPr>
+        <w:t xml:space="preserve">Die Bibliothek generiert dann daraus die  Barcodes mit den </w:t>
+      </w:r>
+      <w:r>
+        <w:rPr>
+          <w:rFonts w:ascii="Arial" w:eastAsia="Arial" w:hAnsi="Arial" w:cs="Arial"/>
+          <w:color w:val="404040"/>
+          <w:lang w:eastAsia="en-US"/>
+        </w:rPr>
+        <w:t>Format: Code-128. Dabei werden die generierten Barcodes als SVG</w:t>
+      </w:r>
+      <w:r>
+        <w:rPr>
+          <w:rFonts w:ascii="Arial" w:eastAsia="Arial" w:hAnsi="Arial" w:cs="Arial"/>
+          <w:color w:val="404040"/>
+          <w:sz w:val="14"/>
+          <w:szCs w:val="14"/>
+          <w:lang w:eastAsia="en-US"/>
+        </w:rPr>
+        <w:t>*A5</w:t>
+      </w:r>
+      <w:r>
+        <w:rPr>
+          <w:rFonts w:ascii="Arial" w:eastAsia="Arial" w:hAnsi="Arial" w:cs="Arial"/>
+          <w:color w:val="404040"/>
+          <w:lang w:eastAsia="en-US"/>
+        </w:rPr>
+        <w:t>-Grafik</w:t>
+      </w:r>
+      <w:r>
+        <w:rPr>
+          <w:rFonts w:ascii="Arial" w:eastAsia="Arial" w:hAnsi="Arial" w:cs="Arial"/>
+          <w:color w:val="404040"/>
+          <w:lang w:eastAsia="en-US"/>
+        </w:rPr>
+        <w:t xml:space="preserve"> in dem Browser geladen, dies verhindert, dass eine diese Datei </w:t>
+      </w:r>
+      <w:r>
+        <w:rPr>
+          <w:rFonts w:ascii="Arial" w:eastAsia="Arial" w:hAnsi="Arial" w:cs="Arial"/>
+          <w:color w:val="404040"/>
+          <w:lang w:eastAsia="en-US"/>
+        </w:rPr>
+        <w:t>nicht als Bilddatei gespeichert werden muss. Außerdem wird d</w:t>
+      </w:r>
+      <w:r>
+        <w:rPr>
+          <w:rFonts w:ascii="Arial" w:eastAsia="Arial" w:hAnsi="Arial" w:cs="Arial"/>
+          <w:color w:val="404040"/>
+          <w:lang w:eastAsia="en-US"/>
+        </w:rPr>
+        <w:t xml:space="preserve">as SVG in den HTML-Code miteingebaut um eine sofortige </w:t>
+      </w:r>
+      <w:r>
+        <w:rPr>
+          <w:rFonts w:ascii="Arial" w:eastAsia="Arial" w:hAnsi="Arial" w:cs="Arial"/>
+          <w:color w:val="404040"/>
+          <w:lang w:eastAsia="en-US"/>
+        </w:rPr>
+        <w:t>D</w:t>
+      </w:r>
+      <w:r>
+        <w:rPr>
+          <w:rFonts w:ascii="Arial" w:eastAsia="Arial" w:hAnsi="Arial" w:cs="Arial"/>
+          <w:color w:val="404040"/>
+          <w:lang w:eastAsia="en-US"/>
+        </w:rPr>
+        <w:t xml:space="preserve">ruck und </w:t>
+      </w:r>
+      <w:r>
+        <w:rPr>
+          <w:rFonts w:ascii="Arial" w:eastAsia="Arial" w:hAnsi="Arial" w:cs="Arial"/>
+          <w:color w:val="404040"/>
+          <w:lang w:eastAsia="en-US"/>
+        </w:rPr>
+        <w:t>Skalierbarkeit</w:t>
+      </w:r>
+      <w:r>
+        <w:rPr>
+          <w:rFonts w:ascii="Arial" w:eastAsia="Arial" w:hAnsi="Arial" w:cs="Arial"/>
+          <w:color w:val="404040"/>
+          <w:lang w:eastAsia="en-US"/>
+        </w:rPr>
+        <w:t xml:space="preserve"> </w:t>
+      </w:r>
+      <w:r>
+        <w:rPr>
+          <w:rFonts w:ascii="Arial" w:eastAsia="Arial" w:hAnsi="Arial" w:cs="Arial"/>
+          <w:color w:val="404040"/>
+          <w:lang w:eastAsia="en-US"/>
+        </w:rPr>
+        <w:t>bereitzustellen.</w:t>
+      </w:r>
+    </w:p>
+    <w:p>
+      <w:pPr>
+        <w:rPr>
+          <w:rFonts w:ascii="Arial" w:eastAsia="Arial" w:hAnsi="Arial" w:cs="Arial"/>
+          <w:b/>
+          <w:bCs/>
+          <w:color w:val="404040"/>
+          <w:lang w:eastAsia="en-US"/>
+        </w:rPr>
+      </w:pPr>
+      <w:r>
+        <w:rPr>
+          <w:rFonts w:ascii="Arial" w:eastAsia="Arial" w:hAnsi="Arial" w:cs="Arial"/>
+          <w:b/>
+          <w:bCs/>
+          <w:color w:val="404040"/>
+          <w:lang w:eastAsia="en-US"/>
+        </w:rPr>
+        <w:lastRenderedPageBreak/>
+        <w:t>7.6.</w:t>
+      </w:r>
+      <w:r>
+        <w:rPr>
+          <w:rFonts w:ascii="Arial" w:eastAsia="Arial" w:hAnsi="Arial" w:cs="Arial"/>
+          <w:b/>
+          <w:bCs/>
+          <w:color w:val="404040"/>
+          <w:lang w:eastAsia="en-US"/>
+        </w:rPr>
+        <w:t>2</w:t>
+      </w:r>
+      <w:r>
+        <w:rPr>
+          <w:rFonts w:ascii="Arial" w:eastAsia="Arial" w:hAnsi="Arial" w:cs="Arial"/>
+          <w:b/>
+          <w:bCs/>
+          <w:color w:val="404040"/>
+          <w:lang w:eastAsia="en-US"/>
+        </w:rPr>
+        <w:t xml:space="preserve"> </w:t>
+      </w:r>
+      <w:r>
+        <w:rPr>
+          <w:rFonts w:ascii="Arial" w:eastAsia="Arial" w:hAnsi="Arial" w:cs="Arial"/>
+          <w:b/>
+          <w:bCs/>
+          <w:color w:val="404040"/>
+          <w:lang w:eastAsia="en-US"/>
+        </w:rPr>
+        <w:t>Die Druckfunktion für die Barcodes</w:t>
+      </w:r>
+    </w:p>
+    <w:p>
+      <w:pPr>
+        <w:rPr>
+          <w:rFonts w:ascii="Arial" w:eastAsia="Arial" w:hAnsi="Arial" w:cs="Arial"/>
+          <w:color w:val="404040"/>
+          <w:lang w:eastAsia="en-US"/>
+        </w:rPr>
+      </w:pPr>
+      <w:r>
+        <w:rPr>
+          <w:rFonts w:ascii="Arial" w:eastAsia="Arial" w:hAnsi="Arial" w:cs="Arial"/>
+          <w:color w:val="404040"/>
+          <w:lang w:eastAsia="en-US"/>
+        </w:rPr>
+        <w:t>Jeder auf der Seite angezeigte Barcode hat einen eigenen Druck Button</w:t>
+      </w:r>
+      <w:r>
+        <w:rPr>
+          <w:rFonts w:ascii="Arial" w:eastAsia="Arial" w:hAnsi="Arial" w:cs="Arial"/>
+          <w:color w:val="404040"/>
+          <w:lang w:eastAsia="en-US"/>
+        </w:rPr>
+        <w:t>. Bei der Auslösung des Buttons wird durch das System ein Javascript abgerufen.</w:t>
+      </w:r>
+      <w:r>
+        <w:rPr>
+          <w:rFonts w:ascii="Arial" w:eastAsia="Arial" w:hAnsi="Arial" w:cs="Arial"/>
+          <w:color w:val="404040"/>
+          <w:lang w:eastAsia="en-US"/>
+        </w:rPr>
+        <w:t xml:space="preserve"> Dieses Script öffnet dann ein neues Browserfenster, </w:t>
+      </w:r>
+      <w:r>
+        <w:rPr>
+          <w:rFonts w:ascii="Arial" w:eastAsia="Arial" w:hAnsi="Arial" w:cs="Arial"/>
+          <w:color w:val="404040"/>
+          <w:lang w:eastAsia="en-US"/>
+        </w:rPr>
+        <w:t>in diesem Fenster sieht man nun den Barcode und den Gerätenamen für den Artikel.</w:t>
+      </w:r>
+    </w:p>
+    <w:p>
+      <w:pPr>
+        <w:rPr>
+          <w:rFonts w:ascii="Arial" w:eastAsia="Arial" w:hAnsi="Arial" w:cs="Arial"/>
+          <w:color w:val="404040"/>
+          <w:lang w:eastAsia="en-US"/>
+        </w:rPr>
+      </w:pPr>
+    </w:p>
+    <w:p>
+      <w:pPr>
+        <w:rPr>
+          <w:rFonts w:ascii="Arial" w:eastAsia="Arial" w:hAnsi="Arial" w:cs="Arial"/>
+          <w:color w:val="404040"/>
+          <w:lang w:eastAsia="en-US"/>
+        </w:rPr>
+      </w:pPr>
+      <w:r>
+        <w:rPr>
+          <w:rFonts w:ascii="Arial" w:eastAsia="Arial" w:hAnsi="Arial" w:cs="Arial"/>
+          <w:color w:val="404040"/>
+          <w:lang w:eastAsia="en-US"/>
+        </w:rPr>
+        <w:t xml:space="preserve">Neben den </w:t>
+      </w:r>
+      <w:r>
+        <w:rPr>
+          <w:rFonts w:ascii="Arial" w:eastAsia="Arial" w:hAnsi="Arial" w:cs="Arial"/>
+          <w:color w:val="404040"/>
+          <w:lang w:eastAsia="en-US"/>
+        </w:rPr>
+        <w:t>e</w:t>
+      </w:r>
+      <w:r>
+        <w:rPr>
+          <w:rFonts w:ascii="Arial" w:eastAsia="Arial" w:hAnsi="Arial" w:cs="Arial"/>
+          <w:color w:val="404040"/>
+          <w:lang w:eastAsia="en-US"/>
+        </w:rPr>
+        <w:t xml:space="preserve">igenständigen knöpfen für die Barcodes gibt es auch ein Knopf mit dem Namen „Alle Drucken“, </w:t>
+      </w:r>
+      <w:r>
+        <w:rPr>
+          <w:rFonts w:ascii="Arial" w:eastAsia="Arial" w:hAnsi="Arial" w:cs="Arial"/>
+          <w:color w:val="404040"/>
+          <w:lang w:eastAsia="en-US"/>
+        </w:rPr>
+        <w:t>wenn</w:t>
+      </w:r>
+      <w:r>
+        <w:rPr>
+          <w:rFonts w:ascii="Arial" w:eastAsia="Arial" w:hAnsi="Arial" w:cs="Arial"/>
+          <w:color w:val="404040"/>
+          <w:lang w:eastAsia="en-US"/>
+        </w:rPr>
+        <w:t xml:space="preserve"> dieser </w:t>
+      </w:r>
+      <w:r>
+        <w:rPr>
+          <w:rFonts w:ascii="Arial" w:eastAsia="Arial" w:hAnsi="Arial" w:cs="Arial"/>
+          <w:color w:val="404040"/>
+          <w:lang w:eastAsia="en-US"/>
+        </w:rPr>
+        <w:t>gedrückt wird, wird die ganze Seite mit allen Barcodes ausgedruckt.</w:t>
+      </w:r>
+    </w:p>
+    <w:p>
+      <w:pPr>
+        <w:rPr>
+          <w:rFonts w:ascii="Arial" w:eastAsia="Arial" w:hAnsi="Arial" w:cs="Arial"/>
+          <w:color w:val="404040"/>
+          <w:lang w:eastAsia="en-US"/>
+        </w:rPr>
+      </w:pPr>
+    </w:p>
+    <w:p>
+      <w:pPr>
+        <w:rPr>
+          <w:rFonts w:ascii="Arial" w:eastAsia="Arial" w:hAnsi="Arial" w:cs="Arial"/>
+          <w:color w:val="404040"/>
+          <w:lang w:eastAsia="en-US"/>
+        </w:rPr>
+      </w:pPr>
+    </w:p>
+    <w:p>
+      <w:pPr>
+        <w:rPr>
+          <w:rFonts w:ascii="Arial" w:eastAsia="Arial" w:hAnsi="Arial" w:cs="Arial"/>
+          <w:b/>
+          <w:bCs/>
+          <w:color w:val="404040"/>
+          <w:lang w:eastAsia="en-US"/>
+        </w:rPr>
+      </w:pPr>
+      <w:r>
+        <w:rPr>
+          <w:rFonts w:ascii="Arial" w:eastAsia="Arial" w:hAnsi="Arial" w:cs="Arial"/>
+          <w:b/>
+          <w:bCs/>
+          <w:color w:val="404040"/>
+          <w:lang w:eastAsia="en-US"/>
+        </w:rPr>
+        <w:t>7.6.</w:t>
+      </w:r>
+      <w:r>
+        <w:rPr>
+          <w:rFonts w:ascii="Arial" w:eastAsia="Arial" w:hAnsi="Arial" w:cs="Arial"/>
+          <w:b/>
+          <w:bCs/>
+          <w:color w:val="404040"/>
+          <w:lang w:eastAsia="en-US"/>
+        </w:rPr>
+        <w:t>3 Der Leere Zustand der Barcodes Seite</w:t>
+      </w:r>
+    </w:p>
+    <w:p>
+      <w:pPr>
+        <w:rPr>
+          <w:rFonts w:ascii="Arial" w:eastAsia="Arial" w:hAnsi="Arial" w:cs="Arial"/>
+          <w:color w:val="404040"/>
+          <w:lang w:eastAsia="en-US"/>
+        </w:rPr>
+      </w:pPr>
+      <w:r>
+        <w:rPr>
+          <w:rFonts w:ascii="Arial" w:eastAsia="Arial" w:hAnsi="Arial" w:cs="Arial"/>
+          <w:color w:val="404040"/>
+          <w:lang w:eastAsia="en-US"/>
+        </w:rPr>
+        <w:t xml:space="preserve">Falls </w:t>
+      </w:r>
+      <w:r>
+        <w:rPr>
+          <w:rFonts w:ascii="Arial" w:eastAsia="Arial" w:hAnsi="Arial" w:cs="Arial"/>
+          <w:color w:val="404040"/>
+          <w:lang w:eastAsia="en-US"/>
+        </w:rPr>
+        <w:t xml:space="preserve">der Benutzer die Barcodes Seite aufruft ohne davor einen Inventar Artikel angelegt zuhaben, wird </w:t>
+      </w:r>
+      <w:r>
+        <w:rPr>
+          <w:rFonts w:ascii="Arial" w:eastAsia="Arial" w:hAnsi="Arial" w:cs="Arial"/>
+          <w:color w:val="404040"/>
+          <w:lang w:eastAsia="en-US"/>
+        </w:rPr>
+        <w:t xml:space="preserve">ihm eine Meldung von dem System angezeigt. Diese Meldung weißt den Benutzer dann darauf hin, dass er erst ein Artikel anlegen muss, bevor </w:t>
+      </w:r>
+      <w:r>
+        <w:rPr>
+          <w:rFonts w:ascii="Arial" w:eastAsia="Arial" w:hAnsi="Arial" w:cs="Arial"/>
+          <w:color w:val="404040"/>
+          <w:lang w:eastAsia="en-US"/>
+        </w:rPr>
+        <w:t>Barcodes generiert werden können. Der Link verweist ihn dann auf die Seite „Inventar_erstellen.php“</w:t>
+      </w:r>
+    </w:p>
+    <w:p>
+      <w:pPr>
+        <w:rPr>
+          <w:rFonts w:ascii="Arial" w:eastAsia="Arial" w:hAnsi="Arial" w:cs="Arial"/>
+          <w:color w:val="404040"/>
+          <w:lang w:eastAsia="en-US"/>
+        </w:rPr>
+      </w:pPr>
+    </w:p>
+    <w:p>
+      <w:pPr>
+        <w:rPr>
+          <w:rFonts w:ascii="Arial" w:eastAsia="Arial" w:hAnsi="Arial" w:cs="Arial"/>
+          <w:color w:val="404040"/>
+          <w:lang w:eastAsia="en-US"/>
+        </w:rPr>
+      </w:pPr>
+    </w:p>
+    <w:p>
+      <w:pPr>
+        <w:rPr>
+          <w:rFonts w:ascii="Arial" w:eastAsia="Arial" w:hAnsi="Arial" w:cs="Arial"/>
+          <w:b/>
+          <w:bCs/>
+          <w:color w:val="404040"/>
+          <w:lang w:eastAsia="en-US"/>
+        </w:rPr>
+      </w:pPr>
+      <w:r>
+        <w:rPr>
+          <w:rFonts w:ascii="Arial" w:eastAsia="Arial" w:hAnsi="Arial" w:cs="Arial"/>
+          <w:b/>
+          <w:bCs/>
+          <w:color w:val="404040"/>
+          <w:lang w:eastAsia="en-US"/>
+        </w:rPr>
+        <w:t>7.</w:t>
+      </w:r>
+      <w:r>
+        <w:rPr>
+          <w:rFonts w:ascii="Arial" w:eastAsia="Arial" w:hAnsi="Arial" w:cs="Arial"/>
+          <w:b/>
+          <w:bCs/>
+          <w:color w:val="404040"/>
+          <w:lang w:eastAsia="en-US"/>
+        </w:rPr>
+        <w:t>7 Die Navigation und das Layout des Systems</w:t>
+      </w:r>
+    </w:p>
+    <w:p>
+      <w:pPr>
+        <w:rPr>
+          <w:rFonts w:ascii="Arial" w:eastAsia="Arial" w:hAnsi="Arial" w:cs="Arial"/>
+          <w:color w:val="404040"/>
+          <w:lang w:eastAsia="en-US"/>
+        </w:rPr>
+      </w:pPr>
+      <w:r>
+        <w:rPr>
+          <w:rFonts w:ascii="Arial" w:eastAsia="Arial" w:hAnsi="Arial" w:cs="Arial"/>
+          <w:color w:val="404040"/>
+          <w:lang w:eastAsia="en-US"/>
+        </w:rPr>
+        <w:t>Das Layout des Systems besteht aus zwei fest definierten Dateien</w:t>
+      </w:r>
+      <w:r>
+        <w:rPr>
+          <w:rFonts w:ascii="Arial" w:eastAsia="Arial" w:hAnsi="Arial" w:cs="Arial"/>
+          <w:color w:val="404040"/>
+          <w:lang w:eastAsia="en-US"/>
+        </w:rPr>
+        <w:t xml:space="preserve">. Die erste ist die Header.php Datei und die zweite die Footer.php. In der Header Datei </w:t>
+      </w:r>
+      <w:r>
+        <w:rPr>
+          <w:rFonts w:ascii="Arial" w:eastAsia="Arial" w:hAnsi="Arial" w:cs="Arial"/>
+          <w:color w:val="404040"/>
+          <w:lang w:eastAsia="en-US"/>
+        </w:rPr>
+        <w:t>wird der gesamte Obere Bereich der HTML-Seite inkl. Der Navigationsleiste</w:t>
+      </w:r>
+      <w:r>
+        <w:rPr>
+          <w:rFonts w:ascii="Arial" w:eastAsia="Arial" w:hAnsi="Arial" w:cs="Arial"/>
+          <w:color w:val="404040"/>
+          <w:lang w:eastAsia="en-US"/>
+        </w:rPr>
+        <w:t xml:space="preserve"> definiert. Beim Klick auf eine Seite erkennt die Navigationsleiste automatisch auf welcher Seite der Benutzer sich gerade befindet</w:t>
+      </w:r>
+      <w:r>
+        <w:rPr>
+          <w:rFonts w:ascii="Arial" w:eastAsia="Arial" w:hAnsi="Arial" w:cs="Arial"/>
+          <w:color w:val="404040"/>
+          <w:lang w:eastAsia="en-US"/>
+        </w:rPr>
+        <w:t>, die entsprechende Seite wird dann in der Navigationsleiste dementsprechend markiert.</w:t>
+      </w:r>
+    </w:p>
+    <w:p>
+      <w:pPr>
+        <w:rPr>
+          <w:rFonts w:ascii="Arial" w:eastAsia="Arial" w:hAnsi="Arial" w:cs="Arial"/>
+          <w:color w:val="404040"/>
+          <w:lang w:eastAsia="en-US"/>
+        </w:rPr>
+      </w:pPr>
+    </w:p>
+    <w:p>
+      <w:pPr>
+        <w:rPr>
+          <w:rFonts w:ascii="Arial" w:eastAsia="Arial" w:hAnsi="Arial" w:cs="Arial"/>
+          <w:color w:val="404040"/>
+          <w:lang w:eastAsia="en-US"/>
+        </w:rPr>
+      </w:pPr>
+      <w:r>
+        <w:rPr>
+          <w:rFonts w:ascii="Arial" w:eastAsia="Arial" w:hAnsi="Arial" w:cs="Arial"/>
+          <w:color w:val="404040"/>
+          <w:lang w:eastAsia="en-US"/>
+        </w:rPr>
+        <w:t xml:space="preserve">Alle Im System vorhandenen Seiten binden Am Anfang die Header.php und am Ende den footer ein. </w:t>
+      </w:r>
+      <w:r>
+        <w:rPr>
+          <w:rFonts w:ascii="Arial" w:eastAsia="Arial" w:hAnsi="Arial" w:cs="Arial"/>
+          <w:color w:val="404040"/>
+          <w:lang w:eastAsia="en-US"/>
+        </w:rPr>
+        <w:t>Damit muss man beim hinzufügen eines neuen Punktes nur eine Datei pflegen.</w:t>
+      </w:r>
+    </w:p>
+    <w:p>
+      <w:pPr>
+        <w:rPr>
+          <w:rFonts w:ascii="Arial" w:eastAsia="Arial" w:hAnsi="Arial" w:cs="Arial"/>
+          <w:color w:val="404040"/>
+          <w:lang w:eastAsia="en-US"/>
+        </w:rPr>
+      </w:pPr>
+    </w:p>
+    <w:p>
+      <w:pPr>
+        <w:rPr>
+          <w:rFonts w:ascii="Arial" w:eastAsia="Arial" w:hAnsi="Arial" w:cs="Arial"/>
+          <w:color w:val="404040"/>
+          <w:lang w:eastAsia="en-US"/>
+        </w:rPr>
+      </w:pPr>
+    </w:p>
+    <w:p>
+      <w:pPr>
+        <w:rPr>
+          <w:rFonts w:ascii="Arial" w:eastAsia="Arial" w:hAnsi="Arial" w:cs="Arial"/>
+          <w:color w:val="404040"/>
+          <w:lang w:eastAsia="en-US"/>
+        </w:rPr>
+      </w:pPr>
+    </w:p>
+    <w:p>
+      <w:pPr>
+        <w:rPr>
+          <w:rFonts w:ascii="Arial" w:eastAsia="Arial" w:hAnsi="Arial" w:cs="Arial"/>
+          <w:color w:val="404040"/>
+          <w:lang w:eastAsia="en-US"/>
+        </w:rPr>
+      </w:pPr>
+    </w:p>
+    <w:p>
+      <w:pPr>
+        <w:rPr>
+          <w:rFonts w:ascii="Arial" w:eastAsia="Arial" w:hAnsi="Arial" w:cs="Arial"/>
+          <w:color w:val="404040"/>
+          <w:lang w:eastAsia="en-US"/>
+        </w:rPr>
+      </w:pPr>
+    </w:p>
+    <w:p>
+      <w:pPr>
+        <w:rPr>
+          <w:rFonts w:ascii="Arial" w:eastAsia="Arial" w:hAnsi="Arial" w:cs="Arial"/>
+          <w:color w:val="404040"/>
+          <w:lang w:eastAsia="en-US"/>
+        </w:rPr>
+      </w:pPr>
+    </w:p>
+    <w:p>
+      <w:pPr>
+        <w:rPr>
+          <w:rFonts w:ascii="Arial" w:eastAsia="Arial" w:hAnsi="Arial" w:cs="Arial"/>
+          <w:color w:val="404040"/>
+          <w:lang w:eastAsia="en-US"/>
+        </w:rPr>
+      </w:pPr>
+    </w:p>
+    <w:p>
+      <w:pPr>
+        <w:rPr>
+          <w:rFonts w:ascii="Arial" w:eastAsia="Arial" w:hAnsi="Arial" w:cs="Arial"/>
+          <w:color w:val="404040"/>
+          <w:lang w:eastAsia="en-US"/>
+        </w:rPr>
+      </w:pPr>
+    </w:p>
+    <w:p>
+      <w:pPr>
+        <w:rPr>
+          <w:rFonts w:ascii="Arial" w:eastAsia="Arial" w:hAnsi="Arial" w:cs="Arial"/>
+          <w:color w:val="404040"/>
+          <w:lang w:eastAsia="en-US"/>
+        </w:rPr>
+      </w:pPr>
+    </w:p>
+    <w:p>
+      <w:pPr>
+        <w:rPr>
+          <w:rFonts w:ascii="Arial" w:eastAsia="Arial" w:hAnsi="Arial" w:cs="Arial"/>
+          <w:color w:val="404040"/>
+          <w:lang w:eastAsia="en-US"/>
+        </w:rPr>
+      </w:pPr>
+    </w:p>
+    <w:p>
+      <w:pPr>
+        <w:rPr>
+          <w:rFonts w:ascii="Arial" w:eastAsia="Arial" w:hAnsi="Arial" w:cs="Arial"/>
+          <w:color w:val="404040"/>
+          <w:lang w:eastAsia="en-US"/>
+        </w:rPr>
+      </w:pPr>
+    </w:p>
+    <w:p>
+      <w:pPr>
+        <w:rPr>
+          <w:rFonts w:ascii="Arial" w:eastAsia="Arial" w:hAnsi="Arial" w:cs="Arial"/>
+          <w:color w:val="404040"/>
+          <w:lang w:eastAsia="en-US"/>
+        </w:rPr>
+      </w:pPr>
+    </w:p>
+    <w:p>
+      <w:pPr>
+        <w:rPr>
+          <w:rFonts w:ascii="Arial" w:eastAsia="Arial" w:hAnsi="Arial" w:cs="Arial"/>
+          <w:color w:val="404040"/>
+          <w:lang w:eastAsia="en-US"/>
+        </w:rPr>
+      </w:pPr>
+      <w:r>
+        <w:rPr>
+          <w:rFonts w:ascii="Arial" w:eastAsia="Arial" w:hAnsi="Arial" w:cs="Arial"/>
+          <w:color w:val="404040"/>
+          <w:lang w:eastAsia="en-US"/>
+        </w:rPr>
+        <w:t xml:space="preserve"> </w:t>
+      </w:r>
+    </w:p>
+    <w:p>
+      <w:pPr>
+        <w:rPr>
+          <w:rFonts w:ascii="Arial" w:eastAsia="Arial" w:hAnsi="Arial" w:cs="Arial"/>
+          <w:color w:val="404040"/>
+          <w:lang w:eastAsia="en-US"/>
+        </w:rPr>
+      </w:pPr>
+    </w:p>
+    <w:p>
+      <w:pPr>
+        <w:rPr>
+          <w:rFonts w:ascii="Arial" w:eastAsia="Arial" w:hAnsi="Arial" w:cs="Arial"/>
+          <w:color w:val="404040"/>
+          <w:lang w:eastAsia="en-US"/>
+        </w:rPr>
+      </w:pPr>
+    </w:p>
+    <w:p>
+      <w:pPr>
+        <w:rPr>
+          <w:rFonts w:ascii="Arial" w:eastAsia="Arial" w:hAnsi="Arial" w:cs="Arial"/>
+          <w:color w:val="404040"/>
+          <w:lang w:eastAsia="en-US"/>
+        </w:rPr>
+      </w:pPr>
+    </w:p>
+    <w:p>
+      <w:pPr>
+        <w:rPr>
+          <w:rFonts w:ascii="Arial" w:eastAsia="Arial" w:hAnsi="Arial" w:cs="Arial"/>
+          <w:color w:val="404040"/>
+          <w:lang w:eastAsia="en-US"/>
+        </w:rPr>
+      </w:pPr>
+    </w:p>
+    <w:p>
+      <w:pPr>
+        <w:rPr>
+          <w:rFonts w:ascii="Arial" w:eastAsia="Arial" w:hAnsi="Arial" w:cs="Arial"/>
+          <w:color w:val="404040"/>
+          <w:lang w:eastAsia="en-US"/>
+        </w:rPr>
+      </w:pPr>
+    </w:p>
+    <w:p>
+      <w:pPr>
+        <w:rPr>
+          <w:rFonts w:ascii="Arial" w:eastAsia="Arial" w:hAnsi="Arial" w:cs="Arial"/>
+          <w:color w:val="404040"/>
+          <w:lang w:eastAsia="en-US"/>
+        </w:rPr>
+      </w:pPr>
+    </w:p>
+    <w:p>
+      <w:pPr>
+        <w:rPr>
+          <w:rFonts w:ascii="Arial" w:eastAsia="Arial" w:hAnsi="Arial" w:cs="Arial"/>
+          <w:color w:val="404040"/>
+          <w:lang w:eastAsia="en-US"/>
+        </w:rPr>
+      </w:pPr>
+    </w:p>
+    <w:p>
+      <w:pPr>
+        <w:rPr>
+          <w:rFonts w:ascii="Arial" w:eastAsia="Arial" w:hAnsi="Arial" w:cs="Arial"/>
+          <w:color w:val="404040"/>
+          <w:lang w:eastAsia="en-US"/>
+        </w:rPr>
+      </w:pPr>
+    </w:p>
+    <w:p>
+      <w:pPr>
+        <w:rPr>
+          <w:rFonts w:ascii="Arial" w:eastAsia="Arial" w:hAnsi="Arial" w:cs="Arial"/>
+          <w:b/>
+          <w:bCs/>
+          <w:color w:val="404040"/>
+          <w:lang w:eastAsia="en-US"/>
+        </w:rPr>
+      </w:pPr>
+    </w:p>
+    <w:p>
+      <w:pPr>
+        <w:rPr>
+          <w:rFonts w:ascii="Arial" w:eastAsia="Arial" w:hAnsi="Arial" w:cs="Arial"/>
+          <w:color w:val="auto"/>
+          <w:lang w:eastAsia="en-US"/>
+        </w:rPr>
+      </w:pPr>
+    </w:p>
+    <w:p>
+      <w:pPr>
+        <w:rPr>
+          <w:rFonts w:ascii="Arial" w:eastAsia="Arial" w:hAnsi="Arial" w:cs="Arial"/>
+          <w:color w:val="auto"/>
+          <w:lang w:eastAsia="en-US"/>
+        </w:rPr>
+      </w:pPr>
+    </w:p>
+    <w:p>
+      <w:pPr>
+        <w:rPr>
+          <w:rFonts w:ascii="Arial" w:eastAsia="Arial" w:hAnsi="Arial" w:cs="Arial"/>
+          <w:color w:val="auto"/>
+          <w:lang w:eastAsia="en-US"/>
+        </w:rPr>
+      </w:pPr>
+    </w:p>
+    <w:p>
+      <w:pPr>
+        <w:rPr>
+          <w:rFonts w:ascii="Arial" w:eastAsia="Arial" w:hAnsi="Arial" w:cs="Arial"/>
+          <w:b/>
+          <w:bCs/>
+          <w:color w:val="404040"/>
+          <w:lang w:eastAsia="en-US"/>
+        </w:rPr>
+      </w:pPr>
+    </w:p>
+    <w:p>
+      <w:pPr>
+        <w:spacing w:before="60" w:after="80"/>
+        <w:rPr>
+          <w:i/>
+          <w:iCs/>
+          <w:color w:val="6B7280"/>
+          <w:sz w:val="20"/>
+          <w:szCs w:val="20"/>
+        </w:rPr>
+      </w:pPr>
+    </w:p>
+    <w:p>
+      <w:pPr>
+        <w:spacing w:before="60" w:after="80"/>
+        <w:rPr>
+          <w:i/>
+          <w:iCs/>
+          <w:color w:val="6B7280"/>
+          <w:sz w:val="20"/>
+          <w:szCs w:val="20"/>
+        </w:rPr>
+      </w:pPr>
+    </w:p>
+    <w:p>
+      <w:pPr>
+        <w:spacing w:before="60" w:after="80"/>
+      </w:pPr>
+    </w:p>
+    <w:p>
+      <w:pPr>
+        <w:rPr>
+          <w:rFonts w:ascii="Arial" w:eastAsia="Arial" w:hAnsi="Arial" w:cs="Arial"/>
+          <w:color w:val="404040"/>
+          <w:lang w:eastAsia="en-US"/>
+        </w:rPr>
+      </w:pPr>
+    </w:p>
+    <w:p>
+      <w:pPr>
+        <w:rPr>
+          <w:rFonts w:ascii="Arial" w:eastAsia="Arial" w:hAnsi="Arial" w:cs="Arial"/>
+          <w:color w:val="404040"/>
+          <w:lang w:eastAsia="en-US"/>
+        </w:rPr>
+      </w:pPr>
+    </w:p>
+    <w:p>
+      <w:pPr>
+        <w:rPr>
+          <w:rFonts w:ascii="Arial" w:eastAsia="Arial" w:hAnsi="Arial" w:cs="Arial"/>
+          <w:color w:val="404040"/>
+          <w:lang w:eastAsia="en-US"/>
+        </w:rPr>
+      </w:pPr>
+    </w:p>
+    <w:p>
+      <w:pPr>
+        <w:spacing w:after="60"/>
+        <w:rPr>
+          <w:rFonts w:asciiTheme="minorHAnsi" w:hAnsiTheme="minorHAnsi" w:cstheme="minorHAnsi"/>
+          <w:color w:val="auto"/>
+        </w:rPr>
+      </w:pPr>
+    </w:p>
+    <w:p>
+      <w:pPr>
+        <w:rPr>
+          <w:rFonts w:asciiTheme="minorHAnsi" w:eastAsia="Arial" w:hAnsiTheme="minorHAnsi" w:cstheme="minorHAnsi"/>
+          <w:color w:val="auto"/>
+          <w:lang w:eastAsia="en-US"/>
+        </w:rPr>
+      </w:pPr>
+    </w:p>
+    <w:p>
+      <w:pPr>
+        <w:spacing w:after="160" w:line="259" w:lineRule="auto"/>
+        <w:rPr>
+          <w:rFonts w:ascii="Arial" w:eastAsia="Arial" w:hAnsi="Arial" w:cs="Arial"/>
+          <w:b/>
+          <w:bCs/>
+          <w:color w:val="1F3864"/>
+          <w:sz w:val="28"/>
+          <w:szCs w:val="28"/>
+          <w:lang w:eastAsia="en-US"/>
+        </w:rPr>
+      </w:pPr>
+      <w:r>
+        <w:rPr>
+          <w:rFonts w:ascii="Arial" w:eastAsia="Arial" w:hAnsi="Arial" w:cs="Arial"/>
+          <w:b/>
+          <w:bCs/>
+          <w:color w:val="1F3864"/>
+          <w:sz w:val="28"/>
+          <w:szCs w:val="28"/>
+          <w:lang w:eastAsia="en-US"/>
+        </w:rPr>
+        <w:br w:type="page"/>
+      </w:r>
     </w:p>
     <w:p>
       <w:pPr>
@@ -15663,13 +17131,8 @@
             <w:tcW w:w="2265" w:type="dxa"/>
           </w:tcPr>
           <w:p>
-            <w:proofErr w:type="spellStart"/>
-            <w:r>
-              <w:t>Datenbankimpl</w:t>
-            </w:r>
-            <w:proofErr w:type="spellEnd"/>
-            <w:r>
-              <w:t>.</w:t>
+            <w:r>
+              <w:t>Datenbankimpl.</w:t>
             </w:r>
           </w:p>
         </w:tc>
@@ -15720,13 +17183,8 @@
             <w:tcW w:w="2265" w:type="dxa"/>
           </w:tcPr>
           <w:p>
-            <w:proofErr w:type="spellStart"/>
-            <w:r>
-              <w:t>Datenbankimpl</w:t>
-            </w:r>
-            <w:proofErr w:type="spellEnd"/>
-            <w:r>
-              <w:t>.</w:t>
+            <w:r>
+              <w:t>Datenbankimpl.</w:t>
             </w:r>
           </w:p>
         </w:tc>
@@ -15780,13 +17238,8 @@
             <w:tcW w:w="2265" w:type="dxa"/>
           </w:tcPr>
           <w:p>
-            <w:proofErr w:type="spellStart"/>
-            <w:r>
-              <w:t>Datenbankimpl</w:t>
-            </w:r>
-            <w:proofErr w:type="spellEnd"/>
-            <w:r>
-              <w:t>.</w:t>
+            <w:r>
+              <w:t>Datenbankimpl.</w:t>
             </w:r>
           </w:p>
         </w:tc>
@@ -15798,11 +17251,9 @@
             <w:pPr>
               <w:cnfStyle w:val="000000100000" w:firstRow="0" w:lastRow="0" w:firstColumn="0" w:lastColumn="0" w:oddVBand="0" w:evenVBand="0" w:oddHBand="1" w:evenHBand="0" w:firstRowFirstColumn="0" w:firstRowLastColumn="0" w:lastRowFirstColumn="0" w:lastRowLastColumn="0"/>
             </w:pPr>
-            <w:proofErr w:type="spellStart"/>
             <w:r>
               <w:t>Testdateneinpflegen</w:t>
             </w:r>
-            <w:proofErr w:type="spellEnd"/>
           </w:p>
         </w:tc>
         <w:tc>
@@ -15853,15 +17304,7 @@
               <w:cnfStyle w:val="000000000000" w:firstRow="0" w:lastRow="0" w:firstColumn="0" w:lastColumn="0" w:oddVBand="0" w:evenVBand="0" w:oddHBand="0" w:evenHBand="0" w:firstRowFirstColumn="0" w:firstRowLastColumn="0" w:lastRowFirstColumn="0" w:lastRowLastColumn="0"/>
             </w:pPr>
             <w:r>
-              <w:t xml:space="preserve">Doku über </w:t>
-            </w:r>
-            <w:proofErr w:type="spellStart"/>
-            <w:r>
-              <w:t>Datenbankimpl</w:t>
-            </w:r>
-            <w:proofErr w:type="spellEnd"/>
-            <w:r>
-              <w:t>. Schreiben</w:t>
+              <w:t>Doku über Datenbankimpl. Schreiben</w:t>
             </w:r>
           </w:p>
         </w:tc>
@@ -15916,15 +17359,7 @@
               <w:cnfStyle w:val="000000100000" w:firstRow="0" w:lastRow="0" w:firstColumn="0" w:lastColumn="0" w:oddVBand="0" w:evenVBand="0" w:oddHBand="1" w:evenHBand="0" w:firstRowFirstColumn="0" w:firstRowLastColumn="0" w:lastRowFirstColumn="0" w:lastRowLastColumn="0"/>
             </w:pPr>
             <w:r>
-              <w:t xml:space="preserve">Login und </w:t>
-            </w:r>
-            <w:proofErr w:type="spellStart"/>
-            <w:r>
-              <w:t>Sessioverwaltung</w:t>
-            </w:r>
-            <w:proofErr w:type="spellEnd"/>
-            <w:r>
-              <w:t xml:space="preserve"> bauen</w:t>
+              <w:t>Login und Sessioverwaltung bauen</w:t>
             </w:r>
           </w:p>
         </w:tc>
@@ -15950,7 +17385,7 @@
               <w:cnfStyle w:val="000000100000" w:firstRow="0" w:lastRow="0" w:firstColumn="0" w:lastColumn="0" w:oddVBand="0" w:evenVBand="0" w:oddHBand="1" w:evenHBand="0" w:firstRowFirstColumn="0" w:firstRowLastColumn="0" w:lastRowFirstColumn="0" w:lastRowLastColumn="0"/>
             </w:pPr>
             <w:r>
-              <w:t>-</w:t>
+              <w:t>1 Std.</w:t>
             </w:r>
           </w:p>
         </w:tc>
@@ -15989,7 +17424,10 @@
               <w:cnfStyle w:val="000000000000" w:firstRow="0" w:lastRow="0" w:firstColumn="0" w:lastColumn="0" w:oddVBand="0" w:evenVBand="0" w:oddHBand="0" w:evenHBand="0" w:firstRowFirstColumn="0" w:firstRowLastColumn="0" w:lastRowFirstColumn="0" w:lastRowLastColumn="0"/>
             </w:pPr>
             <w:r>
-              <w:t>1,5 Std.</w:t>
+              <w:t>2</w:t>
+            </w:r>
+            <w:r>
+              <w:t xml:space="preserve"> Std.</w:t>
             </w:r>
           </w:p>
         </w:tc>
@@ -16002,7 +17440,7 @@
               <w:cnfStyle w:val="000000000000" w:firstRow="0" w:lastRow="0" w:firstColumn="0" w:lastColumn="0" w:oddVBand="0" w:evenVBand="0" w:oddHBand="0" w:evenHBand="0" w:firstRowFirstColumn="0" w:firstRowLastColumn="0" w:lastRowFirstColumn="0" w:lastRowLastColumn="0"/>
             </w:pPr>
             <w:r>
-              <w:t>-</w:t>
+              <w:t>2 Std.</w:t>
             </w:r>
           </w:p>
         </w:tc>
@@ -16047,7 +17485,10 @@
               <w:cnfStyle w:val="000000100000" w:firstRow="0" w:lastRow="0" w:firstColumn="0" w:lastColumn="0" w:oddVBand="0" w:evenVBand="0" w:oddHBand="1" w:evenHBand="0" w:firstRowFirstColumn="0" w:firstRowLastColumn="0" w:lastRowFirstColumn="0" w:lastRowLastColumn="0"/>
             </w:pPr>
             <w:r>
-              <w:t>2 Std.</w:t>
+              <w:t>3</w:t>
+            </w:r>
+            <w:r>
+              <w:t xml:space="preserve"> Std.</w:t>
             </w:r>
           </w:p>
         </w:tc>
@@ -16060,7 +17501,7 @@
               <w:cnfStyle w:val="000000100000" w:firstRow="0" w:lastRow="0" w:firstColumn="0" w:lastColumn="0" w:oddVBand="0" w:evenVBand="0" w:oddHBand="1" w:evenHBand="0" w:firstRowFirstColumn="0" w:firstRowLastColumn="0" w:lastRowFirstColumn="0" w:lastRowLastColumn="0"/>
             </w:pPr>
             <w:r>
-              <w:t>-</w:t>
+              <w:t>2Std.</w:t>
             </w:r>
           </w:p>
         </w:tc>
@@ -16086,15 +17527,7 @@
               <w:cnfStyle w:val="000000000000" w:firstRow="0" w:lastRow="0" w:firstColumn="0" w:lastColumn="0" w:oddVBand="0" w:evenVBand="0" w:oddHBand="0" w:evenHBand="0" w:firstRowFirstColumn="0" w:firstRowLastColumn="0" w:lastRowFirstColumn="0" w:lastRowLastColumn="0"/>
             </w:pPr>
             <w:r>
-              <w:t xml:space="preserve">Barcode Ausgabe mit </w:t>
-            </w:r>
-            <w:proofErr w:type="spellStart"/>
-            <w:r>
-              <w:t>Picqer</w:t>
-            </w:r>
-            <w:proofErr w:type="spellEnd"/>
-            <w:r>
-              <w:t xml:space="preserve"> </w:t>
+              <w:t xml:space="preserve">Barcode Ausgabe mit Picqer </w:t>
             </w:r>
           </w:p>
         </w:tc>
@@ -16107,7 +17540,10 @@
               <w:cnfStyle w:val="000000000000" w:firstRow="0" w:lastRow="0" w:firstColumn="0" w:lastColumn="0" w:oddVBand="0" w:evenVBand="0" w:oddHBand="0" w:evenHBand="0" w:firstRowFirstColumn="0" w:firstRowLastColumn="0" w:lastRowFirstColumn="0" w:lastRowLastColumn="0"/>
             </w:pPr>
             <w:r>
-              <w:t>2 Std.</w:t>
+              <w:t>2</w:t>
+            </w:r>
+            <w:r>
+              <w:t xml:space="preserve"> Std.</w:t>
             </w:r>
           </w:p>
         </w:tc>
@@ -16120,7 +17556,7 @@
               <w:cnfStyle w:val="000000000000" w:firstRow="0" w:lastRow="0" w:firstColumn="0" w:lastColumn="0" w:oddVBand="0" w:evenVBand="0" w:oddHBand="0" w:evenHBand="0" w:firstRowFirstColumn="0" w:firstRowLastColumn="0" w:lastRowFirstColumn="0" w:lastRowLastColumn="0"/>
             </w:pPr>
             <w:r>
-              <w:t>-</w:t>
+              <w:t>1,5 Std.</w:t>
             </w:r>
           </w:p>
         </w:tc>
@@ -16148,13 +17584,8 @@
             <w:pPr>
               <w:cnfStyle w:val="000000100000" w:firstRow="0" w:lastRow="0" w:firstColumn="0" w:lastColumn="0" w:oddVBand="0" w:evenVBand="0" w:oddHBand="1" w:evenHBand="0" w:firstRowFirstColumn="0" w:firstRowLastColumn="0" w:lastRowFirstColumn="0" w:lastRowLastColumn="0"/>
             </w:pPr>
-            <w:proofErr w:type="spellStart"/>
-            <w:r>
-              <w:t>Inventarsliste</w:t>
-            </w:r>
-            <w:proofErr w:type="spellEnd"/>
-            <w:r>
-              <w:t xml:space="preserve"> mit Barcodes anzeigen </w:t>
+            <w:r>
+              <w:t xml:space="preserve">Inventarsliste mit Barcodes anzeigen </w:t>
             </w:r>
             <w:r>
               <w:t>mit Filter + Suche</w:t>
@@ -16183,7 +17614,7 @@
               <w:cnfStyle w:val="000000100000" w:firstRow="0" w:lastRow="0" w:firstColumn="0" w:lastColumn="0" w:oddVBand="0" w:evenVBand="0" w:oddHBand="1" w:evenHBand="0" w:firstRowFirstColumn="0" w:firstRowLastColumn="0" w:lastRowFirstColumn="0" w:lastRowLastColumn="0"/>
             </w:pPr>
             <w:r>
-              <w:t>-</w:t>
+              <w:t>1 Std.</w:t>
             </w:r>
           </w:p>
         </w:tc>
@@ -16222,7 +17653,10 @@
               <w:cnfStyle w:val="000000000000" w:firstRow="0" w:lastRow="0" w:firstColumn="0" w:lastColumn="0" w:oddVBand="0" w:evenVBand="0" w:oddHBand="0" w:evenHBand="0" w:firstRowFirstColumn="0" w:firstRowLastColumn="0" w:lastRowFirstColumn="0" w:lastRowLastColumn="0"/>
             </w:pPr>
             <w:r>
-              <w:t>3 Std.</w:t>
+              <w:t>5</w:t>
+            </w:r>
+            <w:r>
+              <w:t xml:space="preserve"> Std.</w:t>
             </w:r>
           </w:p>
         </w:tc>
@@ -16235,7 +17669,7 @@
               <w:cnfStyle w:val="000000000000" w:firstRow="0" w:lastRow="0" w:firstColumn="0" w:lastColumn="0" w:oddVBand="0" w:evenVBand="0" w:oddHBand="0" w:evenHBand="0" w:firstRowFirstColumn="0" w:firstRowLastColumn="0" w:lastRowFirstColumn="0" w:lastRowLastColumn="0"/>
             </w:pPr>
             <w:r>
-              <w:t>-</w:t>
+              <w:t>4,5 Std.</w:t>
             </w:r>
           </w:p>
         </w:tc>
@@ -16277,7 +17711,10 @@
               <w:cnfStyle w:val="000000100000" w:firstRow="0" w:lastRow="0" w:firstColumn="0" w:lastColumn="0" w:oddVBand="0" w:evenVBand="0" w:oddHBand="1" w:evenHBand="0" w:firstRowFirstColumn="0" w:firstRowLastColumn="0" w:lastRowFirstColumn="0" w:lastRowLastColumn="0"/>
             </w:pPr>
             <w:r>
-              <w:t>2 Std.</w:t>
+              <w:t>3</w:t>
+            </w:r>
+            <w:r>
+              <w:t xml:space="preserve"> Std.</w:t>
             </w:r>
           </w:p>
         </w:tc>
@@ -16315,13 +17752,8 @@
             <w:pPr>
               <w:cnfStyle w:val="000000000000" w:firstRow="0" w:lastRow="0" w:firstColumn="0" w:lastColumn="0" w:oddVBand="0" w:evenVBand="0" w:oddHBand="0" w:evenHBand="0" w:firstRowFirstColumn="0" w:firstRowLastColumn="0" w:lastRowFirstColumn="0" w:lastRowLastColumn="0"/>
             </w:pPr>
-            <w:proofErr w:type="spellStart"/>
-            <w:r>
-              <w:t>Projektdoku</w:t>
-            </w:r>
-            <w:proofErr w:type="spellEnd"/>
-            <w:r>
-              <w:t xml:space="preserve"> fertigstellen</w:t>
+            <w:r>
+              <w:t>Projektdoku fertigstellen</w:t>
             </w:r>
           </w:p>
         </w:tc>
@@ -16334,7 +17766,10 @@
               <w:cnfStyle w:val="000000000000" w:firstRow="0" w:lastRow="0" w:firstColumn="0" w:lastColumn="0" w:oddVBand="0" w:evenVBand="0" w:oddHBand="0" w:evenHBand="0" w:firstRowFirstColumn="0" w:firstRowLastColumn="0" w:lastRowFirstColumn="0" w:lastRowLastColumn="0"/>
             </w:pPr>
             <w:r>
-              <w:t>1 Std</w:t>
+              <w:t>2,5</w:t>
+            </w:r>
+            <w:r>
+              <w:t xml:space="preserve"> Std</w:t>
             </w:r>
           </w:p>
         </w:tc>
@@ -16493,7 +17928,22 @@
               <w:cnfStyle w:val="000000100000" w:firstRow="0" w:lastRow="0" w:firstColumn="0" w:lastColumn="0" w:oddVBand="0" w:evenVBand="0" w:oddHBand="1" w:evenHBand="0" w:firstRowFirstColumn="0" w:firstRowLastColumn="0" w:lastRowFirstColumn="0" w:lastRowLastColumn="0"/>
             </w:pPr>
             <w:r>
-              <w:t>40 Std.</w:t>
+              <w:fldChar w:fldCharType="begin"/>
+            </w:r>
+            <w:r>
+              <w:instrText xml:space="preserve"> =SUM(ABOVE) \# "0,00" </w:instrText>
+            </w:r>
+            <w:r>
+              <w:fldChar w:fldCharType="separate"/>
+            </w:r>
+            <w:r>
+              <w:rPr>
+                <w:noProof/>
+              </w:rPr>
+              <w:t>40,00</w:t>
+            </w:r>
+            <w:r>
+              <w:fldChar w:fldCharType="end"/>
             </w:r>
           </w:p>
         </w:tc>
@@ -16506,7 +17956,25 @@
               <w:cnfStyle w:val="000000100000" w:firstRow="0" w:lastRow="0" w:firstColumn="0" w:lastColumn="0" w:oddVBand="0" w:evenVBand="0" w:oddHBand="1" w:evenHBand="0" w:firstRowFirstColumn="0" w:firstRowLastColumn="0" w:lastRowFirstColumn="0" w:lastRowLastColumn="0"/>
             </w:pPr>
             <w:r>
-              <w:t>-</w:t>
+              <w:fldChar w:fldCharType="begin"/>
+            </w:r>
+            <w:r>
+              <w:instrText xml:space="preserve"> =SUM(ABOVE) \# "0,00" </w:instrText>
+            </w:r>
+            <w:r>
+              <w:fldChar w:fldCharType="separate"/>
+            </w:r>
+            <w:r>
+              <w:rPr>
+                <w:noProof/>
+              </w:rPr>
+              <w:t>23,75</w:t>
+            </w:r>
+            <w:r>
+              <w:fldChar w:fldCharType="end"/>
+            </w:r>
+            <w:r>
+              <w:t xml:space="preserve"> Std.</w:t>
             </w:r>
           </w:p>
         </w:tc>
@@ -16530,34 +17998,10 @@
         <w:t xml:space="preserve">folgende durch Screenshots gezeigte SQL-Script ist für die vollständige Erstellung der Datenbankstruktur </w:t>
       </w:r>
       <w:r>
-        <w:t xml:space="preserve">der Datenbank </w:t>
-      </w:r>
-      <w:proofErr w:type="spellStart"/>
-      <w:r>
-        <w:t>RSTInventar</w:t>
-      </w:r>
-      <w:proofErr w:type="spellEnd"/>
-      <w:r>
-        <w:t xml:space="preserve"> verantwortlich. Dieses Script wird einmalig in der Weboberfläche phpMyAdmin über den Punkt „Importieren“ </w:t>
-      </w:r>
-      <w:r>
-        <w:t xml:space="preserve">ausgeführt. Bei der Ausführung werden alle Tabellen, Indexe, Trigger und die </w:t>
-      </w:r>
-      <w:proofErr w:type="spellStart"/>
-      <w:r>
-        <w:t>Stored</w:t>
-      </w:r>
-      <w:proofErr w:type="spellEnd"/>
-      <w:r>
-        <w:t xml:space="preserve"> </w:t>
-      </w:r>
-      <w:proofErr w:type="spellStart"/>
-      <w:r>
-        <w:t>Procedure</w:t>
-      </w:r>
-      <w:proofErr w:type="spellEnd"/>
-      <w:r>
-        <w:t xml:space="preserve"> </w:t>
+        <w:t xml:space="preserve">der Datenbank RSTInventar verantwortlich. Dieses Script wird einmalig in der Weboberfläche phpMyAdmin über den Punkt „Importieren“ </w:t>
+      </w:r>
+      <w:r>
+        <w:t xml:space="preserve">ausgeführt. Bei der Ausführung werden alle Tabellen, Indexe, Trigger und die Stored Procedure </w:t>
       </w:r>
       <w:r>
         <w:t>Funktion</w:t>
@@ -16575,6 +18019,7 @@
         <w:rPr>
           <w:noProof/>
         </w:rPr>
+        <w:lastRenderedPageBreak/>
         <mc:AlternateContent>
           <mc:Choice Requires="wps">
             <w:drawing>
@@ -16654,15 +18099,7 @@
         <w:t xml:space="preserve">s die Reihenfolge von der Erstellung der Tabellen eingehalten wird. Dies liegt daran, das bereit alle </w:t>
       </w:r>
       <w:r>
-        <w:t xml:space="preserve">Fremdschlüssel auf die bereits vorhandenen Tabellen verweisen (Benutzer -&gt; </w:t>
-      </w:r>
-      <w:proofErr w:type="spellStart"/>
-      <w:r>
-        <w:t>Geraete</w:t>
-      </w:r>
-      <w:proofErr w:type="spellEnd"/>
-      <w:r>
-        <w:t xml:space="preserve"> -&gt; Standorte -&gt; Inventar -&gt; Historie)</w:t>
+        <w:t>Fremdschlüssel auf die bereits vorhandenen Tabellen verweisen (Benutzer -&gt; Geraete -&gt; Standorte -&gt; Inventar -&gt; Historie)</w:t>
       </w:r>
     </w:p>
     <w:p>
@@ -16715,6 +18152,7 @@
       <w:r>
         <w:rPr>
           <w:rFonts w:asciiTheme="majorHAnsi" w:eastAsiaTheme="majorEastAsia" w:hAnsiTheme="majorHAnsi" w:cstheme="majorBidi"/>
+          <w:noProof/>
           <w:color w:val="1F3763" w:themeColor="accent1" w:themeShade="7F"/>
           <w:sz w:val="24"/>
           <w:szCs w:val="24"/>
@@ -16781,11 +18219,13 @@
       <w:r>
         <w:rPr>
           <w:rFonts w:asciiTheme="majorHAnsi" w:eastAsiaTheme="majorEastAsia" w:hAnsiTheme="majorHAnsi" w:cstheme="majorBidi"/>
+          <w:noProof/>
           <w:color w:val="1F3763" w:themeColor="accent1" w:themeShade="7F"/>
           <w:sz w:val="24"/>
           <w:szCs w:val="24"/>
           <w:lang w:eastAsia="en-US"/>
         </w:rPr>
+        <w:lastRenderedPageBreak/>
         <w:drawing>
           <wp:inline distT="0" distB="0" distL="0" distR="0" wp14:anchorId="2413A839" wp14:editId="23BADF89">
             <wp:extent cx="5760720" cy="4011295"/>
@@ -16847,6 +18287,7 @@
       <w:r>
         <w:rPr>
           <w:rFonts w:asciiTheme="majorHAnsi" w:eastAsiaTheme="majorEastAsia" w:hAnsiTheme="majorHAnsi" w:cstheme="majorBidi"/>
+          <w:noProof/>
           <w:color w:val="1F3763" w:themeColor="accent1" w:themeShade="7F"/>
           <w:sz w:val="24"/>
           <w:szCs w:val="24"/>
@@ -16918,6 +18359,7 @@
           <w:szCs w:val="24"/>
           <w:lang w:eastAsia="en-US"/>
         </w:rPr>
+        <w:lastRenderedPageBreak/>
         <w:t>Indexe erstellen:</w:t>
       </w:r>
     </w:p>
@@ -16934,6 +18376,7 @@
       <w:r>
         <w:rPr>
           <w:rFonts w:asciiTheme="majorHAnsi" w:eastAsiaTheme="majorEastAsia" w:hAnsiTheme="majorHAnsi" w:cstheme="majorBidi"/>
+          <w:noProof/>
           <w:color w:val="1F3763" w:themeColor="accent1" w:themeShade="7F"/>
           <w:sz w:val="24"/>
           <w:szCs w:val="24"/>
@@ -17032,6 +18475,7 @@
       <w:r>
         <w:rPr>
           <w:rFonts w:asciiTheme="majorHAnsi" w:eastAsiaTheme="majorEastAsia" w:hAnsiTheme="majorHAnsi" w:cstheme="majorBidi"/>
+          <w:noProof/>
           <w:color w:val="1F3763" w:themeColor="accent1" w:themeShade="7F"/>
           <w:sz w:val="24"/>
           <w:szCs w:val="24"/>
@@ -17087,11 +18531,13 @@
       <w:r>
         <w:rPr>
           <w:rFonts w:asciiTheme="majorHAnsi" w:eastAsiaTheme="majorEastAsia" w:hAnsiTheme="majorHAnsi" w:cstheme="majorBidi"/>
+          <w:noProof/>
           <w:color w:val="1F3763" w:themeColor="accent1" w:themeShade="7F"/>
           <w:sz w:val="24"/>
           <w:szCs w:val="24"/>
           <w:lang w:eastAsia="en-US"/>
         </w:rPr>
+        <w:lastRenderedPageBreak/>
         <w:drawing>
           <wp:inline distT="0" distB="0" distL="0" distR="0" wp14:anchorId="2A51814A" wp14:editId="34B7F9A2">
             <wp:extent cx="5760720" cy="2906395"/>
@@ -17150,7 +18596,6 @@
           <w:lang w:eastAsia="en-US"/>
         </w:rPr>
       </w:pPr>
-      <w:proofErr w:type="spellStart"/>
       <w:r>
         <w:rPr>
           <w:rFonts w:asciiTheme="majorHAnsi" w:eastAsiaTheme="majorEastAsia" w:hAnsiTheme="majorHAnsi" w:cstheme="majorBidi"/>
@@ -17159,10 +18604,11 @@
           <w:szCs w:val="24"/>
           <w:lang w:eastAsia="en-US"/>
         </w:rPr>
-        <w:t>Stored</w:t>
-      </w:r>
-      <w:proofErr w:type="spellEnd"/>
-      <w:r>
+        <w:t>Stored Procedure für die Funktion Geräte Anlegen:</w:t>
+      </w:r>
+    </w:p>
+    <w:p>
+      <w:pPr>
         <w:rPr>
           <w:rFonts w:asciiTheme="majorHAnsi" w:eastAsiaTheme="majorEastAsia" w:hAnsiTheme="majorHAnsi" w:cstheme="majorBidi"/>
           <w:color w:val="1F3763" w:themeColor="accent1" w:themeShade="7F"/>
@@ -17170,44 +18616,11 @@
           <w:szCs w:val="24"/>
           <w:lang w:eastAsia="en-US"/>
         </w:rPr>
-        <w:t xml:space="preserve"> </w:t>
-      </w:r>
-      <w:proofErr w:type="spellStart"/>
+      </w:pPr>
       <w:r>
         <w:rPr>
           <w:rFonts w:asciiTheme="majorHAnsi" w:eastAsiaTheme="majorEastAsia" w:hAnsiTheme="majorHAnsi" w:cstheme="majorBidi"/>
-          <w:color w:val="1F3763" w:themeColor="accent1" w:themeShade="7F"/>
-          <w:sz w:val="24"/>
-          <w:szCs w:val="24"/>
-          <w:lang w:eastAsia="en-US"/>
-        </w:rPr>
-        <w:t>Procedure</w:t>
-      </w:r>
-      <w:proofErr w:type="spellEnd"/>
-      <w:r>
-        <w:rPr>
-          <w:rFonts w:asciiTheme="majorHAnsi" w:eastAsiaTheme="majorEastAsia" w:hAnsiTheme="majorHAnsi" w:cstheme="majorBidi"/>
-          <w:color w:val="1F3763" w:themeColor="accent1" w:themeShade="7F"/>
-          <w:sz w:val="24"/>
-          <w:szCs w:val="24"/>
-          <w:lang w:eastAsia="en-US"/>
-        </w:rPr>
-        <w:t xml:space="preserve"> für die Funktion Geräte Anlegen:</w:t>
-      </w:r>
-    </w:p>
-    <w:p>
-      <w:pPr>
-        <w:rPr>
-          <w:rFonts w:asciiTheme="majorHAnsi" w:eastAsiaTheme="majorEastAsia" w:hAnsiTheme="majorHAnsi" w:cstheme="majorBidi"/>
-          <w:color w:val="1F3763" w:themeColor="accent1" w:themeShade="7F"/>
-          <w:sz w:val="24"/>
-          <w:szCs w:val="24"/>
-          <w:lang w:eastAsia="en-US"/>
-        </w:rPr>
-      </w:pPr>
-      <w:r>
-        <w:rPr>
-          <w:rFonts w:asciiTheme="majorHAnsi" w:eastAsiaTheme="majorEastAsia" w:hAnsiTheme="majorHAnsi" w:cstheme="majorBidi"/>
+          <w:noProof/>
           <w:color w:val="1F3763" w:themeColor="accent1" w:themeShade="7F"/>
           <w:sz w:val="24"/>
           <w:szCs w:val="24"/>
@@ -17334,6 +18747,7 @@
           <w:szCs w:val="24"/>
           <w:lang w:eastAsia="en-US"/>
         </w:rPr>
+        <w:lastRenderedPageBreak/>
         <w:t>Testdaten in die Datenbank einspielen:</w:t>
       </w:r>
     </w:p>
@@ -17350,6 +18764,7 @@
       <w:r>
         <w:rPr>
           <w:rFonts w:asciiTheme="majorHAnsi" w:eastAsiaTheme="majorEastAsia" w:hAnsiTheme="majorHAnsi" w:cstheme="majorBidi"/>
+          <w:noProof/>
           <w:color w:val="1F3763" w:themeColor="accent1" w:themeShade="7F"/>
           <w:sz w:val="24"/>
           <w:szCs w:val="24"/>
@@ -17408,6 +18823,7 @@
       <w:r>
         <w:rPr>
           <w:rFonts w:asciiTheme="majorHAnsi" w:eastAsiaTheme="majorEastAsia" w:hAnsiTheme="majorHAnsi" w:cstheme="majorBidi"/>
+          <w:noProof/>
           <w:color w:val="1F3763" w:themeColor="accent1" w:themeShade="7F"/>
           <w:sz w:val="24"/>
           <w:szCs w:val="24"/>
@@ -17473,9 +18889,32 @@
     </w:p>
     <w:p>
       <w:pPr>
+        <w:pStyle w:val="Listenabsatz"/>
+      </w:pPr>
+    </w:p>
+    <w:p/>
+    <w:p>
+      <w:pPr>
+        <w:rPr>
+          <w:lang w:eastAsia="en-US"/>
+        </w:rPr>
+      </w:pPr>
+    </w:p>
+    <w:p>
+      <w:pPr>
+        <w:rPr>
+          <w:lang w:eastAsia="en-US"/>
+        </w:rPr>
+      </w:pPr>
+    </w:p>
+    <w:p/>
+    <w:p/>
+    <w:p>
+      <w:pPr>
         <w:pStyle w:val="berschrift3"/>
       </w:pPr>
       <w:r>
+        <w:lastRenderedPageBreak/>
         <w:t>A.</w:t>
       </w:r>
       <w:r>
@@ -17485,227 +18924,1181 @@
         <w:t xml:space="preserve"> </w:t>
       </w:r>
       <w:r>
-        <w:t xml:space="preserve">Verwendete Quellen </w:t>
-      </w:r>
-    </w:p>
-    <w:p>
-      <w:pPr>
-        <w:pStyle w:val="Listenabsatz"/>
-        <w:numPr>
-          <w:ilvl w:val="0"/>
-          <w:numId w:val="22"/>
-        </w:numPr>
-      </w:pPr>
-      <w:r>
-        <w:t xml:space="preserve">phpMyAdmin Dokumentation: </w:t>
-      </w:r>
-      <w:hyperlink r:id="rId20" w:history="1">
-        <w:r>
-          <w:rPr>
-            <w:rStyle w:val="Hyperlink"/>
-          </w:rPr>
-          <w:t>http://localhost/phpmyadmin/doc/html/index.html</w:t>
-        </w:r>
-      </w:hyperlink>
-    </w:p>
-    <w:p>
-      <w:pPr>
-        <w:pStyle w:val="Listenabsatz"/>
-        <w:numPr>
-          <w:ilvl w:val="0"/>
-          <w:numId w:val="22"/>
-        </w:numPr>
-      </w:pPr>
-      <w:r>
-        <w:t xml:space="preserve">PHP Dokumentation: </w:t>
-      </w:r>
-      <w:hyperlink r:id="rId21" w:history="1">
-        <w:r>
-          <w:rPr>
-            <w:rStyle w:val="Hyperlink"/>
-          </w:rPr>
-          <w:t>https://www.php.net/docs.php</w:t>
-        </w:r>
-      </w:hyperlink>
-    </w:p>
-    <w:p>
-      <w:pPr>
-        <w:pStyle w:val="Listenabsatz"/>
-        <w:numPr>
-          <w:ilvl w:val="0"/>
-          <w:numId w:val="22"/>
-        </w:numPr>
-      </w:pPr>
-      <w:proofErr w:type="spellStart"/>
-      <w:r>
-        <w:t>Picqer</w:t>
-      </w:r>
-      <w:proofErr w:type="spellEnd"/>
-      <w:r>
-        <w:t xml:space="preserve"> Barcode-Generator: </w:t>
-      </w:r>
-      <w:hyperlink r:id="rId22" w:history="1">
-        <w:r>
-          <w:rPr>
-            <w:rStyle w:val="Hyperlink"/>
-          </w:rPr>
-          <w:t>https://github.com/picqer/php-barcode-generator</w:t>
-        </w:r>
-      </w:hyperlink>
-    </w:p>
-    <w:p>
-      <w:pPr>
-        <w:pStyle w:val="Listenabsatz"/>
-        <w:numPr>
-          <w:ilvl w:val="0"/>
-          <w:numId w:val="22"/>
-        </w:numPr>
-      </w:pPr>
-      <w:proofErr w:type="spellStart"/>
-      <w:r>
-        <w:t>Dbdiagramm</w:t>
-      </w:r>
-      <w:proofErr w:type="spellEnd"/>
-      <w:r>
-        <w:t xml:space="preserve"> zu </w:t>
-      </w:r>
-      <w:proofErr w:type="spellStart"/>
-      <w:r>
-        <w:t>erstellung</w:t>
-      </w:r>
-      <w:proofErr w:type="spellEnd"/>
-      <w:r>
-        <w:t xml:space="preserve"> vom ER-Diagramm: </w:t>
-      </w:r>
-      <w:hyperlink r:id="rId23" w:history="1">
-        <w:r>
-          <w:rPr>
-            <w:rStyle w:val="Hyperlink"/>
-          </w:rPr>
-          <w:t>https://dbdiagram.io/home</w:t>
-        </w:r>
-      </w:hyperlink>
-    </w:p>
-    <w:p>
-      <w:pPr>
-        <w:pStyle w:val="Listenabsatz"/>
-        <w:numPr>
-          <w:ilvl w:val="0"/>
-          <w:numId w:val="22"/>
-        </w:numPr>
-      </w:pPr>
-      <w:r>
-        <w:t>Xammp:</w:t>
+        <w:t>Tabelle zur Übersicht der Ordnerstruktur und der Inhalt der Dateien</w:t>
+      </w:r>
+    </w:p>
+    <w:tbl>
+      <w:tblPr>
+        <w:tblStyle w:val="Listentabelle4Akzent1"/>
+        <w:tblW w:w="0" w:type="auto"/>
+        <w:tblLook w:val="04A0" w:firstRow="1" w:lastRow="0" w:firstColumn="1" w:lastColumn="0" w:noHBand="0" w:noVBand="1"/>
+      </w:tblPr>
+      <w:tblGrid>
+        <w:gridCol w:w="3750"/>
+        <w:gridCol w:w="5312"/>
+      </w:tblGrid>
+      <w:tr>
+        <w:trPr>
+          <w:cnfStyle w:val="100000000000" w:firstRow="1" w:lastRow="0" w:firstColumn="0" w:lastColumn="0" w:oddVBand="0" w:evenVBand="0" w:oddHBand="0" w:evenHBand="0" w:firstRowFirstColumn="0" w:firstRowLastColumn="0" w:lastRowFirstColumn="0" w:lastRowLastColumn="0"/>
+        </w:trPr>
+        <w:tc>
+          <w:tcPr>
+            <w:cnfStyle w:val="001000000000" w:firstRow="0" w:lastRow="0" w:firstColumn="1" w:lastColumn="0" w:oddVBand="0" w:evenVBand="0" w:oddHBand="0" w:evenHBand="0" w:firstRowFirstColumn="0" w:firstRowLastColumn="0" w:lastRowFirstColumn="0" w:lastRowLastColumn="0"/>
+            <w:tcW w:w="3750" w:type="dxa"/>
+          </w:tcPr>
+          <w:p>
+            <w:pPr>
+              <w:rPr>
+                <w:rFonts w:ascii="Arial" w:eastAsia="Arial" w:hAnsi="Arial" w:cs="Arial"/>
+                <w:color w:val="404040"/>
+                <w:lang w:eastAsia="en-US"/>
+              </w:rPr>
+            </w:pPr>
+            <w:r>
+              <w:rPr>
+                <w:rFonts w:ascii="Arial" w:eastAsia="Arial" w:hAnsi="Arial" w:cs="Arial"/>
+                <w:color w:val="404040"/>
+                <w:lang w:eastAsia="en-US"/>
+              </w:rPr>
+              <w:t>Verzeichnis u. welche Datei dort liegt</w:t>
+            </w:r>
+          </w:p>
+        </w:tc>
+        <w:tc>
+          <w:tcPr>
+            <w:tcW w:w="5312" w:type="dxa"/>
+          </w:tcPr>
+          <w:p>
+            <w:pPr>
+              <w:cnfStyle w:val="100000000000" w:firstRow="1" w:lastRow="0" w:firstColumn="0" w:lastColumn="0" w:oddVBand="0" w:evenVBand="0" w:oddHBand="0" w:evenHBand="0" w:firstRowFirstColumn="0" w:firstRowLastColumn="0" w:lastRowFirstColumn="0" w:lastRowLastColumn="0"/>
+              <w:rPr>
+                <w:rFonts w:ascii="Arial" w:eastAsia="Arial" w:hAnsi="Arial" w:cs="Arial"/>
+                <w:color w:val="404040"/>
+                <w:lang w:eastAsia="en-US"/>
+              </w:rPr>
+            </w:pPr>
+            <w:r>
+              <w:rPr>
+                <w:rFonts w:ascii="Arial" w:eastAsia="Arial" w:hAnsi="Arial" w:cs="Arial"/>
+                <w:color w:val="404040"/>
+                <w:lang w:eastAsia="en-US"/>
+              </w:rPr>
+              <w:t>Der Inhalt der Datei</w:t>
+            </w:r>
+          </w:p>
+        </w:tc>
+      </w:tr>
+      <w:tr>
+        <w:trPr>
+          <w:cnfStyle w:val="000000100000" w:firstRow="0" w:lastRow="0" w:firstColumn="0" w:lastColumn="0" w:oddVBand="0" w:evenVBand="0" w:oddHBand="1" w:evenHBand="0" w:firstRowFirstColumn="0" w:firstRowLastColumn="0" w:lastRowFirstColumn="0" w:lastRowLastColumn="0"/>
+        </w:trPr>
+        <w:tc>
+          <w:tcPr>
+            <w:cnfStyle w:val="001000000000" w:firstRow="0" w:lastRow="0" w:firstColumn="1" w:lastColumn="0" w:oddVBand="0" w:evenVBand="0" w:oddHBand="0" w:evenHBand="0" w:firstRowFirstColumn="0" w:firstRowLastColumn="0" w:lastRowFirstColumn="0" w:lastRowLastColumn="0"/>
+            <w:tcW w:w="3750" w:type="dxa"/>
+          </w:tcPr>
+          <w:p>
+            <w:pPr>
+              <w:rPr>
+                <w:rFonts w:ascii="Arial" w:eastAsia="Arial" w:hAnsi="Arial" w:cs="Arial"/>
+                <w:color w:val="404040"/>
+                <w:lang w:eastAsia="en-US"/>
+              </w:rPr>
+            </w:pPr>
+            <w:r>
+              <w:rPr>
+                <w:rFonts w:ascii="Arial" w:eastAsia="Arial" w:hAnsi="Arial" w:cs="Arial"/>
+                <w:color w:val="404040"/>
+                <w:lang w:eastAsia="en-US"/>
+              </w:rPr>
+              <w:t>App/index.php</w:t>
+            </w:r>
+          </w:p>
+        </w:tc>
+        <w:tc>
+          <w:tcPr>
+            <w:tcW w:w="5312" w:type="dxa"/>
+          </w:tcPr>
+          <w:p>
+            <w:pPr>
+              <w:cnfStyle w:val="000000100000" w:firstRow="0" w:lastRow="0" w:firstColumn="0" w:lastColumn="0" w:oddVBand="0" w:evenVBand="0" w:oddHBand="1" w:evenHBand="0" w:firstRowFirstColumn="0" w:firstRowLastColumn="0" w:lastRowFirstColumn="0" w:lastRowLastColumn="0"/>
+              <w:rPr>
+                <w:rFonts w:ascii="Arial" w:eastAsia="Arial" w:hAnsi="Arial" w:cs="Arial"/>
+                <w:color w:val="404040"/>
+                <w:lang w:eastAsia="en-US"/>
+              </w:rPr>
+            </w:pPr>
+            <w:r>
+              <w:rPr>
+                <w:rFonts w:ascii="Arial" w:eastAsia="Arial" w:hAnsi="Arial" w:cs="Arial"/>
+                <w:color w:val="404040"/>
+                <w:lang w:eastAsia="en-US"/>
+              </w:rPr>
+              <w:t>Dies ist der Einstiegspunkt des gesamten Systemes, wenn man die Seite aufruft sieht man die Login Seite wo man seine Benutzerdaten angeben muss um ins System zuglangen</w:t>
+            </w:r>
+          </w:p>
+        </w:tc>
+      </w:tr>
+      <w:tr>
+        <w:tc>
+          <w:tcPr>
+            <w:cnfStyle w:val="001000000000" w:firstRow="0" w:lastRow="0" w:firstColumn="1" w:lastColumn="0" w:oddVBand="0" w:evenVBand="0" w:oddHBand="0" w:evenHBand="0" w:firstRowFirstColumn="0" w:firstRowLastColumn="0" w:lastRowFirstColumn="0" w:lastRowLastColumn="0"/>
+            <w:tcW w:w="3750" w:type="dxa"/>
+          </w:tcPr>
+          <w:p>
+            <w:pPr>
+              <w:rPr>
+                <w:rFonts w:ascii="Arial" w:eastAsia="Arial" w:hAnsi="Arial" w:cs="Arial"/>
+                <w:color w:val="404040"/>
+                <w:lang w:eastAsia="en-US"/>
+              </w:rPr>
+            </w:pPr>
+            <w:r>
+              <w:rPr>
+                <w:rFonts w:ascii="Arial" w:eastAsia="Arial" w:hAnsi="Arial" w:cs="Arial"/>
+                <w:color w:val="404040"/>
+                <w:lang w:eastAsia="en-US"/>
+              </w:rPr>
+              <w:t>App/config/db.php</w:t>
+            </w:r>
+          </w:p>
+        </w:tc>
+        <w:tc>
+          <w:tcPr>
+            <w:tcW w:w="5312" w:type="dxa"/>
+          </w:tcPr>
+          <w:p>
+            <w:pPr>
+              <w:cnfStyle w:val="000000000000" w:firstRow="0" w:lastRow="0" w:firstColumn="0" w:lastColumn="0" w:oddVBand="0" w:evenVBand="0" w:oddHBand="0" w:evenHBand="0" w:firstRowFirstColumn="0" w:firstRowLastColumn="0" w:lastRowFirstColumn="0" w:lastRowLastColumn="0"/>
+              <w:rPr>
+                <w:rFonts w:ascii="Arial" w:eastAsia="Arial" w:hAnsi="Arial" w:cs="Arial"/>
+                <w:color w:val="404040"/>
+                <w:lang w:eastAsia="en-US"/>
+              </w:rPr>
+            </w:pPr>
+            <w:r>
+              <w:rPr>
+                <w:rFonts w:ascii="Arial" w:eastAsia="Arial" w:hAnsi="Arial" w:cs="Arial"/>
+                <w:color w:val="404040"/>
+                <w:lang w:eastAsia="en-US"/>
+              </w:rPr>
+              <w:t>In dieser Datei wird die Datenbankverbindung zu der MariaDB definiert. Die Verbindung erfolgt über PDO</w:t>
+            </w:r>
+            <w:r>
+              <w:rPr>
+                <w:rFonts w:ascii="Arial" w:eastAsia="Arial" w:hAnsi="Arial" w:cs="Arial"/>
+                <w:color w:val="404040"/>
+                <w:lang w:eastAsia="en-US"/>
+              </w:rPr>
+              <w:t>*A5</w:t>
+            </w:r>
+          </w:p>
+        </w:tc>
+      </w:tr>
+      <w:tr>
+        <w:trPr>
+          <w:cnfStyle w:val="000000100000" w:firstRow="0" w:lastRow="0" w:firstColumn="0" w:lastColumn="0" w:oddVBand="0" w:evenVBand="0" w:oddHBand="1" w:evenHBand="0" w:firstRowFirstColumn="0" w:firstRowLastColumn="0" w:lastRowFirstColumn="0" w:lastRowLastColumn="0"/>
+        </w:trPr>
+        <w:tc>
+          <w:tcPr>
+            <w:cnfStyle w:val="001000000000" w:firstRow="0" w:lastRow="0" w:firstColumn="1" w:lastColumn="0" w:oddVBand="0" w:evenVBand="0" w:oddHBand="0" w:evenHBand="0" w:firstRowFirstColumn="0" w:firstRowLastColumn="0" w:lastRowFirstColumn="0" w:lastRowLastColumn="0"/>
+            <w:tcW w:w="3750" w:type="dxa"/>
+          </w:tcPr>
+          <w:p>
+            <w:pPr>
+              <w:rPr>
+                <w:rFonts w:ascii="Arial" w:eastAsia="Arial" w:hAnsi="Arial" w:cs="Arial"/>
+                <w:color w:val="404040"/>
+                <w:lang w:eastAsia="en-US"/>
+              </w:rPr>
+            </w:pPr>
+            <w:r>
+              <w:rPr>
+                <w:rFonts w:ascii="Arial" w:eastAsia="Arial" w:hAnsi="Arial" w:cs="Arial"/>
+                <w:color w:val="404040"/>
+                <w:lang w:eastAsia="en-US"/>
+              </w:rPr>
+              <w:t>App/config/app.php</w:t>
+            </w:r>
+          </w:p>
+        </w:tc>
+        <w:tc>
+          <w:tcPr>
+            <w:tcW w:w="5312" w:type="dxa"/>
+          </w:tcPr>
+          <w:p>
+            <w:pPr>
+              <w:cnfStyle w:val="000000100000" w:firstRow="0" w:lastRow="0" w:firstColumn="0" w:lastColumn="0" w:oddVBand="0" w:evenVBand="0" w:oddHBand="1" w:evenHBand="0" w:firstRowFirstColumn="0" w:firstRowLastColumn="0" w:lastRowFirstColumn="0" w:lastRowLastColumn="0"/>
+              <w:rPr>
+                <w:rFonts w:ascii="Arial" w:eastAsia="Arial" w:hAnsi="Arial" w:cs="Arial"/>
+                <w:color w:val="404040"/>
+                <w:lang w:eastAsia="en-US"/>
+              </w:rPr>
+            </w:pPr>
+            <w:r>
+              <w:rPr>
+                <w:rFonts w:ascii="Arial" w:eastAsia="Arial" w:hAnsi="Arial" w:cs="Arial"/>
+                <w:color w:val="404040"/>
+                <w:lang w:eastAsia="en-US"/>
+              </w:rPr>
+              <w:t>In der Datei definiert man die Globalen Konstaten für das System. Die Globalen Konstanten sind z.B. Der App-Name, der Vordefinierte Prefix für die Barcodes, usw…</w:t>
+            </w:r>
+          </w:p>
+        </w:tc>
+      </w:tr>
+      <w:tr>
+        <w:tc>
+          <w:tcPr>
+            <w:cnfStyle w:val="001000000000" w:firstRow="0" w:lastRow="0" w:firstColumn="1" w:lastColumn="0" w:oddVBand="0" w:evenVBand="0" w:oddHBand="0" w:evenHBand="0" w:firstRowFirstColumn="0" w:firstRowLastColumn="0" w:lastRowFirstColumn="0" w:lastRowLastColumn="0"/>
+            <w:tcW w:w="3750" w:type="dxa"/>
+          </w:tcPr>
+          <w:p>
+            <w:pPr>
+              <w:rPr>
+                <w:rFonts w:ascii="Arial" w:eastAsia="Arial" w:hAnsi="Arial" w:cs="Arial"/>
+                <w:color w:val="404040"/>
+                <w:lang w:eastAsia="en-US"/>
+              </w:rPr>
+            </w:pPr>
+            <w:r>
+              <w:rPr>
+                <w:rFonts w:ascii="Arial" w:eastAsia="Arial" w:hAnsi="Arial" w:cs="Arial"/>
+                <w:color w:val="404040"/>
+                <w:lang w:eastAsia="en-US"/>
+              </w:rPr>
+              <w:t>App/includes/auth.php</w:t>
+            </w:r>
+          </w:p>
+        </w:tc>
+        <w:tc>
+          <w:tcPr>
+            <w:tcW w:w="5312" w:type="dxa"/>
+          </w:tcPr>
+          <w:p>
+            <w:pPr>
+              <w:cnfStyle w:val="000000000000" w:firstRow="0" w:lastRow="0" w:firstColumn="0" w:lastColumn="0" w:oddVBand="0" w:evenVBand="0" w:oddHBand="0" w:evenHBand="0" w:firstRowFirstColumn="0" w:firstRowLastColumn="0" w:lastRowFirstColumn="0" w:lastRowLastColumn="0"/>
+              <w:rPr>
+                <w:rFonts w:ascii="Arial" w:eastAsia="Arial" w:hAnsi="Arial" w:cs="Arial"/>
+                <w:color w:val="404040"/>
+                <w:lang w:eastAsia="en-US"/>
+              </w:rPr>
+            </w:pPr>
+            <w:r>
+              <w:rPr>
+                <w:rFonts w:ascii="Arial" w:eastAsia="Arial" w:hAnsi="Arial" w:cs="Arial"/>
+                <w:color w:val="404040"/>
+                <w:lang w:eastAsia="en-US"/>
+              </w:rPr>
+              <w:t>In der Datei wird die Session Verwaltung und die Logik für das An und Abmelden  definiert</w:t>
+            </w:r>
+          </w:p>
+        </w:tc>
+      </w:tr>
+      <w:tr>
+        <w:trPr>
+          <w:cnfStyle w:val="000000100000" w:firstRow="0" w:lastRow="0" w:firstColumn="0" w:lastColumn="0" w:oddVBand="0" w:evenVBand="0" w:oddHBand="1" w:evenHBand="0" w:firstRowFirstColumn="0" w:firstRowLastColumn="0" w:lastRowFirstColumn="0" w:lastRowLastColumn="0"/>
+        </w:trPr>
+        <w:tc>
+          <w:tcPr>
+            <w:cnfStyle w:val="001000000000" w:firstRow="0" w:lastRow="0" w:firstColumn="1" w:lastColumn="0" w:oddVBand="0" w:evenVBand="0" w:oddHBand="0" w:evenHBand="0" w:firstRowFirstColumn="0" w:firstRowLastColumn="0" w:lastRowFirstColumn="0" w:lastRowLastColumn="0"/>
+            <w:tcW w:w="3750" w:type="dxa"/>
+          </w:tcPr>
+          <w:p>
+            <w:pPr>
+              <w:rPr>
+                <w:rFonts w:ascii="Arial" w:eastAsia="Arial" w:hAnsi="Arial" w:cs="Arial"/>
+                <w:color w:val="404040"/>
+                <w:lang w:eastAsia="en-US"/>
+              </w:rPr>
+            </w:pPr>
+            <w:r>
+              <w:rPr>
+                <w:rFonts w:ascii="Arial" w:eastAsia="Arial" w:hAnsi="Arial" w:cs="Arial"/>
+                <w:color w:val="404040"/>
+                <w:lang w:eastAsia="en-US"/>
+              </w:rPr>
+              <w:t>App/includes/header.php</w:t>
+            </w:r>
+          </w:p>
+        </w:tc>
+        <w:tc>
+          <w:tcPr>
+            <w:tcW w:w="5312" w:type="dxa"/>
+          </w:tcPr>
+          <w:p>
+            <w:pPr>
+              <w:cnfStyle w:val="000000100000" w:firstRow="0" w:lastRow="0" w:firstColumn="0" w:lastColumn="0" w:oddVBand="0" w:evenVBand="0" w:oddHBand="1" w:evenHBand="0" w:firstRowFirstColumn="0" w:firstRowLastColumn="0" w:lastRowFirstColumn="0" w:lastRowLastColumn="0"/>
+              <w:rPr>
+                <w:rFonts w:ascii="Arial" w:eastAsia="Arial" w:hAnsi="Arial" w:cs="Arial"/>
+                <w:color w:val="404040"/>
+                <w:lang w:eastAsia="en-US"/>
+              </w:rPr>
+            </w:pPr>
+            <w:r>
+              <w:rPr>
+                <w:rFonts w:ascii="Arial" w:eastAsia="Arial" w:hAnsi="Arial" w:cs="Arial"/>
+                <w:color w:val="404040"/>
+                <w:lang w:eastAsia="en-US"/>
+              </w:rPr>
+              <w:t xml:space="preserve">Dort wird Global die Seitenleiste und der Kopfbereich der Seite definiert. Dies dient dazu das man nicht in jeder Datei die Seitenleiste einbauen muss. </w:t>
+            </w:r>
+          </w:p>
+        </w:tc>
+      </w:tr>
+      <w:tr>
+        <w:tc>
+          <w:tcPr>
+            <w:cnfStyle w:val="001000000000" w:firstRow="0" w:lastRow="0" w:firstColumn="1" w:lastColumn="0" w:oddVBand="0" w:evenVBand="0" w:oddHBand="0" w:evenHBand="0" w:firstRowFirstColumn="0" w:firstRowLastColumn="0" w:lastRowFirstColumn="0" w:lastRowLastColumn="0"/>
+            <w:tcW w:w="3750" w:type="dxa"/>
+          </w:tcPr>
+          <w:p>
+            <w:pPr>
+              <w:rPr>
+                <w:rFonts w:ascii="Arial" w:eastAsia="Arial" w:hAnsi="Arial" w:cs="Arial"/>
+                <w:color w:val="404040"/>
+                <w:lang w:eastAsia="en-US"/>
+              </w:rPr>
+            </w:pPr>
+            <w:r>
+              <w:rPr>
+                <w:rFonts w:ascii="Arial" w:eastAsia="Arial" w:hAnsi="Arial" w:cs="Arial"/>
+                <w:color w:val="404040"/>
+                <w:lang w:eastAsia="en-US"/>
+              </w:rPr>
+              <w:t>App/includes/footer.php</w:t>
+            </w:r>
+          </w:p>
+        </w:tc>
+        <w:tc>
+          <w:tcPr>
+            <w:tcW w:w="5312" w:type="dxa"/>
+          </w:tcPr>
+          <w:p>
+            <w:pPr>
+              <w:cnfStyle w:val="000000000000" w:firstRow="0" w:lastRow="0" w:firstColumn="0" w:lastColumn="0" w:oddVBand="0" w:evenVBand="0" w:oddHBand="0" w:evenHBand="0" w:firstRowFirstColumn="0" w:firstRowLastColumn="0" w:lastRowFirstColumn="0" w:lastRowLastColumn="0"/>
+              <w:rPr>
+                <w:rFonts w:ascii="Arial" w:eastAsia="Arial" w:hAnsi="Arial" w:cs="Arial"/>
+                <w:color w:val="404040"/>
+                <w:lang w:eastAsia="en-US"/>
+              </w:rPr>
+            </w:pPr>
+            <w:r>
+              <w:rPr>
+                <w:rFonts w:ascii="Arial" w:eastAsia="Arial" w:hAnsi="Arial" w:cs="Arial"/>
+                <w:color w:val="404040"/>
+                <w:lang w:eastAsia="en-US"/>
+              </w:rPr>
+              <w:t>Schließt die in der Header geöffneten PHP Tags und beendet so die Zusammenführung der Dateien</w:t>
+            </w:r>
+          </w:p>
+        </w:tc>
+      </w:tr>
+      <w:tr>
+        <w:trPr>
+          <w:cnfStyle w:val="000000100000" w:firstRow="0" w:lastRow="0" w:firstColumn="0" w:lastColumn="0" w:oddVBand="0" w:evenVBand="0" w:oddHBand="1" w:evenHBand="0" w:firstRowFirstColumn="0" w:firstRowLastColumn="0" w:lastRowFirstColumn="0" w:lastRowLastColumn="0"/>
+        </w:trPr>
+        <w:tc>
+          <w:tcPr>
+            <w:cnfStyle w:val="001000000000" w:firstRow="0" w:lastRow="0" w:firstColumn="1" w:lastColumn="0" w:oddVBand="0" w:evenVBand="0" w:oddHBand="0" w:evenHBand="0" w:firstRowFirstColumn="0" w:firstRowLastColumn="0" w:lastRowFirstColumn="0" w:lastRowLastColumn="0"/>
+            <w:tcW w:w="3750" w:type="dxa"/>
+          </w:tcPr>
+          <w:p>
+            <w:pPr>
+              <w:rPr>
+                <w:rFonts w:ascii="Arial" w:eastAsia="Arial" w:hAnsi="Arial" w:cs="Arial"/>
+                <w:color w:val="404040"/>
+                <w:lang w:eastAsia="en-US"/>
+              </w:rPr>
+            </w:pPr>
+            <w:r>
+              <w:rPr>
+                <w:rFonts w:ascii="Arial" w:eastAsia="Arial" w:hAnsi="Arial" w:cs="Arial"/>
+                <w:color w:val="404040"/>
+                <w:lang w:eastAsia="en-US"/>
+              </w:rPr>
+              <w:t>App/pages/dashboard.php</w:t>
+            </w:r>
+          </w:p>
+        </w:tc>
+        <w:tc>
+          <w:tcPr>
+            <w:tcW w:w="5312" w:type="dxa"/>
+          </w:tcPr>
+          <w:p>
+            <w:pPr>
+              <w:cnfStyle w:val="000000100000" w:firstRow="0" w:lastRow="0" w:firstColumn="0" w:lastColumn="0" w:oddVBand="0" w:evenVBand="0" w:oddHBand="1" w:evenHBand="0" w:firstRowFirstColumn="0" w:firstRowLastColumn="0" w:lastRowFirstColumn="0" w:lastRowLastColumn="0"/>
+              <w:rPr>
+                <w:rFonts w:ascii="Arial" w:eastAsia="Arial" w:hAnsi="Arial" w:cs="Arial"/>
+                <w:color w:val="404040"/>
+                <w:lang w:eastAsia="en-US"/>
+              </w:rPr>
+            </w:pPr>
+            <w:r>
+              <w:rPr>
+                <w:rFonts w:ascii="Arial" w:eastAsia="Arial" w:hAnsi="Arial" w:cs="Arial"/>
+                <w:color w:val="404040"/>
+                <w:lang w:eastAsia="en-US"/>
+              </w:rPr>
+              <w:t>Auf dieser Seite landet man nachdem man sich auf Index.php eingeloggt hat. Außerdem sieht man dort die Statistiken des Systemes(Alle Artikel,Anz. Der Standorte,….). Dazu kommt noch der Schnellzugriff auf die anderen Seiten wo man z.B. das Inventar anlegen kann.</w:t>
+            </w:r>
+          </w:p>
+        </w:tc>
+      </w:tr>
+      <w:tr>
+        <w:tc>
+          <w:tcPr>
+            <w:cnfStyle w:val="001000000000" w:firstRow="0" w:lastRow="0" w:firstColumn="1" w:lastColumn="0" w:oddVBand="0" w:evenVBand="0" w:oddHBand="0" w:evenHBand="0" w:firstRowFirstColumn="0" w:firstRowLastColumn="0" w:lastRowFirstColumn="0" w:lastRowLastColumn="0"/>
+            <w:tcW w:w="3750" w:type="dxa"/>
+          </w:tcPr>
+          <w:p>
+            <w:pPr>
+              <w:rPr>
+                <w:rFonts w:ascii="Arial" w:eastAsia="Arial" w:hAnsi="Arial" w:cs="Arial"/>
+                <w:color w:val="404040"/>
+                <w:lang w:eastAsia="en-US"/>
+              </w:rPr>
+            </w:pPr>
+            <w:r>
+              <w:rPr>
+                <w:rFonts w:ascii="Arial" w:eastAsia="Arial" w:hAnsi="Arial" w:cs="Arial"/>
+                <w:color w:val="404040"/>
+                <w:lang w:eastAsia="en-US"/>
+              </w:rPr>
+              <w:t>App/pages/inventar_erstellen.php</w:t>
+            </w:r>
+          </w:p>
+        </w:tc>
+        <w:tc>
+          <w:tcPr>
+            <w:tcW w:w="5312" w:type="dxa"/>
+          </w:tcPr>
+          <w:p>
+            <w:pPr>
+              <w:cnfStyle w:val="000000000000" w:firstRow="0" w:lastRow="0" w:firstColumn="0" w:lastColumn="0" w:oddVBand="0" w:evenVBand="0" w:oddHBand="0" w:evenHBand="0" w:firstRowFirstColumn="0" w:firstRowLastColumn="0" w:lastRowFirstColumn="0" w:lastRowLastColumn="0"/>
+              <w:rPr>
+                <w:rFonts w:ascii="Arial" w:eastAsia="Arial" w:hAnsi="Arial" w:cs="Arial"/>
+                <w:color w:val="404040"/>
+                <w:lang w:eastAsia="en-US"/>
+              </w:rPr>
+            </w:pPr>
+            <w:r>
+              <w:rPr>
+                <w:rFonts w:ascii="Arial" w:eastAsia="Arial" w:hAnsi="Arial" w:cs="Arial"/>
+                <w:color w:val="404040"/>
+                <w:lang w:eastAsia="en-US"/>
+              </w:rPr>
+              <w:t>In dieser Datei wird das Formular zum Anlegen der Inventarartikel erstellt</w:t>
+            </w:r>
+          </w:p>
+        </w:tc>
+      </w:tr>
+      <w:tr>
+        <w:trPr>
+          <w:cnfStyle w:val="000000100000" w:firstRow="0" w:lastRow="0" w:firstColumn="0" w:lastColumn="0" w:oddVBand="0" w:evenVBand="0" w:oddHBand="1" w:evenHBand="0" w:firstRowFirstColumn="0" w:firstRowLastColumn="0" w:lastRowFirstColumn="0" w:lastRowLastColumn="0"/>
+        </w:trPr>
+        <w:tc>
+          <w:tcPr>
+            <w:cnfStyle w:val="001000000000" w:firstRow="0" w:lastRow="0" w:firstColumn="1" w:lastColumn="0" w:oddVBand="0" w:evenVBand="0" w:oddHBand="0" w:evenHBand="0" w:firstRowFirstColumn="0" w:firstRowLastColumn="0" w:lastRowFirstColumn="0" w:lastRowLastColumn="0"/>
+            <w:tcW w:w="3750" w:type="dxa"/>
+          </w:tcPr>
+          <w:p>
+            <w:pPr>
+              <w:rPr>
+                <w:rFonts w:ascii="Arial" w:eastAsia="Arial" w:hAnsi="Arial" w:cs="Arial"/>
+                <w:color w:val="404040"/>
+                <w:lang w:eastAsia="en-US"/>
+              </w:rPr>
+            </w:pPr>
+            <w:r>
+              <w:rPr>
+                <w:rFonts w:ascii="Arial" w:eastAsia="Arial" w:hAnsi="Arial" w:cs="Arial"/>
+                <w:color w:val="404040"/>
+                <w:lang w:eastAsia="en-US"/>
+              </w:rPr>
+              <w:t>App/pages/inventar_liste.php</w:t>
+            </w:r>
+          </w:p>
+        </w:tc>
+        <w:tc>
+          <w:tcPr>
+            <w:tcW w:w="5312" w:type="dxa"/>
+          </w:tcPr>
+          <w:p>
+            <w:pPr>
+              <w:cnfStyle w:val="000000100000" w:firstRow="0" w:lastRow="0" w:firstColumn="0" w:lastColumn="0" w:oddVBand="0" w:evenVBand="0" w:oddHBand="1" w:evenHBand="0" w:firstRowFirstColumn="0" w:firstRowLastColumn="0" w:lastRowFirstColumn="0" w:lastRowLastColumn="0"/>
+              <w:rPr>
+                <w:rFonts w:ascii="Arial" w:eastAsia="Arial" w:hAnsi="Arial" w:cs="Arial"/>
+                <w:color w:val="404040"/>
+                <w:lang w:eastAsia="en-US"/>
+              </w:rPr>
+            </w:pPr>
+            <w:r>
+              <w:rPr>
+                <w:rFonts w:ascii="Arial" w:eastAsia="Arial" w:hAnsi="Arial" w:cs="Arial"/>
+                <w:color w:val="404040"/>
+                <w:lang w:eastAsia="en-US"/>
+              </w:rPr>
+              <w:t>Hier sieht man eine Tabellarische Übersicht aller angelegten Inventarartikel</w:t>
+            </w:r>
+          </w:p>
+        </w:tc>
+      </w:tr>
+      <w:tr>
+        <w:tc>
+          <w:tcPr>
+            <w:cnfStyle w:val="001000000000" w:firstRow="0" w:lastRow="0" w:firstColumn="1" w:lastColumn="0" w:oddVBand="0" w:evenVBand="0" w:oddHBand="0" w:evenHBand="0" w:firstRowFirstColumn="0" w:firstRowLastColumn="0" w:lastRowFirstColumn="0" w:lastRowLastColumn="0"/>
+            <w:tcW w:w="3750" w:type="dxa"/>
+          </w:tcPr>
+          <w:p>
+            <w:pPr>
+              <w:rPr>
+                <w:rFonts w:ascii="Arial" w:eastAsia="Arial" w:hAnsi="Arial" w:cs="Arial"/>
+                <w:color w:val="404040"/>
+                <w:lang w:eastAsia="en-US"/>
+              </w:rPr>
+            </w:pPr>
+            <w:r>
+              <w:rPr>
+                <w:rFonts w:ascii="Arial" w:eastAsia="Arial" w:hAnsi="Arial" w:cs="Arial"/>
+                <w:color w:val="404040"/>
+                <w:lang w:eastAsia="en-US"/>
+              </w:rPr>
+              <w:t>App/pages/barcodes.php</w:t>
+            </w:r>
+          </w:p>
+        </w:tc>
+        <w:tc>
+          <w:tcPr>
+            <w:tcW w:w="5312" w:type="dxa"/>
+          </w:tcPr>
+          <w:p>
+            <w:pPr>
+              <w:cnfStyle w:val="000000000000" w:firstRow="0" w:lastRow="0" w:firstColumn="0" w:lastColumn="0" w:oddVBand="0" w:evenVBand="0" w:oddHBand="0" w:evenHBand="0" w:firstRowFirstColumn="0" w:firstRowLastColumn="0" w:lastRowFirstColumn="0" w:lastRowLastColumn="0"/>
+              <w:rPr>
+                <w:rFonts w:ascii="Arial" w:eastAsia="Arial" w:hAnsi="Arial" w:cs="Arial"/>
+                <w:color w:val="404040"/>
+                <w:lang w:eastAsia="en-US"/>
+              </w:rPr>
+            </w:pPr>
+            <w:r>
+              <w:rPr>
+                <w:rFonts w:ascii="Arial" w:eastAsia="Arial" w:hAnsi="Arial" w:cs="Arial"/>
+                <w:color w:val="404040"/>
+                <w:lang w:eastAsia="en-US"/>
+              </w:rPr>
+              <w:t>Auf der Seite sieht man eine Übersicht der Barcodes. Außerdem kann man die Barcodes hier auch ausdrucken</w:t>
+            </w:r>
+          </w:p>
+        </w:tc>
+      </w:tr>
+      <w:tr>
+        <w:trPr>
+          <w:cnfStyle w:val="000000100000" w:firstRow="0" w:lastRow="0" w:firstColumn="0" w:lastColumn="0" w:oddVBand="0" w:evenVBand="0" w:oddHBand="1" w:evenHBand="0" w:firstRowFirstColumn="0" w:firstRowLastColumn="0" w:lastRowFirstColumn="0" w:lastRowLastColumn="0"/>
+        </w:trPr>
+        <w:tc>
+          <w:tcPr>
+            <w:cnfStyle w:val="001000000000" w:firstRow="0" w:lastRow="0" w:firstColumn="1" w:lastColumn="0" w:oddVBand="0" w:evenVBand="0" w:oddHBand="0" w:evenHBand="0" w:firstRowFirstColumn="0" w:firstRowLastColumn="0" w:lastRowFirstColumn="0" w:lastRowLastColumn="0"/>
+            <w:tcW w:w="3750" w:type="dxa"/>
+          </w:tcPr>
+          <w:p>
+            <w:pPr>
+              <w:rPr>
+                <w:rFonts w:ascii="Arial" w:eastAsia="Arial" w:hAnsi="Arial" w:cs="Arial"/>
+                <w:color w:val="404040"/>
+                <w:lang w:eastAsia="en-US"/>
+              </w:rPr>
+            </w:pPr>
+            <w:r>
+              <w:rPr>
+                <w:rFonts w:ascii="Arial" w:eastAsia="Arial" w:hAnsi="Arial" w:cs="Arial"/>
+                <w:color w:val="404040"/>
+                <w:lang w:eastAsia="en-US"/>
+              </w:rPr>
+              <w:t>App/pages/logout.php</w:t>
+            </w:r>
+          </w:p>
+        </w:tc>
+        <w:tc>
+          <w:tcPr>
+            <w:tcW w:w="5312" w:type="dxa"/>
+          </w:tcPr>
+          <w:p>
+            <w:pPr>
+              <w:cnfStyle w:val="000000100000" w:firstRow="0" w:lastRow="0" w:firstColumn="0" w:lastColumn="0" w:oddVBand="0" w:evenVBand="0" w:oddHBand="1" w:evenHBand="0" w:firstRowFirstColumn="0" w:firstRowLastColumn="0" w:lastRowFirstColumn="0" w:lastRowLastColumn="0"/>
+              <w:rPr>
+                <w:rFonts w:ascii="Arial" w:eastAsia="Arial" w:hAnsi="Arial" w:cs="Arial"/>
+                <w:color w:val="404040"/>
+                <w:lang w:eastAsia="en-US"/>
+              </w:rPr>
+            </w:pPr>
+            <w:r>
+              <w:rPr>
+                <w:rFonts w:ascii="Arial" w:eastAsia="Arial" w:hAnsi="Arial" w:cs="Arial"/>
+                <w:color w:val="404040"/>
+                <w:lang w:eastAsia="en-US"/>
+              </w:rPr>
+              <w:t>Hier wird die in der aut.php erstellte Session beendet und danach wird man auf die Index Seite geleitet.</w:t>
+            </w:r>
+          </w:p>
+        </w:tc>
+      </w:tr>
+      <w:tr>
+        <w:tc>
+          <w:tcPr>
+            <w:cnfStyle w:val="001000000000" w:firstRow="0" w:lastRow="0" w:firstColumn="1" w:lastColumn="0" w:oddVBand="0" w:evenVBand="0" w:oddHBand="0" w:evenHBand="0" w:firstRowFirstColumn="0" w:firstRowLastColumn="0" w:lastRowFirstColumn="0" w:lastRowLastColumn="0"/>
+            <w:tcW w:w="3750" w:type="dxa"/>
+          </w:tcPr>
+          <w:p>
+            <w:pPr>
+              <w:rPr>
+                <w:rFonts w:ascii="Arial" w:eastAsia="Arial" w:hAnsi="Arial" w:cs="Arial"/>
+                <w:color w:val="404040"/>
+                <w:lang w:eastAsia="en-US"/>
+              </w:rPr>
+            </w:pPr>
+            <w:r>
+              <w:rPr>
+                <w:rFonts w:ascii="Arial" w:eastAsia="Arial" w:hAnsi="Arial" w:cs="Arial"/>
+                <w:color w:val="404040"/>
+                <w:lang w:eastAsia="en-US"/>
+              </w:rPr>
+              <w:t>App/assets/css/app.css</w:t>
+            </w:r>
+          </w:p>
+        </w:tc>
+        <w:tc>
+          <w:tcPr>
+            <w:tcW w:w="5312" w:type="dxa"/>
+          </w:tcPr>
+          <w:p>
+            <w:pPr>
+              <w:cnfStyle w:val="000000000000" w:firstRow="0" w:lastRow="0" w:firstColumn="0" w:lastColumn="0" w:oddVBand="0" w:evenVBand="0" w:oddHBand="0" w:evenHBand="0" w:firstRowFirstColumn="0" w:firstRowLastColumn="0" w:lastRowFirstColumn="0" w:lastRowLastColumn="0"/>
+              <w:rPr>
+                <w:rFonts w:ascii="Arial" w:eastAsia="Arial" w:hAnsi="Arial" w:cs="Arial"/>
+                <w:color w:val="404040"/>
+                <w:lang w:eastAsia="en-US"/>
+              </w:rPr>
+            </w:pPr>
+            <w:r>
+              <w:rPr>
+                <w:rFonts w:ascii="Arial" w:eastAsia="Arial" w:hAnsi="Arial" w:cs="Arial"/>
+                <w:color w:val="404040"/>
+                <w:lang w:eastAsia="en-US"/>
+              </w:rPr>
+              <w:t>Das Zentrale Sylesheet für das gesamte Design der Webanwendung</w:t>
+            </w:r>
+          </w:p>
+        </w:tc>
+      </w:tr>
+      <w:tr>
+        <w:trPr>
+          <w:cnfStyle w:val="000000100000" w:firstRow="0" w:lastRow="0" w:firstColumn="0" w:lastColumn="0" w:oddVBand="0" w:evenVBand="0" w:oddHBand="1" w:evenHBand="0" w:firstRowFirstColumn="0" w:firstRowLastColumn="0" w:lastRowFirstColumn="0" w:lastRowLastColumn="0"/>
+        </w:trPr>
+        <w:tc>
+          <w:tcPr>
+            <w:cnfStyle w:val="001000000000" w:firstRow="0" w:lastRow="0" w:firstColumn="1" w:lastColumn="0" w:oddVBand="0" w:evenVBand="0" w:oddHBand="0" w:evenHBand="0" w:firstRowFirstColumn="0" w:firstRowLastColumn="0" w:lastRowFirstColumn="0" w:lastRowLastColumn="0"/>
+            <w:tcW w:w="3750" w:type="dxa"/>
+          </w:tcPr>
+          <w:p>
+            <w:pPr>
+              <w:rPr>
+                <w:rFonts w:ascii="Arial" w:eastAsia="Arial" w:hAnsi="Arial" w:cs="Arial"/>
+                <w:color w:val="404040"/>
+                <w:lang w:eastAsia="en-US"/>
+              </w:rPr>
+            </w:pPr>
+            <w:r>
+              <w:rPr>
+                <w:rFonts w:ascii="Arial" w:eastAsia="Arial" w:hAnsi="Arial" w:cs="Arial"/>
+                <w:color w:val="404040"/>
+                <w:lang w:eastAsia="en-US"/>
+              </w:rPr>
+              <w:t>App/assets/js/app.js</w:t>
+            </w:r>
+          </w:p>
+        </w:tc>
+        <w:tc>
+          <w:tcPr>
+            <w:tcW w:w="5312" w:type="dxa"/>
+          </w:tcPr>
+          <w:p>
+            <w:pPr>
+              <w:cnfStyle w:val="000000100000" w:firstRow="0" w:lastRow="0" w:firstColumn="0" w:lastColumn="0" w:oddVBand="0" w:evenVBand="0" w:oddHBand="1" w:evenHBand="0" w:firstRowFirstColumn="0" w:firstRowLastColumn="0" w:lastRowFirstColumn="0" w:lastRowLastColumn="0"/>
+              <w:rPr>
+                <w:rFonts w:ascii="Arial" w:eastAsia="Arial" w:hAnsi="Arial" w:cs="Arial"/>
+                <w:color w:val="404040"/>
+                <w:lang w:eastAsia="en-US"/>
+              </w:rPr>
+            </w:pPr>
+            <w:r>
+              <w:rPr>
+                <w:rFonts w:ascii="Arial" w:eastAsia="Arial" w:hAnsi="Arial" w:cs="Arial"/>
+                <w:color w:val="404040"/>
+                <w:lang w:eastAsia="en-US"/>
+              </w:rPr>
+              <w:t>In dem Script werden die Aktionen für die Buttons definiert</w:t>
+            </w:r>
+          </w:p>
+        </w:tc>
+      </w:tr>
+      <w:tr>
+        <w:tc>
+          <w:tcPr>
+            <w:cnfStyle w:val="001000000000" w:firstRow="0" w:lastRow="0" w:firstColumn="1" w:lastColumn="0" w:oddVBand="0" w:evenVBand="0" w:oddHBand="0" w:evenHBand="0" w:firstRowFirstColumn="0" w:firstRowLastColumn="0" w:lastRowFirstColumn="0" w:lastRowLastColumn="0"/>
+            <w:tcW w:w="3750" w:type="dxa"/>
+          </w:tcPr>
+          <w:p>
+            <w:pPr>
+              <w:rPr>
+                <w:rFonts w:ascii="Arial" w:eastAsia="Arial" w:hAnsi="Arial" w:cs="Arial"/>
+                <w:color w:val="404040"/>
+                <w:lang w:eastAsia="en-US"/>
+              </w:rPr>
+            </w:pPr>
+            <w:r>
+              <w:rPr>
+                <w:rFonts w:ascii="Arial" w:eastAsia="Arial" w:hAnsi="Arial" w:cs="Arial"/>
+                <w:color w:val="404040"/>
+                <w:lang w:eastAsia="en-US"/>
+              </w:rPr>
+              <w:t>App/vendor/picqer</w:t>
+            </w:r>
+          </w:p>
+        </w:tc>
+        <w:tc>
+          <w:tcPr>
+            <w:tcW w:w="5312" w:type="dxa"/>
+          </w:tcPr>
+          <w:p>
+            <w:pPr>
+              <w:cnfStyle w:val="000000000000" w:firstRow="0" w:lastRow="0" w:firstColumn="0" w:lastColumn="0" w:oddVBand="0" w:evenVBand="0" w:oddHBand="0" w:evenHBand="0" w:firstRowFirstColumn="0" w:firstRowLastColumn="0" w:lastRowFirstColumn="0" w:lastRowLastColumn="0"/>
+              <w:rPr>
+                <w:rFonts w:ascii="Arial" w:eastAsia="Arial" w:hAnsi="Arial" w:cs="Arial"/>
+                <w:color w:val="404040"/>
+                <w:lang w:eastAsia="en-US"/>
+              </w:rPr>
+            </w:pPr>
+            <w:r>
+              <w:rPr>
+                <w:rFonts w:ascii="Arial" w:eastAsia="Arial" w:hAnsi="Arial" w:cs="Arial"/>
+                <w:color w:val="404040"/>
+                <w:lang w:eastAsia="en-US"/>
+              </w:rPr>
+              <w:t>Hier liegt die von Github geklonte Picqr Bibliothek ab wimit die Barcodes erstellt werden.</w:t>
+            </w:r>
+          </w:p>
+        </w:tc>
+      </w:tr>
+    </w:tbl>
+    <w:p>
+      <w:pPr>
+        <w:pStyle w:val="berschrift3"/>
+      </w:pPr>
+    </w:p>
+    <w:p>
+      <w:pPr>
+        <w:pStyle w:val="berschrift3"/>
+      </w:pPr>
+    </w:p>
+    <w:p>
+      <w:pPr>
+        <w:pStyle w:val="berschrift3"/>
+      </w:pPr>
+    </w:p>
+    <w:p>
+      <w:pPr>
+        <w:pStyle w:val="berschrift3"/>
+      </w:pPr>
+    </w:p>
+    <w:p>
+      <w:pPr>
+        <w:pStyle w:val="berschrift3"/>
+      </w:pPr>
+    </w:p>
+    <w:p>
+      <w:pPr>
+        <w:pStyle w:val="berschrift3"/>
+      </w:pPr>
+    </w:p>
+    <w:p>
+      <w:pPr>
+        <w:rPr>
+          <w:lang w:eastAsia="en-US"/>
+        </w:rPr>
+      </w:pPr>
+    </w:p>
+    <w:p>
+      <w:pPr>
+        <w:pStyle w:val="berschrift3"/>
+      </w:pPr>
+      <w:r>
+        <w:t>A.</w:t>
+      </w:r>
+      <w:r>
+        <w:t>4</w:t>
       </w:r>
       <w:r>
         <w:t xml:space="preserve"> </w:t>
       </w:r>
-      <w:hyperlink r:id="rId24" w:history="1">
-        <w:r>
-          <w:rPr>
-            <w:rStyle w:val="Hyperlink"/>
-          </w:rPr>
-          <w:t>https://www.apachefriends.org/de/index.html</w:t>
-        </w:r>
-      </w:hyperlink>
-    </w:p>
-    <w:p>
-      <w:pPr>
-        <w:pStyle w:val="Listenabsatz"/>
-        <w:numPr>
-          <w:ilvl w:val="0"/>
-          <w:numId w:val="22"/>
-        </w:numPr>
-      </w:pPr>
-      <w:r>
-        <w:t xml:space="preserve">Xammp </w:t>
-      </w:r>
-      <w:proofErr w:type="spellStart"/>
-      <w:r>
-        <w:t>faq</w:t>
-      </w:r>
-      <w:proofErr w:type="spellEnd"/>
-      <w:r>
-        <w:t xml:space="preserve">: </w:t>
-      </w:r>
-      <w:hyperlink r:id="rId25" w:history="1">
-        <w:r>
-          <w:rPr>
-            <w:rStyle w:val="Hyperlink"/>
-          </w:rPr>
-          <w:t>https://www.apachefriends.org/de/faq_windows.html</w:t>
-        </w:r>
-      </w:hyperlink>
-    </w:p>
-    <w:p>
-      <w:pPr>
-        <w:pStyle w:val="Listenabsatz"/>
-        <w:numPr>
-          <w:ilvl w:val="0"/>
-          <w:numId w:val="22"/>
-        </w:numPr>
-      </w:pPr>
-      <w:r>
-        <w:t>Microsoft Datentyp-Referenz:</w:t>
-      </w:r>
-      <w:r>
-        <w:t xml:space="preserve"> </w:t>
-      </w:r>
-      <w:hyperlink r:id="rId26" w:history="1">
-        <w:r>
-          <w:rPr>
-            <w:rStyle w:val="Hyperlink"/>
-          </w:rPr>
-          <w:t>https://learn.microsoft.com/de-de/cpp/cpp/data-type-ranges?view=msvc-170</w:t>
-        </w:r>
-      </w:hyperlink>
-    </w:p>
-    <w:p>
-      <w:pPr>
-        <w:pStyle w:val="Listenabsatz"/>
-        <w:numPr>
-          <w:ilvl w:val="0"/>
-          <w:numId w:val="22"/>
-        </w:numPr>
-      </w:pPr>
-      <w:proofErr w:type="spellStart"/>
-      <w:r>
-        <w:t>Github</w:t>
-      </w:r>
-      <w:proofErr w:type="spellEnd"/>
-      <w:r>
-        <w:t xml:space="preserve">: </w:t>
-      </w:r>
-      <w:hyperlink r:id="rId27" w:history="1">
-        <w:r>
-          <w:rPr>
-            <w:rStyle w:val="Hyperlink"/>
-          </w:rPr>
-          <w:t>https://github.com/</w:t>
-        </w:r>
-      </w:hyperlink>
-    </w:p>
-    <w:p>
-      <w:pPr>
-        <w:pStyle w:val="Listenabsatz"/>
-      </w:pPr>
-    </w:p>
-    <w:p/>
+      <w:r>
+        <w:t>Screenshots der PHP-Webanwendung</w:t>
+      </w:r>
+    </w:p>
+    <w:p>
+      <w:pPr>
+        <w:rPr>
+          <w:lang w:eastAsia="en-US"/>
+        </w:rPr>
+      </w:pPr>
+    </w:p>
+    <w:p>
+      <w:pPr>
+        <w:rPr>
+          <w:lang w:eastAsia="en-US"/>
+        </w:rPr>
+      </w:pPr>
+    </w:p>
     <w:p>
       <w:pPr>
         <w:pStyle w:val="berschrift3"/>
       </w:pPr>
       <w:r>
+        <w:t>Die Login Seite des Systems</w:t>
+      </w:r>
+    </w:p>
+    <w:p>
+      <w:pPr>
+        <w:pStyle w:val="berschrift3"/>
+      </w:pPr>
+      <w:r>
+        <w:drawing>
+          <wp:inline distT="0" distB="0" distL="0" distR="0" wp14:anchorId="26A27864" wp14:editId="39069D43">
+            <wp:extent cx="5760720" cy="2804160"/>
+            <wp:effectExtent l="0" t="0" r="0" b="0"/>
+            <wp:docPr id="4" name="Grafik 4"/>
+            <wp:cNvGraphicFramePr>
+              <a:graphicFrameLocks xmlns:a="http://schemas.openxmlformats.org/drawingml/2006/main" noChangeAspect="1"/>
+            </wp:cNvGraphicFramePr>
+            <a:graphic xmlns:a="http://schemas.openxmlformats.org/drawingml/2006/main">
+              <a:graphicData uri="http://schemas.openxmlformats.org/drawingml/2006/picture">
+                <pic:pic xmlns:pic="http://schemas.openxmlformats.org/drawingml/2006/picture">
+                  <pic:nvPicPr>
+                    <pic:cNvPr id="1" name=""/>
+                    <pic:cNvPicPr/>
+                  </pic:nvPicPr>
+                  <pic:blipFill>
+                    <a:blip r:embed="rId20"/>
+                    <a:stretch>
+                      <a:fillRect/>
+                    </a:stretch>
+                  </pic:blipFill>
+                  <pic:spPr>
+                    <a:xfrm>
+                      <a:off x="0" y="0"/>
+                      <a:ext cx="5760720" cy="2804160"/>
+                    </a:xfrm>
+                    <a:prstGeom prst="rect">
+                      <a:avLst/>
+                    </a:prstGeom>
+                  </pic:spPr>
+                </pic:pic>
+              </a:graphicData>
+            </a:graphic>
+          </wp:inline>
+        </w:drawing>
+      </w:r>
+    </w:p>
+    <w:p>
+      <w:pPr>
+        <w:pStyle w:val="berschrift3"/>
+      </w:pPr>
+    </w:p>
+    <w:p>
+      <w:pPr>
+        <w:rPr>
+          <w:lang w:eastAsia="en-US"/>
+        </w:rPr>
+      </w:pPr>
+      <w:r>
+        <w:rPr>
+          <w:lang w:eastAsia="en-US"/>
+        </w:rPr>
+        <w:t>Das Dashboard:</w:t>
+      </w:r>
+    </w:p>
+    <w:p>
+      <w:pPr>
+        <w:rPr>
+          <w:lang w:eastAsia="en-US"/>
+        </w:rPr>
+      </w:pPr>
+      <w:r>
+        <w:rPr>
+          <w:lang w:eastAsia="en-US"/>
+        </w:rPr>
+        <w:drawing>
+          <wp:inline distT="0" distB="0" distL="0" distR="0" wp14:anchorId="3D53286C" wp14:editId="45F99E6D">
+            <wp:extent cx="5760720" cy="3215640"/>
+            <wp:effectExtent l="0" t="0" r="0" b="3810"/>
+            <wp:docPr id="13" name="Grafik 13"/>
+            <wp:cNvGraphicFramePr>
+              <a:graphicFrameLocks xmlns:a="http://schemas.openxmlformats.org/drawingml/2006/main" noChangeAspect="1"/>
+            </wp:cNvGraphicFramePr>
+            <a:graphic xmlns:a="http://schemas.openxmlformats.org/drawingml/2006/main">
+              <a:graphicData uri="http://schemas.openxmlformats.org/drawingml/2006/picture">
+                <pic:pic xmlns:pic="http://schemas.openxmlformats.org/drawingml/2006/picture">
+                  <pic:nvPicPr>
+                    <pic:cNvPr id="1" name=""/>
+                    <pic:cNvPicPr/>
+                  </pic:nvPicPr>
+                  <pic:blipFill>
+                    <a:blip r:embed="rId21"/>
+                    <a:stretch>
+                      <a:fillRect/>
+                    </a:stretch>
+                  </pic:blipFill>
+                  <pic:spPr>
+                    <a:xfrm>
+                      <a:off x="0" y="0"/>
+                      <a:ext cx="5760720" cy="3215640"/>
+                    </a:xfrm>
+                    <a:prstGeom prst="rect">
+                      <a:avLst/>
+                    </a:prstGeom>
+                  </pic:spPr>
+                </pic:pic>
+              </a:graphicData>
+            </a:graphic>
+          </wp:inline>
+        </w:drawing>
+      </w:r>
+    </w:p>
+    <w:p>
+      <w:pPr>
+        <w:pStyle w:val="berschrift3"/>
+      </w:pPr>
+    </w:p>
+    <w:p>
+      <w:pPr>
+        <w:pStyle w:val="berschrift3"/>
+      </w:pPr>
+      <w:r>
+        <w:t>Artikel Anlegen Formular</w:t>
+      </w:r>
+    </w:p>
+    <w:p>
+      <w:pPr>
+        <w:pStyle w:val="berschrift3"/>
+      </w:pPr>
+      <w:r>
+        <w:drawing>
+          <wp:inline distT="0" distB="0" distL="0" distR="0" wp14:anchorId="1EE49403" wp14:editId="0C17E230">
+            <wp:extent cx="5760720" cy="3498850"/>
+            <wp:effectExtent l="0" t="0" r="0" b="6350"/>
+            <wp:docPr id="14" name="Grafik 14"/>
+            <wp:cNvGraphicFramePr>
+              <a:graphicFrameLocks xmlns:a="http://schemas.openxmlformats.org/drawingml/2006/main" noChangeAspect="1"/>
+            </wp:cNvGraphicFramePr>
+            <a:graphic xmlns:a="http://schemas.openxmlformats.org/drawingml/2006/main">
+              <a:graphicData uri="http://schemas.openxmlformats.org/drawingml/2006/picture">
+                <pic:pic xmlns:pic="http://schemas.openxmlformats.org/drawingml/2006/picture">
+                  <pic:nvPicPr>
+                    <pic:cNvPr id="1" name=""/>
+                    <pic:cNvPicPr/>
+                  </pic:nvPicPr>
+                  <pic:blipFill>
+                    <a:blip r:embed="rId22"/>
+                    <a:stretch>
+                      <a:fillRect/>
+                    </a:stretch>
+                  </pic:blipFill>
+                  <pic:spPr>
+                    <a:xfrm>
+                      <a:off x="0" y="0"/>
+                      <a:ext cx="5760720" cy="3498850"/>
+                    </a:xfrm>
+                    <a:prstGeom prst="rect">
+                      <a:avLst/>
+                    </a:prstGeom>
+                  </pic:spPr>
+                </pic:pic>
+              </a:graphicData>
+            </a:graphic>
+          </wp:inline>
+        </w:drawing>
+      </w:r>
+    </w:p>
+    <w:p>
+      <w:pPr>
+        <w:pStyle w:val="berschrift3"/>
+      </w:pPr>
+    </w:p>
+    <w:p>
+      <w:pPr>
+        <w:rPr>
+          <w:lang w:eastAsia="en-US"/>
+        </w:rPr>
+      </w:pPr>
+      <w:r>
+        <w:rPr>
+          <w:lang w:eastAsia="en-US"/>
+        </w:rPr>
+        <w:t>Inventarsliste:</w:t>
+      </w:r>
+    </w:p>
+    <w:p>
+      <w:pPr>
+        <w:rPr>
+          <w:lang w:eastAsia="en-US"/>
+        </w:rPr>
+      </w:pPr>
+      <w:r>
+        <w:rPr>
+          <w:lang w:eastAsia="en-US"/>
+        </w:rPr>
+        <w:drawing>
+          <wp:inline distT="0" distB="0" distL="0" distR="0" wp14:anchorId="30A5A620" wp14:editId="0C50733B">
+            <wp:extent cx="5760720" cy="3196590"/>
+            <wp:effectExtent l="0" t="0" r="0" b="3810"/>
+            <wp:docPr id="15" name="Grafik 15"/>
+            <wp:cNvGraphicFramePr>
+              <a:graphicFrameLocks xmlns:a="http://schemas.openxmlformats.org/drawingml/2006/main" noChangeAspect="1"/>
+            </wp:cNvGraphicFramePr>
+            <a:graphic xmlns:a="http://schemas.openxmlformats.org/drawingml/2006/main">
+              <a:graphicData uri="http://schemas.openxmlformats.org/drawingml/2006/picture">
+                <pic:pic xmlns:pic="http://schemas.openxmlformats.org/drawingml/2006/picture">
+                  <pic:nvPicPr>
+                    <pic:cNvPr id="1" name=""/>
+                    <pic:cNvPicPr/>
+                  </pic:nvPicPr>
+                  <pic:blipFill>
+                    <a:blip r:embed="rId23"/>
+                    <a:stretch>
+                      <a:fillRect/>
+                    </a:stretch>
+                  </pic:blipFill>
+                  <pic:spPr>
+                    <a:xfrm>
+                      <a:off x="0" y="0"/>
+                      <a:ext cx="5760720" cy="3196590"/>
+                    </a:xfrm>
+                    <a:prstGeom prst="rect">
+                      <a:avLst/>
+                    </a:prstGeom>
+                  </pic:spPr>
+                </pic:pic>
+              </a:graphicData>
+            </a:graphic>
+          </wp:inline>
+        </w:drawing>
+      </w:r>
+    </w:p>
+    <w:p>
+      <w:pPr>
+        <w:rPr>
+          <w:lang w:eastAsia="en-US"/>
+        </w:rPr>
+      </w:pPr>
+    </w:p>
+    <w:p>
+      <w:pPr>
+        <w:rPr>
+          <w:lang w:eastAsia="en-US"/>
+        </w:rPr>
+      </w:pPr>
+    </w:p>
+    <w:p>
+      <w:pPr>
+        <w:rPr>
+          <w:lang w:eastAsia="en-US"/>
+        </w:rPr>
+      </w:pPr>
+    </w:p>
+    <w:p>
+      <w:pPr>
+        <w:rPr>
+          <w:lang w:eastAsia="en-US"/>
+        </w:rPr>
+      </w:pPr>
+      <w:r>
+        <w:rPr>
+          <w:lang w:eastAsia="en-US"/>
+        </w:rPr>
+        <w:t>Barcodes Anzeigen</w:t>
+      </w:r>
+    </w:p>
+    <w:p>
+      <w:pPr>
+        <w:rPr>
+          <w:lang w:eastAsia="en-US"/>
+        </w:rPr>
+      </w:pPr>
+      <w:r>
+        <w:rPr>
+          <w:lang w:eastAsia="en-US"/>
+        </w:rPr>
+        <w:drawing>
+          <wp:inline distT="0" distB="0" distL="0" distR="0" wp14:anchorId="67EB5574" wp14:editId="724C9D46">
+            <wp:extent cx="5760720" cy="3361055"/>
+            <wp:effectExtent l="0" t="0" r="0" b="0"/>
+            <wp:docPr id="16" name="Grafik 16"/>
+            <wp:cNvGraphicFramePr>
+              <a:graphicFrameLocks xmlns:a="http://schemas.openxmlformats.org/drawingml/2006/main" noChangeAspect="1"/>
+            </wp:cNvGraphicFramePr>
+            <a:graphic xmlns:a="http://schemas.openxmlformats.org/drawingml/2006/main">
+              <a:graphicData uri="http://schemas.openxmlformats.org/drawingml/2006/picture">
+                <pic:pic xmlns:pic="http://schemas.openxmlformats.org/drawingml/2006/picture">
+                  <pic:nvPicPr>
+                    <pic:cNvPr id="1" name=""/>
+                    <pic:cNvPicPr/>
+                  </pic:nvPicPr>
+                  <pic:blipFill>
+                    <a:blip r:embed="rId24"/>
+                    <a:stretch>
+                      <a:fillRect/>
+                    </a:stretch>
+                  </pic:blipFill>
+                  <pic:spPr>
+                    <a:xfrm>
+                      <a:off x="0" y="0"/>
+                      <a:ext cx="5760720" cy="3361055"/>
+                    </a:xfrm>
+                    <a:prstGeom prst="rect">
+                      <a:avLst/>
+                    </a:prstGeom>
+                  </pic:spPr>
+                </pic:pic>
+              </a:graphicData>
+            </a:graphic>
+          </wp:inline>
+        </w:drawing>
+      </w:r>
+    </w:p>
+    <w:p>
+      <w:pPr>
+        <w:rPr>
+          <w:lang w:eastAsia="en-US"/>
+        </w:rPr>
+      </w:pPr>
+    </w:p>
+    <w:p>
+      <w:pPr>
+        <w:pStyle w:val="berschrift3"/>
+      </w:pPr>
+      <w:r>
         <w:t>A.</w:t>
       </w:r>
       <w:r>
-        <w:t>4</w:t>
-      </w:r>
-      <w:r>
-        <w:t xml:space="preserve"> </w:t>
-      </w:r>
-      <w:r>
-        <w:t>Abkürzungsverzeichnis</w:t>
+        <w:t>5</w:t>
+      </w:r>
+      <w:r>
+        <w:t xml:space="preserve"> Abkürzungs</w:t>
+      </w:r>
+      <w:r>
+        <w:t xml:space="preserve"> und Erklär </w:t>
+      </w:r>
+      <w:r>
+        <w:t>verzeichnis</w:t>
       </w:r>
     </w:p>
     <w:tbl>
@@ -17835,19 +20228,11 @@
                 <w:lang w:eastAsia="en-US"/>
               </w:rPr>
             </w:pPr>
-            <w:proofErr w:type="spellStart"/>
             <w:r>
               <w:rPr>
                 <w:lang w:eastAsia="en-US"/>
               </w:rPr>
-              <w:t>Foreign</w:t>
-            </w:r>
-            <w:proofErr w:type="spellEnd"/>
-            <w:r>
-              <w:rPr>
-                <w:lang w:eastAsia="en-US"/>
-              </w:rPr>
-              <w:t xml:space="preserve"> Key (Fremdschlüssel)</w:t>
+              <w:t>Foreign Key (Fremdschlüssel)</w:t>
             </w:r>
           </w:p>
         </w:tc>
@@ -17973,22 +20358,8 @@
               <w:rPr>
                 <w:lang w:eastAsia="en-US"/>
               </w:rPr>
-              <w:t>Hypertext</w:t>
-            </w:r>
-            <w:r>
-              <w:rPr>
-                <w:lang w:eastAsia="en-US"/>
-              </w:rPr>
-              <w:t xml:space="preserve"> </w:t>
-            </w:r>
-            <w:proofErr w:type="spellStart"/>
-            <w:r>
-              <w:rPr>
-                <w:lang w:eastAsia="en-US"/>
-              </w:rPr>
-              <w:t>Preprocessor</w:t>
-            </w:r>
-            <w:proofErr w:type="spellEnd"/>
+              <w:t>Hypertext Preprocessor</w:t>
+            </w:r>
           </w:p>
         </w:tc>
       </w:tr>
@@ -18023,25 +20394,11 @@
                 <w:lang w:eastAsia="en-US"/>
               </w:rPr>
             </w:pPr>
-            <w:proofErr w:type="spellStart"/>
             <w:r>
               <w:rPr>
                 <w:lang w:eastAsia="en-US"/>
               </w:rPr>
-              <w:t>Sturctur</w:t>
-            </w:r>
-            <w:r>
-              <w:rPr>
-                <w:lang w:eastAsia="en-US"/>
-              </w:rPr>
-              <w:t>ed</w:t>
-            </w:r>
-            <w:proofErr w:type="spellEnd"/>
-            <w:r>
-              <w:rPr>
-                <w:lang w:eastAsia="en-US"/>
-              </w:rPr>
-              <w:t xml:space="preserve"> Query Language</w:t>
+              <w:t>Sturctured Query Language</w:t>
             </w:r>
           </w:p>
         </w:tc>
@@ -18124,13 +20481,163 @@
               <w:rPr>
                 <w:lang w:eastAsia="en-US"/>
               </w:rPr>
-              <w:t>Apache, Maria DB</w:t>
-            </w:r>
-            <w:r>
+              <w:t>Apache, Maria DB, PHP</w:t>
+            </w:r>
+          </w:p>
+        </w:tc>
+      </w:tr>
+      <w:tr>
+        <w:trPr>
+          <w:cnfStyle w:val="000000100000" w:firstRow="0" w:lastRow="0" w:firstColumn="0" w:lastColumn="0" w:oddVBand="0" w:evenVBand="0" w:oddHBand="1" w:evenHBand="0" w:firstRowFirstColumn="0" w:firstRowLastColumn="0" w:lastRowFirstColumn="0" w:lastRowLastColumn="0"/>
+        </w:trPr>
+        <w:tc>
+          <w:tcPr>
+            <w:cnfStyle w:val="001000000000" w:firstRow="0" w:lastRow="0" w:firstColumn="1" w:lastColumn="0" w:oddVBand="0" w:evenVBand="0" w:oddHBand="0" w:evenHBand="0" w:firstRowFirstColumn="0" w:firstRowLastColumn="0" w:lastRowFirstColumn="0" w:lastRowLastColumn="0"/>
+            <w:tcW w:w="2405" w:type="dxa"/>
+          </w:tcPr>
+          <w:p>
+            <w:pPr>
               <w:rPr>
                 <w:lang w:eastAsia="en-US"/>
               </w:rPr>
-              <w:t>, PHP</w:t>
+            </w:pPr>
+            <w:r>
+              <w:rPr>
+                <w:lang w:eastAsia="en-US"/>
+              </w:rPr>
+              <w:t>PDO</w:t>
+            </w:r>
+          </w:p>
+        </w:tc>
+        <w:tc>
+          <w:tcPr>
+            <w:tcW w:w="6657" w:type="dxa"/>
+          </w:tcPr>
+          <w:p>
+            <w:pPr>
+              <w:cnfStyle w:val="000000100000" w:firstRow="0" w:lastRow="0" w:firstColumn="0" w:lastColumn="0" w:oddVBand="0" w:evenVBand="0" w:oddHBand="1" w:evenHBand="0" w:firstRowFirstColumn="0" w:firstRowLastColumn="0" w:lastRowFirstColumn="0" w:lastRowLastColumn="0"/>
+              <w:rPr>
+                <w:lang w:eastAsia="en-US"/>
+              </w:rPr>
+            </w:pPr>
+            <w:r>
+              <w:rPr>
+                <w:lang w:eastAsia="en-US"/>
+              </w:rPr>
+              <w:t>PDO ist eine</w:t>
+            </w:r>
+            <w:r>
+              <w:rPr>
+                <w:lang w:eastAsia="en-US"/>
+              </w:rPr>
+              <w:t xml:space="preserve"> Schnittstelle zwischen PHP und der DB</w:t>
+            </w:r>
+          </w:p>
+        </w:tc>
+      </w:tr>
+      <w:tr>
+        <w:tc>
+          <w:tcPr>
+            <w:cnfStyle w:val="001000000000" w:firstRow="0" w:lastRow="0" w:firstColumn="1" w:lastColumn="0" w:oddVBand="0" w:evenVBand="0" w:oddHBand="0" w:evenHBand="0" w:firstRowFirstColumn="0" w:firstRowLastColumn="0" w:lastRowFirstColumn="0" w:lastRowLastColumn="0"/>
+            <w:tcW w:w="2405" w:type="dxa"/>
+          </w:tcPr>
+          <w:p>
+            <w:pPr>
+              <w:rPr>
+                <w:lang w:eastAsia="en-US"/>
+              </w:rPr>
+            </w:pPr>
+            <w:r>
+              <w:rPr>
+                <w:lang w:eastAsia="en-US"/>
+              </w:rPr>
+              <w:t>SVG</w:t>
+            </w:r>
+            <w:r>
+              <w:rPr>
+                <w:lang w:eastAsia="en-US"/>
+              </w:rPr>
+              <w:t>*A6</w:t>
+            </w:r>
+          </w:p>
+        </w:tc>
+        <w:tc>
+          <w:tcPr>
+            <w:tcW w:w="6657" w:type="dxa"/>
+          </w:tcPr>
+          <w:p>
+            <w:pPr>
+              <w:cnfStyle w:val="000000000000" w:firstRow="0" w:lastRow="0" w:firstColumn="0" w:lastColumn="0" w:oddVBand="0" w:evenVBand="0" w:oddHBand="0" w:evenHBand="0" w:firstRowFirstColumn="0" w:firstRowLastColumn="0" w:lastRowFirstColumn="0" w:lastRowLastColumn="0"/>
+              <w:rPr>
+                <w:lang w:eastAsia="en-US"/>
+              </w:rPr>
+            </w:pPr>
+            <w:r>
+              <w:rPr>
+                <w:lang w:eastAsia="en-US"/>
+              </w:rPr>
+              <w:t xml:space="preserve">SVG ist ein </w:t>
+            </w:r>
+            <w:r>
+              <w:rPr>
+                <w:lang w:eastAsia="en-US"/>
+              </w:rPr>
+              <w:t xml:space="preserve">Bildformat das </w:t>
+            </w:r>
+            <w:r>
+              <w:rPr>
+                <w:lang w:eastAsia="en-US"/>
+              </w:rPr>
+              <w:t>Grafiken als mathematische Vektoren speichert.</w:t>
+            </w:r>
+          </w:p>
+        </w:tc>
+      </w:tr>
+      <w:tr>
+        <w:trPr>
+          <w:cnfStyle w:val="000000100000" w:firstRow="0" w:lastRow="0" w:firstColumn="0" w:lastColumn="0" w:oddVBand="0" w:evenVBand="0" w:oddHBand="1" w:evenHBand="0" w:firstRowFirstColumn="0" w:firstRowLastColumn="0" w:lastRowFirstColumn="0" w:lastRowLastColumn="0"/>
+        </w:trPr>
+        <w:tc>
+          <w:tcPr>
+            <w:cnfStyle w:val="001000000000" w:firstRow="0" w:lastRow="0" w:firstColumn="1" w:lastColumn="0" w:oddVBand="0" w:evenVBand="0" w:oddHBand="0" w:evenHBand="0" w:firstRowFirstColumn="0" w:firstRowLastColumn="0" w:lastRowFirstColumn="0" w:lastRowLastColumn="0"/>
+            <w:tcW w:w="2405" w:type="dxa"/>
+          </w:tcPr>
+          <w:p>
+            <w:pPr>
+              <w:rPr>
+                <w:lang w:eastAsia="en-US"/>
+              </w:rPr>
+            </w:pPr>
+            <w:r>
+              <w:rPr>
+                <w:lang w:eastAsia="en-US"/>
+              </w:rPr>
+              <w:t>Git-clone</w:t>
+            </w:r>
+          </w:p>
+        </w:tc>
+        <w:tc>
+          <w:tcPr>
+            <w:tcW w:w="6657" w:type="dxa"/>
+          </w:tcPr>
+          <w:p>
+            <w:pPr>
+              <w:cnfStyle w:val="000000100000" w:firstRow="0" w:lastRow="0" w:firstColumn="0" w:lastColumn="0" w:oddVBand="0" w:evenVBand="0" w:oddHBand="1" w:evenHBand="0" w:firstRowFirstColumn="0" w:firstRowLastColumn="0" w:lastRowFirstColumn="0" w:lastRowLastColumn="0"/>
+              <w:rPr>
+                <w:lang w:eastAsia="en-US"/>
+              </w:rPr>
+            </w:pPr>
+            <w:r>
+              <w:rPr>
+                <w:lang w:eastAsia="en-US"/>
+              </w:rPr>
+              <w:t xml:space="preserve">Ist ein Befehl um ein </w:t>
+            </w:r>
+            <w:r>
+              <w:rPr>
+                <w:lang w:eastAsia="en-US"/>
+              </w:rPr>
+              <w:t>Repository von GitHub herunterzuladen und gezielt in ein Projekt einzubinden.</w:t>
             </w:r>
           </w:p>
         </w:tc>
@@ -18138,25 +20645,286 @@
     </w:tbl>
     <w:p>
       <w:pPr>
-        <w:rPr>
-          <w:lang w:eastAsia="en-US"/>
-        </w:rPr>
-      </w:pPr>
-    </w:p>
-    <w:p>
-      <w:pPr>
-        <w:rPr>
-          <w:lang w:eastAsia="en-US"/>
-        </w:rPr>
-      </w:pPr>
-    </w:p>
-    <w:p/>
-    <w:p/>
-    <w:p>
-      <w:pPr>
-        <w:rPr>
-          <w:lang w:eastAsia="en-US"/>
-        </w:rPr>
+        <w:pStyle w:val="berschrift3"/>
+      </w:pPr>
+    </w:p>
+    <w:p>
+      <w:pPr>
+        <w:pStyle w:val="berschrift3"/>
+      </w:pPr>
+    </w:p>
+    <w:p>
+      <w:pPr>
+        <w:pStyle w:val="berschrift3"/>
+      </w:pPr>
+    </w:p>
+    <w:p>
+      <w:pPr>
+        <w:pStyle w:val="berschrift3"/>
+      </w:pPr>
+    </w:p>
+    <w:p>
+      <w:pPr>
+        <w:pStyle w:val="berschrift3"/>
+      </w:pPr>
+    </w:p>
+    <w:p>
+      <w:pPr>
+        <w:pStyle w:val="berschrift3"/>
+      </w:pPr>
+    </w:p>
+    <w:p>
+      <w:pPr>
+        <w:pStyle w:val="berschrift3"/>
+      </w:pPr>
+    </w:p>
+    <w:p>
+      <w:pPr>
+        <w:pStyle w:val="berschrift3"/>
+      </w:pPr>
+    </w:p>
+    <w:p>
+      <w:pPr>
+        <w:pStyle w:val="berschrift3"/>
+      </w:pPr>
+      <w:r>
+        <w:t>A.</w:t>
+      </w:r>
+      <w:r>
+        <w:t>6</w:t>
+      </w:r>
+      <w:r>
+        <w:t xml:space="preserve">Verwendete Quellen </w:t>
+      </w:r>
+    </w:p>
+    <w:p>
+      <w:pPr>
+        <w:pStyle w:val="Listenabsatz"/>
+        <w:numPr>
+          <w:ilvl w:val="0"/>
+          <w:numId w:val="22"/>
+        </w:numPr>
+      </w:pPr>
+      <w:r>
+        <w:t xml:space="preserve">phpMyAdmin Dokumentation: </w:t>
+      </w:r>
+      <w:hyperlink r:id="rId25" w:history="1">
+        <w:r>
+          <w:rPr>
+            <w:rStyle w:val="Hyperlink"/>
+          </w:rPr>
+          <w:t>http://localhost/phpmyadmin/doc/html/index.html</w:t>
+        </w:r>
+      </w:hyperlink>
+    </w:p>
+    <w:p>
+      <w:pPr>
+        <w:pStyle w:val="Listenabsatz"/>
+        <w:numPr>
+          <w:ilvl w:val="0"/>
+          <w:numId w:val="22"/>
+        </w:numPr>
+      </w:pPr>
+      <w:r>
+        <w:t xml:space="preserve">PHP Dokumentation: </w:t>
+      </w:r>
+      <w:hyperlink r:id="rId26" w:history="1">
+        <w:r>
+          <w:rPr>
+            <w:rStyle w:val="Hyperlink"/>
+          </w:rPr>
+          <w:t>https://www.php.net/docs.php</w:t>
+        </w:r>
+      </w:hyperlink>
+    </w:p>
+    <w:p>
+      <w:pPr>
+        <w:pStyle w:val="Listenabsatz"/>
+        <w:numPr>
+          <w:ilvl w:val="0"/>
+          <w:numId w:val="22"/>
+        </w:numPr>
+      </w:pPr>
+      <w:r>
+        <w:t xml:space="preserve">Picqer Barcode-Generator: </w:t>
+      </w:r>
+      <w:hyperlink r:id="rId27" w:history="1">
+        <w:r>
+          <w:rPr>
+            <w:rStyle w:val="Hyperlink"/>
+          </w:rPr>
+          <w:t>https://github.com/picqer/php-barcode-generator</w:t>
+        </w:r>
+      </w:hyperlink>
+    </w:p>
+    <w:p>
+      <w:pPr>
+        <w:pStyle w:val="Listenabsatz"/>
+        <w:numPr>
+          <w:ilvl w:val="0"/>
+          <w:numId w:val="22"/>
+        </w:numPr>
+      </w:pPr>
+      <w:r>
+        <w:t xml:space="preserve">Dbdiagramm zu erstellung vom ER-Diagramm: </w:t>
+      </w:r>
+      <w:hyperlink r:id="rId28" w:history="1">
+        <w:r>
+          <w:rPr>
+            <w:rStyle w:val="Hyperlink"/>
+          </w:rPr>
+          <w:t>https://dbdiagram.io/home</w:t>
+        </w:r>
+      </w:hyperlink>
+    </w:p>
+    <w:p>
+      <w:pPr>
+        <w:pStyle w:val="Listenabsatz"/>
+        <w:numPr>
+          <w:ilvl w:val="0"/>
+          <w:numId w:val="22"/>
+        </w:numPr>
+      </w:pPr>
+      <w:r>
+        <w:t>Xammp:</w:t>
+      </w:r>
+      <w:r>
+        <w:t xml:space="preserve"> </w:t>
+      </w:r>
+      <w:hyperlink r:id="rId29" w:history="1">
+        <w:r>
+          <w:rPr>
+            <w:rStyle w:val="Hyperlink"/>
+          </w:rPr>
+          <w:t>https://www.apachefriends.org/de/index.html</w:t>
+        </w:r>
+      </w:hyperlink>
+    </w:p>
+    <w:p>
+      <w:pPr>
+        <w:pStyle w:val="Listenabsatz"/>
+        <w:numPr>
+          <w:ilvl w:val="0"/>
+          <w:numId w:val="22"/>
+        </w:numPr>
+      </w:pPr>
+      <w:r>
+        <w:t xml:space="preserve">Xammp faq: </w:t>
+      </w:r>
+      <w:hyperlink r:id="rId30" w:history="1">
+        <w:r>
+          <w:rPr>
+            <w:rStyle w:val="Hyperlink"/>
+          </w:rPr>
+          <w:t>https://www.apachefriends.org/de/faq_windows.html</w:t>
+        </w:r>
+      </w:hyperlink>
+    </w:p>
+    <w:p>
+      <w:pPr>
+        <w:pStyle w:val="Listenabsatz"/>
+        <w:numPr>
+          <w:ilvl w:val="0"/>
+          <w:numId w:val="22"/>
+        </w:numPr>
+      </w:pPr>
+      <w:r>
+        <w:t xml:space="preserve">Microsoft Datentyp-Referenz: </w:t>
+      </w:r>
+      <w:hyperlink r:id="rId31" w:history="1">
+        <w:r>
+          <w:rPr>
+            <w:rStyle w:val="Hyperlink"/>
+          </w:rPr>
+          <w:t>https://learn.microsoft.com/de-de/cpp/cpp/data-type-ranges?view=msvc-170</w:t>
+        </w:r>
+      </w:hyperlink>
+    </w:p>
+    <w:p>
+      <w:pPr>
+        <w:pStyle w:val="Listenabsatz"/>
+        <w:numPr>
+          <w:ilvl w:val="0"/>
+          <w:numId w:val="22"/>
+        </w:numPr>
+        <w:rPr>
+          <w:rStyle w:val="Hyperlink"/>
+          <w:color w:val="auto"/>
+          <w:u w:val="none"/>
+        </w:rPr>
+      </w:pPr>
+      <w:r>
+        <w:t xml:space="preserve">Github: </w:t>
+      </w:r>
+      <w:hyperlink r:id="rId32" w:history="1">
+        <w:r>
+          <w:rPr>
+            <w:rStyle w:val="Hyperlink"/>
+          </w:rPr>
+          <w:t>https://github.com/</w:t>
+        </w:r>
+      </w:hyperlink>
+    </w:p>
+    <w:p>
+      <w:pPr>
+        <w:pStyle w:val="Listenabsatz"/>
+        <w:numPr>
+          <w:ilvl w:val="0"/>
+          <w:numId w:val="22"/>
+        </w:numPr>
+        <w:rPr>
+          <w:rStyle w:val="Hyperlink"/>
+          <w:color w:val="auto"/>
+          <w:u w:val="none"/>
+        </w:rPr>
+      </w:pPr>
+      <w:r>
+        <w:rPr>
+          <w:rStyle w:val="Hyperlink"/>
+          <w:color w:val="auto"/>
+          <w:u w:val="none"/>
+        </w:rPr>
+        <w:t>Composer:</w:t>
+      </w:r>
+      <w:r>
+        <w:t xml:space="preserve"> </w:t>
+      </w:r>
+      <w:hyperlink r:id="rId33" w:history="1">
+        <w:r>
+          <w:rPr>
+            <w:rStyle w:val="Hyperlink"/>
+          </w:rPr>
+          <w:t>https://getcomposer.org/</w:t>
+        </w:r>
+      </w:hyperlink>
+    </w:p>
+    <w:p>
+      <w:pPr>
+        <w:pStyle w:val="Listenabsatz"/>
+        <w:numPr>
+          <w:ilvl w:val="0"/>
+          <w:numId w:val="22"/>
+        </w:numPr>
+      </w:pPr>
+      <w:r>
+        <w:t xml:space="preserve">SVG: </w:t>
+      </w:r>
+      <w:hyperlink r:id="rId34" w:history="1">
+        <w:r>
+          <w:rPr>
+            <w:rStyle w:val="Hyperlink"/>
+          </w:rPr>
+          <w:t>https://blog.hubspot.de/website/svg</w:t>
+        </w:r>
+      </w:hyperlink>
+    </w:p>
+    <w:p>
+      <w:pPr>
+        <w:pStyle w:val="Listenabsatz"/>
+        <w:numPr>
+          <w:ilvl w:val="0"/>
+          <w:numId w:val="22"/>
+        </w:numPr>
       </w:pPr>
     </w:p>
     <w:p>
@@ -18182,12 +20950,12 @@
       </w:pPr>
     </w:p>
     <w:sectPr>
-      <w:headerReference w:type="even" r:id="rId28"/>
-      <w:headerReference w:type="default" r:id="rId29"/>
-      <w:footerReference w:type="even" r:id="rId30"/>
-      <w:footerReference w:type="default" r:id="rId31"/>
-      <w:headerReference w:type="first" r:id="rId32"/>
-      <w:footerReference w:type="first" r:id="rId33"/>
+      <w:headerReference w:type="even" r:id="rId35"/>
+      <w:headerReference w:type="default" r:id="rId36"/>
+      <w:footerReference w:type="even" r:id="rId37"/>
+      <w:footerReference w:type="default" r:id="rId38"/>
+      <w:headerReference w:type="first" r:id="rId39"/>
+      <w:footerReference w:type="first" r:id="rId40"/>
       <w:pgSz w:w="11906" w:h="16838"/>
       <w:pgMar w:top="1417" w:right="1417" w:bottom="1134" w:left="1417" w:header="708" w:footer="708" w:gutter="0"/>
       <w:cols w:space="708"/>
@@ -19065,13 +21833,13 @@
     </w:lvl>
   </w:abstractNum>
   <w:abstractNum w:abstractNumId="7" w15:restartNumberingAfterBreak="0">
-    <w:nsid w:val="3A080682"/>
+    <w:nsid w:val="38474990"/>
     <w:multiLevelType w:val="hybridMultilevel"/>
-    <w:tmpl w:val="E4A40ABA"/>
-    <w:lvl w:ilvl="0" w:tplc="20B04BA2">
+    <w:tmpl w:val="0C462CD6"/>
+    <w:lvl w:ilvl="0" w:tplc="0407000F">
       <w:start w:val="1"/>
       <w:numFmt w:val="decimal"/>
-      <w:lvlText w:val="%1"/>
+      <w:lvlText w:val="%1."/>
       <w:lvlJc w:val="left"/>
       <w:pPr>
         <w:ind w:left="720" w:hanging="360"/>
@@ -19154,6 +21922,95 @@
     </w:lvl>
   </w:abstractNum>
   <w:abstractNum w:abstractNumId="8" w15:restartNumberingAfterBreak="0">
+    <w:nsid w:val="3A080682"/>
+    <w:multiLevelType w:val="hybridMultilevel"/>
+    <w:tmpl w:val="E4A40ABA"/>
+    <w:lvl w:ilvl="0" w:tplc="20B04BA2">
+      <w:start w:val="1"/>
+      <w:numFmt w:val="decimal"/>
+      <w:lvlText w:val="%1"/>
+      <w:lvlJc w:val="left"/>
+      <w:pPr>
+        <w:ind w:left="720" w:hanging="360"/>
+      </w:pPr>
+      <w:rPr>
+        <w:rFonts w:hint="default"/>
+      </w:rPr>
+    </w:lvl>
+    <w:lvl w:ilvl="1" w:tplc="04070019" w:tentative="1">
+      <w:start w:val="1"/>
+      <w:numFmt w:val="lowerLetter"/>
+      <w:lvlText w:val="%2."/>
+      <w:lvlJc w:val="left"/>
+      <w:pPr>
+        <w:ind w:left="1440" w:hanging="360"/>
+      </w:pPr>
+    </w:lvl>
+    <w:lvl w:ilvl="2" w:tplc="0407001B" w:tentative="1">
+      <w:start w:val="1"/>
+      <w:numFmt w:val="lowerRoman"/>
+      <w:lvlText w:val="%3."/>
+      <w:lvlJc w:val="right"/>
+      <w:pPr>
+        <w:ind w:left="2160" w:hanging="180"/>
+      </w:pPr>
+    </w:lvl>
+    <w:lvl w:ilvl="3" w:tplc="0407000F" w:tentative="1">
+      <w:start w:val="1"/>
+      <w:numFmt w:val="decimal"/>
+      <w:lvlText w:val="%4."/>
+      <w:lvlJc w:val="left"/>
+      <w:pPr>
+        <w:ind w:left="2880" w:hanging="360"/>
+      </w:pPr>
+    </w:lvl>
+    <w:lvl w:ilvl="4" w:tplc="04070019" w:tentative="1">
+      <w:start w:val="1"/>
+      <w:numFmt w:val="lowerLetter"/>
+      <w:lvlText w:val="%5."/>
+      <w:lvlJc w:val="left"/>
+      <w:pPr>
+        <w:ind w:left="3600" w:hanging="360"/>
+      </w:pPr>
+    </w:lvl>
+    <w:lvl w:ilvl="5" w:tplc="0407001B" w:tentative="1">
+      <w:start w:val="1"/>
+      <w:numFmt w:val="lowerRoman"/>
+      <w:lvlText w:val="%6."/>
+      <w:lvlJc w:val="right"/>
+      <w:pPr>
+        <w:ind w:left="4320" w:hanging="180"/>
+      </w:pPr>
+    </w:lvl>
+    <w:lvl w:ilvl="6" w:tplc="0407000F" w:tentative="1">
+      <w:start w:val="1"/>
+      <w:numFmt w:val="decimal"/>
+      <w:lvlText w:val="%7."/>
+      <w:lvlJc w:val="left"/>
+      <w:pPr>
+        <w:ind w:left="5040" w:hanging="360"/>
+      </w:pPr>
+    </w:lvl>
+    <w:lvl w:ilvl="7" w:tplc="04070019" w:tentative="1">
+      <w:start w:val="1"/>
+      <w:numFmt w:val="lowerLetter"/>
+      <w:lvlText w:val="%8."/>
+      <w:lvlJc w:val="left"/>
+      <w:pPr>
+        <w:ind w:left="5760" w:hanging="360"/>
+      </w:pPr>
+    </w:lvl>
+    <w:lvl w:ilvl="8" w:tplc="0407001B" w:tentative="1">
+      <w:start w:val="1"/>
+      <w:numFmt w:val="lowerRoman"/>
+      <w:lvlText w:val="%9."/>
+      <w:lvlJc w:val="right"/>
+      <w:pPr>
+        <w:ind w:left="6480" w:hanging="180"/>
+      </w:pPr>
+    </w:lvl>
+  </w:abstractNum>
+  <w:abstractNum w:abstractNumId="9" w15:restartNumberingAfterBreak="0">
     <w:nsid w:val="3B200A4F"/>
     <w:multiLevelType w:val="multilevel"/>
     <w:tmpl w:val="C4384862"/>
@@ -19274,7 +22131,7 @@
       </w:rPr>
     </w:lvl>
   </w:abstractNum>
-  <w:abstractNum w:abstractNumId="9" w15:restartNumberingAfterBreak="0">
+  <w:abstractNum w:abstractNumId="10" w15:restartNumberingAfterBreak="0">
     <w:nsid w:val="3B6C6DB7"/>
     <w:multiLevelType w:val="hybridMultilevel"/>
     <w:tmpl w:val="4CC6E1B8"/>
@@ -19363,7 +22220,7 @@
       </w:pPr>
     </w:lvl>
   </w:abstractNum>
-  <w:abstractNum w:abstractNumId="10" w15:restartNumberingAfterBreak="0">
+  <w:abstractNum w:abstractNumId="11" w15:restartNumberingAfterBreak="0">
     <w:nsid w:val="3E6D1C74"/>
     <w:multiLevelType w:val="hybridMultilevel"/>
     <w:tmpl w:val="AC5EFD7C"/>
@@ -19452,7 +22309,7 @@
       </w:pPr>
     </w:lvl>
   </w:abstractNum>
-  <w:abstractNum w:abstractNumId="11" w15:restartNumberingAfterBreak="0">
+  <w:abstractNum w:abstractNumId="12" w15:restartNumberingAfterBreak="0">
     <w:nsid w:val="44621668"/>
     <w:multiLevelType w:val="hybridMultilevel"/>
     <w:tmpl w:val="822C42B2"/>
@@ -19565,7 +22422,7 @@
       </w:rPr>
     </w:lvl>
   </w:abstractNum>
-  <w:abstractNum w:abstractNumId="12" w15:restartNumberingAfterBreak="0">
+  <w:abstractNum w:abstractNumId="13" w15:restartNumberingAfterBreak="0">
     <w:nsid w:val="4599354F"/>
     <w:multiLevelType w:val="hybridMultilevel"/>
     <w:tmpl w:val="A91293E8"/>
@@ -19678,7 +22535,7 @@
       </w:rPr>
     </w:lvl>
   </w:abstractNum>
-  <w:abstractNum w:abstractNumId="13" w15:restartNumberingAfterBreak="0">
+  <w:abstractNum w:abstractNumId="14" w15:restartNumberingAfterBreak="0">
     <w:nsid w:val="4854132D"/>
     <w:multiLevelType w:val="hybridMultilevel"/>
     <w:tmpl w:val="61289F22"/>
@@ -19767,7 +22624,7 @@
       </w:pPr>
     </w:lvl>
   </w:abstractNum>
-  <w:abstractNum w:abstractNumId="14" w15:restartNumberingAfterBreak="0">
+  <w:abstractNum w:abstractNumId="15" w15:restartNumberingAfterBreak="0">
     <w:nsid w:val="52F53AFB"/>
     <w:multiLevelType w:val="hybridMultilevel"/>
     <w:tmpl w:val="E6DE7FFC"/>
@@ -19880,7 +22737,7 @@
       </w:rPr>
     </w:lvl>
   </w:abstractNum>
-  <w:abstractNum w:abstractNumId="15" w15:restartNumberingAfterBreak="0">
+  <w:abstractNum w:abstractNumId="16" w15:restartNumberingAfterBreak="0">
     <w:nsid w:val="624F4E66"/>
     <w:multiLevelType w:val="hybridMultilevel"/>
     <w:tmpl w:val="BC1E8280"/>
@@ -19993,7 +22850,7 @@
       </w:rPr>
     </w:lvl>
   </w:abstractNum>
-  <w:abstractNum w:abstractNumId="16" w15:restartNumberingAfterBreak="0">
+  <w:abstractNum w:abstractNumId="17" w15:restartNumberingAfterBreak="0">
     <w:nsid w:val="629A6EC7"/>
     <w:multiLevelType w:val="hybridMultilevel"/>
     <w:tmpl w:val="18A48B14"/>
@@ -20082,7 +22939,7 @@
       </w:pPr>
     </w:lvl>
   </w:abstractNum>
-  <w:abstractNum w:abstractNumId="17" w15:restartNumberingAfterBreak="0">
+  <w:abstractNum w:abstractNumId="18" w15:restartNumberingAfterBreak="0">
     <w:nsid w:val="6C566B19"/>
     <w:multiLevelType w:val="hybridMultilevel"/>
     <w:tmpl w:val="81E6B1CC"/>
@@ -20171,7 +23028,7 @@
       </w:pPr>
     </w:lvl>
   </w:abstractNum>
-  <w:abstractNum w:abstractNumId="18" w15:restartNumberingAfterBreak="0">
+  <w:abstractNum w:abstractNumId="19" w15:restartNumberingAfterBreak="0">
     <w:nsid w:val="6F4E557D"/>
     <w:multiLevelType w:val="hybridMultilevel"/>
     <w:tmpl w:val="A5D0C05C"/>
@@ -20260,7 +23117,7 @@
       </w:pPr>
     </w:lvl>
   </w:abstractNum>
-  <w:abstractNum w:abstractNumId="19" w15:restartNumberingAfterBreak="0">
+  <w:abstractNum w:abstractNumId="20" w15:restartNumberingAfterBreak="0">
     <w:nsid w:val="700074FA"/>
     <w:multiLevelType w:val="hybridMultilevel"/>
     <w:tmpl w:val="DDE2CB7E"/>
@@ -20373,7 +23230,7 @@
       </w:rPr>
     </w:lvl>
   </w:abstractNum>
-  <w:abstractNum w:abstractNumId="20" w15:restartNumberingAfterBreak="0">
+  <w:abstractNum w:abstractNumId="21" w15:restartNumberingAfterBreak="0">
     <w:nsid w:val="78AF1422"/>
     <w:multiLevelType w:val="hybridMultilevel"/>
     <w:tmpl w:val="35209DF6"/>
@@ -20486,7 +23343,7 @@
       </w:rPr>
     </w:lvl>
   </w:abstractNum>
-  <w:abstractNum w:abstractNumId="21" w15:restartNumberingAfterBreak="0">
+  <w:abstractNum w:abstractNumId="22" w15:restartNumberingAfterBreak="0">
     <w:nsid w:val="7C412D17"/>
     <w:multiLevelType w:val="hybridMultilevel"/>
     <w:tmpl w:val="03704246"/>
@@ -20599,7 +23456,7 @@
       </w:rPr>
     </w:lvl>
   </w:abstractNum>
-  <w:abstractNum w:abstractNumId="22" w15:restartNumberingAfterBreak="0">
+  <w:abstractNum w:abstractNumId="23" w15:restartNumberingAfterBreak="0">
     <w:nsid w:val="7CA33E69"/>
     <w:multiLevelType w:val="hybridMultilevel"/>
     <w:tmpl w:val="2556C922"/>
@@ -20712,7 +23569,7 @@
       </w:rPr>
     </w:lvl>
   </w:abstractNum>
-  <w:abstractNum w:abstractNumId="23" w15:restartNumberingAfterBreak="0">
+  <w:abstractNum w:abstractNumId="24" w15:restartNumberingAfterBreak="0">
     <w:nsid w:val="7F791CE7"/>
     <w:multiLevelType w:val="hybridMultilevel"/>
     <w:tmpl w:val="F4B44566"/>
@@ -20826,37 +23683,37 @@
     </w:lvl>
   </w:abstractNum>
   <w:num w:numId="1">
-    <w:abstractNumId w:val="8"/>
+    <w:abstractNumId w:val="9"/>
   </w:num>
   <w:num w:numId="2">
-    <w:abstractNumId w:val="16"/>
+    <w:abstractNumId w:val="17"/>
   </w:num>
   <w:num w:numId="3">
     <w:abstractNumId w:val="1"/>
   </w:num>
   <w:num w:numId="4">
-    <w:abstractNumId w:val="15"/>
+    <w:abstractNumId w:val="16"/>
   </w:num>
   <w:num w:numId="5">
-    <w:abstractNumId w:val="23"/>
+    <w:abstractNumId w:val="24"/>
   </w:num>
   <w:num w:numId="6">
-    <w:abstractNumId w:val="21"/>
+    <w:abstractNumId w:val="22"/>
   </w:num>
   <w:num w:numId="7">
     <w:abstractNumId w:val="5"/>
   </w:num>
   <w:num w:numId="8">
-    <w:abstractNumId w:val="14"/>
+    <w:abstractNumId w:val="15"/>
   </w:num>
   <w:num w:numId="9">
-    <w:abstractNumId w:val="11"/>
+    <w:abstractNumId w:val="12"/>
   </w:num>
   <w:num w:numId="10">
-    <w:abstractNumId w:val="12"/>
+    <w:abstractNumId w:val="13"/>
   </w:num>
   <w:num w:numId="11">
-    <w:abstractNumId w:val="19"/>
+    <w:abstractNumId w:val="20"/>
   </w:num>
   <w:num w:numId="12">
     <w:abstractNumId w:val="2"/>
@@ -20868,25 +23725,25 @@
     <w:abstractNumId w:val="6"/>
   </w:num>
   <w:num w:numId="15">
-    <w:abstractNumId w:val="13"/>
+    <w:abstractNumId w:val="14"/>
   </w:num>
   <w:num w:numId="16">
-    <w:abstractNumId w:val="9"/>
+    <w:abstractNumId w:val="10"/>
   </w:num>
   <w:num w:numId="17">
+    <w:abstractNumId w:val="19"/>
+  </w:num>
+  <w:num w:numId="18">
+    <w:abstractNumId w:val="11"/>
+  </w:num>
+  <w:num w:numId="19">
+    <w:abstractNumId w:val="8"/>
+  </w:num>
+  <w:num w:numId="20">
     <w:abstractNumId w:val="18"/>
   </w:num>
-  <w:num w:numId="18">
-    <w:abstractNumId w:val="10"/>
-  </w:num>
-  <w:num w:numId="19">
-    <w:abstractNumId w:val="7"/>
-  </w:num>
-  <w:num w:numId="20">
-    <w:abstractNumId w:val="17"/>
-  </w:num>
   <w:num w:numId="21">
-    <w:abstractNumId w:val="22"/>
+    <w:abstractNumId w:val="23"/>
   </w:num>
   <w:num w:numId="22">
     <w:abstractNumId w:val="4"/>
@@ -20895,7 +23752,10 @@
     <w:abstractNumId w:val="3"/>
   </w:num>
   <w:num w:numId="24">
-    <w:abstractNumId w:val="20"/>
+    <w:abstractNumId w:val="21"/>
+  </w:num>
+  <w:num w:numId="25">
+    <w:abstractNumId w:val="7"/>
   </w:num>
 </w:numbering>
 </file>
